--- a/插件详细手册/17.主菜单/多层组合装饰（界面装饰-地图界面）.docx
+++ b/插件详细手册/17.主菜单/多层组合装饰（界面装饰-地图界面）.docx
@@ -1,21 +1,27 @@
 
 <file path=word/document.xml><?xml version="1.0" encoding="utf-8"?>
-<w:document xmlns:wpc="http://schemas.microsoft.com/office/word/2010/wordprocessingCanvas" xmlns:cx="http://schemas.microsoft.com/office/drawing/2014/chartex" xmlns:cx1="http://schemas.microsoft.com/office/drawing/2015/9/8/chartex" xmlns:cx2="http://schemas.microsoft.com/office/drawing/2015/10/21/chartex" xmlns:cx3="http://schemas.microsoft.com/office/drawing/2016/5/9/chartex" xmlns:cx4="http://schemas.microsoft.com/office/drawing/2016/5/10/chartex" xmlns:cx5="http://schemas.microsoft.com/office/drawing/2016/5/11/chartex" xmlns:cx6="http://schemas.microsoft.com/office/drawing/2016/5/12/chartex" xmlns:cx7="http://schemas.microsoft.com/office/drawing/2016/5/13/chartex" xmlns:cx8="http://schemas.microsoft.com/office/drawing/2016/5/14/chartex" xmlns:mc="http://schemas.openxmlformats.org/markup-compatibility/2006" xmlns:aink="http://schemas.microsoft.com/office/drawing/2016/ink" xmlns:am3d="http://schemas.microsoft.com/office/drawing/2017/model3d" xmlns:o="urn:schemas-microsoft-com:office:office" xmlns:oel="http://schemas.microsoft.com/office/2019/extlst" xmlns:r="http://schemas.openxmlformats.org/officeDocument/2006/relationships" xmlns:m="http://schemas.openxmlformats.org/officeDocument/2006/math" xmlns:v="urn:schemas-microsoft-com:vml" xmlns:wp14="http://schemas.microsoft.com/office/word/2010/wordprocessingDrawing" xmlns:wp="http://schemas.openxmlformats.org/drawingml/2006/wordprocessingDrawing" xmlns:w10="urn:schemas-microsoft-com:office:word" xmlns:w="http://schemas.openxmlformats.org/wordprocessingml/2006/main" xmlns:w14="http://schemas.microsoft.com/office/word/2010/wordml" xmlns:w15="http://schemas.microsoft.com/office/word/2012/wordml" xmlns:w16cex="http://schemas.microsoft.com/office/word/2018/wordml/cex" xmlns:w16cid="http://schemas.microsoft.com/office/word/2016/wordml/cid" xmlns:w16="http://schemas.microsoft.com/office/word/2018/wordml" xmlns:w16du="http://schemas.microsoft.com/office/word/2023/wordml/word16du" xmlns:w16sdtdh="http://schemas.microsoft.com/office/word/2020/wordml/sdtdatahash" xmlns:w16se="http://schemas.microsoft.com/office/word/2015/wordml/symex" xmlns:wpg="http://schemas.microsoft.com/office/word/2010/wordprocessingGroup" xmlns:wpi="http://schemas.microsoft.com/office/word/2010/wordprocessingInk" xmlns:wne="http://schemas.microsoft.com/office/word/2006/wordml" xmlns:wps="http://schemas.microsoft.com/office/word/2010/wordprocessingShape" mc:Ignorable="w14 w15 w16se w16cid w16 w16cex w16sdtdh w16du wp14">
+<w:document xmlns:wpc="http://schemas.microsoft.com/office/word/2010/wordprocessingCanvas" xmlns:cx="http://schemas.microsoft.com/office/drawing/2014/chartex" xmlns:cx1="http://schemas.microsoft.com/office/drawing/2015/9/8/chartex" xmlns:cx2="http://schemas.microsoft.com/office/drawing/2015/10/21/chartex" xmlns:cx3="http://schemas.microsoft.com/office/drawing/2016/5/9/chartex" xmlns:cx4="http://schemas.microsoft.com/office/drawing/2016/5/10/chartex" xmlns:cx5="http://schemas.microsoft.com/office/drawing/2016/5/11/chartex" xmlns:cx6="http://schemas.microsoft.com/office/drawing/2016/5/12/chartex" xmlns:cx7="http://schemas.microsoft.com/office/drawing/2016/5/13/chartex" xmlns:cx8="http://schemas.microsoft.com/office/drawing/2016/5/14/chartex" xmlns:mc="http://schemas.openxmlformats.org/markup-compatibility/2006" xmlns:aink="http://schemas.microsoft.com/office/drawing/2016/ink" xmlns:am3d="http://schemas.microsoft.com/office/drawing/2017/model3d" xmlns:o="urn:schemas-microsoft-com:office:office" xmlns:oel="http://schemas.microsoft.com/office/2019/extlst" xmlns:r="http://schemas.openxmlformats.org/officeDocument/2006/relationships" xmlns:m="http://schemas.openxmlformats.org/officeDocument/2006/math" xmlns:v="urn:schemas-microsoft-com:vml" xmlns:wp14="http://schemas.microsoft.com/office/word/2010/wordprocessingDrawing" xmlns:wp="http://schemas.openxmlformats.org/drawingml/2006/wordprocessingDrawing" xmlns:w10="urn:schemas-microsoft-com:office:word" xmlns:w="http://schemas.openxmlformats.org/wordprocessingml/2006/main" xmlns:w14="http://schemas.microsoft.com/office/word/2010/wordml" xmlns:w15="http://schemas.microsoft.com/office/word/2012/wordml" xmlns:w16cex="http://schemas.microsoft.com/office/word/2018/wordml/cex" xmlns:w16cid="http://schemas.microsoft.com/office/word/2016/wordml/cid" xmlns:w16="http://schemas.microsoft.com/office/word/2018/wordml" xmlns:w16du="http://schemas.microsoft.com/office/word/2023/wordml/word16du" xmlns:w16sdtdh="http://schemas.microsoft.com/office/word/2020/wordml/sdtdatahash" xmlns:w16sdtfl="http://schemas.microsoft.com/office/word/2024/wordml/sdtformatlock" xmlns:w16se="http://schemas.microsoft.com/office/word/2015/wordml/symex" xmlns:wpg="http://schemas.microsoft.com/office/word/2010/wordprocessingGroup" xmlns:wpi="http://schemas.microsoft.com/office/word/2010/wordprocessingInk" xmlns:wne="http://schemas.microsoft.com/office/word/2006/wordml" xmlns:wps="http://schemas.microsoft.com/office/word/2010/wordprocessingShape" mc:Ignorable="w14 w15 w16se w16cid w16 w16cex w16sdtdh w16sdtfl w16du wp14">
   <w:body>
     <w:p>
       <w:pPr>
         <w:pStyle w:val="2"/>
-      </w:pPr>
-      <w:r>
         <w:rPr>
           <w:rFonts w:hint="eastAsia"/>
         </w:rPr>
+      </w:pPr>
+      <w:r>
+        <w:rPr>
+          <w:rFonts w:hint="eastAsia"/>
+        </w:rPr>
         <w:t>概述</w:t>
       </w:r>
     </w:p>
     <w:p>
       <w:pPr>
         <w:pStyle w:val="3"/>
+        <w:rPr>
+          <w:rFonts w:hint="eastAsia"/>
+        </w:rPr>
       </w:pPr>
       <w:r>
         <w:rPr>
@@ -78,7 +84,6 @@
         </w:rPr>
         <w:t>◆</w:t>
       </w:r>
-      <w:proofErr w:type="spellStart"/>
       <w:r>
         <w:rPr>
           <w:rFonts w:ascii="Tahoma" w:eastAsia="微软雅黑" w:hAnsi="Tahoma"/>
@@ -87,7 +92,6 @@
         </w:rPr>
         <w:t>Drill_LayerGround</w:t>
       </w:r>
-      <w:proofErr w:type="spellEnd"/>
       <w:r>
         <w:rPr>
           <w:rFonts w:ascii="Tahoma" w:eastAsia="微软雅黑" w:hAnsi="Tahoma"/>
@@ -189,7 +193,6 @@
         </w:rPr>
         <w:t>◆</w:t>
       </w:r>
-      <w:proofErr w:type="spellStart"/>
       <w:r>
         <w:rPr>
           <w:rFonts w:ascii="Tahoma" w:eastAsia="微软雅黑" w:hAnsi="Tahoma"/>
@@ -198,7 +201,6 @@
         </w:rPr>
         <w:t>Drill_LayerParticle</w:t>
       </w:r>
-      <w:proofErr w:type="spellEnd"/>
       <w:r>
         <w:rPr>
           <w:rFonts w:ascii="Tahoma" w:eastAsia="微软雅黑" w:hAnsi="Tahoma"/>
@@ -300,7 +302,6 @@
         </w:rPr>
         <w:t>◆</w:t>
       </w:r>
-      <w:proofErr w:type="spellStart"/>
       <w:r>
         <w:rPr>
           <w:rFonts w:ascii="Tahoma" w:eastAsia="微软雅黑" w:hAnsi="Tahoma"/>
@@ -309,7 +310,6 @@
         </w:rPr>
         <w:t>Drill_LayerCircle</w:t>
       </w:r>
-      <w:proofErr w:type="spellEnd"/>
       <w:r>
         <w:rPr>
           <w:rFonts w:ascii="Tahoma" w:eastAsia="微软雅黑" w:hAnsi="Tahoma"/>
@@ -411,7 +411,6 @@
         </w:rPr>
         <w:t>◆</w:t>
       </w:r>
-      <w:proofErr w:type="spellStart"/>
       <w:r>
         <w:rPr>
           <w:rFonts w:ascii="Tahoma" w:eastAsia="微软雅黑" w:hAnsi="Tahoma"/>
@@ -420,7 +419,6 @@
         </w:rPr>
         <w:t>Drill_LayerGif</w:t>
       </w:r>
-      <w:proofErr w:type="spellEnd"/>
       <w:r>
         <w:rPr>
           <w:rFonts w:ascii="Tahoma" w:eastAsia="微软雅黑" w:hAnsi="Tahoma"/>
@@ -546,7 +544,6 @@
         </w:rPr>
         <w:t>◆</w:t>
       </w:r>
-      <w:proofErr w:type="spellStart"/>
       <w:r>
         <w:rPr>
           <w:rFonts w:ascii="Tahoma" w:eastAsia="微软雅黑" w:hAnsi="Tahoma"/>
@@ -555,7 +552,6 @@
         </w:rPr>
         <w:t>Drill_LayerTiledGif</w:t>
       </w:r>
-      <w:proofErr w:type="spellEnd"/>
       <w:r>
         <w:rPr>
           <w:rFonts w:ascii="Tahoma" w:eastAsia="微软雅黑" w:hAnsi="Tahoma"/>
@@ -685,7 +681,6 @@
         </w:rPr>
         <w:t>◆</w:t>
       </w:r>
-      <w:proofErr w:type="spellStart"/>
       <w:r>
         <w:rPr>
           <w:rFonts w:ascii="Tahoma" w:eastAsia="微软雅黑" w:hAnsi="Tahoma"/>
@@ -694,7 +689,6 @@
         </w:rPr>
         <w:t>Drill_LayerParticleRain</w:t>
       </w:r>
-      <w:proofErr w:type="spellEnd"/>
       <w:r>
         <w:rPr>
           <w:rFonts w:ascii="Tahoma" w:eastAsia="微软雅黑" w:hAnsi="Tahoma"/>
@@ -824,7 +818,6 @@
         </w:rPr>
         <w:t>◆</w:t>
       </w:r>
-      <w:proofErr w:type="spellStart"/>
       <w:r>
         <w:rPr>
           <w:rFonts w:ascii="Tahoma" w:eastAsia="微软雅黑" w:hAnsi="Tahoma"/>
@@ -833,7 +826,6 @@
         </w:rPr>
         <w:t>Drill_LayerCamera</w:t>
       </w:r>
-      <w:proofErr w:type="spellEnd"/>
       <w:r>
         <w:rPr>
           <w:rFonts w:ascii="Tahoma" w:eastAsia="微软雅黑" w:hAnsi="Tahoma"/>
@@ -1186,6 +1178,9 @@
       <w:pPr>
         <w:widowControl/>
         <w:jc w:val="left"/>
+        <w:rPr>
+          <w:rFonts w:hint="eastAsia"/>
+        </w:rPr>
       </w:pPr>
       <w:r>
         <w:br w:type="page"/>
@@ -1194,6 +1189,9 @@
     <w:p>
       <w:pPr>
         <w:pStyle w:val="2"/>
+        <w:rPr>
+          <w:rFonts w:hint="eastAsia"/>
+        </w:rPr>
       </w:pPr>
       <w:r>
         <w:rPr>
@@ -1206,6 +1204,9 @@
     <w:p>
       <w:pPr>
         <w:pStyle w:val="3"/>
+        <w:rPr>
+          <w:rFonts w:hint="eastAsia"/>
+        </w:rPr>
       </w:pPr>
       <w:bookmarkStart w:id="0" w:name="_配置方法"/>
       <w:bookmarkEnd w:id="0"/>
@@ -1219,6 +1220,9 @@
     <w:p>
       <w:pPr>
         <w:pStyle w:val="4"/>
+        <w:rPr>
+          <w:rFonts w:hint="eastAsia"/>
+        </w:rPr>
       </w:pPr>
       <w:r>
         <w:t>1</w:t>
@@ -1680,7 +1684,7 @@
         <w:widowControl/>
         <w:jc w:val="center"/>
         <w:rPr>
-          <w:rFonts w:ascii="宋体" w:eastAsia="宋体" w:hAnsi="宋体" w:cs="宋体"/>
+          <w:rFonts w:ascii="宋体" w:eastAsia="宋体" w:hAnsi="宋体" w:cs="宋体" w:hint="eastAsia"/>
           <w:kern w:val="0"/>
           <w:sz w:val="24"/>
           <w:szCs w:val="24"/>
@@ -1744,10 +1748,19 @@
         </w:drawing>
       </w:r>
     </w:p>
-    <w:p/>
+    <w:p>
+      <w:pPr>
+        <w:rPr>
+          <w:rFonts w:hint="eastAsia"/>
+        </w:rPr>
+      </w:pPr>
+    </w:p>
     <w:p>
       <w:pPr>
         <w:pStyle w:val="4"/>
+        <w:rPr>
+          <w:rFonts w:hint="eastAsia"/>
+        </w:rPr>
       </w:pPr>
       <w:r>
         <w:rPr>
@@ -2017,6 +2030,9 @@
     <w:p>
       <w:pPr>
         <w:pStyle w:val="3"/>
+        <w:rPr>
+          <w:rFonts w:hint="eastAsia"/>
+        </w:rPr>
       </w:pPr>
       <w:r>
         <w:rPr>
@@ -2035,6 +2051,9 @@
     <w:p>
       <w:pPr>
         <w:pStyle w:val="4"/>
+        <w:rPr>
+          <w:rFonts w:hint="eastAsia"/>
+        </w:rPr>
       </w:pPr>
       <w:r>
         <w:rPr>
@@ -2109,6 +2128,9 @@
       <w:pPr>
         <w:snapToGrid w:val="0"/>
         <w:jc w:val="center"/>
+        <w:rPr>
+          <w:rFonts w:hint="eastAsia"/>
+        </w:rPr>
       </w:pPr>
       <w:r>
         <w:rPr>
@@ -2402,7 +2424,6 @@
         </w:rPr>
         <w:t>◆</w:t>
       </w:r>
-      <w:proofErr w:type="spellStart"/>
       <w:r>
         <w:rPr>
           <w:rFonts w:ascii="Tahoma" w:eastAsia="微软雅黑" w:hAnsi="Tahoma"/>
@@ -2411,7 +2432,6 @@
         </w:rPr>
         <w:t>Drill_PictureLayerAndZIndex</w:t>
       </w:r>
-      <w:proofErr w:type="spellEnd"/>
       <w:r>
         <w:rPr>
           <w:rFonts w:ascii="Tahoma" w:eastAsia="微软雅黑" w:hAnsi="Tahoma"/>
@@ -2865,6 +2885,9 @@
     <w:p>
       <w:pPr>
         <w:pStyle w:val="4"/>
+        <w:rPr>
+          <w:rFonts w:hint="eastAsia"/>
+        </w:rPr>
       </w:pPr>
       <w:bookmarkStart w:id="2" w:name="_2）图片层级"/>
       <w:bookmarkEnd w:id="2"/>
@@ -2876,27 +2899,13 @@
         <w:rPr>
           <w:rFonts w:hint="eastAsia"/>
         </w:rPr>
-        <w:t>）</w:t>
-      </w:r>
-      <w:proofErr w:type="gramStart"/>
+        <w:t>）图块</w:t>
+      </w:r>
       <w:r>
         <w:rPr>
           <w:rFonts w:hint="eastAsia"/>
         </w:rPr>
-        <w:t>图块</w:t>
-      </w:r>
-      <w:r>
-        <w:rPr>
-          <w:rFonts w:hint="eastAsia"/>
-        </w:rPr>
-        <w:t>与</w:t>
-      </w:r>
-      <w:proofErr w:type="gramEnd"/>
-      <w:r>
-        <w:rPr>
-          <w:rFonts w:hint="eastAsia"/>
-        </w:rPr>
-        <w:t>行走图</w:t>
+        <w:t>与行走图</w:t>
       </w:r>
     </w:p>
     <w:p>
@@ -2972,27 +2981,7 @@
           <w:sz w:val="22"/>
           <w:szCs w:val="24"/>
         </w:rPr>
-        <w:t>，你会发现背景可能会切割</w:t>
-      </w:r>
-      <w:proofErr w:type="gramStart"/>
-      <w:r>
-        <w:rPr>
-          <w:rFonts w:ascii="Tahoma" w:eastAsia="微软雅黑" w:hAnsi="Tahoma"/>
-          <w:kern w:val="0"/>
-          <w:sz w:val="22"/>
-          <w:szCs w:val="24"/>
-        </w:rPr>
-        <w:t>图块画</w:t>
-      </w:r>
-      <w:proofErr w:type="gramEnd"/>
-      <w:r>
-        <w:rPr>
-          <w:rFonts w:ascii="Tahoma" w:eastAsia="微软雅黑" w:hAnsi="Tahoma"/>
-          <w:kern w:val="0"/>
-          <w:sz w:val="22"/>
-          <w:szCs w:val="24"/>
-        </w:rPr>
-        <w:t>的树木。</w:t>
+        <w:t>，你会发现背景可能会切割图块画的树木。</w:t>
       </w:r>
     </w:p>
     <w:p>
@@ -3067,12 +3056,13 @@
       <w:r>
         <w:rPr>
           <w:rFonts w:ascii="Tahoma" w:eastAsia="微软雅黑" w:hAnsi="Tahoma"/>
+          <w:noProof/>
           <w:kern w:val="0"/>
           <w:sz w:val="22"/>
           <w:szCs w:val="24"/>
         </w:rPr>
         <w:drawing>
-          <wp:inline distT="0" distB="0" distL="0" distR="0" wp14:anchorId="3BE6C351" wp14:editId="7524EA52">
+          <wp:inline distT="0" distB="0" distL="0" distR="0" wp14:anchorId="3BE6C351" wp14:editId="5D01A18C">
             <wp:extent cx="1897380" cy="1449254"/>
             <wp:effectExtent l="0" t="0" r="7620" b="0"/>
             <wp:docPr id="50" name="图片 50"/>
@@ -3116,6 +3106,7 @@
       <w:r>
         <w:rPr>
           <w:rFonts w:ascii="Tahoma" w:eastAsia="微软雅黑" w:hAnsi="Tahoma"/>
+          <w:noProof/>
           <w:kern w:val="0"/>
           <w:sz w:val="22"/>
           <w:szCs w:val="24"/>
@@ -3179,16 +3170,7 @@
           <w:kern w:val="0"/>
           <w:sz w:val="22"/>
         </w:rPr>
-        <w:t>这是</w:t>
-      </w:r>
-      <w:proofErr w:type="gramStart"/>
-      <w:r>
-        <w:rPr>
-          <w:rFonts w:ascii="Tahoma" w:eastAsia="微软雅黑" w:hAnsi="Tahoma"/>
-          <w:kern w:val="0"/>
-          <w:sz w:val="22"/>
-        </w:rPr>
-        <w:t>因为</w:t>
+        <w:t>这是因为</w:t>
       </w:r>
       <w:r>
         <w:rPr>
@@ -3206,19 +3188,19 @@
           <w:sz w:val="22"/>
           <w:szCs w:val="24"/>
         </w:rPr>
-        <w:t>实际上</w:t>
-      </w:r>
-      <w:proofErr w:type="gramEnd"/>
-      <w:r>
-        <w:rPr>
-          <w:rFonts w:ascii="Tahoma" w:eastAsia="微软雅黑" w:hAnsi="Tahoma" w:hint="eastAsia"/>
+        <w:t>实际上有两层：图块层、星号图块层。</w:t>
+      </w:r>
+    </w:p>
+    <w:p>
+      <w:pPr>
+        <w:snapToGrid w:val="0"/>
+        <w:rPr>
+          <w:rFonts w:ascii="Tahoma" w:eastAsia="微软雅黑" w:hAnsi="Tahoma"/>
           <w:kern w:val="0"/>
           <w:sz w:val="22"/>
           <w:szCs w:val="24"/>
         </w:rPr>
-        <w:t>有两层：</w:t>
-      </w:r>
-      <w:proofErr w:type="gramStart"/>
+      </w:pPr>
       <w:r>
         <w:rPr>
           <w:rFonts w:ascii="Tahoma" w:eastAsia="微软雅黑" w:hAnsi="Tahoma" w:hint="eastAsia"/>
@@ -3226,19 +3208,17 @@
           <w:sz w:val="22"/>
           <w:szCs w:val="24"/>
         </w:rPr>
-        <w:t>图块层</w:t>
-      </w:r>
-      <w:proofErr w:type="gramEnd"/>
-      <w:r>
-        <w:rPr>
-          <w:rFonts w:ascii="Tahoma" w:eastAsia="微软雅黑" w:hAnsi="Tahoma" w:hint="eastAsia"/>
+        <w:t>星号图块层</w:t>
+      </w:r>
+      <w:r>
+        <w:rPr>
+          <w:rFonts w:ascii="Tahoma" w:eastAsia="微软雅黑" w:hAnsi="Tahoma"/>
           <w:kern w:val="0"/>
           <w:sz w:val="22"/>
           <w:szCs w:val="24"/>
         </w:rPr>
-        <w:t>、星号</w:t>
-      </w:r>
-      <w:proofErr w:type="gramStart"/>
+        <w:t>能够挡住事件，</w:t>
+      </w:r>
       <w:r>
         <w:rPr>
           <w:rFonts w:ascii="Tahoma" w:eastAsia="微软雅黑" w:hAnsi="Tahoma" w:hint="eastAsia"/>
@@ -3246,82 +3226,24 @@
           <w:sz w:val="22"/>
           <w:szCs w:val="24"/>
         </w:rPr>
-        <w:t>图块层</w:t>
-      </w:r>
-      <w:proofErr w:type="gramEnd"/>
-      <w:r>
-        <w:rPr>
-          <w:rFonts w:ascii="Tahoma" w:eastAsia="微软雅黑" w:hAnsi="Tahoma" w:hint="eastAsia"/>
+        <w:t>也在中层的上面。</w:t>
+      </w:r>
+    </w:p>
+    <w:p>
+      <w:pPr>
+        <w:snapToGrid w:val="0"/>
+        <w:jc w:val="center"/>
+        <w:rPr>
+          <w:rFonts w:ascii="Tahoma" w:eastAsia="微软雅黑" w:hAnsi="Tahoma"/>
           <w:kern w:val="0"/>
           <w:sz w:val="22"/>
           <w:szCs w:val="24"/>
         </w:rPr>
-        <w:t>。</w:t>
-      </w:r>
-    </w:p>
-    <w:p>
-      <w:pPr>
-        <w:snapToGrid w:val="0"/>
-        <w:rPr>
-          <w:rFonts w:ascii="Tahoma" w:eastAsia="微软雅黑" w:hAnsi="Tahoma"/>
-          <w:kern w:val="0"/>
-          <w:sz w:val="22"/>
-          <w:szCs w:val="24"/>
-        </w:rPr>
-      </w:pPr>
-      <w:r>
-        <w:rPr>
-          <w:rFonts w:ascii="Tahoma" w:eastAsia="微软雅黑" w:hAnsi="Tahoma" w:hint="eastAsia"/>
-          <w:kern w:val="0"/>
-          <w:sz w:val="22"/>
-          <w:szCs w:val="24"/>
-        </w:rPr>
-        <w:t>星号</w:t>
-      </w:r>
-      <w:proofErr w:type="gramStart"/>
-      <w:r>
-        <w:rPr>
-          <w:rFonts w:ascii="Tahoma" w:eastAsia="微软雅黑" w:hAnsi="Tahoma" w:hint="eastAsia"/>
-          <w:kern w:val="0"/>
-          <w:sz w:val="22"/>
-          <w:szCs w:val="24"/>
-        </w:rPr>
-        <w:t>图块层</w:t>
-      </w:r>
-      <w:proofErr w:type="gramEnd"/>
-      <w:r>
-        <w:rPr>
-          <w:rFonts w:ascii="Tahoma" w:eastAsia="微软雅黑" w:hAnsi="Tahoma"/>
-          <w:kern w:val="0"/>
-          <w:sz w:val="22"/>
-          <w:szCs w:val="24"/>
-        </w:rPr>
-        <w:t>能够挡住事件，</w:t>
-      </w:r>
-      <w:r>
-        <w:rPr>
-          <w:rFonts w:ascii="Tahoma" w:eastAsia="微软雅黑" w:hAnsi="Tahoma" w:hint="eastAsia"/>
-          <w:kern w:val="0"/>
-          <w:sz w:val="22"/>
-          <w:szCs w:val="24"/>
-        </w:rPr>
-        <w:t>也在中层的上面。</w:t>
-      </w:r>
-    </w:p>
-    <w:p>
-      <w:pPr>
-        <w:snapToGrid w:val="0"/>
-        <w:jc w:val="center"/>
-        <w:rPr>
-          <w:rFonts w:ascii="Tahoma" w:eastAsia="微软雅黑" w:hAnsi="Tahoma"/>
-          <w:kern w:val="0"/>
-          <w:sz w:val="22"/>
-          <w:szCs w:val="24"/>
-        </w:rPr>
-      </w:pPr>
-      <w:r>
-        <w:rPr>
-          <w:rFonts w:ascii="Tahoma" w:eastAsia="微软雅黑" w:hAnsi="Tahoma"/>
+      </w:pPr>
+      <w:r>
+        <w:rPr>
+          <w:rFonts w:ascii="Tahoma" w:eastAsia="微软雅黑" w:hAnsi="Tahoma"/>
+          <w:noProof/>
           <w:kern w:val="0"/>
           <w:sz w:val="22"/>
           <w:szCs w:val="24"/>
@@ -3380,7 +3302,7 @@
       <w:pPr>
         <w:snapToGrid w:val="0"/>
         <w:rPr>
-          <w:rFonts w:ascii="Tahoma" w:eastAsia="微软雅黑" w:hAnsi="Tahoma" w:hint="eastAsia"/>
+          <w:rFonts w:ascii="Tahoma" w:eastAsia="微软雅黑" w:hAnsi="Tahoma"/>
           <w:kern w:val="0"/>
           <w:sz w:val="22"/>
           <w:szCs w:val="24"/>
@@ -3446,7 +3368,7 @@
         <w:snapToGrid w:val="0"/>
         <w:jc w:val="center"/>
         <w:rPr>
-          <w:rFonts w:ascii="Tahoma" w:eastAsia="微软雅黑" w:hAnsi="Tahoma" w:hint="eastAsia"/>
+          <w:rFonts w:ascii="Tahoma" w:eastAsia="微软雅黑" w:hAnsi="Tahoma"/>
           <w:kern w:val="0"/>
           <w:sz w:val="22"/>
           <w:szCs w:val="24"/>
@@ -3455,6 +3377,7 @@
       <w:r>
         <w:rPr>
           <w:rFonts w:ascii="Tahoma" w:eastAsia="微软雅黑" w:hAnsi="Tahoma"/>
+          <w:noProof/>
           <w:kern w:val="0"/>
           <w:sz w:val="22"/>
           <w:szCs w:val="24"/>
@@ -3506,11 +3429,17 @@
       <w:pPr>
         <w:widowControl/>
         <w:jc w:val="left"/>
+        <w:rPr>
+          <w:rFonts w:hint="eastAsia"/>
+        </w:rPr>
       </w:pPr>
     </w:p>
     <w:p>
       <w:pPr>
         <w:pStyle w:val="3"/>
+        <w:rPr>
+          <w:rFonts w:hint="eastAsia"/>
+        </w:rPr>
       </w:pPr>
       <w:bookmarkStart w:id="3" w:name="_位移比设计"/>
       <w:bookmarkEnd w:id="3"/>
@@ -3649,7 +3578,6 @@
         </w:rPr>
         <w:t>通过位移比可以实现</w:t>
       </w:r>
-      <w:proofErr w:type="gramStart"/>
       <w:r>
         <w:rPr>
           <w:rFonts w:ascii="Tahoma" w:eastAsia="微软雅黑" w:hAnsi="Tahoma" w:hint="eastAsia"/>
@@ -3658,7 +3586,6 @@
         </w:rPr>
         <w:t>不同图层之间</w:t>
       </w:r>
-      <w:proofErr w:type="gramEnd"/>
       <w:r>
         <w:rPr>
           <w:rFonts w:ascii="Tahoma" w:eastAsia="微软雅黑" w:hAnsi="Tahoma" w:hint="eastAsia"/>
@@ -4111,6 +4038,9 @@
     <w:p>
       <w:pPr>
         <w:pStyle w:val="4"/>
+        <w:rPr>
+          <w:rFonts w:hint="eastAsia"/>
+        </w:rPr>
       </w:pPr>
       <w:r>
         <w:rPr>
@@ -4311,6 +4241,9 @@
     <w:p>
       <w:pPr>
         <w:pStyle w:val="4"/>
+        <w:rPr>
+          <w:rFonts w:hint="eastAsia"/>
+        </w:rPr>
       </w:pPr>
       <w:r>
         <w:rPr>
@@ -4527,6 +4460,9 @@
     <w:p>
       <w:pPr>
         <w:pStyle w:val="4"/>
+        <w:rPr>
+          <w:rFonts w:hint="eastAsia"/>
+        </w:rPr>
       </w:pPr>
       <w:r>
         <w:lastRenderedPageBreak/>
@@ -4869,6 +4805,9 @@
     <w:p>
       <w:pPr>
         <w:pStyle w:val="4"/>
+        <w:rPr>
+          <w:rFonts w:hint="eastAsia"/>
+        </w:rPr>
       </w:pPr>
       <w:r>
         <w:t>4</w:t>
@@ -5282,6 +5221,9 @@
     <w:p>
       <w:pPr>
         <w:pStyle w:val="4"/>
+        <w:rPr>
+          <w:rFonts w:hint="eastAsia"/>
+        </w:rPr>
       </w:pPr>
       <w:r>
         <w:t>5</w:t>
@@ -5584,25 +5526,7 @@
           <w:kern w:val="0"/>
           <w:sz w:val="22"/>
         </w:rPr>
-        <w:t>圆圈一开始所在的位置，都是固定</w:t>
-      </w:r>
-      <w:proofErr w:type="gramStart"/>
-      <w:r>
-        <w:rPr>
-          <w:rFonts w:ascii="Tahoma" w:eastAsia="微软雅黑" w:hAnsi="Tahoma" w:hint="eastAsia"/>
-          <w:kern w:val="0"/>
-          <w:sz w:val="22"/>
-        </w:rPr>
-        <w:t>的图块偏移</w:t>
-      </w:r>
-      <w:proofErr w:type="gramEnd"/>
-      <w:r>
-        <w:rPr>
-          <w:rFonts w:ascii="Tahoma" w:eastAsia="微软雅黑" w:hAnsi="Tahoma" w:hint="eastAsia"/>
-          <w:kern w:val="0"/>
-          <w:sz w:val="22"/>
-        </w:rPr>
-        <w:t>位置。</w:t>
+        <w:t>圆圈一开始所在的位置，都是固定的图块偏移位置。</w:t>
       </w:r>
     </w:p>
     <w:p>
@@ -5953,25 +5877,7 @@
                 <w:kern w:val="0"/>
                 <w:sz w:val="22"/>
               </w:rPr>
-              <w:t>作者我在这里模拟情景的时候</w:t>
-            </w:r>
-            <w:proofErr w:type="gramStart"/>
-            <w:r>
-              <w:rPr>
-                <w:rFonts w:ascii="Tahoma" w:eastAsia="微软雅黑" w:hAnsi="Tahoma" w:hint="eastAsia"/>
-                <w:kern w:val="0"/>
-                <w:sz w:val="22"/>
-              </w:rPr>
-              <w:t>被绕晕了</w:t>
-            </w:r>
-            <w:proofErr w:type="gramEnd"/>
-            <w:r>
-              <w:rPr>
-                <w:rFonts w:ascii="Tahoma" w:eastAsia="微软雅黑" w:hAnsi="Tahoma" w:hint="eastAsia"/>
-                <w:kern w:val="0"/>
-                <w:sz w:val="22"/>
-              </w:rPr>
-              <w:t>很久，你一定要自己动手试试才能明白哦。</w:t>
+              <w:t>作者我在这里模拟情景的时候被绕晕了很久，你一定要自己动手试试才能明白哦。</w:t>
             </w:r>
           </w:p>
         </w:tc>
@@ -6013,6 +5919,9 @@
     <w:p>
       <w:pPr>
         <w:pStyle w:val="2"/>
+        <w:rPr>
+          <w:rFonts w:hint="eastAsia"/>
+        </w:rPr>
       </w:pPr>
       <w:r>
         <w:rPr>
@@ -6025,6 +5934,9 @@
     <w:p>
       <w:pPr>
         <w:pStyle w:val="3"/>
+        <w:rPr>
+          <w:rFonts w:hint="eastAsia"/>
+        </w:rPr>
       </w:pPr>
       <w:bookmarkStart w:id="4" w:name="_动态遮罩"/>
       <w:bookmarkEnd w:id="4"/>
@@ -6090,25 +6002,7 @@
           <w:kern w:val="0"/>
           <w:sz w:val="22"/>
         </w:rPr>
-        <w:t>动态遮</w:t>
-      </w:r>
-      <w:proofErr w:type="gramStart"/>
-      <w:r>
-        <w:rPr>
-          <w:rFonts w:ascii="Tahoma" w:eastAsia="微软雅黑" w:hAnsi="Tahoma" w:hint="eastAsia"/>
-          <w:kern w:val="0"/>
-          <w:sz w:val="22"/>
-        </w:rPr>
-        <w:t>罩结构</w:t>
-      </w:r>
-      <w:proofErr w:type="gramEnd"/>
-      <w:r>
-        <w:rPr>
-          <w:rFonts w:ascii="Tahoma" w:eastAsia="微软雅黑" w:hAnsi="Tahoma" w:hint="eastAsia"/>
-          <w:kern w:val="0"/>
-          <w:sz w:val="22"/>
-        </w:rPr>
-        <w:t>较为复杂，具体可以去看看：</w:t>
+        <w:t>动态遮罩结构较为复杂，具体可以去看看：</w:t>
       </w:r>
       <w:r>
         <w:rPr>
@@ -6229,7 +6123,7 @@
         <w:widowControl/>
         <w:jc w:val="center"/>
         <w:rPr>
-          <w:rFonts w:ascii="宋体" w:eastAsia="宋体" w:hAnsi="宋体" w:cs="宋体"/>
+          <w:rFonts w:ascii="宋体" w:eastAsia="宋体" w:hAnsi="宋体" w:cs="宋体" w:hint="eastAsia"/>
           <w:kern w:val="0"/>
           <w:sz w:val="24"/>
           <w:szCs w:val="24"/>
@@ -6599,6 +6493,9 @@
     <w:p>
       <w:pPr>
         <w:pStyle w:val="3"/>
+        <w:rPr>
+          <w:rFonts w:hint="eastAsia"/>
+        </w:rPr>
       </w:pPr>
       <w:r>
         <w:rPr>
@@ -6707,7 +6604,7 @@
         <w:widowControl/>
         <w:jc w:val="center"/>
         <w:rPr>
-          <w:rFonts w:ascii="宋体" w:eastAsia="宋体" w:hAnsi="宋体" w:cs="宋体"/>
+          <w:rFonts w:ascii="宋体" w:eastAsia="宋体" w:hAnsi="宋体" w:cs="宋体" w:hint="eastAsia"/>
           <w:kern w:val="0"/>
           <w:sz w:val="24"/>
           <w:szCs w:val="24"/>
@@ -6951,6 +6848,9 @@
     <w:p>
       <w:pPr>
         <w:pStyle w:val="3"/>
+        <w:rPr>
+          <w:rFonts w:hint="eastAsia"/>
+        </w:rPr>
       </w:pPr>
       <w:bookmarkStart w:id="5" w:name="_数据更新与旧存档"/>
       <w:bookmarkEnd w:id="5"/>
@@ -7345,25 +7245,7 @@
           <w:kern w:val="0"/>
           <w:sz w:val="22"/>
         </w:rPr>
-        <w:t>，则</w:t>
-      </w:r>
-      <w:proofErr w:type="gramStart"/>
-      <w:r>
-        <w:rPr>
-          <w:rFonts w:ascii="Tahoma" w:eastAsia="微软雅黑" w:hAnsi="Tahoma" w:hint="eastAsia"/>
-          <w:kern w:val="0"/>
-          <w:sz w:val="22"/>
-        </w:rPr>
-        <w:t>只临时</w:t>
-      </w:r>
-      <w:proofErr w:type="gramEnd"/>
-      <w:r>
-        <w:rPr>
-          <w:rFonts w:ascii="Tahoma" w:eastAsia="微软雅黑" w:hAnsi="Tahoma" w:hint="eastAsia"/>
-          <w:kern w:val="0"/>
-          <w:sz w:val="22"/>
-        </w:rPr>
-        <w:t>有效</w:t>
+        <w:t>，则只临时有效</w:t>
       </w:r>
       <w:r>
         <w:rPr>
@@ -7379,7 +7261,7 @@
         <w:widowControl/>
         <w:jc w:val="center"/>
         <w:rPr>
-          <w:rFonts w:ascii="宋体" w:eastAsia="宋体" w:hAnsi="宋体" w:cs="宋体"/>
+          <w:rFonts w:ascii="宋体" w:eastAsia="宋体" w:hAnsi="宋体" w:cs="宋体" w:hint="eastAsia"/>
           <w:kern w:val="0"/>
           <w:sz w:val="24"/>
           <w:szCs w:val="24"/>
@@ -7636,27 +7518,7 @@
                 <w:kern w:val="0"/>
                 <w:sz w:val="22"/>
               </w:rPr>
-              <w:t>如果你直接更新了插件，旧存档赶紧</w:t>
-            </w:r>
-            <w:proofErr w:type="gramStart"/>
-            <w:r>
-              <w:rPr>
-                <w:rFonts w:ascii="Tahoma" w:eastAsia="微软雅黑" w:hAnsi="Tahoma" w:hint="eastAsia"/>
-                <w:bCs/>
-                <w:kern w:val="0"/>
-                <w:sz w:val="22"/>
-              </w:rPr>
-              <w:t>删</w:t>
-            </w:r>
-            <w:proofErr w:type="gramEnd"/>
-            <w:r>
-              <w:rPr>
-                <w:rFonts w:ascii="Tahoma" w:eastAsia="微软雅黑" w:hAnsi="Tahoma" w:hint="eastAsia"/>
-                <w:bCs/>
-                <w:kern w:val="0"/>
-                <w:sz w:val="22"/>
-              </w:rPr>
-              <w:t>了。</w:t>
+              <w:t>如果你直接更新了插件，旧存档赶紧删了。</w:t>
             </w:r>
           </w:p>
           <w:p>
@@ -7753,6 +7615,9 @@
     <w:p>
       <w:pPr>
         <w:pStyle w:val="2"/>
+        <w:rPr>
+          <w:rFonts w:hint="eastAsia"/>
+        </w:rPr>
       </w:pPr>
       <w:r>
         <w:rPr>
@@ -7765,6 +7630,9 @@
     <w:p>
       <w:pPr>
         <w:pStyle w:val="3"/>
+        <w:rPr>
+          <w:rFonts w:hint="eastAsia"/>
+        </w:rPr>
       </w:pPr>
       <w:bookmarkStart w:id="6" w:name="_地图界面_-_位移比"/>
       <w:bookmarkEnd w:id="6"/>
@@ -7859,7 +7727,6 @@
         </w:rPr>
         <w:t>◆</w:t>
       </w:r>
-      <w:proofErr w:type="spellStart"/>
       <w:r>
         <w:rPr>
           <w:rFonts w:ascii="Tahoma" w:eastAsia="微软雅黑" w:hAnsi="Tahoma"/>
@@ -7876,7 +7743,6 @@
         </w:rPr>
         <w:t>ParticleRain</w:t>
       </w:r>
-      <w:proofErr w:type="spellEnd"/>
       <w:r>
         <w:rPr>
           <w:rFonts w:ascii="Tahoma" w:eastAsia="微软雅黑" w:hAnsi="Tahoma"/>
@@ -7937,11 +7803,14 @@
     <w:p>
       <w:pPr>
         <w:pStyle w:val="4"/>
-      </w:pPr>
-      <w:r>
         <w:rPr>
           <w:rFonts w:hint="eastAsia"/>
         </w:rPr>
+      </w:pPr>
+      <w:r>
+        <w:rPr>
+          <w:rFonts w:hint="eastAsia"/>
+        </w:rPr>
         <w:t>1）雨滴结构</w:t>
       </w:r>
     </w:p>
@@ -7949,17 +7818,17 @@
       <w:pPr>
         <w:snapToGrid w:val="0"/>
         <w:rPr>
-          <w:rFonts w:ascii="微软雅黑" w:eastAsia="微软雅黑" w:hAnsi="微软雅黑"/>
-          <w:kern w:val="0"/>
-          <w:sz w:val="22"/>
-        </w:rPr>
-      </w:pPr>
-      <w:r>
-        <w:rPr>
           <w:rFonts w:ascii="微软雅黑" w:eastAsia="微软雅黑" w:hAnsi="微软雅黑" w:hint="eastAsia"/>
           <w:kern w:val="0"/>
           <w:sz w:val="22"/>
         </w:rPr>
+      </w:pPr>
+      <w:r>
+        <w:rPr>
+          <w:rFonts w:ascii="微软雅黑" w:eastAsia="微软雅黑" w:hAnsi="微软雅黑" w:hint="eastAsia"/>
+          <w:kern w:val="0"/>
+          <w:sz w:val="22"/>
+        </w:rPr>
         <w:t>数字雨的结构有三层：数字雨、雨滴、字符粒子。</w:t>
       </w:r>
     </w:p>
@@ -7967,17 +7836,17 @@
       <w:pPr>
         <w:snapToGrid w:val="0"/>
         <w:rPr>
-          <w:rFonts w:ascii="微软雅黑" w:eastAsia="微软雅黑" w:hAnsi="微软雅黑"/>
-          <w:kern w:val="0"/>
-          <w:sz w:val="22"/>
-        </w:rPr>
-      </w:pPr>
-      <w:r>
-        <w:rPr>
           <w:rFonts w:ascii="微软雅黑" w:eastAsia="微软雅黑" w:hAnsi="微软雅黑" w:hint="eastAsia"/>
           <w:kern w:val="0"/>
           <w:sz w:val="22"/>
         </w:rPr>
+      </w:pPr>
+      <w:r>
+        <w:rPr>
+          <w:rFonts w:ascii="微软雅黑" w:eastAsia="微软雅黑" w:hAnsi="微软雅黑" w:hint="eastAsia"/>
+          <w:kern w:val="0"/>
+          <w:sz w:val="22"/>
+        </w:rPr>
         <w:t>一长串字符粒子形成</w:t>
       </w:r>
       <w:r>
@@ -8009,7 +7878,7 @@
       <w:pPr>
         <w:jc w:val="center"/>
         <w:rPr>
-          <w:rFonts w:ascii="宋体" w:eastAsia="宋体" w:hAnsi="宋体" w:cs="宋体"/>
+          <w:rFonts w:ascii="宋体" w:eastAsia="宋体" w:hAnsi="宋体" w:cs="宋体" w:hint="eastAsia"/>
           <w:kern w:val="0"/>
           <w:sz w:val="24"/>
           <w:szCs w:val="24"/>
@@ -8154,7 +8023,7 @@
         <w:widowControl/>
         <w:jc w:val="center"/>
         <w:rPr>
-          <w:rFonts w:ascii="宋体" w:eastAsia="宋体" w:hAnsi="宋体" w:cs="宋体"/>
+          <w:rFonts w:ascii="宋体" w:eastAsia="宋体" w:hAnsi="宋体" w:cs="宋体" w:hint="eastAsia"/>
           <w:kern w:val="0"/>
           <w:sz w:val="24"/>
           <w:szCs w:val="24"/>
@@ -8222,7 +8091,7 @@
       <w:pPr>
         <w:snapToGrid w:val="0"/>
         <w:rPr>
-          <w:rFonts w:ascii="微软雅黑" w:eastAsia="微软雅黑" w:hAnsi="微软雅黑"/>
+          <w:rFonts w:ascii="微软雅黑" w:eastAsia="微软雅黑" w:hAnsi="微软雅黑" w:hint="eastAsia"/>
           <w:kern w:val="0"/>
           <w:sz w:val="22"/>
         </w:rPr>
@@ -8241,7 +8110,7 @@
         <w:widowControl/>
         <w:jc w:val="center"/>
         <w:rPr>
-          <w:rFonts w:ascii="宋体" w:eastAsia="宋体" w:hAnsi="宋体" w:cs="宋体"/>
+          <w:rFonts w:ascii="宋体" w:eastAsia="宋体" w:hAnsi="宋体" w:cs="宋体" w:hint="eastAsia"/>
           <w:kern w:val="0"/>
           <w:sz w:val="24"/>
           <w:szCs w:val="24"/>
@@ -8375,7 +8244,7 @@
       <w:pPr>
         <w:snapToGrid w:val="0"/>
         <w:rPr>
-          <w:rFonts w:ascii="微软雅黑" w:eastAsia="微软雅黑" w:hAnsi="微软雅黑"/>
+          <w:rFonts w:ascii="微软雅黑" w:eastAsia="微软雅黑" w:hAnsi="微软雅黑" w:hint="eastAsia"/>
           <w:kern w:val="0"/>
           <w:sz w:val="22"/>
         </w:rPr>
@@ -8394,7 +8263,7 @@
         <w:widowControl/>
         <w:jc w:val="center"/>
         <w:rPr>
-          <w:rFonts w:ascii="宋体" w:eastAsia="宋体" w:hAnsi="宋体" w:cs="宋体"/>
+          <w:rFonts w:ascii="宋体" w:eastAsia="宋体" w:hAnsi="宋体" w:cs="宋体" w:hint="eastAsia"/>
           <w:kern w:val="0"/>
           <w:sz w:val="24"/>
           <w:szCs w:val="24"/>
@@ -8527,11 +8396,14 @@
     <w:p>
       <w:pPr>
         <w:pStyle w:val="4"/>
-      </w:pPr>
-      <w:r>
         <w:rPr>
           <w:rFonts w:hint="eastAsia"/>
         </w:rPr>
+      </w:pPr>
+      <w:r>
+        <w:rPr>
+          <w:rFonts w:hint="eastAsia"/>
+        </w:rPr>
         <w:t>2）参数数字划分</w:t>
       </w:r>
     </w:p>
@@ -8540,44 +8412,26 @@
         <w:snapToGrid w:val="0"/>
         <w:jc w:val="left"/>
         <w:rPr>
-          <w:rFonts w:ascii="微软雅黑" w:eastAsia="微软雅黑" w:hAnsi="微软雅黑"/>
-          <w:kern w:val="0"/>
-          <w:sz w:val="22"/>
-        </w:rPr>
-      </w:pPr>
-      <w:r>
-        <w:rPr>
           <w:rFonts w:ascii="微软雅黑" w:eastAsia="微软雅黑" w:hAnsi="微软雅黑" w:hint="eastAsia"/>
           <w:kern w:val="0"/>
           <w:sz w:val="22"/>
         </w:rPr>
-        <w:t>数字雨</w:t>
-      </w:r>
-      <w:proofErr w:type="gramStart"/>
+      </w:pPr>
       <w:r>
         <w:rPr>
           <w:rFonts w:ascii="微软雅黑" w:eastAsia="微软雅黑" w:hAnsi="微软雅黑" w:hint="eastAsia"/>
           <w:kern w:val="0"/>
           <w:sz w:val="22"/>
         </w:rPr>
-        <w:t>不</w:t>
-      </w:r>
-      <w:proofErr w:type="gramEnd"/>
-      <w:r>
+        <w:t>数字雨不基于 参数数字核心 ，但是字符的划分方式与参数数字是一样的。</w:t>
+      </w:r>
+    </w:p>
+    <w:p>
+      <w:pPr>
+        <w:snapToGrid w:val="0"/>
+        <w:jc w:val="left"/>
         <w:rPr>
           <w:rFonts w:ascii="微软雅黑" w:eastAsia="微软雅黑" w:hAnsi="微软雅黑" w:hint="eastAsia"/>
-          <w:kern w:val="0"/>
-          <w:sz w:val="22"/>
-        </w:rPr>
-        <w:t>基于 参数数字核心 ，但是字符的划分方式与参数数字是一样的。</w:t>
-      </w:r>
-    </w:p>
-    <w:p>
-      <w:pPr>
-        <w:snapToGrid w:val="0"/>
-        <w:jc w:val="left"/>
-        <w:rPr>
-          <w:rFonts w:ascii="微软雅黑" w:eastAsia="微软雅黑" w:hAnsi="微软雅黑"/>
           <w:kern w:val="0"/>
           <w:sz w:val="22"/>
         </w:rPr>
@@ -8676,29 +8530,19 @@
         <w:snapToGrid w:val="0"/>
         <w:jc w:val="left"/>
         <w:rPr>
-          <w:rFonts w:ascii="微软雅黑" w:eastAsia="微软雅黑" w:hAnsi="微软雅黑"/>
-          <w:kern w:val="0"/>
-          <w:sz w:val="22"/>
-        </w:rPr>
-      </w:pPr>
-      <w:r>
-        <w:rPr>
           <w:rFonts w:ascii="微软雅黑" w:eastAsia="微软雅黑" w:hAnsi="微软雅黑" w:hint="eastAsia"/>
           <w:kern w:val="0"/>
           <w:sz w:val="22"/>
         </w:rPr>
-        <w:t>如下图，基本符号对应 0123456789+=*/   扩展符号对应：</w:t>
-      </w:r>
-      <w:proofErr w:type="spellStart"/>
+      </w:pPr>
       <w:r>
         <w:rPr>
           <w:rFonts w:ascii="微软雅黑" w:eastAsia="微软雅黑" w:hAnsi="微软雅黑" w:hint="eastAsia"/>
           <w:kern w:val="0"/>
           <w:sz w:val="22"/>
         </w:rPr>
-        <w:t>abcdefghijklmn</w:t>
-      </w:r>
-      <w:proofErr w:type="spellEnd"/>
+        <w:t>如下图，基本符号对应 0123456789+=*/   扩展符号对应：abcdefghijklmn</w:t>
+      </w:r>
     </w:p>
     <w:p>
       <w:pPr>
@@ -8706,7 +8550,7 @@
         <w:snapToGrid w:val="0"/>
         <w:jc w:val="center"/>
         <w:rPr>
-          <w:rFonts w:ascii="微软雅黑" w:eastAsia="微软雅黑" w:hAnsi="微软雅黑"/>
+          <w:rFonts w:ascii="微软雅黑" w:eastAsia="微软雅黑" w:hAnsi="微软雅黑" w:hint="eastAsia"/>
           <w:kern w:val="0"/>
           <w:sz w:val="22"/>
         </w:rPr>
@@ -8772,7 +8616,7 @@
         <w:snapToGrid w:val="0"/>
         <w:jc w:val="center"/>
         <w:rPr>
-          <w:rFonts w:ascii="宋体" w:eastAsia="宋体" w:hAnsi="宋体" w:cs="宋体"/>
+          <w:rFonts w:ascii="宋体" w:eastAsia="宋体" w:hAnsi="宋体" w:cs="宋体" w:hint="eastAsia"/>
           <w:kern w:val="0"/>
           <w:sz w:val="24"/>
           <w:szCs w:val="24"/>
@@ -8839,11 +8683,14 @@
     <w:p>
       <w:pPr>
         <w:pStyle w:val="4"/>
-      </w:pPr>
-      <w:r>
         <w:rPr>
           <w:rFonts w:hint="eastAsia"/>
         </w:rPr>
+      </w:pPr>
+      <w:r>
+        <w:rPr>
+          <w:rFonts w:hint="eastAsia"/>
+        </w:rPr>
         <w:t>3</w:t>
       </w:r>
       <w:r>
@@ -8857,17 +8704,17 @@
       <w:pPr>
         <w:snapToGrid w:val="0"/>
         <w:rPr>
-          <w:rFonts w:ascii="微软雅黑" w:eastAsia="微软雅黑" w:hAnsi="微软雅黑"/>
-          <w:kern w:val="0"/>
-          <w:sz w:val="22"/>
-        </w:rPr>
-      </w:pPr>
-      <w:r>
-        <w:rPr>
           <w:rFonts w:ascii="微软雅黑" w:eastAsia="微软雅黑" w:hAnsi="微软雅黑" w:hint="eastAsia"/>
           <w:kern w:val="0"/>
           <w:sz w:val="22"/>
         </w:rPr>
+      </w:pPr>
+      <w:r>
+        <w:rPr>
+          <w:rFonts w:ascii="微软雅黑" w:eastAsia="微软雅黑" w:hAnsi="微软雅黑" w:hint="eastAsia"/>
+          <w:kern w:val="0"/>
+          <w:sz w:val="22"/>
+        </w:rPr>
         <w:t>与粒子设置类似，如果你设置为从左侧出现，那么最好要设置雨滴向右移动。如果填反了，将看不见任何雨滴。</w:t>
       </w:r>
       <w:r>
@@ -8885,7 +8732,7 @@
         <w:snapToGrid w:val="0"/>
         <w:jc w:val="center"/>
         <w:rPr>
-          <w:rFonts w:ascii="宋体" w:eastAsia="宋体" w:hAnsi="宋体" w:cs="宋体"/>
+          <w:rFonts w:ascii="宋体" w:eastAsia="宋体" w:hAnsi="宋体" w:cs="宋体" w:hint="eastAsia"/>
           <w:kern w:val="0"/>
           <w:sz w:val="24"/>
           <w:szCs w:val="24"/>
@@ -8954,7 +8801,7 @@
         <w:snapToGrid w:val="0"/>
         <w:jc w:val="center"/>
         <w:rPr>
-          <w:rFonts w:ascii="微软雅黑" w:eastAsia="微软雅黑" w:hAnsi="微软雅黑"/>
+          <w:rFonts w:ascii="微软雅黑" w:eastAsia="微软雅黑" w:hAnsi="微软雅黑" w:hint="eastAsia"/>
           <w:kern w:val="0"/>
           <w:sz w:val="22"/>
         </w:rPr>
@@ -9021,17 +8868,17 @@
       <w:pPr>
         <w:snapToGrid w:val="0"/>
         <w:rPr>
-          <w:rFonts w:ascii="微软雅黑" w:eastAsia="微软雅黑" w:hAnsi="微软雅黑"/>
-          <w:kern w:val="0"/>
-          <w:sz w:val="22"/>
-        </w:rPr>
-      </w:pPr>
-      <w:r>
-        <w:rPr>
           <w:rFonts w:ascii="微软雅黑" w:eastAsia="微软雅黑" w:hAnsi="微软雅黑" w:hint="eastAsia"/>
           <w:kern w:val="0"/>
           <w:sz w:val="22"/>
         </w:rPr>
+      </w:pPr>
+      <w:r>
+        <w:rPr>
+          <w:rFonts w:ascii="微软雅黑" w:eastAsia="微软雅黑" w:hAnsi="微软雅黑" w:hint="eastAsia"/>
+          <w:kern w:val="0"/>
+          <w:sz w:val="22"/>
+        </w:rPr>
         <w:t>上侧出现，向下移动如下图：</w:t>
       </w:r>
     </w:p>
@@ -9040,7 +8887,7 @@
         <w:snapToGrid w:val="0"/>
         <w:jc w:val="center"/>
         <w:rPr>
-          <w:rFonts w:ascii="宋体" w:eastAsia="宋体" w:hAnsi="宋体" w:cs="宋体"/>
+          <w:rFonts w:ascii="宋体" w:eastAsia="宋体" w:hAnsi="宋体" w:cs="宋体" w:hint="eastAsia"/>
           <w:kern w:val="0"/>
           <w:sz w:val="24"/>
           <w:szCs w:val="24"/>
@@ -9110,7 +8957,7 @@
         <w:snapToGrid w:val="0"/>
         <w:jc w:val="center"/>
         <w:rPr>
-          <w:rFonts w:ascii="宋体" w:eastAsia="宋体" w:hAnsi="宋体" w:cs="宋体"/>
+          <w:rFonts w:ascii="宋体" w:eastAsia="宋体" w:hAnsi="宋体" w:cs="宋体" w:hint="eastAsia"/>
           <w:kern w:val="0"/>
           <w:sz w:val="24"/>
           <w:szCs w:val="24"/>
@@ -9179,7 +9026,7 @@
         <w:widowControl/>
         <w:jc w:val="left"/>
         <w:rPr>
-          <w:rFonts w:ascii="宋体" w:eastAsia="宋体" w:hAnsi="宋体" w:cs="宋体"/>
+          <w:rFonts w:ascii="宋体" w:eastAsia="宋体" w:hAnsi="宋体" w:cs="宋体" w:hint="eastAsia"/>
           <w:kern w:val="0"/>
           <w:sz w:val="24"/>
           <w:szCs w:val="24"/>
@@ -9198,6 +9045,9 @@
     <w:p>
       <w:pPr>
         <w:pStyle w:val="2"/>
+        <w:rPr>
+          <w:rFonts w:hint="eastAsia"/>
+        </w:rPr>
       </w:pPr>
       <w:r>
         <w:rPr>
@@ -9216,6 +9066,9 @@
     <w:p>
       <w:pPr>
         <w:pStyle w:val="3"/>
+        <w:rPr>
+          <w:rFonts w:hint="eastAsia"/>
+        </w:rPr>
       </w:pPr>
       <w:bookmarkStart w:id="7" w:name="_设计一个菜单面板的场景"/>
       <w:bookmarkStart w:id="8" w:name="_快速上手配置一个菜单面板的场景"/>
@@ -9258,6 +9111,9 @@
       <w:pPr>
         <w:pStyle w:val="4"/>
         <w:spacing w:before="120" w:after="120"/>
+        <w:rPr>
+          <w:rFonts w:hint="eastAsia"/>
+        </w:rPr>
       </w:pPr>
       <w:r>
         <w:rPr>
@@ -9594,6 +9450,9 @@
     <w:p>
       <w:pPr>
         <w:pStyle w:val="4"/>
+        <w:rPr>
+          <w:rFonts w:hint="eastAsia"/>
+        </w:rPr>
       </w:pPr>
       <w:r>
         <w:rPr>
@@ -9660,7 +9519,6 @@
         </w:rPr>
         <w:t>◆</w:t>
       </w:r>
-      <w:proofErr w:type="spellStart"/>
       <w:r>
         <w:rPr>
           <w:rFonts w:ascii="Tahoma" w:eastAsia="微软雅黑" w:hAnsi="Tahoma"/>
@@ -9669,7 +9527,6 @@
         </w:rPr>
         <w:t>Drill_LayerGround</w:t>
       </w:r>
-      <w:proofErr w:type="spellEnd"/>
       <w:r>
         <w:rPr>
           <w:rFonts w:ascii="Tahoma" w:eastAsia="微软雅黑" w:hAnsi="Tahoma"/>
@@ -9958,7 +9815,7 @@
         <w:widowControl/>
         <w:jc w:val="left"/>
         <w:rPr>
-          <w:rFonts w:ascii="宋体" w:eastAsia="宋体" w:hAnsi="宋体" w:cs="宋体"/>
+          <w:rFonts w:ascii="宋体" w:eastAsia="宋体" w:hAnsi="宋体" w:cs="宋体" w:hint="eastAsia"/>
           <w:kern w:val="0"/>
           <w:sz w:val="24"/>
           <w:szCs w:val="24"/>
@@ -9977,6 +9834,9 @@
     <w:p>
       <w:pPr>
         <w:pStyle w:val="4"/>
+        <w:rPr>
+          <w:rFonts w:hint="eastAsia"/>
+        </w:rPr>
       </w:pPr>
       <w:r>
         <w:lastRenderedPageBreak/>
@@ -10082,7 +9942,7 @@
     <w:p>
       <w:pPr>
         <w:rPr>
-          <w:rFonts w:ascii="Tahoma" w:eastAsia="微软雅黑" w:hAnsi="Tahoma" w:hint="eastAsia"/>
+          <w:rFonts w:ascii="Tahoma" w:eastAsia="微软雅黑" w:hAnsi="Tahoma"/>
           <w:kern w:val="0"/>
           <w:sz w:val="22"/>
         </w:rPr>
@@ -10317,6 +10177,9 @@
     <w:p>
       <w:pPr>
         <w:pStyle w:val="4"/>
+        <w:rPr>
+          <w:rFonts w:hint="eastAsia"/>
+        </w:rPr>
       </w:pPr>
       <w:r>
         <w:lastRenderedPageBreak/>
@@ -10440,7 +10303,7 @@
         <w:widowControl/>
         <w:jc w:val="center"/>
         <w:rPr>
-          <w:rFonts w:ascii="宋体" w:eastAsia="宋体" w:hAnsi="宋体" w:cs="宋体"/>
+          <w:rFonts w:ascii="宋体" w:eastAsia="宋体" w:hAnsi="宋体" w:cs="宋体" w:hint="eastAsia"/>
           <w:kern w:val="0"/>
           <w:sz w:val="24"/>
           <w:szCs w:val="24"/>
@@ -10545,7 +10408,7 @@
         <w:widowControl/>
         <w:jc w:val="center"/>
         <w:rPr>
-          <w:rFonts w:ascii="宋体" w:eastAsia="宋体" w:hAnsi="宋体" w:cs="宋体"/>
+          <w:rFonts w:ascii="宋体" w:eastAsia="宋体" w:hAnsi="宋体" w:cs="宋体" w:hint="eastAsia"/>
           <w:kern w:val="0"/>
           <w:sz w:val="24"/>
           <w:szCs w:val="24"/>
@@ -10726,6 +10589,9 @@
     <w:p>
       <w:pPr>
         <w:snapToGrid w:val="0"/>
+        <w:rPr>
+          <w:rFonts w:hint="eastAsia"/>
+        </w:rPr>
       </w:pPr>
       <w:r>
         <w:rPr>
@@ -10829,7 +10695,7 @@
         <w:widowControl/>
         <w:jc w:val="center"/>
         <w:rPr>
-          <w:rFonts w:ascii="宋体" w:eastAsia="宋体" w:hAnsi="宋体" w:cs="宋体"/>
+          <w:rFonts w:ascii="宋体" w:eastAsia="宋体" w:hAnsi="宋体" w:cs="宋体" w:hint="eastAsia"/>
           <w:kern w:val="0"/>
           <w:sz w:val="24"/>
           <w:szCs w:val="24"/>
@@ -11070,7 +10936,7 @@
         <w:widowControl/>
         <w:jc w:val="left"/>
         <w:rPr>
-          <w:rFonts w:ascii="宋体" w:eastAsia="宋体" w:hAnsi="宋体" w:cs="宋体"/>
+          <w:rFonts w:ascii="宋体" w:eastAsia="宋体" w:hAnsi="宋体" w:cs="宋体" w:hint="eastAsia"/>
           <w:kern w:val="0"/>
           <w:sz w:val="24"/>
           <w:szCs w:val="24"/>
@@ -11089,6 +10955,9 @@
     <w:p>
       <w:pPr>
         <w:pStyle w:val="4"/>
+        <w:rPr>
+          <w:rFonts w:hint="eastAsia"/>
+        </w:rPr>
       </w:pPr>
       <w:r>
         <w:lastRenderedPageBreak/>
@@ -11307,7 +11176,7 @@
         <w:widowControl/>
         <w:jc w:val="center"/>
         <w:rPr>
-          <w:rFonts w:ascii="宋体" w:eastAsia="宋体" w:hAnsi="宋体" w:cs="宋体"/>
+          <w:rFonts w:ascii="宋体" w:eastAsia="宋体" w:hAnsi="宋体" w:cs="宋体" w:hint="eastAsia"/>
           <w:kern w:val="0"/>
           <w:sz w:val="24"/>
           <w:szCs w:val="24"/>
@@ -11375,7 +11244,7 @@
       <w:pPr>
         <w:widowControl/>
         <w:rPr>
-          <w:rFonts w:ascii="宋体" w:eastAsia="宋体" w:hAnsi="宋体" w:cs="宋体"/>
+          <w:rFonts w:ascii="宋体" w:eastAsia="宋体" w:hAnsi="宋体" w:cs="宋体" w:hint="eastAsia"/>
           <w:kern w:val="0"/>
           <w:sz w:val="24"/>
           <w:szCs w:val="24"/>
@@ -11385,6 +11254,9 @@
     <w:p>
       <w:pPr>
         <w:pStyle w:val="4"/>
+        <w:rPr>
+          <w:rFonts w:hint="eastAsia"/>
+        </w:rPr>
       </w:pPr>
       <w:r>
         <w:t>6</w:t>
@@ -11438,7 +11310,7 @@
         <w:snapToGrid w:val="0"/>
         <w:jc w:val="center"/>
         <w:rPr>
-          <w:rFonts w:ascii="宋体" w:eastAsia="宋体" w:hAnsi="宋体" w:cs="宋体"/>
+          <w:rFonts w:ascii="宋体" w:eastAsia="宋体" w:hAnsi="宋体" w:cs="宋体" w:hint="eastAsia"/>
           <w:kern w:val="0"/>
           <w:sz w:val="24"/>
           <w:szCs w:val="24"/>
@@ -11515,6 +11387,9 @@
     <w:p>
       <w:pPr>
         <w:pStyle w:val="4"/>
+        <w:rPr>
+          <w:rFonts w:hint="eastAsia"/>
+        </w:rPr>
       </w:pPr>
       <w:r>
         <w:t>7</w:t>
@@ -11644,7 +11519,7 @@
         <w:snapToGrid w:val="0"/>
         <w:jc w:val="center"/>
         <w:rPr>
-          <w:rFonts w:ascii="宋体" w:eastAsia="宋体" w:hAnsi="宋体" w:cs="宋体"/>
+          <w:rFonts w:ascii="宋体" w:eastAsia="宋体" w:hAnsi="宋体" w:cs="宋体" w:hint="eastAsia"/>
           <w:kern w:val="0"/>
           <w:sz w:val="24"/>
           <w:szCs w:val="24"/>
@@ -11914,6 +11789,9 @@
     <w:p>
       <w:pPr>
         <w:pStyle w:val="4"/>
+        <w:rPr>
+          <w:rFonts w:hint="eastAsia"/>
+        </w:rPr>
       </w:pPr>
       <w:r>
         <w:rPr>
@@ -12148,7 +12026,7 @@
         <w:snapToGrid w:val="0"/>
         <w:jc w:val="center"/>
         <w:rPr>
-          <w:rFonts w:ascii="宋体" w:eastAsia="宋体" w:hAnsi="宋体" w:cs="宋体"/>
+          <w:rFonts w:ascii="宋体" w:eastAsia="宋体" w:hAnsi="宋体" w:cs="宋体" w:hint="eastAsia"/>
           <w:kern w:val="0"/>
           <w:sz w:val="24"/>
           <w:szCs w:val="24"/>
@@ -12217,7 +12095,7 @@
         <w:widowControl/>
         <w:jc w:val="left"/>
         <w:rPr>
-          <w:rFonts w:ascii="宋体" w:eastAsia="宋体" w:hAnsi="宋体" w:cs="宋体"/>
+          <w:rFonts w:ascii="宋体" w:eastAsia="宋体" w:hAnsi="宋体" w:cs="宋体" w:hint="eastAsia"/>
           <w:kern w:val="0"/>
           <w:sz w:val="24"/>
           <w:szCs w:val="24"/>
@@ -12236,6 +12114,9 @@
     <w:p>
       <w:pPr>
         <w:pStyle w:val="3"/>
+        <w:rPr>
+          <w:rFonts w:hint="eastAsia"/>
+        </w:rPr>
       </w:pPr>
       <w:bookmarkStart w:id="10" w:name="_使用平铺GIF模拟转场动画"/>
       <w:bookmarkEnd w:id="10"/>
@@ -12251,6 +12132,9 @@
       <w:pPr>
         <w:pStyle w:val="4"/>
         <w:spacing w:before="120" w:after="120"/>
+        <w:rPr>
+          <w:rFonts w:hint="eastAsia"/>
+        </w:rPr>
       </w:pPr>
       <w:r>
         <w:rPr>
@@ -12471,6 +12355,9 @@
       <w:pPr>
         <w:widowControl/>
         <w:jc w:val="center"/>
+        <w:rPr>
+          <w:rFonts w:hint="eastAsia"/>
+        </w:rPr>
       </w:pPr>
       <w:r>
         <w:rPr>
@@ -12607,6 +12494,9 @@
     <w:p>
       <w:pPr>
         <w:pStyle w:val="4"/>
+        <w:rPr>
+          <w:rFonts w:hint="eastAsia"/>
+        </w:rPr>
       </w:pPr>
       <w:r>
         <w:rPr>
@@ -12673,7 +12563,6 @@
         </w:rPr>
         <w:t>◆</w:t>
       </w:r>
-      <w:proofErr w:type="spellStart"/>
       <w:r>
         <w:rPr>
           <w:rFonts w:ascii="Tahoma" w:eastAsia="微软雅黑" w:hAnsi="Tahoma"/>
@@ -12682,7 +12571,6 @@
         </w:rPr>
         <w:t>Drill_LayerTiledGif</w:t>
       </w:r>
-      <w:proofErr w:type="spellEnd"/>
       <w:r>
         <w:rPr>
           <w:rFonts w:ascii="Tahoma" w:eastAsia="微软雅黑" w:hAnsi="Tahoma"/>
@@ -12804,7 +12692,7 @@
         <w:widowControl/>
         <w:jc w:val="center"/>
         <w:rPr>
-          <w:rFonts w:ascii="宋体" w:eastAsia="宋体" w:hAnsi="宋体" w:cs="宋体"/>
+          <w:rFonts w:ascii="宋体" w:eastAsia="宋体" w:hAnsi="宋体" w:cs="宋体" w:hint="eastAsia"/>
           <w:kern w:val="0"/>
           <w:sz w:val="24"/>
           <w:szCs w:val="24"/>
@@ -12901,6 +12789,9 @@
     <w:p>
       <w:pPr>
         <w:pStyle w:val="4"/>
+        <w:rPr>
+          <w:rFonts w:hint="eastAsia"/>
+        </w:rPr>
       </w:pPr>
       <w:r>
         <w:lastRenderedPageBreak/>
@@ -12939,7 +12830,6 @@
         </w:rPr>
         <w:t>资源可以通过</w:t>
       </w:r>
-      <w:proofErr w:type="spellStart"/>
       <w:r>
         <w:rPr>
           <w:rFonts w:ascii="Tahoma" w:eastAsia="微软雅黑" w:hAnsi="Tahoma" w:hint="eastAsia"/>
@@ -12948,7 +12838,6 @@
         </w:rPr>
         <w:t>ps</w:t>
       </w:r>
-      <w:proofErr w:type="spellEnd"/>
       <w:r>
         <w:rPr>
           <w:rFonts w:ascii="Tahoma" w:eastAsia="微软雅黑" w:hAnsi="Tahoma" w:hint="eastAsia"/>
@@ -12982,7 +12871,7 @@
         <w:widowControl/>
         <w:jc w:val="center"/>
         <w:rPr>
-          <w:rFonts w:ascii="宋体" w:eastAsia="宋体" w:hAnsi="宋体" w:cs="宋体"/>
+          <w:rFonts w:ascii="宋体" w:eastAsia="宋体" w:hAnsi="宋体" w:cs="宋体" w:hint="eastAsia"/>
           <w:kern w:val="0"/>
           <w:sz w:val="24"/>
           <w:szCs w:val="24"/>
@@ -13128,6 +13017,9 @@
     <w:p>
       <w:pPr>
         <w:pStyle w:val="4"/>
+        <w:rPr>
+          <w:rFonts w:hint="eastAsia"/>
+        </w:rPr>
       </w:pPr>
       <w:r>
         <w:t xml:space="preserve">4. </w:t>
@@ -13589,6 +13481,9 @@
     <w:p>
       <w:pPr>
         <w:pStyle w:val="4"/>
+        <w:rPr>
+          <w:rFonts w:hint="eastAsia"/>
+        </w:rPr>
       </w:pPr>
       <w:r>
         <w:lastRenderedPageBreak/>
@@ -13637,33 +13532,17 @@
         </w:rPr>
         <w:t>前，可以先了解下配置技巧：</w:t>
       </w:r>
-      <w:r>
-        <w:fldChar w:fldCharType="begin"/>
-      </w:r>
-      <w:r>
-        <w:instrText>HYPERLINK \l "_配置方法"</w:instrText>
-      </w:r>
-      <w:r>
-        <w:fldChar w:fldCharType="separate"/>
-      </w:r>
-      <w:r>
-        <w:rPr>
-          <w:rStyle w:val="a4"/>
-          <w:rFonts w:ascii="Tahoma" w:eastAsia="微软雅黑" w:hAnsi="Tahoma" w:hint="eastAsia"/>
-          <w:kern w:val="0"/>
-          <w:sz w:val="22"/>
-        </w:rPr>
-        <w:t>配置方法</w:t>
-      </w:r>
-      <w:r>
-        <w:rPr>
-          <w:rStyle w:val="a4"/>
-          <w:rFonts w:ascii="Tahoma" w:eastAsia="微软雅黑" w:hAnsi="Tahoma"/>
-          <w:kern w:val="0"/>
-          <w:sz w:val="22"/>
-        </w:rPr>
-        <w:fldChar w:fldCharType="end"/>
-      </w:r>
+      <w:hyperlink w:anchor="_配置方法" w:history="1">
+        <w:r>
+          <w:rPr>
+            <w:rStyle w:val="a4"/>
+            <w:rFonts w:ascii="Tahoma" w:eastAsia="微软雅黑" w:hAnsi="Tahoma" w:hint="eastAsia"/>
+            <w:kern w:val="0"/>
+            <w:sz w:val="22"/>
+          </w:rPr>
+          <w:t>配置方法</w:t>
+        </w:r>
+      </w:hyperlink>
       <w:r>
         <w:rPr>
           <w:rFonts w:ascii="Tahoma" w:eastAsia="微软雅黑" w:hAnsi="Tahoma"/>
@@ -14165,7 +14044,6 @@
         </w:rPr>
         <w:t>位移比、偏移</w:t>
       </w:r>
-      <w:proofErr w:type="spellStart"/>
       <w:r>
         <w:rPr>
           <w:rFonts w:ascii="Tahoma" w:eastAsia="微软雅黑" w:hAnsi="Tahoma" w:hint="eastAsia"/>
@@ -14174,7 +14052,6 @@
         </w:rPr>
         <w:t>xy</w:t>
       </w:r>
-      <w:proofErr w:type="spellEnd"/>
       <w:r>
         <w:rPr>
           <w:rFonts w:ascii="Tahoma" w:eastAsia="微软雅黑" w:hAnsi="Tahoma"/>
@@ -14230,6 +14107,9 @@
     <w:p>
       <w:pPr>
         <w:pStyle w:val="4"/>
+        <w:rPr>
+          <w:rFonts w:hint="eastAsia"/>
+        </w:rPr>
       </w:pPr>
       <w:r>
         <w:lastRenderedPageBreak/>
@@ -14475,6 +14355,9 @@
     <w:p>
       <w:pPr>
         <w:pStyle w:val="4"/>
+        <w:rPr>
+          <w:rFonts w:hint="eastAsia"/>
+        </w:rPr>
       </w:pPr>
       <w:r>
         <w:t>7</w:t>
@@ -14712,7 +14595,7 @@
         <w:widowControl/>
         <w:jc w:val="center"/>
         <w:rPr>
-          <w:rFonts w:ascii="宋体" w:eastAsia="宋体" w:hAnsi="宋体" w:cs="宋体"/>
+          <w:rFonts w:ascii="宋体" w:eastAsia="宋体" w:hAnsi="宋体" w:cs="宋体" w:hint="eastAsia"/>
           <w:kern w:val="0"/>
           <w:sz w:val="24"/>
           <w:szCs w:val="24"/>
@@ -15103,7 +14986,7 @@
         <w:widowControl/>
         <w:jc w:val="center"/>
         <w:rPr>
-          <w:rFonts w:ascii="宋体" w:eastAsia="宋体" w:hAnsi="宋体" w:cs="宋体"/>
+          <w:rFonts w:ascii="宋体" w:eastAsia="宋体" w:hAnsi="宋体" w:cs="宋体" w:hint="eastAsia"/>
           <w:kern w:val="0"/>
           <w:sz w:val="24"/>
           <w:szCs w:val="24"/>
@@ -15181,6 +15064,9 @@
     <w:p>
       <w:pPr>
         <w:pStyle w:val="4"/>
+        <w:rPr>
+          <w:rFonts w:hint="eastAsia"/>
+        </w:rPr>
       </w:pPr>
       <w:r>
         <w:rPr>
@@ -15289,7 +15175,7 @@
         <w:widowControl/>
         <w:jc w:val="center"/>
         <w:rPr>
-          <w:rFonts w:ascii="宋体" w:eastAsia="宋体" w:hAnsi="宋体" w:cs="宋体"/>
+          <w:rFonts w:ascii="宋体" w:eastAsia="宋体" w:hAnsi="宋体" w:cs="宋体" w:hint="eastAsia"/>
           <w:kern w:val="0"/>
           <w:sz w:val="24"/>
           <w:szCs w:val="24"/>
@@ -15603,6 +15489,9 @@
     <w:p>
       <w:pPr>
         <w:pStyle w:val="3"/>
+        <w:rPr>
+          <w:rFonts w:hint="eastAsia"/>
+        </w:rPr>
       </w:pPr>
       <w:r>
         <w:rPr>
@@ -15616,6 +15505,9 @@
       <w:pPr>
         <w:pStyle w:val="4"/>
         <w:spacing w:before="120" w:after="120"/>
+        <w:rPr>
+          <w:rFonts w:hint="eastAsia"/>
+        </w:rPr>
       </w:pPr>
       <w:r>
         <w:rPr>
@@ -15827,6 +15719,9 @@
     <w:p>
       <w:pPr>
         <w:pStyle w:val="4"/>
+        <w:rPr>
+          <w:rFonts w:hint="eastAsia"/>
+        </w:rPr>
       </w:pPr>
       <w:r>
         <w:rPr>
@@ -15893,7 +15788,6 @@
         </w:rPr>
         <w:t>◆</w:t>
       </w:r>
-      <w:proofErr w:type="spellStart"/>
       <w:r>
         <w:rPr>
           <w:rFonts w:ascii="Tahoma" w:eastAsia="微软雅黑" w:hAnsi="Tahoma"/>
@@ -15902,7 +15796,6 @@
         </w:rPr>
         <w:t>Drill_LayerGround</w:t>
       </w:r>
-      <w:proofErr w:type="spellEnd"/>
       <w:r>
         <w:rPr>
           <w:rFonts w:ascii="Tahoma" w:eastAsia="微软雅黑" w:hAnsi="Tahoma"/>
@@ -16210,6 +16103,9 @@
     <w:p>
       <w:pPr>
         <w:pStyle w:val="4"/>
+        <w:rPr>
+          <w:rFonts w:hint="eastAsia"/>
+        </w:rPr>
       </w:pPr>
       <w:r>
         <w:lastRenderedPageBreak/>
@@ -16519,6 +16415,9 @@
     <w:p>
       <w:pPr>
         <w:pStyle w:val="4"/>
+        <w:rPr>
+          <w:rFonts w:hint="eastAsia"/>
+        </w:rPr>
       </w:pPr>
       <w:r>
         <w:t xml:space="preserve">4. </w:t>
@@ -16549,7 +16448,6 @@
         </w:rPr>
         <w:t>将画好的图片放在</w:t>
       </w:r>
-      <w:proofErr w:type="spellStart"/>
       <w:r>
         <w:rPr>
           <w:rFonts w:ascii="Tahoma" w:eastAsia="微软雅黑" w:hAnsi="Tahoma" w:hint="eastAsia"/>
@@ -16566,7 +16464,6 @@
         </w:rPr>
         <w:t>_layer</w:t>
       </w:r>
-      <w:proofErr w:type="spellEnd"/>
       <w:r>
         <w:rPr>
           <w:rFonts w:ascii="Tahoma" w:eastAsia="微软雅黑" w:hAnsi="Tahoma" w:hint="eastAsia"/>
@@ -16894,7 +16791,7 @@
         <w:widowControl/>
         <w:jc w:val="center"/>
         <w:rPr>
-          <w:rFonts w:ascii="宋体" w:eastAsia="宋体" w:hAnsi="宋体" w:cs="宋体"/>
+          <w:rFonts w:ascii="宋体" w:eastAsia="宋体" w:hAnsi="宋体" w:cs="宋体" w:hint="eastAsia"/>
           <w:kern w:val="0"/>
           <w:sz w:val="24"/>
           <w:szCs w:val="24"/>
@@ -16973,6 +16870,9 @@
     <w:p>
       <w:pPr>
         <w:pStyle w:val="4"/>
+        <w:rPr>
+          <w:rFonts w:hint="eastAsia"/>
+        </w:rPr>
       </w:pPr>
       <w:r>
         <w:t xml:space="preserve">5. </w:t>
@@ -17241,6 +17141,9 @@
     <w:p>
       <w:pPr>
         <w:pStyle w:val="3"/>
+        <w:rPr>
+          <w:rFonts w:hint="eastAsia"/>
+        </w:rPr>
       </w:pPr>
       <w:r>
         <w:rPr>
@@ -17254,6 +17157,12 @@
           <w:rFonts w:hint="eastAsia"/>
         </w:rPr>
         <w:t>转场</w:t>
+      </w:r>
+      <w:r>
+        <w:rPr>
+          <w:rFonts w:hint="eastAsia"/>
+        </w:rPr>
+        <w:t>（指向）</w:t>
       </w:r>
     </w:p>
     <w:p>
@@ -17693,7 +17602,7 @@
         <w:snapToGrid w:val="0"/>
         <w:jc w:val="left"/>
         <w:rPr>
-          <w:rFonts w:ascii="Tahoma" w:eastAsia="微软雅黑" w:hAnsi="Tahoma" w:hint="eastAsia"/>
+          <w:rFonts w:ascii="Tahoma" w:eastAsia="微软雅黑" w:hAnsi="Tahoma"/>
           <w:kern w:val="0"/>
           <w:sz w:val="22"/>
         </w:rPr>
@@ -17702,18 +17611,15 @@
     <w:p>
       <w:pPr>
         <w:pStyle w:val="3"/>
-      </w:pPr>
-      <w:r>
         <w:rPr>
           <w:rFonts w:hint="eastAsia"/>
         </w:rPr>
-        <w:t>设计</w:t>
-      </w:r>
+      </w:pPr>
       <w:r>
         <w:rPr>
           <w:rFonts w:hint="eastAsia"/>
         </w:rPr>
-        <w:t>横版2D</w:t>
+        <w:t>设计横版2D</w:t>
       </w:r>
       <w:r>
         <w:rPr>
@@ -17721,6 +17627,12 @@
         </w:rPr>
         <w:t>地图</w:t>
       </w:r>
+      <w:r>
+        <w:rPr>
+          <w:rFonts w:hint="eastAsia"/>
+        </w:rPr>
+        <w:t>（指向）</w:t>
+      </w:r>
     </w:p>
     <w:p>
       <w:pPr>
@@ -17728,7 +17640,7 @@
         <w:snapToGrid w:val="0"/>
         <w:jc w:val="left"/>
         <w:rPr>
-          <w:rFonts w:ascii="Tahoma" w:eastAsia="微软雅黑" w:hAnsi="Tahoma" w:hint="eastAsia"/>
+          <w:rFonts w:ascii="Tahoma" w:eastAsia="微软雅黑" w:hAnsi="Tahoma"/>
           <w:kern w:val="0"/>
           <w:sz w:val="22"/>
         </w:rPr>
@@ -17822,7 +17734,7 @@
         <w:snapToGrid w:val="0"/>
         <w:jc w:val="center"/>
         <w:rPr>
-          <w:rFonts w:ascii="Tahoma" w:eastAsia="微软雅黑" w:hAnsi="Tahoma" w:hint="eastAsia"/>
+          <w:rFonts w:ascii="Tahoma" w:eastAsia="微软雅黑" w:hAnsi="Tahoma"/>
           <w:kern w:val="0"/>
           <w:sz w:val="22"/>
         </w:rPr>
@@ -17902,15 +17814,7 @@
           <w:kern w:val="0"/>
           <w:sz w:val="22"/>
         </w:rPr>
-        <w:t>你可以去</w:t>
-      </w:r>
-      <w:r>
-        <w:rPr>
-          <w:rFonts w:ascii="Tahoma" w:eastAsia="微软雅黑" w:hAnsi="Tahoma" w:hint="eastAsia"/>
-          <w:kern w:val="0"/>
-          <w:sz w:val="22"/>
-        </w:rPr>
-        <w:t>示例中</w:t>
+        <w:t>你可以去示例中</w:t>
       </w:r>
       <w:r>
         <w:rPr>
@@ -17980,31 +17884,7 @@
           <w:kern w:val="0"/>
           <w:sz w:val="22"/>
         </w:rPr>
-        <w:t>看看</w:t>
-      </w:r>
-      <w:r>
-        <w:rPr>
-          <w:rFonts w:ascii="Tahoma" w:eastAsia="微软雅黑" w:hAnsi="Tahoma" w:hint="eastAsia"/>
-          <w:kern w:val="0"/>
-          <w:sz w:val="22"/>
-        </w:rPr>
-        <w:t>设计</w:t>
-      </w:r>
-      <w:r>
-        <w:rPr>
-          <w:rFonts w:ascii="Tahoma" w:eastAsia="微软雅黑" w:hAnsi="Tahoma" w:hint="eastAsia"/>
-          <w:kern w:val="0"/>
-          <w:sz w:val="22"/>
-        </w:rPr>
-        <w:t>效果</w:t>
-      </w:r>
-      <w:r>
-        <w:rPr>
-          <w:rFonts w:ascii="Tahoma" w:eastAsia="微软雅黑" w:hAnsi="Tahoma" w:hint="eastAsia"/>
-          <w:kern w:val="0"/>
-          <w:sz w:val="22"/>
-        </w:rPr>
-        <w:t>。</w:t>
+        <w:t>看看设计效果。</w:t>
       </w:r>
     </w:p>
     <w:p>
@@ -18131,7 +18011,7 @@
         <w:snapToGrid w:val="0"/>
         <w:jc w:val="left"/>
         <w:rPr>
-          <w:rFonts w:ascii="Tahoma" w:eastAsia="微软雅黑" w:hAnsi="Tahoma" w:hint="eastAsia"/>
+          <w:rFonts w:ascii="Tahoma" w:eastAsia="微软雅黑" w:hAnsi="Tahoma"/>
           <w:kern w:val="0"/>
           <w:sz w:val="22"/>
         </w:rPr>
@@ -18159,6 +18039,9 @@
     <w:p>
       <w:pPr>
         <w:pStyle w:val="2"/>
+        <w:rPr>
+          <w:rFonts w:hint="eastAsia"/>
+        </w:rPr>
       </w:pPr>
       <w:bookmarkStart w:id="11" w:name="_设计一场战斗的场景效果"/>
       <w:bookmarkEnd w:id="11"/>
@@ -18179,6 +18062,9 @@
     <w:p>
       <w:pPr>
         <w:pStyle w:val="3"/>
+        <w:rPr>
+          <w:rFonts w:hint="eastAsia"/>
+        </w:rPr>
       </w:pPr>
       <w:r>
         <w:rPr>
@@ -18305,7 +18191,7 @@
               <w:widowControl/>
               <w:jc w:val="left"/>
               <w:rPr>
-                <w:rFonts w:ascii="宋体" w:eastAsia="宋体" w:hAnsi="宋体" w:cs="宋体"/>
+                <w:rFonts w:ascii="宋体" w:eastAsia="宋体" w:hAnsi="宋体" w:cs="宋体" w:hint="eastAsia"/>
                 <w:kern w:val="0"/>
                 <w:sz w:val="24"/>
                 <w:szCs w:val="24"/>
@@ -18902,9 +18788,14 @@
 </file>
 
 <file path=word/endnotes.xml><?xml version="1.0" encoding="utf-8"?>
-<w:endnotes xmlns:wpc="http://schemas.microsoft.com/office/word/2010/wordprocessingCanvas" xmlns:cx="http://schemas.microsoft.com/office/drawing/2014/chartex" xmlns:cx1="http://schemas.microsoft.com/office/drawing/2015/9/8/chartex" xmlns:cx2="http://schemas.microsoft.com/office/drawing/2015/10/21/chartex" xmlns:cx3="http://schemas.microsoft.com/office/drawing/2016/5/9/chartex" xmlns:cx4="http://schemas.microsoft.com/office/drawing/2016/5/10/chartex" xmlns:cx5="http://schemas.microsoft.com/office/drawing/2016/5/11/chartex" xmlns:cx6="http://schemas.microsoft.com/office/drawing/2016/5/12/chartex" xmlns:cx7="http://schemas.microsoft.com/office/drawing/2016/5/13/chartex" xmlns:cx8="http://schemas.microsoft.com/office/drawing/2016/5/14/chartex" xmlns:mc="http://schemas.openxmlformats.org/markup-compatibility/2006" xmlns:aink="http://schemas.microsoft.com/office/drawing/2016/ink" xmlns:am3d="http://schemas.microsoft.com/office/drawing/2017/model3d" xmlns:o="urn:schemas-microsoft-com:office:office" xmlns:oel="http://schemas.microsoft.com/office/2019/extlst" xmlns:r="http://schemas.openxmlformats.org/officeDocument/2006/relationships" xmlns:m="http://schemas.openxmlformats.org/officeDocument/2006/math" xmlns:v="urn:schemas-microsoft-com:vml" xmlns:wp14="http://schemas.microsoft.com/office/word/2010/wordprocessingDrawing" xmlns:wp="http://schemas.openxmlformats.org/drawingml/2006/wordprocessingDrawing" xmlns:w10="urn:schemas-microsoft-com:office:word" xmlns:w="http://schemas.openxmlformats.org/wordprocessingml/2006/main" xmlns:w14="http://schemas.microsoft.com/office/word/2010/wordml" xmlns:w15="http://schemas.microsoft.com/office/word/2012/wordml" xmlns:w16cex="http://schemas.microsoft.com/office/word/2018/wordml/cex" xmlns:w16cid="http://schemas.microsoft.com/office/word/2016/wordml/cid" xmlns:w16="http://schemas.microsoft.com/office/word/2018/wordml" xmlns:w16du="http://schemas.microsoft.com/office/word/2023/wordml/word16du" xmlns:w16sdtdh="http://schemas.microsoft.com/office/word/2020/wordml/sdtdatahash" xmlns:w16se="http://schemas.microsoft.com/office/word/2015/wordml/symex" xmlns:wpg="http://schemas.microsoft.com/office/word/2010/wordprocessingGroup" xmlns:wpi="http://schemas.microsoft.com/office/word/2010/wordprocessingInk" xmlns:wne="http://schemas.microsoft.com/office/word/2006/wordml" xmlns:wps="http://schemas.microsoft.com/office/word/2010/wordprocessingShape" mc:Ignorable="w14 w15 w16se w16cid w16 w16cex w16sdtdh w16du wp14">
+<w:endnotes xmlns:wpc="http://schemas.microsoft.com/office/word/2010/wordprocessingCanvas" xmlns:cx="http://schemas.microsoft.com/office/drawing/2014/chartex" xmlns:cx1="http://schemas.microsoft.com/office/drawing/2015/9/8/chartex" xmlns:cx2="http://schemas.microsoft.com/office/drawing/2015/10/21/chartex" xmlns:cx3="http://schemas.microsoft.com/office/drawing/2016/5/9/chartex" xmlns:cx4="http://schemas.microsoft.com/office/drawing/2016/5/10/chartex" xmlns:cx5="http://schemas.microsoft.com/office/drawing/2016/5/11/chartex" xmlns:cx6="http://schemas.microsoft.com/office/drawing/2016/5/12/chartex" xmlns:cx7="http://schemas.microsoft.com/office/drawing/2016/5/13/chartex" xmlns:cx8="http://schemas.microsoft.com/office/drawing/2016/5/14/chartex" xmlns:mc="http://schemas.openxmlformats.org/markup-compatibility/2006" xmlns:aink="http://schemas.microsoft.com/office/drawing/2016/ink" xmlns:am3d="http://schemas.microsoft.com/office/drawing/2017/model3d" xmlns:o="urn:schemas-microsoft-com:office:office" xmlns:oel="http://schemas.microsoft.com/office/2019/extlst" xmlns:r="http://schemas.openxmlformats.org/officeDocument/2006/relationships" xmlns:m="http://schemas.openxmlformats.org/officeDocument/2006/math" xmlns:v="urn:schemas-microsoft-com:vml" xmlns:wp14="http://schemas.microsoft.com/office/word/2010/wordprocessingDrawing" xmlns:wp="http://schemas.openxmlformats.org/drawingml/2006/wordprocessingDrawing" xmlns:w10="urn:schemas-microsoft-com:office:word" xmlns:w="http://schemas.openxmlformats.org/wordprocessingml/2006/main" xmlns:w14="http://schemas.microsoft.com/office/word/2010/wordml" xmlns:w15="http://schemas.microsoft.com/office/word/2012/wordml" xmlns:w16cex="http://schemas.microsoft.com/office/word/2018/wordml/cex" xmlns:w16cid="http://schemas.microsoft.com/office/word/2016/wordml/cid" xmlns:w16="http://schemas.microsoft.com/office/word/2018/wordml" xmlns:w16du="http://schemas.microsoft.com/office/word/2023/wordml/word16du" xmlns:w16sdtdh="http://schemas.microsoft.com/office/word/2020/wordml/sdtdatahash" xmlns:w16sdtfl="http://schemas.microsoft.com/office/word/2024/wordml/sdtformatlock" xmlns:w16se="http://schemas.microsoft.com/office/word/2015/wordml/symex" xmlns:wpg="http://schemas.microsoft.com/office/word/2010/wordprocessingGroup" xmlns:wpi="http://schemas.microsoft.com/office/word/2010/wordprocessingInk" xmlns:wne="http://schemas.microsoft.com/office/word/2006/wordml" xmlns:wps="http://schemas.microsoft.com/office/word/2010/wordprocessingShape" mc:Ignorable="w14 w15 w16se w16cid w16 w16cex w16sdtdh w16sdtfl w16du wp14">
   <w:endnote w:type="separator" w:id="-1">
     <w:p>
+      <w:pPr>
+        <w:rPr>
+          <w:rFonts w:hint="eastAsia"/>
+        </w:rPr>
+      </w:pPr>
       <w:r>
         <w:separator/>
       </w:r>
@@ -18912,6 +18803,11 @@
   </w:endnote>
   <w:endnote w:type="continuationSeparator" w:id="0">
     <w:p>
+      <w:pPr>
+        <w:rPr>
+          <w:rFonts w:hint="eastAsia"/>
+        </w:rPr>
+      </w:pPr>
       <w:r>
         <w:continuationSeparator/>
       </w:r>
@@ -18921,9 +18817,14 @@
 </file>
 
 <file path=word/footnotes.xml><?xml version="1.0" encoding="utf-8"?>
-<w:footnotes xmlns:wpc="http://schemas.microsoft.com/office/word/2010/wordprocessingCanvas" xmlns:cx="http://schemas.microsoft.com/office/drawing/2014/chartex" xmlns:cx1="http://schemas.microsoft.com/office/drawing/2015/9/8/chartex" xmlns:cx2="http://schemas.microsoft.com/office/drawing/2015/10/21/chartex" xmlns:cx3="http://schemas.microsoft.com/office/drawing/2016/5/9/chartex" xmlns:cx4="http://schemas.microsoft.com/office/drawing/2016/5/10/chartex" xmlns:cx5="http://schemas.microsoft.com/office/drawing/2016/5/11/chartex" xmlns:cx6="http://schemas.microsoft.com/office/drawing/2016/5/12/chartex" xmlns:cx7="http://schemas.microsoft.com/office/drawing/2016/5/13/chartex" xmlns:cx8="http://schemas.microsoft.com/office/drawing/2016/5/14/chartex" xmlns:mc="http://schemas.openxmlformats.org/markup-compatibility/2006" xmlns:aink="http://schemas.microsoft.com/office/drawing/2016/ink" xmlns:am3d="http://schemas.microsoft.com/office/drawing/2017/model3d" xmlns:o="urn:schemas-microsoft-com:office:office" xmlns:oel="http://schemas.microsoft.com/office/2019/extlst" xmlns:r="http://schemas.openxmlformats.org/officeDocument/2006/relationships" xmlns:m="http://schemas.openxmlformats.org/officeDocument/2006/math" xmlns:v="urn:schemas-microsoft-com:vml" xmlns:wp14="http://schemas.microsoft.com/office/word/2010/wordprocessingDrawing" xmlns:wp="http://schemas.openxmlformats.org/drawingml/2006/wordprocessingDrawing" xmlns:w10="urn:schemas-microsoft-com:office:word" xmlns:w="http://schemas.openxmlformats.org/wordprocessingml/2006/main" xmlns:w14="http://schemas.microsoft.com/office/word/2010/wordml" xmlns:w15="http://schemas.microsoft.com/office/word/2012/wordml" xmlns:w16cex="http://schemas.microsoft.com/office/word/2018/wordml/cex" xmlns:w16cid="http://schemas.microsoft.com/office/word/2016/wordml/cid" xmlns:w16="http://schemas.microsoft.com/office/word/2018/wordml" xmlns:w16du="http://schemas.microsoft.com/office/word/2023/wordml/word16du" xmlns:w16sdtdh="http://schemas.microsoft.com/office/word/2020/wordml/sdtdatahash" xmlns:w16se="http://schemas.microsoft.com/office/word/2015/wordml/symex" xmlns:wpg="http://schemas.microsoft.com/office/word/2010/wordprocessingGroup" xmlns:wpi="http://schemas.microsoft.com/office/word/2010/wordprocessingInk" xmlns:wne="http://schemas.microsoft.com/office/word/2006/wordml" xmlns:wps="http://schemas.microsoft.com/office/word/2010/wordprocessingShape" mc:Ignorable="w14 w15 w16se w16cid w16 w16cex w16sdtdh w16du wp14">
+<w:footnotes xmlns:wpc="http://schemas.microsoft.com/office/word/2010/wordprocessingCanvas" xmlns:cx="http://schemas.microsoft.com/office/drawing/2014/chartex" xmlns:cx1="http://schemas.microsoft.com/office/drawing/2015/9/8/chartex" xmlns:cx2="http://schemas.microsoft.com/office/drawing/2015/10/21/chartex" xmlns:cx3="http://schemas.microsoft.com/office/drawing/2016/5/9/chartex" xmlns:cx4="http://schemas.microsoft.com/office/drawing/2016/5/10/chartex" xmlns:cx5="http://schemas.microsoft.com/office/drawing/2016/5/11/chartex" xmlns:cx6="http://schemas.microsoft.com/office/drawing/2016/5/12/chartex" xmlns:cx7="http://schemas.microsoft.com/office/drawing/2016/5/13/chartex" xmlns:cx8="http://schemas.microsoft.com/office/drawing/2016/5/14/chartex" xmlns:mc="http://schemas.openxmlformats.org/markup-compatibility/2006" xmlns:aink="http://schemas.microsoft.com/office/drawing/2016/ink" xmlns:am3d="http://schemas.microsoft.com/office/drawing/2017/model3d" xmlns:o="urn:schemas-microsoft-com:office:office" xmlns:oel="http://schemas.microsoft.com/office/2019/extlst" xmlns:r="http://schemas.openxmlformats.org/officeDocument/2006/relationships" xmlns:m="http://schemas.openxmlformats.org/officeDocument/2006/math" xmlns:v="urn:schemas-microsoft-com:vml" xmlns:wp14="http://schemas.microsoft.com/office/word/2010/wordprocessingDrawing" xmlns:wp="http://schemas.openxmlformats.org/drawingml/2006/wordprocessingDrawing" xmlns:w10="urn:schemas-microsoft-com:office:word" xmlns:w="http://schemas.openxmlformats.org/wordprocessingml/2006/main" xmlns:w14="http://schemas.microsoft.com/office/word/2010/wordml" xmlns:w15="http://schemas.microsoft.com/office/word/2012/wordml" xmlns:w16cex="http://schemas.microsoft.com/office/word/2018/wordml/cex" xmlns:w16cid="http://schemas.microsoft.com/office/word/2016/wordml/cid" xmlns:w16="http://schemas.microsoft.com/office/word/2018/wordml" xmlns:w16du="http://schemas.microsoft.com/office/word/2023/wordml/word16du" xmlns:w16sdtdh="http://schemas.microsoft.com/office/word/2020/wordml/sdtdatahash" xmlns:w16sdtfl="http://schemas.microsoft.com/office/word/2024/wordml/sdtformatlock" xmlns:w16se="http://schemas.microsoft.com/office/word/2015/wordml/symex" xmlns:wpg="http://schemas.microsoft.com/office/word/2010/wordprocessingGroup" xmlns:wpi="http://schemas.microsoft.com/office/word/2010/wordprocessingInk" xmlns:wne="http://schemas.microsoft.com/office/word/2006/wordml" xmlns:wps="http://schemas.microsoft.com/office/word/2010/wordprocessingShape" mc:Ignorable="w14 w15 w16se w16cid w16 w16cex w16sdtdh w16sdtfl w16du wp14">
   <w:footnote w:type="separator" w:id="-1">
     <w:p>
+      <w:pPr>
+        <w:rPr>
+          <w:rFonts w:hint="eastAsia"/>
+        </w:rPr>
+      </w:pPr>
       <w:r>
         <w:separator/>
       </w:r>
@@ -18931,6 +18832,11 @@
   </w:footnote>
   <w:footnote w:type="continuationSeparator" w:id="0">
     <w:p>
+      <w:pPr>
+        <w:rPr>
+          <w:rFonts w:hint="eastAsia"/>
+        </w:rPr>
+      </w:pPr>
       <w:r>
         <w:continuationSeparator/>
       </w:r>
@@ -18940,12 +18846,12 @@
 </file>
 
 <file path=word/header1.xml><?xml version="1.0" encoding="utf-8"?>
-<w:hdr xmlns:wpc="http://schemas.microsoft.com/office/word/2010/wordprocessingCanvas" xmlns:cx="http://schemas.microsoft.com/office/drawing/2014/chartex" xmlns:cx1="http://schemas.microsoft.com/office/drawing/2015/9/8/chartex" xmlns:cx2="http://schemas.microsoft.com/office/drawing/2015/10/21/chartex" xmlns:cx3="http://schemas.microsoft.com/office/drawing/2016/5/9/chartex" xmlns:cx4="http://schemas.microsoft.com/office/drawing/2016/5/10/chartex" xmlns:cx5="http://schemas.microsoft.com/office/drawing/2016/5/11/chartex" xmlns:cx6="http://schemas.microsoft.com/office/drawing/2016/5/12/chartex" xmlns:cx7="http://schemas.microsoft.com/office/drawing/2016/5/13/chartex" xmlns:cx8="http://schemas.microsoft.com/office/drawing/2016/5/14/chartex" xmlns:mc="http://schemas.openxmlformats.org/markup-compatibility/2006" xmlns:aink="http://schemas.microsoft.com/office/drawing/2016/ink" xmlns:am3d="http://schemas.microsoft.com/office/drawing/2017/model3d" xmlns:o="urn:schemas-microsoft-com:office:office" xmlns:oel="http://schemas.microsoft.com/office/2019/extlst" xmlns:r="http://schemas.openxmlformats.org/officeDocument/2006/relationships" xmlns:m="http://schemas.openxmlformats.org/officeDocument/2006/math" xmlns:v="urn:schemas-microsoft-com:vml" xmlns:wp14="http://schemas.microsoft.com/office/word/2010/wordprocessingDrawing" xmlns:wp="http://schemas.openxmlformats.org/drawingml/2006/wordprocessingDrawing" xmlns:w10="urn:schemas-microsoft-com:office:word" xmlns:w="http://schemas.openxmlformats.org/wordprocessingml/2006/main" xmlns:w14="http://schemas.microsoft.com/office/word/2010/wordml" xmlns:w15="http://schemas.microsoft.com/office/word/2012/wordml" xmlns:w16cex="http://schemas.microsoft.com/office/word/2018/wordml/cex" xmlns:w16cid="http://schemas.microsoft.com/office/word/2016/wordml/cid" xmlns:w16="http://schemas.microsoft.com/office/word/2018/wordml" xmlns:w16du="http://schemas.microsoft.com/office/word/2023/wordml/word16du" xmlns:w16sdtdh="http://schemas.microsoft.com/office/word/2020/wordml/sdtdatahash" xmlns:w16se="http://schemas.microsoft.com/office/word/2015/wordml/symex" xmlns:wpg="http://schemas.microsoft.com/office/word/2010/wordprocessingGroup" xmlns:wpi="http://schemas.microsoft.com/office/word/2010/wordprocessingInk" xmlns:wne="http://schemas.microsoft.com/office/word/2006/wordml" xmlns:wps="http://schemas.microsoft.com/office/word/2010/wordprocessingShape" mc:Ignorable="w14 w15 w16se w16cid w16 w16cex w16sdtdh w16du wp14">
+<w:hdr xmlns:wpc="http://schemas.microsoft.com/office/word/2010/wordprocessingCanvas" xmlns:cx="http://schemas.microsoft.com/office/drawing/2014/chartex" xmlns:cx1="http://schemas.microsoft.com/office/drawing/2015/9/8/chartex" xmlns:cx2="http://schemas.microsoft.com/office/drawing/2015/10/21/chartex" xmlns:cx3="http://schemas.microsoft.com/office/drawing/2016/5/9/chartex" xmlns:cx4="http://schemas.microsoft.com/office/drawing/2016/5/10/chartex" xmlns:cx5="http://schemas.microsoft.com/office/drawing/2016/5/11/chartex" xmlns:cx6="http://schemas.microsoft.com/office/drawing/2016/5/12/chartex" xmlns:cx7="http://schemas.microsoft.com/office/drawing/2016/5/13/chartex" xmlns:cx8="http://schemas.microsoft.com/office/drawing/2016/5/14/chartex" xmlns:mc="http://schemas.openxmlformats.org/markup-compatibility/2006" xmlns:aink="http://schemas.microsoft.com/office/drawing/2016/ink" xmlns:am3d="http://schemas.microsoft.com/office/drawing/2017/model3d" xmlns:o="urn:schemas-microsoft-com:office:office" xmlns:oel="http://schemas.microsoft.com/office/2019/extlst" xmlns:r="http://schemas.openxmlformats.org/officeDocument/2006/relationships" xmlns:m="http://schemas.openxmlformats.org/officeDocument/2006/math" xmlns:v="urn:schemas-microsoft-com:vml" xmlns:wp14="http://schemas.microsoft.com/office/word/2010/wordprocessingDrawing" xmlns:wp="http://schemas.openxmlformats.org/drawingml/2006/wordprocessingDrawing" xmlns:w10="urn:schemas-microsoft-com:office:word" xmlns:w="http://schemas.openxmlformats.org/wordprocessingml/2006/main" xmlns:w14="http://schemas.microsoft.com/office/word/2010/wordml" xmlns:w15="http://schemas.microsoft.com/office/word/2012/wordml" xmlns:w16cex="http://schemas.microsoft.com/office/word/2018/wordml/cex" xmlns:w16cid="http://schemas.microsoft.com/office/word/2016/wordml/cid" xmlns:w16="http://schemas.microsoft.com/office/word/2018/wordml" xmlns:w16du="http://schemas.microsoft.com/office/word/2023/wordml/word16du" xmlns:w16sdtdh="http://schemas.microsoft.com/office/word/2020/wordml/sdtdatahash" xmlns:w16sdtfl="http://schemas.microsoft.com/office/word/2024/wordml/sdtformatlock" xmlns:w16se="http://schemas.microsoft.com/office/word/2015/wordml/symex" xmlns:wpg="http://schemas.microsoft.com/office/word/2010/wordprocessingGroup" xmlns:wpi="http://schemas.microsoft.com/office/word/2010/wordprocessingInk" xmlns:wne="http://schemas.microsoft.com/office/word/2006/wordml" xmlns:wps="http://schemas.microsoft.com/office/word/2010/wordprocessingShape" mc:Ignorable="w14 w15 w16se w16cid w16 w16cex w16sdtdh w16sdtfl w16du wp14">
   <w:p>
     <w:pPr>
       <w:jc w:val="center"/>
       <w:rPr>
-        <w:rFonts w:ascii="微软雅黑" w:eastAsia="微软雅黑" w:hAnsi="微软雅黑"/>
+        <w:rFonts w:ascii="微软雅黑" w:eastAsia="微软雅黑" w:hAnsi="微软雅黑" w:hint="eastAsia"/>
         <w:sz w:val="20"/>
       </w:rPr>
     </w:pPr>
@@ -19038,7 +18944,6 @@
       </w:rPr>
       <w:t xml:space="preserve">   </w:t>
     </w:r>
-    <w:proofErr w:type="spellStart"/>
     <w:r>
       <w:rPr>
         <w:rFonts w:ascii="微软雅黑" w:eastAsia="微软雅黑" w:hAnsi="微软雅黑"/>
@@ -19046,12 +18951,11 @@
       </w:rPr>
       <w:t>drill_up</w:t>
     </w:r>
-    <w:proofErr w:type="spellEnd"/>
   </w:p>
   <w:p>
     <w:pPr>
       <w:rPr>
-        <w:rFonts w:ascii="微软雅黑" w:eastAsia="微软雅黑" w:hAnsi="微软雅黑"/>
+        <w:rFonts w:ascii="微软雅黑" w:eastAsia="微软雅黑" w:hAnsi="微软雅黑" w:hint="eastAsia"/>
         <w:sz w:val="20"/>
       </w:rPr>
     </w:pPr>
@@ -19060,7 +18964,7 @@
 </file>
 
 <file path=word/numbering.xml><?xml version="1.0" encoding="utf-8"?>
-<w:numbering xmlns:wpc="http://schemas.microsoft.com/office/word/2010/wordprocessingCanvas" xmlns:cx="http://schemas.microsoft.com/office/drawing/2014/chartex" xmlns:cx1="http://schemas.microsoft.com/office/drawing/2015/9/8/chartex" xmlns:cx2="http://schemas.microsoft.com/office/drawing/2015/10/21/chartex" xmlns:cx3="http://schemas.microsoft.com/office/drawing/2016/5/9/chartex" xmlns:cx4="http://schemas.microsoft.com/office/drawing/2016/5/10/chartex" xmlns:cx5="http://schemas.microsoft.com/office/drawing/2016/5/11/chartex" xmlns:cx6="http://schemas.microsoft.com/office/drawing/2016/5/12/chartex" xmlns:cx7="http://schemas.microsoft.com/office/drawing/2016/5/13/chartex" xmlns:cx8="http://schemas.microsoft.com/office/drawing/2016/5/14/chartex" xmlns:mc="http://schemas.openxmlformats.org/markup-compatibility/2006" xmlns:aink="http://schemas.microsoft.com/office/drawing/2016/ink" xmlns:am3d="http://schemas.microsoft.com/office/drawing/2017/model3d" xmlns:o="urn:schemas-microsoft-com:office:office" xmlns:oel="http://schemas.microsoft.com/office/2019/extlst" xmlns:r="http://schemas.openxmlformats.org/officeDocument/2006/relationships" xmlns:m="http://schemas.openxmlformats.org/officeDocument/2006/math" xmlns:v="urn:schemas-microsoft-com:vml" xmlns:wp14="http://schemas.microsoft.com/office/word/2010/wordprocessingDrawing" xmlns:wp="http://schemas.openxmlformats.org/drawingml/2006/wordprocessingDrawing" xmlns:w10="urn:schemas-microsoft-com:office:word" xmlns:w="http://schemas.openxmlformats.org/wordprocessingml/2006/main" xmlns:w14="http://schemas.microsoft.com/office/word/2010/wordml" xmlns:w15="http://schemas.microsoft.com/office/word/2012/wordml" xmlns:w16cex="http://schemas.microsoft.com/office/word/2018/wordml/cex" xmlns:w16cid="http://schemas.microsoft.com/office/word/2016/wordml/cid" xmlns:w16="http://schemas.microsoft.com/office/word/2018/wordml" xmlns:w16du="http://schemas.microsoft.com/office/word/2023/wordml/word16du" xmlns:w16sdtdh="http://schemas.microsoft.com/office/word/2020/wordml/sdtdatahash" xmlns:w16se="http://schemas.microsoft.com/office/word/2015/wordml/symex" xmlns:wpg="http://schemas.microsoft.com/office/word/2010/wordprocessingGroup" xmlns:wpi="http://schemas.microsoft.com/office/word/2010/wordprocessingInk" xmlns:wne="http://schemas.microsoft.com/office/word/2006/wordml" xmlns:wps="http://schemas.microsoft.com/office/word/2010/wordprocessingShape" mc:Ignorable="w14 w15 w16se w16cid w16 w16cex w16sdtdh w16du wp14">
+<w:numbering xmlns:wpc="http://schemas.microsoft.com/office/word/2010/wordprocessingCanvas" xmlns:cx="http://schemas.microsoft.com/office/drawing/2014/chartex" xmlns:cx1="http://schemas.microsoft.com/office/drawing/2015/9/8/chartex" xmlns:cx2="http://schemas.microsoft.com/office/drawing/2015/10/21/chartex" xmlns:cx3="http://schemas.microsoft.com/office/drawing/2016/5/9/chartex" xmlns:cx4="http://schemas.microsoft.com/office/drawing/2016/5/10/chartex" xmlns:cx5="http://schemas.microsoft.com/office/drawing/2016/5/11/chartex" xmlns:cx6="http://schemas.microsoft.com/office/drawing/2016/5/12/chartex" xmlns:cx7="http://schemas.microsoft.com/office/drawing/2016/5/13/chartex" xmlns:cx8="http://schemas.microsoft.com/office/drawing/2016/5/14/chartex" xmlns:mc="http://schemas.openxmlformats.org/markup-compatibility/2006" xmlns:aink="http://schemas.microsoft.com/office/drawing/2016/ink" xmlns:am3d="http://schemas.microsoft.com/office/drawing/2017/model3d" xmlns:o="urn:schemas-microsoft-com:office:office" xmlns:oel="http://schemas.microsoft.com/office/2019/extlst" xmlns:r="http://schemas.openxmlformats.org/officeDocument/2006/relationships" xmlns:m="http://schemas.openxmlformats.org/officeDocument/2006/math" xmlns:v="urn:schemas-microsoft-com:vml" xmlns:wp14="http://schemas.microsoft.com/office/word/2010/wordprocessingDrawing" xmlns:wp="http://schemas.openxmlformats.org/drawingml/2006/wordprocessingDrawing" xmlns:w10="urn:schemas-microsoft-com:office:word" xmlns:w="http://schemas.openxmlformats.org/wordprocessingml/2006/main" xmlns:w14="http://schemas.microsoft.com/office/word/2010/wordml" xmlns:w15="http://schemas.microsoft.com/office/word/2012/wordml" xmlns:w16cex="http://schemas.microsoft.com/office/word/2018/wordml/cex" xmlns:w16cid="http://schemas.microsoft.com/office/word/2016/wordml/cid" xmlns:w16="http://schemas.microsoft.com/office/word/2018/wordml" xmlns:w16du="http://schemas.microsoft.com/office/word/2023/wordml/word16du" xmlns:w16sdtdh="http://schemas.microsoft.com/office/word/2020/wordml/sdtdatahash" xmlns:w16sdtfl="http://schemas.microsoft.com/office/word/2024/wordml/sdtformatlock" xmlns:w16se="http://schemas.microsoft.com/office/word/2015/wordml/symex" xmlns:wpg="http://schemas.microsoft.com/office/word/2010/wordprocessingGroup" xmlns:wpi="http://schemas.microsoft.com/office/word/2010/wordprocessingInk" xmlns:wne="http://schemas.microsoft.com/office/word/2006/wordml" xmlns:wps="http://schemas.microsoft.com/office/word/2010/wordprocessingShape" mc:Ignorable="w14 w15 w16se w16cid w16 w16cex w16sdtdh w16sdtfl w16du wp14">
   <w:abstractNum w:abstractNumId="0" w15:restartNumberingAfterBreak="0">
     <w:nsid w:val="388E58FE"/>
     <w:multiLevelType w:val="hybridMultilevel"/>
@@ -19157,7 +19061,7 @@
 </file>
 
 <file path=word/styles.xml><?xml version="1.0" encoding="utf-8"?>
-<w:styles xmlns:mc="http://schemas.openxmlformats.org/markup-compatibility/2006" xmlns:r="http://schemas.openxmlformats.org/officeDocument/2006/relationships" xmlns:w="http://schemas.openxmlformats.org/wordprocessingml/2006/main" xmlns:w14="http://schemas.microsoft.com/office/word/2010/wordml" xmlns:w15="http://schemas.microsoft.com/office/word/2012/wordml" xmlns:w16cex="http://schemas.microsoft.com/office/word/2018/wordml/cex" xmlns:w16cid="http://schemas.microsoft.com/office/word/2016/wordml/cid" xmlns:w16="http://schemas.microsoft.com/office/word/2018/wordml" xmlns:w16du="http://schemas.microsoft.com/office/word/2023/wordml/word16du" xmlns:w16sdtdh="http://schemas.microsoft.com/office/word/2020/wordml/sdtdatahash" xmlns:w16se="http://schemas.microsoft.com/office/word/2015/wordml/symex" mc:Ignorable="w14 w15 w16se w16cid w16 w16cex w16sdtdh w16du">
+<w:styles xmlns:mc="http://schemas.openxmlformats.org/markup-compatibility/2006" xmlns:r="http://schemas.openxmlformats.org/officeDocument/2006/relationships" xmlns:w="http://schemas.openxmlformats.org/wordprocessingml/2006/main" xmlns:w14="http://schemas.microsoft.com/office/word/2010/wordml" xmlns:w15="http://schemas.microsoft.com/office/word/2012/wordml" xmlns:w16cex="http://schemas.microsoft.com/office/word/2018/wordml/cex" xmlns:w16cid="http://schemas.microsoft.com/office/word/2016/wordml/cid" xmlns:w16="http://schemas.microsoft.com/office/word/2018/wordml" xmlns:w16du="http://schemas.microsoft.com/office/word/2023/wordml/word16du" xmlns:w16sdtdh="http://schemas.microsoft.com/office/word/2020/wordml/sdtdatahash" xmlns:w16sdtfl="http://schemas.microsoft.com/office/word/2024/wordml/sdtformatlock" xmlns:w16se="http://schemas.microsoft.com/office/word/2015/wordml/symex" mc:Ignorable="w14 w15 w16se w16cid w16 w16cex w16sdtdh w16sdtfl w16du">
   <w:docDefaults>
     <w:rPrDefault>
       <w:rPr>

--- a/插件详细手册/17.主菜单/多层组合装饰（界面装饰-地图界面）.docx
+++ b/插件详细手册/17.主菜单/多层组合装饰（界面装饰-地图界面）.docx
@@ -84,6 +84,7 @@
         </w:rPr>
         <w:t>◆</w:t>
       </w:r>
+      <w:proofErr w:type="spellStart"/>
       <w:r>
         <w:rPr>
           <w:rFonts w:ascii="Tahoma" w:eastAsia="微软雅黑" w:hAnsi="Tahoma"/>
@@ -91,6 +92,15 @@
           <w:sz w:val="22"/>
         </w:rPr>
         <w:t>Drill_LayerGround</w:t>
+      </w:r>
+      <w:proofErr w:type="spellEnd"/>
+      <w:r>
+        <w:rPr>
+          <w:rFonts w:ascii="Tahoma" w:eastAsia="微软雅黑" w:hAnsi="Tahoma"/>
+          <w:kern w:val="0"/>
+          <w:sz w:val="22"/>
+        </w:rPr>
+        <w:tab/>
       </w:r>
       <w:r>
         <w:rPr>
@@ -193,6 +203,7 @@
         </w:rPr>
         <w:t>◆</w:t>
       </w:r>
+      <w:proofErr w:type="spellStart"/>
       <w:r>
         <w:rPr>
           <w:rFonts w:ascii="Tahoma" w:eastAsia="微软雅黑" w:hAnsi="Tahoma"/>
@@ -200,6 +211,15 @@
           <w:sz w:val="22"/>
         </w:rPr>
         <w:t>Drill_LayerParticle</w:t>
+      </w:r>
+      <w:proofErr w:type="spellEnd"/>
+      <w:r>
+        <w:rPr>
+          <w:rFonts w:ascii="Tahoma" w:eastAsia="微软雅黑" w:hAnsi="Tahoma"/>
+          <w:kern w:val="0"/>
+          <w:sz w:val="22"/>
+        </w:rPr>
+        <w:tab/>
       </w:r>
       <w:r>
         <w:rPr>
@@ -302,6 +322,7 @@
         </w:rPr>
         <w:t>◆</w:t>
       </w:r>
+      <w:proofErr w:type="spellStart"/>
       <w:r>
         <w:rPr>
           <w:rFonts w:ascii="Tahoma" w:eastAsia="微软雅黑" w:hAnsi="Tahoma"/>
@@ -309,6 +330,15 @@
           <w:sz w:val="22"/>
         </w:rPr>
         <w:t>Drill_LayerCircle</w:t>
+      </w:r>
+      <w:proofErr w:type="spellEnd"/>
+      <w:r>
+        <w:rPr>
+          <w:rFonts w:ascii="Tahoma" w:eastAsia="微软雅黑" w:hAnsi="Tahoma"/>
+          <w:kern w:val="0"/>
+          <w:sz w:val="22"/>
+        </w:rPr>
+        <w:tab/>
       </w:r>
       <w:r>
         <w:rPr>
@@ -411,6 +441,7 @@
         </w:rPr>
         <w:t>◆</w:t>
       </w:r>
+      <w:proofErr w:type="spellStart"/>
       <w:r>
         <w:rPr>
           <w:rFonts w:ascii="Tahoma" w:eastAsia="微软雅黑" w:hAnsi="Tahoma"/>
@@ -418,6 +449,15 @@
           <w:sz w:val="22"/>
         </w:rPr>
         <w:t>Drill_LayerGif</w:t>
+      </w:r>
+      <w:proofErr w:type="spellEnd"/>
+      <w:r>
+        <w:rPr>
+          <w:rFonts w:ascii="Tahoma" w:eastAsia="微软雅黑" w:hAnsi="Tahoma"/>
+          <w:kern w:val="0"/>
+          <w:sz w:val="22"/>
+        </w:rPr>
+        <w:tab/>
       </w:r>
       <w:r>
         <w:rPr>
@@ -544,6 +584,7 @@
         </w:rPr>
         <w:t>◆</w:t>
       </w:r>
+      <w:proofErr w:type="spellStart"/>
       <w:r>
         <w:rPr>
           <w:rFonts w:ascii="Tahoma" w:eastAsia="微软雅黑" w:hAnsi="Tahoma"/>
@@ -551,6 +592,15 @@
           <w:sz w:val="22"/>
         </w:rPr>
         <w:t>Drill_LayerTiledGif</w:t>
+      </w:r>
+      <w:proofErr w:type="spellEnd"/>
+      <w:r>
+        <w:rPr>
+          <w:rFonts w:ascii="Tahoma" w:eastAsia="微软雅黑" w:hAnsi="Tahoma"/>
+          <w:kern w:val="0"/>
+          <w:sz w:val="22"/>
+        </w:rPr>
+        <w:tab/>
       </w:r>
       <w:r>
         <w:rPr>
@@ -681,6 +731,7 @@
         </w:rPr>
         <w:t>◆</w:t>
       </w:r>
+      <w:proofErr w:type="spellStart"/>
       <w:r>
         <w:rPr>
           <w:rFonts w:ascii="Tahoma" w:eastAsia="微软雅黑" w:hAnsi="Tahoma"/>
@@ -689,6 +740,7 @@
         </w:rPr>
         <w:t>Drill_LayerParticleRain</w:t>
       </w:r>
+      <w:proofErr w:type="spellEnd"/>
       <w:r>
         <w:rPr>
           <w:rFonts w:ascii="Tahoma" w:eastAsia="微软雅黑" w:hAnsi="Tahoma"/>
@@ -723,6 +775,14 @@
       </w:r>
       <w:r>
         <w:rPr>
+          <w:rFonts w:ascii="Tahoma" w:eastAsia="微软雅黑" w:hAnsi="Tahoma"/>
+          <w:kern w:val="0"/>
+          <w:sz w:val="22"/>
+        </w:rPr>
+        <w:tab/>
+      </w:r>
+      <w:r>
+        <w:rPr>
           <w:rFonts w:ascii="Tahoma" w:eastAsia="微软雅黑" w:hAnsi="Tahoma" w:hint="eastAsia"/>
           <w:kern w:val="0"/>
           <w:sz w:val="22"/>
@@ -760,34 +820,6 @@
           <w:sz w:val="22"/>
         </w:rPr>
         <w:t>数字雨</w:t>
-      </w:r>
-    </w:p>
-    <w:p>
-      <w:pPr>
-        <w:widowControl/>
-        <w:adjustRightInd w:val="0"/>
-        <w:jc w:val="left"/>
-        <w:rPr>
-          <w:rFonts w:ascii="Tahoma" w:eastAsia="微软雅黑" w:hAnsi="Tahoma"/>
-          <w:kern w:val="0"/>
-          <w:sz w:val="22"/>
-        </w:rPr>
-      </w:pPr>
-      <w:r>
-        <w:rPr>
-          <w:rFonts w:ascii="Tahoma" w:eastAsia="微软雅黑" w:hAnsi="Tahoma" w:hint="eastAsia"/>
-          <w:kern w:val="0"/>
-          <w:sz w:val="22"/>
-        </w:rPr>
-        <w:t>功能</w:t>
-      </w:r>
-      <w:r>
-        <w:rPr>
-          <w:rFonts w:ascii="Tahoma" w:eastAsia="微软雅黑" w:hAnsi="Tahoma" w:hint="eastAsia"/>
-          <w:kern w:val="0"/>
-          <w:sz w:val="22"/>
-        </w:rPr>
-        <w:t>扩展插件：</w:t>
       </w:r>
     </w:p>
     <w:p>
@@ -818,6 +850,106 @@
         </w:rPr>
         <w:t>◆</w:t>
       </w:r>
+      <w:proofErr w:type="spellStart"/>
+      <w:r>
+        <w:rPr>
+          <w:rFonts w:ascii="Tahoma" w:eastAsia="微软雅黑" w:hAnsi="Tahoma" w:hint="eastAsia"/>
+          <w:kern w:val="0"/>
+          <w:sz w:val="22"/>
+        </w:rPr>
+        <w:t>Drill_LayerDecorationPluginCommandList</w:t>
+      </w:r>
+      <w:proofErr w:type="spellEnd"/>
+      <w:r>
+        <w:rPr>
+          <w:rFonts w:ascii="Tahoma" w:eastAsia="微软雅黑" w:hAnsi="Tahoma"/>
+          <w:kern w:val="0"/>
+          <w:sz w:val="22"/>
+        </w:rPr>
+        <w:tab/>
+      </w:r>
+      <w:r>
+        <w:rPr>
+          <w:rFonts w:ascii="Tahoma" w:eastAsia="微软雅黑" w:hAnsi="Tahoma" w:hint="eastAsia"/>
+          <w:kern w:val="0"/>
+          <w:sz w:val="22"/>
+        </w:rPr>
+        <w:t>地图</w:t>
+      </w:r>
+      <w:r>
+        <w:rPr>
+          <w:rFonts w:ascii="Tahoma" w:eastAsia="微软雅黑" w:hAnsi="Tahoma" w:hint="eastAsia"/>
+          <w:kern w:val="0"/>
+          <w:sz w:val="22"/>
+        </w:rPr>
+        <w:t xml:space="preserve"> - </w:t>
+      </w:r>
+      <w:r>
+        <w:rPr>
+          <w:rFonts w:ascii="Tahoma" w:eastAsia="微软雅黑" w:hAnsi="Tahoma" w:hint="eastAsia"/>
+          <w:kern w:val="0"/>
+          <w:sz w:val="22"/>
+        </w:rPr>
+        <w:t>多层装饰的指令容器</w:t>
+      </w:r>
+    </w:p>
+    <w:p>
+      <w:pPr>
+        <w:widowControl/>
+        <w:adjustRightInd w:val="0"/>
+        <w:jc w:val="left"/>
+        <w:rPr>
+          <w:rFonts w:ascii="Tahoma" w:eastAsia="微软雅黑" w:hAnsi="Tahoma"/>
+          <w:kern w:val="0"/>
+          <w:sz w:val="22"/>
+        </w:rPr>
+      </w:pPr>
+      <w:r>
+        <w:rPr>
+          <w:rFonts w:ascii="Tahoma" w:eastAsia="微软雅黑" w:hAnsi="Tahoma" w:hint="eastAsia"/>
+          <w:kern w:val="0"/>
+          <w:sz w:val="22"/>
+        </w:rPr>
+        <w:t>功能</w:t>
+      </w:r>
+      <w:r>
+        <w:rPr>
+          <w:rFonts w:ascii="Tahoma" w:eastAsia="微软雅黑" w:hAnsi="Tahoma" w:hint="eastAsia"/>
+          <w:kern w:val="0"/>
+          <w:sz w:val="22"/>
+        </w:rPr>
+        <w:t>扩展插件：</w:t>
+      </w:r>
+    </w:p>
+    <w:p>
+      <w:pPr>
+        <w:widowControl/>
+        <w:adjustRightInd w:val="0"/>
+        <w:snapToGrid w:val="0"/>
+        <w:jc w:val="left"/>
+        <w:rPr>
+          <w:rFonts w:ascii="Tahoma" w:eastAsia="微软雅黑" w:hAnsi="Tahoma"/>
+          <w:kern w:val="0"/>
+          <w:sz w:val="22"/>
+        </w:rPr>
+      </w:pPr>
+      <w:r>
+        <w:rPr>
+          <w:rFonts w:ascii="Tahoma" w:eastAsia="微软雅黑" w:hAnsi="Tahoma"/>
+          <w:kern w:val="0"/>
+          <w:sz w:val="22"/>
+        </w:rPr>
+        <w:tab/>
+      </w:r>
+      <w:r>
+        <w:rPr>
+          <w:rFonts w:ascii="Tahoma" w:eastAsia="微软雅黑" w:hAnsi="Tahoma" w:hint="eastAsia"/>
+          <w:kern w:val="0"/>
+          <w:sz w:val="22"/>
+        </w:rPr>
+        <w:t>◆</w:t>
+      </w:r>
+      <w:proofErr w:type="spellStart"/>
       <w:r>
         <w:rPr>
           <w:rFonts w:ascii="Tahoma" w:eastAsia="微软雅黑" w:hAnsi="Tahoma"/>
@@ -825,6 +957,15 @@
           <w:sz w:val="22"/>
         </w:rPr>
         <w:t>Drill_LayerCamera</w:t>
+      </w:r>
+      <w:proofErr w:type="spellEnd"/>
+      <w:r>
+        <w:rPr>
+          <w:rFonts w:ascii="Tahoma" w:eastAsia="微软雅黑" w:hAnsi="Tahoma"/>
+          <w:kern w:val="0"/>
+          <w:sz w:val="22"/>
+        </w:rPr>
+        <w:tab/>
       </w:r>
       <w:r>
         <w:rPr>
@@ -1069,7 +1210,27 @@
                 <w:sz w:val="22"/>
                 <w:szCs w:val="24"/>
               </w:rPr>
-              <w:t>，然后几个地图魔法圈控制线和球旋转。</w:t>
+              <w:t>，然后几个地图魔法</w:t>
+            </w:r>
+            <w:proofErr w:type="gramStart"/>
+            <w:r>
+              <w:rPr>
+                <w:rFonts w:ascii="Tahoma" w:eastAsia="微软雅黑" w:hAnsi="Tahoma" w:hint="eastAsia"/>
+                <w:kern w:val="0"/>
+                <w:sz w:val="22"/>
+                <w:szCs w:val="24"/>
+              </w:rPr>
+              <w:t>圈控制</w:t>
+            </w:r>
+            <w:proofErr w:type="gramEnd"/>
+            <w:r>
+              <w:rPr>
+                <w:rFonts w:ascii="Tahoma" w:eastAsia="微软雅黑" w:hAnsi="Tahoma" w:hint="eastAsia"/>
+                <w:kern w:val="0"/>
+                <w:sz w:val="22"/>
+                <w:szCs w:val="24"/>
+              </w:rPr>
+              <w:t>线和球旋转。</w:t>
             </w:r>
           </w:p>
           <w:p>
@@ -1082,6 +1243,7 @@
                 <w:szCs w:val="24"/>
               </w:rPr>
             </w:pPr>
+            <w:proofErr w:type="gramStart"/>
             <w:r>
               <w:rPr>
                 <w:rFonts w:ascii="Tahoma" w:eastAsia="微软雅黑" w:hAnsi="Tahoma" w:hint="eastAsia"/>
@@ -1089,7 +1251,17 @@
                 <w:sz w:val="22"/>
                 <w:szCs w:val="24"/>
               </w:rPr>
-              <w:t>由于图块是半透明的，所以能看到下层装饰贴图。</w:t>
+              <w:t>由于图块是</w:t>
+            </w:r>
+            <w:proofErr w:type="gramEnd"/>
+            <w:r>
+              <w:rPr>
+                <w:rFonts w:ascii="Tahoma" w:eastAsia="微软雅黑" w:hAnsi="Tahoma" w:hint="eastAsia"/>
+                <w:kern w:val="0"/>
+                <w:sz w:val="22"/>
+                <w:szCs w:val="24"/>
+              </w:rPr>
+              <w:t>半透明的，所以能看到下层装饰贴图。</w:t>
             </w:r>
           </w:p>
           <w:p>
@@ -1275,7 +1447,7 @@
         <w:snapToGrid w:val="0"/>
         <w:jc w:val="left"/>
         <w:rPr>
-          <w:rFonts w:ascii="Tahoma" w:eastAsia="微软雅黑" w:hAnsi="Tahoma" w:hint="eastAsia"/>
+          <w:rFonts w:ascii="Tahoma" w:eastAsia="微软雅黑" w:hAnsi="Tahoma"/>
           <w:kern w:val="0"/>
           <w:sz w:val="22"/>
         </w:rPr>
@@ -1403,6 +1575,449 @@
     </w:p>
     <w:p>
       <w:pPr>
+        <w:pStyle w:val="3"/>
+        <w:rPr>
+          <w:rFonts w:hint="eastAsia"/>
+        </w:rPr>
+      </w:pPr>
+      <w:r>
+        <w:rPr>
+          <w:rFonts w:hint="eastAsia"/>
+        </w:rPr>
+        <w:t>名词索引</w:t>
+      </w:r>
+    </w:p>
+    <w:p>
+      <w:pPr>
+        <w:widowControl/>
+        <w:adjustRightInd w:val="0"/>
+        <w:snapToGrid w:val="0"/>
+        <w:spacing w:after="200"/>
+        <w:jc w:val="left"/>
+        <w:rPr>
+          <w:rFonts w:ascii="Tahoma" w:eastAsia="微软雅黑" w:hAnsi="Tahoma"/>
+          <w:kern w:val="0"/>
+          <w:sz w:val="22"/>
+        </w:rPr>
+      </w:pPr>
+      <w:r>
+        <w:rPr>
+          <w:rFonts w:ascii="Tahoma" w:eastAsia="微软雅黑" w:hAnsi="Tahoma" w:hint="eastAsia"/>
+          <w:kern w:val="0"/>
+          <w:sz w:val="22"/>
+        </w:rPr>
+        <w:t>以下你可以按住</w:t>
+      </w:r>
+      <w:r>
+        <w:rPr>
+          <w:rFonts w:ascii="Tahoma" w:eastAsia="微软雅黑" w:hAnsi="Tahoma" w:hint="eastAsia"/>
+          <w:kern w:val="0"/>
+          <w:sz w:val="22"/>
+        </w:rPr>
+        <w:t>ctrl</w:t>
+      </w:r>
+      <w:r>
+        <w:rPr>
+          <w:rFonts w:ascii="Tahoma" w:eastAsia="微软雅黑" w:hAnsi="Tahoma" w:hint="eastAsia"/>
+          <w:kern w:val="0"/>
+          <w:sz w:val="22"/>
+        </w:rPr>
+        <w:t>键点击下面的词，可以直接定位到想了解的名词：</w:t>
+      </w:r>
+    </w:p>
+    <w:tbl>
+      <w:tblPr>
+        <w:tblStyle w:val="af"/>
+        <w:tblW w:w="0" w:type="auto"/>
+        <w:tblLook w:val="04A0" w:firstRow="1" w:lastRow="0" w:firstColumn="1" w:lastColumn="0" w:noHBand="0" w:noVBand="1"/>
+      </w:tblPr>
+      <w:tblGrid>
+        <w:gridCol w:w="2093"/>
+        <w:gridCol w:w="6429"/>
+      </w:tblGrid>
+      <w:tr>
+        <w:tc>
+          <w:tcPr>
+            <w:tcW w:w="2093" w:type="dxa"/>
+            <w:shd w:val="clear" w:color="auto" w:fill="D9D9D9" w:themeFill="background1" w:themeFillShade="D9"/>
+          </w:tcPr>
+          <w:p>
+            <w:pPr>
+              <w:widowControl/>
+              <w:adjustRightInd w:val="0"/>
+              <w:snapToGrid w:val="0"/>
+              <w:spacing w:after="200"/>
+              <w:jc w:val="center"/>
+              <w:rPr>
+                <w:rFonts w:ascii="Tahoma" w:eastAsia="微软雅黑" w:hAnsi="Tahoma"/>
+                <w:kern w:val="0"/>
+                <w:sz w:val="22"/>
+              </w:rPr>
+            </w:pPr>
+            <w:r>
+              <w:rPr>
+                <w:rFonts w:ascii="Tahoma" w:eastAsia="微软雅黑" w:hAnsi="Tahoma" w:hint="eastAsia"/>
+                <w:kern w:val="0"/>
+                <w:sz w:val="22"/>
+              </w:rPr>
+              <w:t>界面设计</w:t>
+            </w:r>
+          </w:p>
+        </w:tc>
+        <w:tc>
+          <w:tcPr>
+            <w:tcW w:w="6429" w:type="dxa"/>
+          </w:tcPr>
+          <w:p>
+            <w:pPr>
+              <w:widowControl/>
+              <w:adjustRightInd w:val="0"/>
+              <w:snapToGrid w:val="0"/>
+              <w:spacing w:after="200"/>
+              <w:jc w:val="left"/>
+              <w:rPr>
+                <w:rFonts w:ascii="Tahoma" w:eastAsia="微软雅黑" w:hAnsi="Tahoma"/>
+                <w:kern w:val="0"/>
+                <w:sz w:val="22"/>
+              </w:rPr>
+            </w:pPr>
+            <w:hyperlink w:anchor="_地图层级" w:history="1">
+              <w:r>
+                <w:rPr>
+                  <w:rStyle w:val="a4"/>
+                  <w:rFonts w:ascii="Tahoma" w:eastAsia="微软雅黑" w:hAnsi="Tahoma" w:hint="eastAsia"/>
+                  <w:kern w:val="0"/>
+                  <w:sz w:val="22"/>
+                </w:rPr>
+                <w:t>地图层级</w:t>
+              </w:r>
+            </w:hyperlink>
+            <w:r>
+              <w:rPr>
+                <w:rFonts w:ascii="Tahoma" w:eastAsia="微软雅黑" w:hAnsi="Tahoma" w:hint="eastAsia"/>
+                <w:kern w:val="0"/>
+                <w:sz w:val="22"/>
+              </w:rPr>
+              <w:t xml:space="preserve"> </w:t>
+            </w:r>
+            <w:hyperlink w:anchor="_预加载" w:history="1">
+              <w:r>
+                <w:rPr>
+                  <w:rStyle w:val="a4"/>
+                  <w:rFonts w:ascii="Tahoma" w:eastAsia="微软雅黑" w:hAnsi="Tahoma" w:hint="eastAsia"/>
+                  <w:kern w:val="0"/>
+                  <w:sz w:val="22"/>
+                </w:rPr>
+                <w:t>预加载</w:t>
+              </w:r>
+            </w:hyperlink>
+            <w:r>
+              <w:rPr>
+                <w:rFonts w:ascii="Tahoma" w:eastAsia="微软雅黑" w:hAnsi="Tahoma" w:hint="eastAsia"/>
+                <w:kern w:val="0"/>
+                <w:sz w:val="22"/>
+              </w:rPr>
+              <w:t xml:space="preserve"> </w:t>
+            </w:r>
+          </w:p>
+          <w:p>
+            <w:pPr>
+              <w:widowControl/>
+              <w:adjustRightInd w:val="0"/>
+              <w:snapToGrid w:val="0"/>
+              <w:spacing w:after="200"/>
+              <w:jc w:val="left"/>
+              <w:rPr>
+                <w:rFonts w:hint="eastAsia"/>
+              </w:rPr>
+            </w:pPr>
+            <w:hyperlink w:anchor="_静态装饰设计" w:history="1">
+              <w:r>
+                <w:rPr>
+                  <w:rStyle w:val="a4"/>
+                  <w:rFonts w:ascii="Tahoma" w:eastAsia="微软雅黑" w:hAnsi="Tahoma" w:hint="eastAsia"/>
+                  <w:kern w:val="0"/>
+                  <w:sz w:val="22"/>
+                </w:rPr>
+                <w:t>静态装饰设计</w:t>
+              </w:r>
+            </w:hyperlink>
+            <w:r>
+              <w:rPr>
+                <w:rFonts w:ascii="Tahoma" w:eastAsia="微软雅黑" w:hAnsi="Tahoma" w:hint="eastAsia"/>
+                <w:kern w:val="0"/>
+                <w:sz w:val="22"/>
+              </w:rPr>
+              <w:t xml:space="preserve"> </w:t>
+            </w:r>
+          </w:p>
+          <w:p>
+            <w:pPr>
+              <w:widowControl/>
+              <w:adjustRightInd w:val="0"/>
+              <w:snapToGrid w:val="0"/>
+              <w:spacing w:after="200"/>
+              <w:jc w:val="left"/>
+              <w:rPr>
+                <w:rFonts w:ascii="Tahoma" w:eastAsia="微软雅黑" w:hAnsi="Tahoma"/>
+                <w:kern w:val="0"/>
+                <w:sz w:val="22"/>
+              </w:rPr>
+            </w:pPr>
+            <w:hyperlink w:anchor="_变换动画设计" w:history="1">
+              <w:r>
+                <w:rPr>
+                  <w:rStyle w:val="a4"/>
+                  <w:rFonts w:ascii="Tahoma" w:eastAsia="微软雅黑" w:hAnsi="Tahoma" w:hint="eastAsia"/>
+                  <w:kern w:val="0"/>
+                  <w:sz w:val="22"/>
+                </w:rPr>
+                <w:t>变换动画设计</w:t>
+              </w:r>
+            </w:hyperlink>
+            <w:r>
+              <w:rPr>
+                <w:rFonts w:ascii="Tahoma" w:eastAsia="微软雅黑" w:hAnsi="Tahoma" w:hint="eastAsia"/>
+                <w:kern w:val="0"/>
+                <w:sz w:val="22"/>
+              </w:rPr>
+              <w:t xml:space="preserve"> </w:t>
+            </w:r>
+          </w:p>
+        </w:tc>
+      </w:tr>
+      <w:tr>
+        <w:tc>
+          <w:tcPr>
+            <w:tcW w:w="2093" w:type="dxa"/>
+            <w:shd w:val="clear" w:color="auto" w:fill="D9D9D9" w:themeFill="background1" w:themeFillShade="D9"/>
+          </w:tcPr>
+          <w:p>
+            <w:pPr>
+              <w:widowControl/>
+              <w:adjustRightInd w:val="0"/>
+              <w:snapToGrid w:val="0"/>
+              <w:spacing w:after="200"/>
+              <w:jc w:val="center"/>
+              <w:rPr>
+                <w:rFonts w:ascii="Tahoma" w:eastAsia="微软雅黑" w:hAnsi="Tahoma"/>
+                <w:kern w:val="0"/>
+                <w:sz w:val="22"/>
+              </w:rPr>
+            </w:pPr>
+            <w:r>
+              <w:rPr>
+                <w:rFonts w:ascii="Tahoma" w:eastAsia="微软雅黑" w:hAnsi="Tahoma" w:hint="eastAsia"/>
+                <w:kern w:val="0"/>
+                <w:sz w:val="22"/>
+              </w:rPr>
+              <w:t>特殊属性</w:t>
+            </w:r>
+          </w:p>
+        </w:tc>
+        <w:tc>
+          <w:tcPr>
+            <w:tcW w:w="6429" w:type="dxa"/>
+          </w:tcPr>
+          <w:p>
+            <w:pPr>
+              <w:widowControl/>
+              <w:adjustRightInd w:val="0"/>
+              <w:snapToGrid w:val="0"/>
+              <w:spacing w:after="200"/>
+              <w:jc w:val="left"/>
+              <w:rPr>
+                <w:rFonts w:ascii="Tahoma" w:eastAsia="微软雅黑" w:hAnsi="Tahoma"/>
+                <w:kern w:val="0"/>
+                <w:sz w:val="22"/>
+              </w:rPr>
+            </w:pPr>
+            <w:hyperlink w:anchor="_延迟指令与周期指令" w:history="1">
+              <w:r>
+                <w:rPr>
+                  <w:rStyle w:val="a4"/>
+                  <w:rFonts w:ascii="Tahoma" w:eastAsia="微软雅黑" w:hAnsi="Tahoma" w:hint="eastAsia"/>
+                  <w:kern w:val="0"/>
+                  <w:sz w:val="22"/>
+                </w:rPr>
+                <w:t>延迟指令与周期指令</w:t>
+              </w:r>
+            </w:hyperlink>
+            <w:r>
+              <w:rPr>
+                <w:rFonts w:ascii="Tahoma" w:eastAsia="微软雅黑" w:hAnsi="Tahoma" w:hint="eastAsia"/>
+                <w:kern w:val="0"/>
+                <w:sz w:val="22"/>
+              </w:rPr>
+              <w:t xml:space="preserve"> </w:t>
+            </w:r>
+          </w:p>
+          <w:p>
+            <w:pPr>
+              <w:widowControl/>
+              <w:adjustRightInd w:val="0"/>
+              <w:snapToGrid w:val="0"/>
+              <w:spacing w:after="200"/>
+              <w:jc w:val="left"/>
+              <w:rPr>
+                <w:rFonts w:ascii="Tahoma" w:eastAsia="微软雅黑" w:hAnsi="Tahoma"/>
+                <w:kern w:val="0"/>
+                <w:sz w:val="22"/>
+              </w:rPr>
+            </w:pPr>
+            <w:hyperlink w:anchor="_位移比" w:history="1">
+              <w:r>
+                <w:rPr>
+                  <w:rStyle w:val="a4"/>
+                  <w:rFonts w:ascii="Tahoma" w:eastAsia="微软雅黑" w:hAnsi="Tahoma" w:hint="eastAsia"/>
+                  <w:kern w:val="0"/>
+                  <w:sz w:val="22"/>
+                </w:rPr>
+                <w:t>位移比</w:t>
+              </w:r>
+            </w:hyperlink>
+            <w:r>
+              <w:rPr>
+                <w:rFonts w:ascii="Tahoma" w:eastAsia="微软雅黑" w:hAnsi="Tahoma" w:hint="eastAsia"/>
+                <w:kern w:val="0"/>
+                <w:sz w:val="22"/>
+              </w:rPr>
+              <w:t xml:space="preserve"> </w:t>
+            </w:r>
+            <w:hyperlink w:anchor="_动态遮罩_1" w:history="1">
+              <w:r>
+                <w:rPr>
+                  <w:rStyle w:val="a4"/>
+                  <w:rFonts w:ascii="Tahoma" w:eastAsia="微软雅黑" w:hAnsi="Tahoma" w:hint="eastAsia"/>
+                  <w:kern w:val="0"/>
+                  <w:sz w:val="22"/>
+                </w:rPr>
+                <w:t>动态遮罩</w:t>
+              </w:r>
+            </w:hyperlink>
+            <w:r>
+              <w:rPr>
+                <w:rFonts w:ascii="Tahoma" w:eastAsia="微软雅黑" w:hAnsi="Tahoma" w:hint="eastAsia"/>
+                <w:kern w:val="0"/>
+                <w:sz w:val="22"/>
+              </w:rPr>
+              <w:t xml:space="preserve"> </w:t>
+            </w:r>
+          </w:p>
+        </w:tc>
+      </w:tr>
+      <w:tr>
+        <w:tc>
+          <w:tcPr>
+            <w:tcW w:w="2093" w:type="dxa"/>
+            <w:shd w:val="clear" w:color="auto" w:fill="D9D9D9" w:themeFill="background1" w:themeFillShade="D9"/>
+          </w:tcPr>
+          <w:p>
+            <w:pPr>
+              <w:widowControl/>
+              <w:adjustRightInd w:val="0"/>
+              <w:snapToGrid w:val="0"/>
+              <w:spacing w:after="200"/>
+              <w:jc w:val="center"/>
+              <w:rPr>
+                <w:rFonts w:ascii="Tahoma" w:eastAsia="微软雅黑" w:hAnsi="Tahoma"/>
+                <w:kern w:val="0"/>
+                <w:sz w:val="22"/>
+              </w:rPr>
+            </w:pPr>
+            <w:r>
+              <w:rPr>
+                <w:rFonts w:ascii="Tahoma" w:eastAsia="微软雅黑" w:hAnsi="Tahoma" w:hint="eastAsia"/>
+                <w:kern w:val="0"/>
+                <w:sz w:val="22"/>
+              </w:rPr>
+              <w:t>特殊插件</w:t>
+            </w:r>
+          </w:p>
+        </w:tc>
+        <w:tc>
+          <w:tcPr>
+            <w:tcW w:w="6429" w:type="dxa"/>
+          </w:tcPr>
+          <w:p>
+            <w:pPr>
+              <w:widowControl/>
+              <w:adjustRightInd w:val="0"/>
+              <w:snapToGrid w:val="0"/>
+              <w:spacing w:after="200"/>
+              <w:jc w:val="left"/>
+              <w:rPr>
+                <w:rFonts w:ascii="Tahoma" w:eastAsia="微软雅黑" w:hAnsi="Tahoma"/>
+                <w:kern w:val="0"/>
+                <w:sz w:val="22"/>
+              </w:rPr>
+            </w:pPr>
+            <w:hyperlink w:anchor="_【地图_-_多层地图数字雨】" w:history="1">
+              <w:r>
+                <w:rPr>
+                  <w:rStyle w:val="a4"/>
+                  <w:rFonts w:ascii="Tahoma" w:eastAsia="微软雅黑" w:hAnsi="Tahoma" w:hint="eastAsia"/>
+                  <w:kern w:val="0"/>
+                  <w:sz w:val="22"/>
+                </w:rPr>
+                <w:t>数字雨</w:t>
+              </w:r>
+            </w:hyperlink>
+            <w:r>
+              <w:rPr>
+                <w:rFonts w:ascii="Tahoma" w:eastAsia="微软雅黑" w:hAnsi="Tahoma" w:hint="eastAsia"/>
+                <w:kern w:val="0"/>
+                <w:sz w:val="22"/>
+              </w:rPr>
+              <w:t xml:space="preserve"> </w:t>
+            </w:r>
+            <w:hyperlink w:anchor="_【地图_-_多层装饰的指令容器】" w:history="1">
+              <w:r>
+                <w:rPr>
+                  <w:rStyle w:val="a4"/>
+                  <w:rFonts w:ascii="Tahoma" w:eastAsia="微软雅黑" w:hAnsi="Tahoma" w:hint="eastAsia"/>
+                  <w:kern w:val="0"/>
+                  <w:sz w:val="22"/>
+                </w:rPr>
+                <w:t>指令容器</w:t>
+              </w:r>
+            </w:hyperlink>
+            <w:r>
+              <w:rPr>
+                <w:rFonts w:ascii="Tahoma" w:eastAsia="微软雅黑" w:hAnsi="Tahoma" w:hint="eastAsia"/>
+                <w:kern w:val="0"/>
+                <w:sz w:val="22"/>
+              </w:rPr>
+              <w:t xml:space="preserve"> </w:t>
+            </w:r>
+          </w:p>
+        </w:tc>
+      </w:tr>
+    </w:tbl>
+    <w:p>
+      <w:pPr>
+        <w:snapToGrid w:val="0"/>
+        <w:rPr>
+          <w:rFonts w:ascii="Tahoma" w:eastAsia="微软雅黑" w:hAnsi="Tahoma"/>
+          <w:kern w:val="0"/>
+          <w:sz w:val="22"/>
+          <w:szCs w:val="24"/>
+        </w:rPr>
+      </w:pPr>
+    </w:p>
+    <w:p>
+      <w:pPr>
+        <w:snapToGrid w:val="0"/>
+        <w:rPr>
+          <w:rFonts w:ascii="Tahoma" w:eastAsia="微软雅黑" w:hAnsi="Tahoma"/>
+          <w:kern w:val="0"/>
+          <w:sz w:val="22"/>
+          <w:szCs w:val="24"/>
+        </w:rPr>
+      </w:pPr>
+    </w:p>
+    <w:p>
+      <w:pPr>
         <w:widowControl/>
         <w:jc w:val="left"/>
         <w:rPr>
@@ -1505,7 +2120,7 @@
           <v:shape id="_x0000_i1025" type="#_x0000_t75" style="width:414.6pt;height:166.8pt" o:ole="">
             <v:imagedata r:id="rId10" o:title=""/>
           </v:shape>
-          <o:OLEObject Type="Embed" ProgID="Visio.Drawing.15" ShapeID="_x0000_i1025" DrawAspect="Content" ObjectID="_1832174826" r:id="rId11"/>
+          <o:OLEObject Type="Embed" ProgID="Visio.Drawing.15" ShapeID="_x0000_i1025" DrawAspect="Content" ObjectID="_1845783367" r:id="rId11"/>
         </w:object>
       </w:r>
     </w:p>
@@ -1573,6 +2188,7 @@
         </w:rPr>
         <w:t>/</w:t>
       </w:r>
+      <w:proofErr w:type="gramStart"/>
       <w:r>
         <w:rPr>
           <w:rFonts w:ascii="Tahoma" w:eastAsia="微软雅黑" w:hAnsi="Tahoma" w:hint="eastAsia"/>
@@ -1600,6 +2216,7 @@
         </w:rPr>
         <w:t>上层</w:t>
       </w:r>
+      <w:proofErr w:type="gramEnd"/>
       <w:r>
         <w:rPr>
           <w:rFonts w:ascii="Tahoma" w:eastAsia="微软雅黑" w:hAnsi="Tahoma" w:hint="eastAsia"/>
@@ -1665,6 +2282,7 @@
         </w:rPr>
         <w:t>/</w:t>
       </w:r>
+      <w:proofErr w:type="gramStart"/>
       <w:r>
         <w:rPr>
           <w:rFonts w:ascii="Tahoma" w:eastAsia="微软雅黑" w:hAnsi="Tahoma" w:hint="eastAsia"/>
@@ -1692,6 +2310,7 @@
         </w:rPr>
         <w:t>上层</w:t>
       </w:r>
+      <w:proofErr w:type="gramEnd"/>
       <w:r>
         <w:rPr>
           <w:rFonts w:ascii="Tahoma" w:eastAsia="微软雅黑" w:hAnsi="Tahoma" w:hint="eastAsia"/>
@@ -1751,13 +2370,21 @@
         </w:rPr>
       </w:pPr>
       <w:bookmarkStart w:id="0" w:name="_配置方法"/>
+      <w:bookmarkStart w:id="1" w:name="_地图层级"/>
       <w:bookmarkEnd w:id="0"/>
+      <w:bookmarkEnd w:id="1"/>
       <w:r>
         <w:rPr>
           <w:rFonts w:hint="eastAsia"/>
         </w:rPr>
         <w:lastRenderedPageBreak/>
-        <w:t>配置方法</w:t>
+        <w:t>地图</w:t>
+      </w:r>
+      <w:r>
+        <w:rPr>
+          <w:rFonts w:hint="eastAsia"/>
+        </w:rPr>
+        <w:t>层级</w:t>
       </w:r>
     </w:p>
     <w:p>
@@ -1768,19 +2395,1470 @@
         </w:rPr>
       </w:pPr>
       <w:r>
+        <w:rPr>
+          <w:rFonts w:hint="eastAsia"/>
+        </w:rPr>
+        <w:t>1）层级介绍</w:t>
+      </w:r>
+    </w:p>
+    <w:p>
+      <w:pPr>
+        <w:widowControl/>
+        <w:adjustRightInd w:val="0"/>
+        <w:snapToGrid w:val="0"/>
+        <w:spacing w:after="200"/>
+        <w:jc w:val="left"/>
+        <w:rPr>
+          <w:rFonts w:ascii="Tahoma" w:eastAsia="微软雅黑" w:hAnsi="Tahoma"/>
+          <w:b/>
+          <w:kern w:val="0"/>
+          <w:sz w:val="22"/>
+        </w:rPr>
+      </w:pPr>
+      <w:bookmarkStart w:id="2" w:name="_菜单/标题层级"/>
+      <w:bookmarkEnd w:id="2"/>
+      <w:r>
+        <w:rPr>
+          <w:rFonts w:ascii="Tahoma" w:eastAsia="微软雅黑" w:hAnsi="Tahoma" w:hint="eastAsia"/>
+          <w:b/>
+          <w:kern w:val="0"/>
+          <w:sz w:val="22"/>
+        </w:rPr>
+        <w:t>地图</w:t>
+      </w:r>
+      <w:r>
+        <w:rPr>
+          <w:rFonts w:ascii="Tahoma" w:eastAsia="微软雅黑" w:hAnsi="Tahoma" w:hint="eastAsia"/>
+          <w:b/>
+          <w:kern w:val="0"/>
+          <w:sz w:val="22"/>
+        </w:rPr>
+        <w:t>界面分为</w:t>
+      </w:r>
+      <w:r>
+        <w:rPr>
+          <w:rFonts w:ascii="Tahoma" w:eastAsia="微软雅黑" w:hAnsi="Tahoma" w:hint="eastAsia"/>
+          <w:b/>
+          <w:kern w:val="0"/>
+          <w:sz w:val="22"/>
+        </w:rPr>
+        <w:t>五</w:t>
+      </w:r>
+      <w:r>
+        <w:rPr>
+          <w:rFonts w:ascii="Tahoma" w:eastAsia="微软雅黑" w:hAnsi="Tahoma" w:hint="eastAsia"/>
+          <w:b/>
+          <w:kern w:val="0"/>
+          <w:sz w:val="22"/>
+        </w:rPr>
+        <w:t>层，</w:t>
+      </w:r>
+      <w:r>
+        <w:rPr>
+          <w:rFonts w:ascii="Tahoma" w:eastAsia="微软雅黑" w:hAnsi="Tahoma" w:hint="eastAsia"/>
+          <w:b/>
+          <w:kern w:val="0"/>
+          <w:sz w:val="22"/>
+        </w:rPr>
+        <w:t>下层、中层、上层、图片层、最顶层。</w:t>
+      </w:r>
+    </w:p>
+    <w:p>
+      <w:pPr>
+        <w:snapToGrid w:val="0"/>
+        <w:jc w:val="center"/>
+        <w:rPr>
+          <w:rFonts w:hint="eastAsia"/>
+        </w:rPr>
+      </w:pPr>
+      <w:r>
+        <w:rPr>
+          <w:noProof/>
+        </w:rPr>
+        <w:drawing>
+          <wp:inline distT="0" distB="0" distL="0" distR="0" wp14:anchorId="6CFC0FAB" wp14:editId="49AD7C37">
+            <wp:extent cx="4949674" cy="5295900"/>
+            <wp:effectExtent l="0" t="0" r="3810" b="0"/>
+            <wp:docPr id="772649626" name="图片 1"/>
+            <wp:cNvGraphicFramePr>
+              <a:graphicFrameLocks xmlns:a="http://schemas.openxmlformats.org/drawingml/2006/main" noChangeAspect="1"/>
+            </wp:cNvGraphicFramePr>
+            <a:graphic xmlns:a="http://schemas.openxmlformats.org/drawingml/2006/main">
+              <a:graphicData uri="http://schemas.openxmlformats.org/drawingml/2006/picture">
+                <pic:pic xmlns:pic="http://schemas.openxmlformats.org/drawingml/2006/picture">
+                  <pic:nvPicPr>
+                    <pic:cNvPr id="0" name="Picture 1"/>
+                    <pic:cNvPicPr>
+                      <a:picLocks noChangeAspect="1" noChangeArrowheads="1"/>
+                    </pic:cNvPicPr>
+                  </pic:nvPicPr>
+                  <pic:blipFill>
+                    <a:blip r:embed="rId12">
+                      <a:extLst>
+                        <a:ext uri="{28A0092B-C50C-407E-A947-70E740481C1C}">
+                          <a14:useLocalDpi xmlns:a14="http://schemas.microsoft.com/office/drawing/2010/main" val="0"/>
+                        </a:ext>
+                      </a:extLst>
+                    </a:blip>
+                    <a:srcRect/>
+                    <a:stretch>
+                      <a:fillRect/>
+                    </a:stretch>
+                  </pic:blipFill>
+                  <pic:spPr bwMode="auto">
+                    <a:xfrm>
+                      <a:off x="0" y="0"/>
+                      <a:ext cx="4956205" cy="5302887"/>
+                    </a:xfrm>
+                    <a:prstGeom prst="rect">
+                      <a:avLst/>
+                    </a:prstGeom>
+                    <a:noFill/>
+                    <a:ln>
+                      <a:noFill/>
+                    </a:ln>
+                  </pic:spPr>
+                </pic:pic>
+              </a:graphicData>
+            </a:graphic>
+          </wp:inline>
+        </w:drawing>
+      </w:r>
+    </w:p>
+    <w:p>
+      <w:pPr>
+        <w:widowControl/>
+        <w:adjustRightInd w:val="0"/>
+        <w:snapToGrid w:val="0"/>
+        <w:spacing w:after="200"/>
+        <w:jc w:val="left"/>
+        <w:rPr>
+          <w:rFonts w:ascii="Tahoma" w:eastAsia="微软雅黑" w:hAnsi="Tahoma"/>
+          <w:kern w:val="0"/>
+          <w:sz w:val="22"/>
+        </w:rPr>
+      </w:pPr>
+      <w:r>
+        <w:rPr>
+          <w:rFonts w:ascii="Tahoma" w:eastAsia="微软雅黑" w:hAnsi="Tahoma"/>
+          <w:kern w:val="0"/>
+          <w:sz w:val="22"/>
+        </w:rPr>
+        <w:t xml:space="preserve">&gt; </w:t>
+      </w:r>
+      <w:r>
+        <w:rPr>
+          <w:rFonts w:ascii="Tahoma" w:eastAsia="微软雅黑" w:hAnsi="Tahoma" w:hint="eastAsia"/>
+          <w:kern w:val="0"/>
+          <w:sz w:val="22"/>
+        </w:rPr>
+        <w:t>如果要让远景看起来真的像</w:t>
+      </w:r>
+      <w:r>
+        <w:rPr>
+          <w:rFonts w:ascii="Tahoma" w:eastAsia="微软雅黑" w:hAnsi="Tahoma" w:hint="eastAsia"/>
+          <w:kern w:val="0"/>
+          <w:sz w:val="22"/>
+        </w:rPr>
+        <w:t xml:space="preserve"> </w:t>
+      </w:r>
+      <w:proofErr w:type="gramStart"/>
+      <w:r>
+        <w:rPr>
+          <w:rFonts w:ascii="Tahoma" w:eastAsia="微软雅黑" w:hAnsi="Tahoma"/>
+          <w:kern w:val="0"/>
+          <w:sz w:val="22"/>
+        </w:rPr>
+        <w:t>”</w:t>
+      </w:r>
+      <w:proofErr w:type="gramEnd"/>
+      <w:r>
+        <w:rPr>
+          <w:rFonts w:ascii="Tahoma" w:eastAsia="微软雅黑" w:hAnsi="Tahoma" w:hint="eastAsia"/>
+          <w:kern w:val="0"/>
+          <w:sz w:val="22"/>
+        </w:rPr>
+        <w:t>远景</w:t>
+      </w:r>
+      <w:proofErr w:type="gramStart"/>
+      <w:r>
+        <w:rPr>
+          <w:rFonts w:ascii="Tahoma" w:eastAsia="微软雅黑" w:hAnsi="Tahoma"/>
+          <w:kern w:val="0"/>
+          <w:sz w:val="22"/>
+        </w:rPr>
+        <w:t>”</w:t>
+      </w:r>
+      <w:proofErr w:type="gramEnd"/>
+      <w:r>
+        <w:rPr>
+          <w:rFonts w:ascii="Tahoma" w:eastAsia="微软雅黑" w:hAnsi="Tahoma" w:hint="eastAsia"/>
+          <w:kern w:val="0"/>
+          <w:sz w:val="22"/>
+        </w:rPr>
+        <w:t>，</w:t>
+      </w:r>
+      <w:r>
+        <w:rPr>
+          <w:rFonts w:ascii="Tahoma" w:eastAsia="微软雅黑" w:hAnsi="Tahoma" w:hint="eastAsia"/>
+          <w:kern w:val="0"/>
+          <w:sz w:val="22"/>
+        </w:rPr>
+        <w:t>那么应该设置位移比接近</w:t>
+      </w:r>
+      <w:r>
+        <w:rPr>
+          <w:rFonts w:ascii="Tahoma" w:eastAsia="微软雅黑" w:hAnsi="Tahoma"/>
+          <w:kern w:val="0"/>
+          <w:sz w:val="22"/>
+        </w:rPr>
+        <w:t>1.00</w:t>
+      </w:r>
+      <w:r>
+        <w:rPr>
+          <w:rFonts w:ascii="Tahoma" w:eastAsia="微软雅黑" w:hAnsi="Tahoma"/>
+          <w:kern w:val="0"/>
+          <w:sz w:val="22"/>
+        </w:rPr>
+        <w:t>的图层</w:t>
+      </w:r>
+      <w:r>
+        <w:rPr>
+          <w:rFonts w:ascii="Tahoma" w:eastAsia="微软雅黑" w:hAnsi="Tahoma" w:hint="eastAsia"/>
+          <w:kern w:val="0"/>
+          <w:sz w:val="22"/>
+        </w:rPr>
+        <w:t>，越接近</w:t>
+      </w:r>
+      <w:r>
+        <w:rPr>
+          <w:rFonts w:ascii="Tahoma" w:eastAsia="微软雅黑" w:hAnsi="Tahoma" w:hint="eastAsia"/>
+          <w:kern w:val="0"/>
+          <w:sz w:val="22"/>
+        </w:rPr>
+        <w:t>1.0</w:t>
+      </w:r>
+      <w:r>
+        <w:rPr>
+          <w:rFonts w:ascii="Tahoma" w:eastAsia="微软雅黑" w:hAnsi="Tahoma" w:hint="eastAsia"/>
+          <w:kern w:val="0"/>
+          <w:sz w:val="22"/>
+        </w:rPr>
+        <w:t>0</w:t>
+      </w:r>
+      <w:r>
+        <w:rPr>
+          <w:rFonts w:ascii="Tahoma" w:eastAsia="微软雅黑" w:hAnsi="Tahoma" w:hint="eastAsia"/>
+          <w:kern w:val="0"/>
+          <w:sz w:val="22"/>
+        </w:rPr>
+        <w:t>越远。</w:t>
+      </w:r>
+      <w:r>
+        <w:rPr>
+          <w:rFonts w:ascii="Tahoma" w:eastAsia="微软雅黑" w:hAnsi="Tahoma" w:hint="eastAsia"/>
+          <w:kern w:val="0"/>
+          <w:sz w:val="22"/>
+        </w:rPr>
+        <w:t>具体可以看后面章节：</w:t>
+      </w:r>
+      <w:hyperlink w:anchor="_位移比设计" w:history="1">
+        <w:r>
+          <w:rPr>
+            <w:rStyle w:val="a4"/>
+            <w:rFonts w:ascii="Tahoma" w:eastAsia="微软雅黑" w:hAnsi="Tahoma" w:hint="eastAsia"/>
+            <w:kern w:val="0"/>
+            <w:sz w:val="22"/>
+          </w:rPr>
+          <w:t>位移比设计</w:t>
+        </w:r>
+      </w:hyperlink>
+      <w:r>
+        <w:rPr>
+          <w:rFonts w:ascii="Tahoma" w:eastAsia="微软雅黑" w:hAnsi="Tahoma"/>
+          <w:kern w:val="0"/>
+          <w:sz w:val="22"/>
+        </w:rPr>
+        <w:t xml:space="preserve"> </w:t>
+      </w:r>
+      <w:r>
+        <w:rPr>
+          <w:rFonts w:ascii="Tahoma" w:eastAsia="微软雅黑" w:hAnsi="Tahoma" w:hint="eastAsia"/>
+          <w:kern w:val="0"/>
+          <w:sz w:val="22"/>
+        </w:rPr>
+        <w:t>。</w:t>
+      </w:r>
+    </w:p>
+    <w:p>
+      <w:pPr>
+        <w:widowControl/>
+        <w:adjustRightInd w:val="0"/>
+        <w:snapToGrid w:val="0"/>
+        <w:jc w:val="left"/>
+        <w:rPr>
+          <w:rFonts w:ascii="Tahoma" w:eastAsia="微软雅黑" w:hAnsi="Tahoma"/>
+          <w:kern w:val="0"/>
+          <w:sz w:val="22"/>
+        </w:rPr>
+      </w:pPr>
+      <w:r>
+        <w:rPr>
+          <w:rFonts w:ascii="Tahoma" w:eastAsia="微软雅黑" w:hAnsi="Tahoma" w:hint="eastAsia"/>
+          <w:kern w:val="0"/>
+          <w:sz w:val="22"/>
+        </w:rPr>
+        <w:t>&gt;</w:t>
+      </w:r>
+      <w:r>
+        <w:rPr>
+          <w:rFonts w:ascii="Tahoma" w:eastAsia="微软雅黑" w:hAnsi="Tahoma"/>
+          <w:kern w:val="0"/>
+          <w:sz w:val="22"/>
+        </w:rPr>
+        <w:t xml:space="preserve"> </w:t>
+      </w:r>
+      <w:r>
+        <w:rPr>
+          <w:rFonts w:ascii="Tahoma" w:eastAsia="微软雅黑" w:hAnsi="Tahoma" w:hint="eastAsia"/>
+          <w:kern w:val="0"/>
+          <w:sz w:val="22"/>
+        </w:rPr>
+        <w:t>对话框在图片上面，如果你想让图片放上面，可以</w:t>
+      </w:r>
+      <w:r>
+        <w:rPr>
+          <w:rFonts w:ascii="Tahoma" w:eastAsia="微软雅黑" w:hAnsi="Tahoma" w:hint="eastAsia"/>
+          <w:kern w:val="0"/>
+          <w:sz w:val="22"/>
+        </w:rPr>
+        <w:t>用下面的插件修改层级：</w:t>
+      </w:r>
+    </w:p>
+    <w:p>
+      <w:pPr>
+        <w:widowControl/>
+        <w:adjustRightInd w:val="0"/>
+        <w:snapToGrid w:val="0"/>
+        <w:jc w:val="left"/>
+        <w:rPr>
+          <w:rFonts w:ascii="Tahoma" w:eastAsia="微软雅黑" w:hAnsi="Tahoma"/>
+          <w:kern w:val="0"/>
+          <w:sz w:val="22"/>
+        </w:rPr>
+      </w:pPr>
+      <w:r>
+        <w:rPr>
+          <w:rFonts w:ascii="Tahoma" w:eastAsia="微软雅黑" w:hAnsi="Tahoma"/>
+          <w:kern w:val="0"/>
+          <w:sz w:val="22"/>
+        </w:rPr>
+        <w:tab/>
+      </w:r>
+      <w:r>
+        <w:rPr>
+          <w:rFonts w:ascii="Microsoft YaHei UI" w:eastAsia="Microsoft YaHei UI" w:hAnsi="Microsoft YaHei UI" w:cs="Microsoft YaHei UI" w:hint="eastAsia"/>
+          <w:kern w:val="0"/>
+          <w:sz w:val="22"/>
+        </w:rPr>
+        <w:t>◆</w:t>
+      </w:r>
+      <w:proofErr w:type="spellStart"/>
+      <w:r>
+        <w:rPr>
+          <w:rFonts w:ascii="Tahoma" w:eastAsia="微软雅黑" w:hAnsi="Tahoma"/>
+          <w:kern w:val="0"/>
+          <w:sz w:val="22"/>
+        </w:rPr>
+        <w:t>Drill_PictureLayerAndZIndex</w:t>
+      </w:r>
+      <w:proofErr w:type="spellEnd"/>
+      <w:r>
+        <w:rPr>
+          <w:rFonts w:ascii="Tahoma" w:eastAsia="微软雅黑" w:hAnsi="Tahoma"/>
+          <w:kern w:val="0"/>
+          <w:sz w:val="22"/>
+        </w:rPr>
+        <w:tab/>
+      </w:r>
+      <w:r>
+        <w:rPr>
+          <w:rFonts w:ascii="Tahoma" w:eastAsia="微软雅黑" w:hAnsi="Tahoma"/>
+          <w:kern w:val="0"/>
+          <w:sz w:val="22"/>
+        </w:rPr>
+        <w:tab/>
+      </w:r>
+      <w:r>
+        <w:rPr>
+          <w:rFonts w:ascii="Tahoma" w:eastAsia="微软雅黑" w:hAnsi="Tahoma"/>
+          <w:kern w:val="0"/>
+          <w:sz w:val="22"/>
+        </w:rPr>
+        <w:tab/>
+      </w:r>
+      <w:r>
+        <w:rPr>
+          <w:rFonts w:ascii="Tahoma" w:eastAsia="微软雅黑" w:hAnsi="Tahoma"/>
+          <w:kern w:val="0"/>
+          <w:sz w:val="22"/>
+        </w:rPr>
+        <w:t>图片</w:t>
+      </w:r>
+      <w:r>
+        <w:rPr>
+          <w:rFonts w:ascii="Tahoma" w:eastAsia="微软雅黑" w:hAnsi="Tahoma"/>
+          <w:kern w:val="0"/>
+          <w:sz w:val="22"/>
+        </w:rPr>
+        <w:t xml:space="preserve"> - </w:t>
+      </w:r>
+      <w:r>
+        <w:rPr>
+          <w:rFonts w:ascii="Tahoma" w:eastAsia="微软雅黑" w:hAnsi="Tahoma"/>
+          <w:kern w:val="0"/>
+          <w:sz w:val="22"/>
+        </w:rPr>
+        <w:t>层级与堆叠级</w:t>
+      </w:r>
+    </w:p>
+    <w:p>
+      <w:pPr>
+        <w:widowControl/>
+        <w:adjustRightInd w:val="0"/>
+        <w:snapToGrid w:val="0"/>
+        <w:spacing w:after="200"/>
+        <w:jc w:val="left"/>
+        <w:rPr>
+          <w:rFonts w:ascii="Tahoma" w:eastAsia="微软雅黑" w:hAnsi="Tahoma"/>
+          <w:kern w:val="0"/>
+          <w:sz w:val="22"/>
+        </w:rPr>
+      </w:pPr>
+      <w:r>
+        <w:rPr>
+          <w:rFonts w:ascii="Tahoma" w:eastAsia="微软雅黑" w:hAnsi="Tahoma" w:hint="eastAsia"/>
+          <w:kern w:val="0"/>
+          <w:sz w:val="22"/>
+        </w:rPr>
+        <w:t>（图片层级也称</w:t>
+      </w:r>
+      <w:proofErr w:type="gramStart"/>
+      <w:r>
+        <w:rPr>
+          <w:rFonts w:ascii="Tahoma" w:eastAsia="微软雅黑" w:hAnsi="Tahoma"/>
+          <w:kern w:val="0"/>
+          <w:sz w:val="22"/>
+        </w:rPr>
+        <w:t>”</w:t>
+      </w:r>
+      <w:proofErr w:type="gramEnd"/>
+      <w:r>
+        <w:rPr>
+          <w:rFonts w:ascii="Tahoma" w:eastAsia="微软雅黑" w:hAnsi="Tahoma" w:hint="eastAsia"/>
+          <w:kern w:val="0"/>
+          <w:sz w:val="22"/>
+        </w:rPr>
+        <w:t>堆叠级</w:t>
+      </w:r>
+      <w:proofErr w:type="gramStart"/>
+      <w:r>
+        <w:rPr>
+          <w:rFonts w:ascii="Tahoma" w:eastAsia="微软雅黑" w:hAnsi="Tahoma"/>
+          <w:kern w:val="0"/>
+          <w:sz w:val="22"/>
+        </w:rPr>
+        <w:t>”</w:t>
+      </w:r>
+      <w:proofErr w:type="gramEnd"/>
+      <w:r>
+        <w:rPr>
+          <w:rFonts w:ascii="Tahoma" w:eastAsia="微软雅黑" w:hAnsi="Tahoma" w:hint="eastAsia"/>
+          <w:kern w:val="0"/>
+          <w:sz w:val="22"/>
+        </w:rPr>
+        <w:t>，可以去看</w:t>
+      </w:r>
+      <w:proofErr w:type="gramStart"/>
+      <w:r>
+        <w:rPr>
+          <w:rFonts w:ascii="Tahoma" w:eastAsia="微软雅黑" w:hAnsi="Tahoma"/>
+          <w:kern w:val="0"/>
+          <w:sz w:val="22"/>
+        </w:rPr>
+        <w:t>”</w:t>
+      </w:r>
+      <w:proofErr w:type="gramEnd"/>
+      <w:r>
+        <w:rPr>
+          <w:rFonts w:ascii="Tahoma" w:eastAsia="微软雅黑" w:hAnsi="Tahoma"/>
+          <w:color w:val="0070C0"/>
+          <w:kern w:val="0"/>
+          <w:sz w:val="22"/>
+        </w:rPr>
+        <w:t>0.</w:t>
+      </w:r>
+      <w:r>
+        <w:rPr>
+          <w:rFonts w:ascii="Tahoma" w:eastAsia="微软雅黑" w:hAnsi="Tahoma"/>
+          <w:color w:val="0070C0"/>
+          <w:kern w:val="0"/>
+          <w:sz w:val="22"/>
+        </w:rPr>
+        <w:t>基本定义</w:t>
+      </w:r>
+      <w:r>
+        <w:rPr>
+          <w:rFonts w:ascii="Tahoma" w:eastAsia="微软雅黑" w:hAnsi="Tahoma" w:hint="eastAsia"/>
+          <w:color w:val="0070C0"/>
+          <w:kern w:val="0"/>
+          <w:sz w:val="22"/>
+        </w:rPr>
+        <w:t xml:space="preserve"> &gt; </w:t>
+      </w:r>
+      <w:r>
+        <w:rPr>
+          <w:rFonts w:ascii="Tahoma" w:eastAsia="微软雅黑" w:hAnsi="Tahoma" w:hint="eastAsia"/>
+          <w:color w:val="0070C0"/>
+          <w:kern w:val="0"/>
+          <w:sz w:val="22"/>
+        </w:rPr>
+        <w:t>界面</w:t>
+      </w:r>
+      <w:r>
+        <w:rPr>
+          <w:rFonts w:ascii="Tahoma" w:eastAsia="微软雅黑" w:hAnsi="Tahoma"/>
+          <w:color w:val="0070C0"/>
+          <w:kern w:val="0"/>
+          <w:sz w:val="22"/>
+        </w:rPr>
+        <w:t>.docx</w:t>
+      </w:r>
+      <w:proofErr w:type="gramStart"/>
+      <w:r>
+        <w:rPr>
+          <w:rFonts w:ascii="Tahoma" w:eastAsia="微软雅黑" w:hAnsi="Tahoma"/>
+          <w:kern w:val="0"/>
+          <w:sz w:val="22"/>
+        </w:rPr>
+        <w:t>”</w:t>
+      </w:r>
+      <w:proofErr w:type="gramEnd"/>
+      <w:r>
+        <w:rPr>
+          <w:rFonts w:ascii="Tahoma" w:eastAsia="微软雅黑" w:hAnsi="Tahoma" w:hint="eastAsia"/>
+          <w:kern w:val="0"/>
+          <w:sz w:val="22"/>
+        </w:rPr>
+        <w:t>的</w:t>
+      </w:r>
+      <w:r>
+        <w:rPr>
+          <w:rFonts w:ascii="Tahoma" w:eastAsia="微软雅黑" w:hAnsi="Tahoma" w:hint="eastAsia"/>
+          <w:color w:val="0070C0"/>
+          <w:kern w:val="0"/>
+          <w:sz w:val="22"/>
+        </w:rPr>
+        <w:t>层级与</w:t>
+      </w:r>
+      <w:proofErr w:type="gramStart"/>
+      <w:r>
+        <w:rPr>
+          <w:rFonts w:ascii="Tahoma" w:eastAsia="微软雅黑" w:hAnsi="Tahoma" w:hint="eastAsia"/>
+          <w:color w:val="0070C0"/>
+          <w:kern w:val="0"/>
+          <w:sz w:val="22"/>
+        </w:rPr>
+        <w:t>堆叠级</w:t>
+      </w:r>
+      <w:proofErr w:type="gramEnd"/>
+      <w:r>
+        <w:rPr>
+          <w:rFonts w:ascii="Tahoma" w:eastAsia="微软雅黑" w:hAnsi="Tahoma" w:hint="eastAsia"/>
+          <w:kern w:val="0"/>
+          <w:sz w:val="22"/>
+        </w:rPr>
+        <w:t>章节）</w:t>
+      </w:r>
+    </w:p>
+    <w:tbl>
+      <w:tblPr>
+        <w:tblStyle w:val="af"/>
+        <w:tblW w:w="0" w:type="auto"/>
+        <w:shd w:val="clear" w:color="auto" w:fill="DEEAF6" w:themeFill="accent1" w:themeFillTint="33"/>
+        <w:tblLook w:val="04A0" w:firstRow="1" w:lastRow="0" w:firstColumn="1" w:lastColumn="0" w:noHBand="0" w:noVBand="1"/>
+      </w:tblPr>
+      <w:tblGrid>
+        <w:gridCol w:w="8522"/>
+      </w:tblGrid>
+      <w:tr>
+        <w:tc>
+          <w:tcPr>
+            <w:tcW w:w="8522" w:type="dxa"/>
+            <w:shd w:val="clear" w:color="auto" w:fill="DEEAF6" w:themeFill="accent1" w:themeFillTint="33"/>
+          </w:tcPr>
+          <w:p>
+            <w:pPr>
+              <w:widowControl/>
+              <w:adjustRightInd w:val="0"/>
+              <w:snapToGrid w:val="0"/>
+              <w:jc w:val="left"/>
+              <w:rPr>
+                <w:rFonts w:ascii="Tahoma" w:eastAsia="微软雅黑" w:hAnsi="Tahoma"/>
+                <w:kern w:val="0"/>
+                <w:sz w:val="22"/>
+              </w:rPr>
+            </w:pPr>
+            <w:r>
+              <w:rPr>
+                <w:rFonts w:ascii="Tahoma" w:eastAsia="微软雅黑" w:hAnsi="Tahoma" w:hint="eastAsia"/>
+                <w:kern w:val="0"/>
+                <w:sz w:val="22"/>
+              </w:rPr>
+              <w:t>地图界面中，还存在一个特殊的层级：天窗层。</w:t>
+            </w:r>
+          </w:p>
+          <w:p>
+            <w:pPr>
+              <w:widowControl/>
+              <w:adjustRightInd w:val="0"/>
+              <w:snapToGrid w:val="0"/>
+              <w:jc w:val="left"/>
+              <w:rPr>
+                <w:rFonts w:ascii="Tahoma" w:eastAsia="微软雅黑" w:hAnsi="Tahoma"/>
+                <w:kern w:val="0"/>
+                <w:sz w:val="22"/>
+              </w:rPr>
+            </w:pPr>
+            <w:r>
+              <w:rPr>
+                <w:rFonts w:ascii="Tahoma" w:eastAsia="微软雅黑" w:hAnsi="Tahoma" w:hint="eastAsia"/>
+                <w:kern w:val="0"/>
+                <w:sz w:val="22"/>
+              </w:rPr>
+              <w:t>可以去了解下装饰说明文档：“</w:t>
+            </w:r>
+            <w:r>
+              <w:rPr>
+                <w:rFonts w:ascii="Tahoma" w:eastAsia="微软雅黑" w:hAnsi="Tahoma" w:hint="eastAsia"/>
+                <w:color w:val="0070C0"/>
+                <w:kern w:val="0"/>
+                <w:sz w:val="22"/>
+              </w:rPr>
+              <w:t>17.</w:t>
+            </w:r>
+            <w:r>
+              <w:rPr>
+                <w:rFonts w:ascii="Tahoma" w:eastAsia="微软雅黑" w:hAnsi="Tahoma" w:hint="eastAsia"/>
+                <w:color w:val="0070C0"/>
+                <w:kern w:val="0"/>
+                <w:sz w:val="22"/>
+              </w:rPr>
+              <w:t>主菜单</w:t>
+            </w:r>
+            <w:r>
+              <w:rPr>
+                <w:rFonts w:ascii="Tahoma" w:eastAsia="微软雅黑" w:hAnsi="Tahoma" w:hint="eastAsia"/>
+                <w:color w:val="0070C0"/>
+                <w:kern w:val="0"/>
+                <w:sz w:val="22"/>
+              </w:rPr>
+              <w:t xml:space="preserve"> </w:t>
+            </w:r>
+            <w:r>
+              <w:rPr>
+                <w:rFonts w:ascii="Tahoma" w:eastAsia="微软雅黑" w:hAnsi="Tahoma"/>
+                <w:color w:val="0070C0"/>
+                <w:kern w:val="0"/>
+                <w:sz w:val="22"/>
+              </w:rPr>
+              <w:t>&gt;</w:t>
+            </w:r>
+            <w:r>
+              <w:rPr>
+                <w:rFonts w:ascii="Tahoma" w:eastAsia="微软雅黑" w:hAnsi="Tahoma" w:hint="eastAsia"/>
+                <w:color w:val="0070C0"/>
+                <w:kern w:val="0"/>
+                <w:sz w:val="22"/>
+              </w:rPr>
+              <w:t xml:space="preserve"> </w:t>
+            </w:r>
+            <w:r>
+              <w:rPr>
+                <w:rFonts w:ascii="Tahoma" w:eastAsia="微软雅黑" w:hAnsi="Tahoma" w:hint="eastAsia"/>
+                <w:color w:val="0070C0"/>
+                <w:kern w:val="0"/>
+                <w:sz w:val="22"/>
+              </w:rPr>
+              <w:t>多层组合装饰（界面装饰</w:t>
+            </w:r>
+            <w:r>
+              <w:rPr>
+                <w:rFonts w:ascii="Tahoma" w:eastAsia="微软雅黑" w:hAnsi="Tahoma" w:hint="eastAsia"/>
+                <w:color w:val="0070C0"/>
+                <w:kern w:val="0"/>
+                <w:sz w:val="22"/>
+              </w:rPr>
+              <w:t>-</w:t>
+            </w:r>
+            <w:r>
+              <w:rPr>
+                <w:rFonts w:ascii="Tahoma" w:eastAsia="微软雅黑" w:hAnsi="Tahoma" w:hint="eastAsia"/>
+                <w:color w:val="0070C0"/>
+                <w:kern w:val="0"/>
+                <w:sz w:val="22"/>
+              </w:rPr>
+              <w:t>天窗层）</w:t>
+            </w:r>
+            <w:r>
+              <w:rPr>
+                <w:rFonts w:ascii="Tahoma" w:eastAsia="微软雅黑" w:hAnsi="Tahoma" w:hint="eastAsia"/>
+                <w:color w:val="0070C0"/>
+                <w:kern w:val="0"/>
+                <w:sz w:val="22"/>
+              </w:rPr>
+              <w:t>.docx</w:t>
+            </w:r>
+            <w:r>
+              <w:rPr>
+                <w:rFonts w:ascii="Tahoma" w:eastAsia="微软雅黑" w:hAnsi="Tahoma" w:hint="eastAsia"/>
+                <w:kern w:val="0"/>
+                <w:sz w:val="22"/>
+              </w:rPr>
+              <w:t>”</w:t>
+            </w:r>
+          </w:p>
+        </w:tc>
+      </w:tr>
+    </w:tbl>
+    <w:p>
+      <w:pPr>
+        <w:snapToGrid w:val="0"/>
+        <w:rPr>
+          <w:rFonts w:ascii="Tahoma" w:eastAsia="微软雅黑" w:hAnsi="Tahoma"/>
+          <w:kern w:val="0"/>
+          <w:sz w:val="22"/>
+        </w:rPr>
+      </w:pPr>
+      <w:bookmarkStart w:id="3" w:name="_2）图片层级"/>
+      <w:bookmarkEnd w:id="3"/>
+    </w:p>
+    <w:p>
+      <w:pPr>
+        <w:pStyle w:val="4"/>
+        <w:rPr>
+          <w:rFonts w:hint="eastAsia"/>
+        </w:rPr>
+      </w:pPr>
+      <w:r>
+        <w:lastRenderedPageBreak/>
+        <w:t>2</w:t>
+      </w:r>
+      <w:r>
+        <w:rPr>
+          <w:rFonts w:hint="eastAsia"/>
+        </w:rPr>
+        <w:t>）</w:t>
+      </w:r>
+      <w:proofErr w:type="gramStart"/>
+      <w:r>
+        <w:rPr>
+          <w:rFonts w:hint="eastAsia"/>
+        </w:rPr>
+        <w:t>图块</w:t>
+      </w:r>
+      <w:r>
+        <w:rPr>
+          <w:rFonts w:hint="eastAsia"/>
+        </w:rPr>
+        <w:t>与</w:t>
+      </w:r>
+      <w:proofErr w:type="gramEnd"/>
+      <w:r>
+        <w:rPr>
+          <w:rFonts w:hint="eastAsia"/>
+        </w:rPr>
+        <w:t>行走图</w:t>
+      </w:r>
+    </w:p>
+    <w:p>
+      <w:pPr>
+        <w:snapToGrid w:val="0"/>
+        <w:rPr>
+          <w:rFonts w:ascii="Tahoma" w:eastAsia="微软雅黑" w:hAnsi="Tahoma"/>
+          <w:kern w:val="0"/>
+          <w:sz w:val="22"/>
+          <w:szCs w:val="24"/>
+        </w:rPr>
+      </w:pPr>
+      <w:r>
+        <w:rPr>
+          <w:rFonts w:ascii="Tahoma" w:eastAsia="微软雅黑" w:hAnsi="Tahoma" w:hint="eastAsia"/>
+          <w:kern w:val="0"/>
+          <w:sz w:val="22"/>
+          <w:szCs w:val="24"/>
+        </w:rPr>
+        <w:t>以多层地图背景为例。</w:t>
+      </w:r>
+    </w:p>
+    <w:p>
+      <w:pPr>
+        <w:snapToGrid w:val="0"/>
+        <w:rPr>
+          <w:rFonts w:ascii="Tahoma" w:eastAsia="微软雅黑" w:hAnsi="Tahoma"/>
+          <w:kern w:val="0"/>
+          <w:sz w:val="22"/>
+          <w:szCs w:val="24"/>
+        </w:rPr>
+      </w:pPr>
+      <w:r>
+        <w:rPr>
+          <w:rFonts w:ascii="Tahoma" w:eastAsia="微软雅黑" w:hAnsi="Tahoma" w:hint="eastAsia"/>
+          <w:kern w:val="0"/>
+          <w:sz w:val="22"/>
+          <w:szCs w:val="24"/>
+        </w:rPr>
+        <w:t>如果你设置了背景在</w:t>
+      </w:r>
+      <w:r>
+        <w:rPr>
+          <w:rFonts w:ascii="Tahoma" w:eastAsia="微软雅黑" w:hAnsi="Tahoma"/>
+          <w:kern w:val="0"/>
+          <w:sz w:val="22"/>
+          <w:szCs w:val="24"/>
+        </w:rPr>
+        <w:t xml:space="preserve"> </w:t>
+      </w:r>
+      <w:r>
+        <w:rPr>
+          <w:rFonts w:ascii="Tahoma" w:eastAsia="微软雅黑" w:hAnsi="Tahoma"/>
+          <w:kern w:val="0"/>
+          <w:sz w:val="22"/>
+          <w:szCs w:val="24"/>
+        </w:rPr>
+        <w:t>中层</w:t>
+      </w:r>
+      <w:r>
+        <w:rPr>
+          <w:rFonts w:ascii="Tahoma" w:eastAsia="微软雅黑" w:hAnsi="Tahoma"/>
+          <w:kern w:val="0"/>
+          <w:sz w:val="22"/>
+          <w:szCs w:val="24"/>
+        </w:rPr>
+        <w:t xml:space="preserve"> </w:t>
+      </w:r>
+      <w:r>
+        <w:rPr>
+          <w:rFonts w:ascii="Tahoma" w:eastAsia="微软雅黑" w:hAnsi="Tahoma"/>
+          <w:kern w:val="0"/>
+          <w:sz w:val="22"/>
+          <w:szCs w:val="24"/>
+        </w:rPr>
+        <w:t>，你会发现背景可能会切割</w:t>
+      </w:r>
+      <w:proofErr w:type="gramStart"/>
+      <w:r>
+        <w:rPr>
+          <w:rFonts w:ascii="Tahoma" w:eastAsia="微软雅黑" w:hAnsi="Tahoma"/>
+          <w:kern w:val="0"/>
+          <w:sz w:val="22"/>
+          <w:szCs w:val="24"/>
+        </w:rPr>
+        <w:t>图块画</w:t>
+      </w:r>
+      <w:proofErr w:type="gramEnd"/>
+      <w:r>
+        <w:rPr>
+          <w:rFonts w:ascii="Tahoma" w:eastAsia="微软雅黑" w:hAnsi="Tahoma"/>
+          <w:kern w:val="0"/>
+          <w:sz w:val="22"/>
+          <w:szCs w:val="24"/>
+        </w:rPr>
+        <w:t>的树木。</w:t>
+      </w:r>
+    </w:p>
+    <w:p>
+      <w:pPr>
+        <w:snapToGrid w:val="0"/>
+        <w:jc w:val="center"/>
+        <w:rPr>
+          <w:rFonts w:ascii="Tahoma" w:eastAsia="微软雅黑" w:hAnsi="Tahoma"/>
+          <w:kern w:val="0"/>
+          <w:sz w:val="22"/>
+          <w:szCs w:val="24"/>
+        </w:rPr>
+      </w:pPr>
+      <w:r>
+        <w:rPr>
+          <w:noProof/>
+        </w:rPr>
+        <w:drawing>
+          <wp:inline distT="0" distB="0" distL="0" distR="0" wp14:anchorId="4EDC2B87" wp14:editId="3D609F1A">
+            <wp:extent cx="2568817" cy="1607820"/>
+            <wp:effectExtent l="0" t="0" r="3175" b="0"/>
+            <wp:docPr id="281202673" name="图片 8"/>
+            <wp:cNvGraphicFramePr>
+              <a:graphicFrameLocks xmlns:a="http://schemas.openxmlformats.org/drawingml/2006/main" noChangeAspect="1"/>
+            </wp:cNvGraphicFramePr>
+            <a:graphic xmlns:a="http://schemas.openxmlformats.org/drawingml/2006/main">
+              <a:graphicData uri="http://schemas.openxmlformats.org/drawingml/2006/picture">
+                <pic:pic xmlns:pic="http://schemas.openxmlformats.org/drawingml/2006/picture">
+                  <pic:nvPicPr>
+                    <pic:cNvPr id="0" name="Picture 15"/>
+                    <pic:cNvPicPr>
+                      <a:picLocks noChangeAspect="1" noChangeArrowheads="1"/>
+                    </pic:cNvPicPr>
+                  </pic:nvPicPr>
+                  <pic:blipFill>
+                    <a:blip r:embed="rId13">
+                      <a:extLst>
+                        <a:ext uri="{28A0092B-C50C-407E-A947-70E740481C1C}">
+                          <a14:useLocalDpi xmlns:a14="http://schemas.microsoft.com/office/drawing/2010/main" val="0"/>
+                        </a:ext>
+                      </a:extLst>
+                    </a:blip>
+                    <a:srcRect/>
+                    <a:stretch>
+                      <a:fillRect/>
+                    </a:stretch>
+                  </pic:blipFill>
+                  <pic:spPr bwMode="auto">
+                    <a:xfrm>
+                      <a:off x="0" y="0"/>
+                      <a:ext cx="2586702" cy="1619014"/>
+                    </a:xfrm>
+                    <a:prstGeom prst="rect">
+                      <a:avLst/>
+                    </a:prstGeom>
+                    <a:noFill/>
+                    <a:ln>
+                      <a:noFill/>
+                    </a:ln>
+                  </pic:spPr>
+                </pic:pic>
+              </a:graphicData>
+            </a:graphic>
+          </wp:inline>
+        </w:drawing>
+      </w:r>
+    </w:p>
+    <w:p>
+      <w:pPr>
+        <w:snapToGrid w:val="0"/>
+        <w:jc w:val="center"/>
+        <w:rPr>
+          <w:rFonts w:ascii="Tahoma" w:eastAsia="微软雅黑" w:hAnsi="Tahoma"/>
+          <w:kern w:val="0"/>
+          <w:sz w:val="22"/>
+          <w:szCs w:val="24"/>
+        </w:rPr>
+      </w:pPr>
+      <w:r>
+        <w:rPr>
+          <w:noProof/>
+        </w:rPr>
+        <w:drawing>
+          <wp:inline distT="0" distB="0" distL="0" distR="0" wp14:anchorId="1F4A4CB6" wp14:editId="65FEED3B">
+            <wp:extent cx="2139950" cy="1631118"/>
+            <wp:effectExtent l="0" t="0" r="0" b="7620"/>
+            <wp:docPr id="832548174" name="图片 9"/>
+            <wp:cNvGraphicFramePr>
+              <a:graphicFrameLocks xmlns:a="http://schemas.openxmlformats.org/drawingml/2006/main" noChangeAspect="1"/>
+            </wp:cNvGraphicFramePr>
+            <a:graphic xmlns:a="http://schemas.openxmlformats.org/drawingml/2006/main">
+              <a:graphicData uri="http://schemas.openxmlformats.org/drawingml/2006/picture">
+                <pic:pic xmlns:pic="http://schemas.openxmlformats.org/drawingml/2006/picture">
+                  <pic:nvPicPr>
+                    <pic:cNvPr id="0" name="Picture 17"/>
+                    <pic:cNvPicPr>
+                      <a:picLocks noChangeAspect="1" noChangeArrowheads="1"/>
+                    </pic:cNvPicPr>
+                  </pic:nvPicPr>
+                  <pic:blipFill>
+                    <a:blip r:embed="rId14">
+                      <a:extLst>
+                        <a:ext uri="{28A0092B-C50C-407E-A947-70E740481C1C}">
+                          <a14:useLocalDpi xmlns:a14="http://schemas.microsoft.com/office/drawing/2010/main" val="0"/>
+                        </a:ext>
+                      </a:extLst>
+                    </a:blip>
+                    <a:srcRect/>
+                    <a:stretch>
+                      <a:fillRect/>
+                    </a:stretch>
+                  </pic:blipFill>
+                  <pic:spPr bwMode="auto">
+                    <a:xfrm>
+                      <a:off x="0" y="0"/>
+                      <a:ext cx="2148552" cy="1637675"/>
+                    </a:xfrm>
+                    <a:prstGeom prst="rect">
+                      <a:avLst/>
+                    </a:prstGeom>
+                    <a:noFill/>
+                    <a:ln>
+                      <a:noFill/>
+                    </a:ln>
+                  </pic:spPr>
+                </pic:pic>
+              </a:graphicData>
+            </a:graphic>
+          </wp:inline>
+        </w:drawing>
+      </w:r>
+      <w:r>
+        <w:rPr>
+          <w:rFonts w:ascii="Tahoma" w:eastAsia="微软雅黑" w:hAnsi="Tahoma"/>
+          <w:noProof/>
+          <w:kern w:val="0"/>
+          <w:sz w:val="22"/>
+          <w:szCs w:val="24"/>
+        </w:rPr>
+        <w:t xml:space="preserve"> </w:t>
+      </w:r>
+      <w:r>
+        <w:rPr>
+          <w:noProof/>
+        </w:rPr>
+        <w:drawing>
+          <wp:inline distT="0" distB="0" distL="0" distR="0" wp14:anchorId="0558031A" wp14:editId="362336D8">
+            <wp:extent cx="2261235" cy="1643188"/>
+            <wp:effectExtent l="0" t="0" r="5715" b="0"/>
+            <wp:docPr id="1363732783" name="图片 10"/>
+            <wp:cNvGraphicFramePr>
+              <a:graphicFrameLocks xmlns:a="http://schemas.openxmlformats.org/drawingml/2006/main" noChangeAspect="1"/>
+            </wp:cNvGraphicFramePr>
+            <a:graphic xmlns:a="http://schemas.openxmlformats.org/drawingml/2006/main">
+              <a:graphicData uri="http://schemas.openxmlformats.org/drawingml/2006/picture">
+                <pic:pic xmlns:pic="http://schemas.openxmlformats.org/drawingml/2006/picture">
+                  <pic:nvPicPr>
+                    <pic:cNvPr id="0" name="Picture 19"/>
+                    <pic:cNvPicPr>
+                      <a:picLocks noChangeAspect="1" noChangeArrowheads="1"/>
+                    </pic:cNvPicPr>
+                  </pic:nvPicPr>
+                  <pic:blipFill>
+                    <a:blip r:embed="rId15">
+                      <a:extLst>
+                        <a:ext uri="{28A0092B-C50C-407E-A947-70E740481C1C}">
+                          <a14:useLocalDpi xmlns:a14="http://schemas.microsoft.com/office/drawing/2010/main" val="0"/>
+                        </a:ext>
+                      </a:extLst>
+                    </a:blip>
+                    <a:srcRect/>
+                    <a:stretch>
+                      <a:fillRect/>
+                    </a:stretch>
+                  </pic:blipFill>
+                  <pic:spPr bwMode="auto">
+                    <a:xfrm>
+                      <a:off x="0" y="0"/>
+                      <a:ext cx="2269325" cy="1649067"/>
+                    </a:xfrm>
+                    <a:prstGeom prst="rect">
+                      <a:avLst/>
+                    </a:prstGeom>
+                    <a:noFill/>
+                    <a:ln>
+                      <a:noFill/>
+                    </a:ln>
+                  </pic:spPr>
+                </pic:pic>
+              </a:graphicData>
+            </a:graphic>
+          </wp:inline>
+        </w:drawing>
+      </w:r>
+    </w:p>
+    <w:p>
+      <w:pPr>
+        <w:snapToGrid w:val="0"/>
+        <w:rPr>
+          <w:rFonts w:ascii="Tahoma" w:eastAsia="微软雅黑" w:hAnsi="Tahoma"/>
+          <w:kern w:val="0"/>
+          <w:sz w:val="22"/>
+          <w:szCs w:val="24"/>
+        </w:rPr>
+      </w:pPr>
+      <w:r>
+        <w:rPr>
+          <w:rFonts w:ascii="Tahoma" w:eastAsia="微软雅黑" w:hAnsi="Tahoma"/>
+          <w:kern w:val="0"/>
+          <w:sz w:val="22"/>
+        </w:rPr>
+        <w:t>这是</w:t>
+      </w:r>
+      <w:proofErr w:type="gramStart"/>
+      <w:r>
+        <w:rPr>
+          <w:rFonts w:ascii="Tahoma" w:eastAsia="微软雅黑" w:hAnsi="Tahoma"/>
+          <w:kern w:val="0"/>
+          <w:sz w:val="22"/>
+        </w:rPr>
+        <w:t>因为</w:t>
+      </w:r>
+      <w:r>
+        <w:rPr>
+          <w:rFonts w:ascii="Tahoma" w:eastAsia="微软雅黑" w:hAnsi="Tahoma"/>
+          <w:kern w:val="0"/>
+          <w:sz w:val="22"/>
+          <w:szCs w:val="24"/>
+        </w:rPr>
+        <w:t>图块</w:t>
+      </w:r>
+      <w:r>
+        <w:rPr>
+          <w:rFonts w:ascii="Tahoma" w:eastAsia="微软雅黑" w:hAnsi="Tahoma" w:hint="eastAsia"/>
+          <w:kern w:val="0"/>
+          <w:sz w:val="22"/>
+          <w:szCs w:val="24"/>
+        </w:rPr>
+        <w:t>实际上</w:t>
+      </w:r>
+      <w:proofErr w:type="gramEnd"/>
+      <w:r>
+        <w:rPr>
+          <w:rFonts w:ascii="Tahoma" w:eastAsia="微软雅黑" w:hAnsi="Tahoma" w:hint="eastAsia"/>
+          <w:kern w:val="0"/>
+          <w:sz w:val="22"/>
+          <w:szCs w:val="24"/>
+        </w:rPr>
+        <w:t>有两层：</w:t>
+      </w:r>
+      <w:proofErr w:type="gramStart"/>
+      <w:r>
+        <w:rPr>
+          <w:rFonts w:ascii="Tahoma" w:eastAsia="微软雅黑" w:hAnsi="Tahoma" w:hint="eastAsia"/>
+          <w:kern w:val="0"/>
+          <w:sz w:val="22"/>
+          <w:szCs w:val="24"/>
+        </w:rPr>
+        <w:t>图块层</w:t>
+      </w:r>
+      <w:proofErr w:type="gramEnd"/>
+      <w:r>
+        <w:rPr>
+          <w:rFonts w:ascii="Tahoma" w:eastAsia="微软雅黑" w:hAnsi="Tahoma" w:hint="eastAsia"/>
+          <w:kern w:val="0"/>
+          <w:sz w:val="22"/>
+          <w:szCs w:val="24"/>
+        </w:rPr>
+        <w:t>、星号</w:t>
+      </w:r>
+      <w:proofErr w:type="gramStart"/>
+      <w:r>
+        <w:rPr>
+          <w:rFonts w:ascii="Tahoma" w:eastAsia="微软雅黑" w:hAnsi="Tahoma" w:hint="eastAsia"/>
+          <w:kern w:val="0"/>
+          <w:sz w:val="22"/>
+          <w:szCs w:val="24"/>
+        </w:rPr>
+        <w:t>图块层</w:t>
+      </w:r>
+      <w:proofErr w:type="gramEnd"/>
+      <w:r>
+        <w:rPr>
+          <w:rFonts w:ascii="Tahoma" w:eastAsia="微软雅黑" w:hAnsi="Tahoma" w:hint="eastAsia"/>
+          <w:kern w:val="0"/>
+          <w:sz w:val="22"/>
+          <w:szCs w:val="24"/>
+        </w:rPr>
+        <w:t>。</w:t>
+      </w:r>
+    </w:p>
+    <w:p>
+      <w:pPr>
+        <w:snapToGrid w:val="0"/>
+        <w:rPr>
+          <w:rFonts w:ascii="Tahoma" w:eastAsia="微软雅黑" w:hAnsi="Tahoma"/>
+          <w:kern w:val="0"/>
+          <w:sz w:val="22"/>
+          <w:szCs w:val="24"/>
+        </w:rPr>
+      </w:pPr>
+      <w:r>
+        <w:rPr>
+          <w:rFonts w:ascii="Tahoma" w:eastAsia="微软雅黑" w:hAnsi="Tahoma" w:hint="eastAsia"/>
+          <w:kern w:val="0"/>
+          <w:sz w:val="22"/>
+          <w:szCs w:val="24"/>
+        </w:rPr>
+        <w:t>星号</w:t>
+      </w:r>
+      <w:proofErr w:type="gramStart"/>
+      <w:r>
+        <w:rPr>
+          <w:rFonts w:ascii="Tahoma" w:eastAsia="微软雅黑" w:hAnsi="Tahoma" w:hint="eastAsia"/>
+          <w:kern w:val="0"/>
+          <w:sz w:val="22"/>
+          <w:szCs w:val="24"/>
+        </w:rPr>
+        <w:t>图块层</w:t>
+      </w:r>
+      <w:proofErr w:type="gramEnd"/>
+      <w:r>
+        <w:rPr>
+          <w:rFonts w:ascii="Tahoma" w:eastAsia="微软雅黑" w:hAnsi="Tahoma"/>
+          <w:kern w:val="0"/>
+          <w:sz w:val="22"/>
+          <w:szCs w:val="24"/>
+        </w:rPr>
+        <w:t>能够挡住事件，</w:t>
+      </w:r>
+      <w:r>
+        <w:rPr>
+          <w:rFonts w:ascii="Tahoma" w:eastAsia="微软雅黑" w:hAnsi="Tahoma" w:hint="eastAsia"/>
+          <w:kern w:val="0"/>
+          <w:sz w:val="22"/>
+          <w:szCs w:val="24"/>
+        </w:rPr>
+        <w:t>也在中层的上面。</w:t>
+      </w:r>
+    </w:p>
+    <w:p>
+      <w:pPr>
+        <w:snapToGrid w:val="0"/>
+        <w:jc w:val="center"/>
+        <w:rPr>
+          <w:rFonts w:ascii="Tahoma" w:eastAsia="微软雅黑" w:hAnsi="Tahoma"/>
+          <w:kern w:val="0"/>
+          <w:sz w:val="22"/>
+          <w:szCs w:val="24"/>
+        </w:rPr>
+      </w:pPr>
+      <w:r>
+        <w:rPr>
+          <w:noProof/>
+        </w:rPr>
+        <w:drawing>
+          <wp:inline distT="0" distB="0" distL="0" distR="0" wp14:anchorId="561E836C" wp14:editId="31CC16FC">
+            <wp:extent cx="3528060" cy="2849717"/>
+            <wp:effectExtent l="0" t="0" r="0" b="8255"/>
+            <wp:docPr id="636031597" name="图片 2"/>
+            <wp:cNvGraphicFramePr>
+              <a:graphicFrameLocks xmlns:a="http://schemas.openxmlformats.org/drawingml/2006/main" noChangeAspect="1"/>
+            </wp:cNvGraphicFramePr>
+            <a:graphic xmlns:a="http://schemas.openxmlformats.org/drawingml/2006/main">
+              <a:graphicData uri="http://schemas.openxmlformats.org/drawingml/2006/picture">
+                <pic:pic xmlns:pic="http://schemas.openxmlformats.org/drawingml/2006/picture">
+                  <pic:nvPicPr>
+                    <pic:cNvPr id="0" name="Picture 3"/>
+                    <pic:cNvPicPr>
+                      <a:picLocks noChangeAspect="1" noChangeArrowheads="1"/>
+                    </pic:cNvPicPr>
+                  </pic:nvPicPr>
+                  <pic:blipFill>
+                    <a:blip r:embed="rId16" cstate="print">
+                      <a:extLst>
+                        <a:ext uri="{28A0092B-C50C-407E-A947-70E740481C1C}">
+                          <a14:useLocalDpi xmlns:a14="http://schemas.microsoft.com/office/drawing/2010/main" val="0"/>
+                        </a:ext>
+                      </a:extLst>
+                    </a:blip>
+                    <a:srcRect/>
+                    <a:stretch>
+                      <a:fillRect/>
+                    </a:stretch>
+                  </pic:blipFill>
+                  <pic:spPr bwMode="auto">
+                    <a:xfrm>
+                      <a:off x="0" y="0"/>
+                      <a:ext cx="3540898" cy="2860087"/>
+                    </a:xfrm>
+                    <a:prstGeom prst="rect">
+                      <a:avLst/>
+                    </a:prstGeom>
+                    <a:noFill/>
+                    <a:ln>
+                      <a:noFill/>
+                    </a:ln>
+                  </pic:spPr>
+                </pic:pic>
+              </a:graphicData>
+            </a:graphic>
+          </wp:inline>
+        </w:drawing>
+      </w:r>
+    </w:p>
+    <w:p>
+      <w:pPr>
+        <w:snapToGrid w:val="0"/>
+        <w:rPr>
+          <w:rFonts w:ascii="Tahoma" w:eastAsia="微软雅黑" w:hAnsi="Tahoma"/>
+          <w:kern w:val="0"/>
+          <w:sz w:val="22"/>
+          <w:szCs w:val="24"/>
+        </w:rPr>
+      </w:pPr>
+      <w:r>
+        <w:rPr>
+          <w:rFonts w:ascii="Tahoma" w:eastAsia="微软雅黑" w:hAnsi="Tahoma" w:hint="eastAsia"/>
+          <w:kern w:val="0"/>
+          <w:sz w:val="22"/>
+          <w:szCs w:val="24"/>
+        </w:rPr>
+        <w:t>所以看起来好像背景</w:t>
+      </w:r>
+      <w:r>
+        <w:rPr>
+          <w:rFonts w:ascii="Tahoma" w:eastAsia="微软雅黑" w:hAnsi="Tahoma"/>
+          <w:kern w:val="0"/>
+          <w:sz w:val="22"/>
+          <w:szCs w:val="24"/>
+        </w:rPr>
+        <w:t>切割</w:t>
+      </w:r>
+      <w:r>
+        <w:rPr>
+          <w:rFonts w:ascii="Tahoma" w:eastAsia="微软雅黑" w:hAnsi="Tahoma" w:hint="eastAsia"/>
+          <w:kern w:val="0"/>
+          <w:sz w:val="22"/>
+          <w:szCs w:val="24"/>
+        </w:rPr>
+        <w:t>了</w:t>
+      </w:r>
+      <w:r>
+        <w:rPr>
+          <w:rFonts w:ascii="Tahoma" w:eastAsia="微软雅黑" w:hAnsi="Tahoma"/>
+          <w:kern w:val="0"/>
+          <w:sz w:val="22"/>
+          <w:szCs w:val="24"/>
+        </w:rPr>
+        <w:t>树木</w:t>
+      </w:r>
+      <w:r>
+        <w:rPr>
+          <w:rFonts w:ascii="Tahoma" w:eastAsia="微软雅黑" w:hAnsi="Tahoma" w:hint="eastAsia"/>
+          <w:kern w:val="0"/>
+          <w:sz w:val="22"/>
+          <w:szCs w:val="24"/>
+        </w:rPr>
+        <w:t>、山顶</w:t>
+      </w:r>
+      <w:r>
+        <w:rPr>
+          <w:rFonts w:ascii="Tahoma" w:eastAsia="微软雅黑" w:hAnsi="Tahoma"/>
+          <w:kern w:val="0"/>
+          <w:sz w:val="22"/>
+          <w:szCs w:val="24"/>
+        </w:rPr>
+        <w:t>。</w:t>
+      </w:r>
+    </w:p>
+    <w:p>
+      <w:pPr>
+        <w:snapToGrid w:val="0"/>
+        <w:jc w:val="center"/>
+        <w:rPr>
+          <w:rFonts w:ascii="Tahoma" w:eastAsia="微软雅黑" w:hAnsi="Tahoma"/>
+          <w:kern w:val="0"/>
+          <w:sz w:val="22"/>
+          <w:szCs w:val="24"/>
+        </w:rPr>
+      </w:pPr>
+      <w:r>
+        <w:rPr>
+          <w:noProof/>
+        </w:rPr>
+        <w:drawing>
+          <wp:inline distT="0" distB="0" distL="0" distR="0" wp14:anchorId="35C87CC0" wp14:editId="4CA48FEB">
+            <wp:extent cx="1508188" cy="883920"/>
+            <wp:effectExtent l="0" t="0" r="0" b="0"/>
+            <wp:docPr id="425020478" name="图片 11"/>
+            <wp:cNvGraphicFramePr>
+              <a:graphicFrameLocks xmlns:a="http://schemas.openxmlformats.org/drawingml/2006/main" noChangeAspect="1"/>
+            </wp:cNvGraphicFramePr>
+            <a:graphic xmlns:a="http://schemas.openxmlformats.org/drawingml/2006/main">
+              <a:graphicData uri="http://schemas.openxmlformats.org/drawingml/2006/picture">
+                <pic:pic xmlns:pic="http://schemas.openxmlformats.org/drawingml/2006/picture">
+                  <pic:nvPicPr>
+                    <pic:cNvPr id="0" name="Picture 21"/>
+                    <pic:cNvPicPr>
+                      <a:picLocks noChangeAspect="1" noChangeArrowheads="1"/>
+                    </pic:cNvPicPr>
+                  </pic:nvPicPr>
+                  <pic:blipFill>
+                    <a:blip r:embed="rId17">
+                      <a:extLst>
+                        <a:ext uri="{28A0092B-C50C-407E-A947-70E740481C1C}">
+                          <a14:useLocalDpi xmlns:a14="http://schemas.microsoft.com/office/drawing/2010/main" val="0"/>
+                        </a:ext>
+                      </a:extLst>
+                    </a:blip>
+                    <a:srcRect/>
+                    <a:stretch>
+                      <a:fillRect/>
+                    </a:stretch>
+                  </pic:blipFill>
+                  <pic:spPr bwMode="auto">
+                    <a:xfrm>
+                      <a:off x="0" y="0"/>
+                      <a:ext cx="1516036" cy="888520"/>
+                    </a:xfrm>
+                    <a:prstGeom prst="rect">
+                      <a:avLst/>
+                    </a:prstGeom>
+                    <a:noFill/>
+                    <a:ln>
+                      <a:noFill/>
+                    </a:ln>
+                  </pic:spPr>
+                </pic:pic>
+              </a:graphicData>
+            </a:graphic>
+          </wp:inline>
+        </w:drawing>
+      </w:r>
+    </w:p>
+    <w:p>
+      <w:pPr>
+        <w:widowControl/>
+        <w:jc w:val="left"/>
+        <w:rPr>
+          <w:rFonts w:hint="eastAsia"/>
+        </w:rPr>
+      </w:pPr>
+      <w:r>
+        <w:rPr>
+          <w:rFonts w:hint="eastAsia"/>
+        </w:rPr>
+        <w:br w:type="page"/>
+      </w:r>
+    </w:p>
+    <w:p>
+      <w:pPr>
+        <w:pStyle w:val="3"/>
+        <w:rPr>
+          <w:rFonts w:hint="eastAsia"/>
+        </w:rPr>
+      </w:pPr>
+      <w:bookmarkStart w:id="4" w:name="_位移比设计"/>
+      <w:bookmarkStart w:id="5" w:name="_静态装饰设计"/>
+      <w:bookmarkEnd w:id="4"/>
+      <w:bookmarkEnd w:id="5"/>
+      <w:r>
+        <w:rPr>
+          <w:rFonts w:hint="eastAsia"/>
+        </w:rPr>
+        <w:lastRenderedPageBreak/>
+        <w:t>静态装饰设计</w:t>
+      </w:r>
+    </w:p>
+    <w:p>
+      <w:pPr>
+        <w:pStyle w:val="4"/>
+        <w:rPr>
+          <w:rFonts w:hint="eastAsia"/>
+        </w:rPr>
+      </w:pPr>
+      <w:r>
         <w:t>1</w:t>
       </w:r>
       <w:r>
         <w:rPr>
           <w:rFonts w:hint="eastAsia"/>
         </w:rPr>
-        <w:t>）</w:t>
-      </w:r>
-      <w:r>
-        <w:rPr>
-          <w:rFonts w:hint="eastAsia"/>
-        </w:rPr>
-        <w:t>插件参数配置</w:t>
+        <w:t>）插件参数配置</w:t>
       </w:r>
     </w:p>
     <w:p>
@@ -1856,7 +3934,7 @@
           <w:noProof/>
         </w:rPr>
         <w:drawing>
-          <wp:inline distT="0" distB="0" distL="0" distR="0" wp14:anchorId="59E7579A" wp14:editId="5B578223">
+          <wp:inline distT="0" distB="0" distL="0" distR="0" wp14:anchorId="3536D523" wp14:editId="139B65A0">
             <wp:extent cx="4945380" cy="2348847"/>
             <wp:effectExtent l="0" t="0" r="7620" b="0"/>
             <wp:docPr id="52256098" name="图片 3"/>
@@ -1873,7 +3951,7 @@
                     </pic:cNvPicPr>
                   </pic:nvPicPr>
                   <pic:blipFill>
-                    <a:blip r:embed="rId12">
+                    <a:blip r:embed="rId18">
                       <a:extLst>
                         <a:ext uri="{28A0092B-C50C-407E-A947-70E740481C1C}">
                           <a14:useLocalDpi xmlns:a14="http://schemas.microsoft.com/office/drawing/2010/main" val="0"/>
@@ -1959,7 +4037,7 @@
           <w:noProof/>
         </w:rPr>
         <w:drawing>
-          <wp:inline distT="0" distB="0" distL="0" distR="0" wp14:anchorId="20C757DE" wp14:editId="23981B64">
+          <wp:inline distT="0" distB="0" distL="0" distR="0" wp14:anchorId="4B9670A8" wp14:editId="656CCC73">
             <wp:extent cx="4305300" cy="2213814"/>
             <wp:effectExtent l="0" t="0" r="0" b="0"/>
             <wp:docPr id="1175371150" name="图片 4"/>
@@ -1976,7 +4054,7 @@
                     </pic:cNvPicPr>
                   </pic:nvPicPr>
                   <pic:blipFill>
-                    <a:blip r:embed="rId13">
+                    <a:blip r:embed="rId19">
                       <a:extLst>
                         <a:ext uri="{28A0092B-C50C-407E-A947-70E740481C1C}">
                           <a14:useLocalDpi xmlns:a14="http://schemas.microsoft.com/office/drawing/2010/main" val="0"/>
@@ -2208,7 +4286,7 @@
           <w:noProof/>
         </w:rPr>
         <w:drawing>
-          <wp:inline distT="0" distB="0" distL="0" distR="0" wp14:anchorId="31F39834" wp14:editId="39879537">
+          <wp:inline distT="0" distB="0" distL="0" distR="0" wp14:anchorId="19EC3571" wp14:editId="15CAE57A">
             <wp:extent cx="4274820" cy="1297469"/>
             <wp:effectExtent l="0" t="0" r="0" b="0"/>
             <wp:docPr id="1751854010" name="图片 5"/>
@@ -2225,7 +4303,7 @@
                     </pic:cNvPicPr>
                   </pic:nvPicPr>
                   <pic:blipFill>
-                    <a:blip r:embed="rId14">
+                    <a:blip r:embed="rId20">
                       <a:extLst>
                         <a:ext uri="{28A0092B-C50C-407E-A947-70E740481C1C}">
                           <a14:useLocalDpi xmlns:a14="http://schemas.microsoft.com/office/drawing/2010/main" val="0"/>
@@ -2326,7 +4404,27 @@
           <w:kern w:val="0"/>
           <w:sz w:val="22"/>
         </w:rPr>
-        <w:t>标签不作用在插件中，只是在配置的时候方便查看</w:t>
+        <w:t>标签</w:t>
+      </w:r>
+      <w:proofErr w:type="gramStart"/>
+      <w:r>
+        <w:rPr>
+          <w:rFonts w:ascii="Tahoma" w:eastAsia="微软雅黑" w:hAnsi="Tahoma" w:hint="eastAsia"/>
+          <w:b/>
+          <w:kern w:val="0"/>
+          <w:sz w:val="22"/>
+        </w:rPr>
+        <w:t>不</w:t>
+      </w:r>
+      <w:proofErr w:type="gramEnd"/>
+      <w:r>
+        <w:rPr>
+          <w:rFonts w:ascii="Tahoma" w:eastAsia="微软雅黑" w:hAnsi="Tahoma" w:hint="eastAsia"/>
+          <w:b/>
+          <w:kern w:val="0"/>
+          <w:sz w:val="22"/>
+        </w:rPr>
+        <w:t>作用在插件中，只是在配置的时候方便查看</w:t>
       </w:r>
       <w:r>
         <w:rPr>
@@ -2355,7 +4453,7 @@
           <w:noProof/>
         </w:rPr>
         <w:drawing>
-          <wp:inline distT="0" distB="0" distL="0" distR="0" wp14:anchorId="49434D14" wp14:editId="213E546B">
+          <wp:inline distT="0" distB="0" distL="0" distR="0" wp14:anchorId="23D2405B" wp14:editId="53FB9E07">
             <wp:extent cx="4678680" cy="3246120"/>
             <wp:effectExtent l="0" t="0" r="7620" b="0"/>
             <wp:docPr id="757354352" name="图片 6"/>
@@ -2372,7 +4470,7 @@
                     </pic:cNvPicPr>
                   </pic:nvPicPr>
                   <pic:blipFill>
-                    <a:blip r:embed="rId15">
+                    <a:blip r:embed="rId21">
                       <a:extLst>
                         <a:ext uri="{28A0092B-C50C-407E-A947-70E740481C1C}">
                           <a14:useLocalDpi xmlns:a14="http://schemas.microsoft.com/office/drawing/2010/main" val="0"/>
@@ -2423,7 +4521,25 @@
           <w:kern w:val="0"/>
           <w:sz w:val="22"/>
         </w:rPr>
-        <w:t>如果标签名长了，你可以拖拽下面两个竖线，把值拉开查看。</w:t>
+        <w:t>如果标签名长了，你可以拖拽下面两个竖线，</w:t>
+      </w:r>
+      <w:proofErr w:type="gramStart"/>
+      <w:r>
+        <w:rPr>
+          <w:rFonts w:ascii="Tahoma" w:eastAsia="微软雅黑" w:hAnsi="Tahoma" w:hint="eastAsia"/>
+          <w:kern w:val="0"/>
+          <w:sz w:val="22"/>
+        </w:rPr>
+        <w:t>把值拉开</w:t>
+      </w:r>
+      <w:proofErr w:type="gramEnd"/>
+      <w:r>
+        <w:rPr>
+          <w:rFonts w:ascii="Tahoma" w:eastAsia="微软雅黑" w:hAnsi="Tahoma" w:hint="eastAsia"/>
+          <w:kern w:val="0"/>
+          <w:sz w:val="22"/>
+        </w:rPr>
+        <w:t>查看。</w:t>
       </w:r>
     </w:p>
     <w:p>
@@ -2444,7 +4560,7 @@
           <w:noProof/>
         </w:rPr>
         <w:drawing>
-          <wp:inline distT="0" distB="0" distL="0" distR="0" wp14:anchorId="136773FA" wp14:editId="45023A0A">
+          <wp:inline distT="0" distB="0" distL="0" distR="0" wp14:anchorId="76EA4A81" wp14:editId="15394082">
             <wp:extent cx="4693920" cy="1313707"/>
             <wp:effectExtent l="0" t="0" r="0" b="1270"/>
             <wp:docPr id="1829819683" name="图片 7"/>
@@ -2461,7 +4577,7 @@
                     </pic:cNvPicPr>
                   </pic:nvPicPr>
                   <pic:blipFill>
-                    <a:blip r:embed="rId16">
+                    <a:blip r:embed="rId22">
                       <a:extLst>
                         <a:ext uri="{28A0092B-C50C-407E-A947-70E740481C1C}">
                           <a14:useLocalDpi xmlns:a14="http://schemas.microsoft.com/office/drawing/2010/main" val="0"/>
@@ -2519,94 +4635,130 @@
           <w:rFonts w:hint="eastAsia"/>
         </w:rPr>
       </w:pPr>
+      <w:bookmarkStart w:id="6" w:name="_变换动画设计"/>
+      <w:bookmarkEnd w:id="6"/>
       <w:r>
         <w:rPr>
           <w:rFonts w:hint="eastAsia"/>
         </w:rPr>
         <w:lastRenderedPageBreak/>
-        <w:t>地图</w:t>
-      </w:r>
-      <w:r>
+        <w:t>变换动画设计</w:t>
+      </w:r>
+    </w:p>
+    <w:p>
+      <w:pPr>
+        <w:pStyle w:val="4"/>
         <w:rPr>
           <w:rFonts w:hint="eastAsia"/>
         </w:rPr>
-        <w:t>层级</w:t>
-      </w:r>
-    </w:p>
-    <w:p>
-      <w:pPr>
-        <w:pStyle w:val="4"/>
+      </w:pPr>
+      <w:r>
         <w:rPr>
           <w:rFonts w:hint="eastAsia"/>
         </w:rPr>
-      </w:pPr>
-      <w:r>
-        <w:rPr>
-          <w:rFonts w:hint="eastAsia"/>
-        </w:rPr>
-        <w:t>1）层级介绍</w:t>
-      </w:r>
-    </w:p>
-    <w:p>
-      <w:pPr>
-        <w:widowControl/>
-        <w:adjustRightInd w:val="0"/>
+        <w:t>1）纯色幕布</w:t>
+      </w:r>
+    </w:p>
+    <w:p>
+      <w:pPr>
         <w:snapToGrid w:val="0"/>
-        <w:spacing w:after="200"/>
-        <w:jc w:val="left"/>
-        <w:rPr>
-          <w:rFonts w:ascii="Tahoma" w:eastAsia="微软雅黑" w:hAnsi="Tahoma"/>
-          <w:b/>
-          <w:kern w:val="0"/>
-          <w:sz w:val="22"/>
-        </w:rPr>
-      </w:pPr>
-      <w:bookmarkStart w:id="1" w:name="_菜单/标题层级"/>
-      <w:bookmarkEnd w:id="1"/>
-      <w:r>
-        <w:rPr>
-          <w:rFonts w:ascii="Tahoma" w:eastAsia="微软雅黑" w:hAnsi="Tahoma" w:hint="eastAsia"/>
-          <w:b/>
-          <w:kern w:val="0"/>
-          <w:sz w:val="22"/>
-        </w:rPr>
-        <w:t>地图</w:t>
-      </w:r>
-      <w:r>
-        <w:rPr>
-          <w:rFonts w:ascii="Tahoma" w:eastAsia="微软雅黑" w:hAnsi="Tahoma" w:hint="eastAsia"/>
-          <w:b/>
-          <w:kern w:val="0"/>
-          <w:sz w:val="22"/>
-        </w:rPr>
-        <w:t>界面分为</w:t>
-      </w:r>
-      <w:r>
-        <w:rPr>
-          <w:rFonts w:ascii="Tahoma" w:eastAsia="微软雅黑" w:hAnsi="Tahoma" w:hint="eastAsia"/>
-          <w:b/>
-          <w:kern w:val="0"/>
-          <w:sz w:val="22"/>
-        </w:rPr>
-        <w:t>五</w:t>
-      </w:r>
-      <w:r>
-        <w:rPr>
-          <w:rFonts w:ascii="Tahoma" w:eastAsia="微软雅黑" w:hAnsi="Tahoma" w:hint="eastAsia"/>
-          <w:b/>
-          <w:kern w:val="0"/>
-          <w:sz w:val="22"/>
-        </w:rPr>
-        <w:t>层，</w:t>
-      </w:r>
-      <w:r>
-        <w:rPr>
-          <w:rFonts w:ascii="Tahoma" w:eastAsia="微软雅黑" w:hAnsi="Tahoma" w:hint="eastAsia"/>
-          <w:b/>
-          <w:kern w:val="0"/>
-          <w:sz w:val="22"/>
-        </w:rPr>
-        <w:t>下层、中层、上层、图片层、最顶层。</w:t>
+        <w:rPr>
+          <w:rFonts w:ascii="Tahoma" w:eastAsia="微软雅黑" w:hAnsi="Tahoma"/>
+          <w:kern w:val="0"/>
+          <w:sz w:val="22"/>
+        </w:rPr>
+      </w:pPr>
+      <w:r>
+        <w:rPr>
+          <w:rFonts w:ascii="Tahoma" w:eastAsia="微软雅黑" w:hAnsi="Tahoma" w:hint="eastAsia"/>
+          <w:kern w:val="0"/>
+          <w:sz w:val="22"/>
+        </w:rPr>
+        <w:t>地图界面中，基于</w:t>
+      </w:r>
+      <w:r>
+        <w:rPr>
+          <w:rFonts w:ascii="Tahoma" w:eastAsia="微软雅黑" w:hAnsi="Tahoma" w:hint="eastAsia"/>
+          <w:kern w:val="0"/>
+          <w:sz w:val="22"/>
+        </w:rPr>
+        <w:t xml:space="preserve"> </w:t>
+      </w:r>
+      <w:r>
+        <w:rPr>
+          <w:rFonts w:ascii="Tahoma" w:eastAsia="微软雅黑" w:hAnsi="Tahoma" w:hint="eastAsia"/>
+          <w:kern w:val="0"/>
+          <w:sz w:val="22"/>
+        </w:rPr>
+        <w:t>修改单属性、延迟指令、周期指令</w:t>
+      </w:r>
+      <w:r>
+        <w:rPr>
+          <w:rFonts w:ascii="Tahoma" w:eastAsia="微软雅黑" w:hAnsi="Tahoma" w:hint="eastAsia"/>
+          <w:kern w:val="0"/>
+          <w:sz w:val="22"/>
+        </w:rPr>
+        <w:t xml:space="preserve"> </w:t>
+      </w:r>
+      <w:r>
+        <w:rPr>
+          <w:rFonts w:ascii="Tahoma" w:eastAsia="微软雅黑" w:hAnsi="Tahoma" w:hint="eastAsia"/>
+          <w:kern w:val="0"/>
+          <w:sz w:val="22"/>
+        </w:rPr>
+        <w:t>可以设计许多变换动画。</w:t>
+      </w:r>
+    </w:p>
+    <w:p>
+      <w:pPr>
+        <w:snapToGrid w:val="0"/>
+        <w:rPr>
+          <w:rFonts w:ascii="Tahoma" w:eastAsia="微软雅黑" w:hAnsi="Tahoma"/>
+          <w:kern w:val="0"/>
+          <w:sz w:val="22"/>
+        </w:rPr>
+      </w:pPr>
+      <w:r>
+        <w:rPr>
+          <w:rFonts w:ascii="Tahoma" w:eastAsia="微软雅黑" w:hAnsi="Tahoma" w:hint="eastAsia"/>
+          <w:kern w:val="0"/>
+          <w:sz w:val="22"/>
+        </w:rPr>
+        <w:t>其中最常用的有灯光、滤镜变换。</w:t>
+      </w:r>
+    </w:p>
+    <w:p>
+      <w:pPr>
+        <w:snapToGrid w:val="0"/>
+        <w:rPr>
+          <w:rFonts w:ascii="Tahoma" w:eastAsia="微软雅黑" w:hAnsi="Tahoma"/>
+          <w:kern w:val="0"/>
+          <w:sz w:val="22"/>
+        </w:rPr>
+      </w:pPr>
+      <w:r>
+        <w:rPr>
+          <w:rFonts w:ascii="Tahoma" w:eastAsia="微软雅黑" w:hAnsi="Tahoma" w:hint="eastAsia"/>
+          <w:kern w:val="0"/>
+          <w:sz w:val="22"/>
+        </w:rPr>
+        <w:t>为方便随时调用，作者我将纯色幕布固定在</w:t>
+      </w:r>
+      <w:r>
+        <w:rPr>
+          <w:rFonts w:ascii="Tahoma" w:eastAsia="微软雅黑" w:hAnsi="Tahoma" w:hint="eastAsia"/>
+          <w:kern w:val="0"/>
+          <w:sz w:val="22"/>
+        </w:rPr>
+        <w:t>1~10</w:t>
+      </w:r>
+      <w:r>
+        <w:rPr>
+          <w:rFonts w:ascii="Tahoma" w:eastAsia="微软雅黑" w:hAnsi="Tahoma" w:hint="eastAsia"/>
+          <w:kern w:val="0"/>
+          <w:sz w:val="22"/>
+        </w:rPr>
+        <w:t>的背景位置。</w:t>
       </w:r>
     </w:p>
     <w:p>
@@ -2614,7 +4766,9 @@
         <w:snapToGrid w:val="0"/>
         <w:jc w:val="center"/>
         <w:rPr>
-          <w:rFonts w:hint="eastAsia"/>
+          <w:rFonts w:ascii="Tahoma" w:eastAsia="微软雅黑" w:hAnsi="Tahoma"/>
+          <w:kern w:val="0"/>
+          <w:sz w:val="22"/>
         </w:rPr>
       </w:pPr>
       <w:r>
@@ -2622,10 +4776,10 @@
           <w:noProof/>
         </w:rPr>
         <w:drawing>
-          <wp:inline distT="0" distB="0" distL="0" distR="0" wp14:anchorId="6CFC0FAB" wp14:editId="369624AF">
-            <wp:extent cx="5127719" cy="5486400"/>
-            <wp:effectExtent l="0" t="0" r="0" b="0"/>
-            <wp:docPr id="772649626" name="图片 1"/>
+          <wp:inline distT="0" distB="0" distL="0" distR="0" wp14:anchorId="2876CEA1" wp14:editId="70E1C190">
+            <wp:extent cx="4525645" cy="2270760"/>
+            <wp:effectExtent l="0" t="0" r="8255" b="0"/>
+            <wp:docPr id="471941134" name="图片 1"/>
             <wp:cNvGraphicFramePr>
               <a:graphicFrameLocks xmlns:a="http://schemas.openxmlformats.org/drawingml/2006/main" noChangeAspect="1"/>
             </wp:cNvGraphicFramePr>
@@ -2633,13 +4787,13 @@
               <a:graphicData uri="http://schemas.openxmlformats.org/drawingml/2006/picture">
                 <pic:pic xmlns:pic="http://schemas.openxmlformats.org/drawingml/2006/picture">
                   <pic:nvPicPr>
-                    <pic:cNvPr id="0" name="Picture 1"/>
+                    <pic:cNvPr id="0" name="Picture 2"/>
                     <pic:cNvPicPr>
                       <a:picLocks noChangeAspect="1" noChangeArrowheads="1"/>
                     </pic:cNvPicPr>
                   </pic:nvPicPr>
                   <pic:blipFill>
-                    <a:blip r:embed="rId17">
+                    <a:blip r:embed="rId23">
                       <a:extLst>
                         <a:ext uri="{28A0092B-C50C-407E-A947-70E740481C1C}">
                           <a14:useLocalDpi xmlns:a14="http://schemas.microsoft.com/office/drawing/2010/main" val="0"/>
@@ -2654,7 +4808,7 @@
                   <pic:spPr bwMode="auto">
                     <a:xfrm>
                       <a:off x="0" y="0"/>
-                      <a:ext cx="5130437" cy="5489308"/>
+                      <a:ext cx="4525645" cy="2270760"/>
                     </a:xfrm>
                     <a:prstGeom prst="rect">
                       <a:avLst/>
@@ -2673,433 +4827,183 @@
     </w:p>
     <w:p>
       <w:pPr>
-        <w:widowControl/>
-        <w:adjustRightInd w:val="0"/>
+        <w:snapToGrid w:val="0"/>
+        <w:rPr>
+          <w:rFonts w:ascii="Tahoma" w:eastAsia="微软雅黑" w:hAnsi="Tahoma"/>
+          <w:kern w:val="0"/>
+          <w:sz w:val="22"/>
+        </w:rPr>
+      </w:pPr>
+      <w:r>
+        <w:rPr>
+          <w:rFonts w:ascii="Tahoma" w:eastAsia="微软雅黑" w:hAnsi="Tahoma" w:hint="eastAsia"/>
+          <w:kern w:val="0"/>
+          <w:sz w:val="22"/>
+        </w:rPr>
+        <w:t>上图的幕布因为常用，所以设置都是全图全显示，只不过透明度为</w:t>
+      </w:r>
+      <w:r>
+        <w:rPr>
+          <w:rFonts w:ascii="Tahoma" w:eastAsia="微软雅黑" w:hAnsi="Tahoma" w:hint="eastAsia"/>
+          <w:kern w:val="0"/>
+          <w:sz w:val="22"/>
+        </w:rPr>
+        <w:t>0</w:t>
+      </w:r>
+      <w:r>
+        <w:rPr>
+          <w:rFonts w:ascii="Tahoma" w:eastAsia="微软雅黑" w:hAnsi="Tahoma" w:hint="eastAsia"/>
+          <w:kern w:val="0"/>
+          <w:sz w:val="22"/>
+        </w:rPr>
+        <w:t>。</w:t>
+      </w:r>
+    </w:p>
+    <w:p>
+      <w:pPr>
+        <w:snapToGrid w:val="0"/>
+        <w:rPr>
+          <w:rFonts w:ascii="Tahoma" w:eastAsia="微软雅黑" w:hAnsi="Tahoma"/>
+          <w:kern w:val="0"/>
+          <w:sz w:val="22"/>
+        </w:rPr>
+      </w:pPr>
+      <w:r>
+        <w:rPr>
+          <w:rFonts w:ascii="Tahoma" w:eastAsia="微软雅黑" w:hAnsi="Tahoma" w:hint="eastAsia"/>
+          <w:kern w:val="0"/>
+          <w:sz w:val="22"/>
+        </w:rPr>
+        <w:t>要开黑白、滤镜效果，只要用插件指令改改透明度就能实现。</w:t>
+      </w:r>
+    </w:p>
+    <w:p>
+      <w:pPr>
+        <w:snapToGrid w:val="0"/>
+        <w:jc w:val="center"/>
+        <w:rPr>
+          <w:rFonts w:ascii="Tahoma" w:eastAsia="微软雅黑" w:hAnsi="Tahoma"/>
+          <w:kern w:val="0"/>
+          <w:sz w:val="22"/>
+        </w:rPr>
+      </w:pPr>
+      <w:r>
+        <w:rPr>
+          <w:noProof/>
+        </w:rPr>
+        <w:drawing>
+          <wp:inline distT="0" distB="0" distL="0" distR="0" wp14:anchorId="1FCBB1AB" wp14:editId="646BA670">
+            <wp:extent cx="3711844" cy="2142780"/>
+            <wp:effectExtent l="0" t="0" r="3175" b="0"/>
+            <wp:docPr id="693722831" name="图片 2"/>
+            <wp:cNvGraphicFramePr>
+              <a:graphicFrameLocks xmlns:a="http://schemas.openxmlformats.org/drawingml/2006/main" noChangeAspect="1"/>
+            </wp:cNvGraphicFramePr>
+            <a:graphic xmlns:a="http://schemas.openxmlformats.org/drawingml/2006/main">
+              <a:graphicData uri="http://schemas.openxmlformats.org/drawingml/2006/picture">
+                <pic:pic xmlns:pic="http://schemas.openxmlformats.org/drawingml/2006/picture">
+                  <pic:nvPicPr>
+                    <pic:cNvPr id="0" name="Picture 4"/>
+                    <pic:cNvPicPr>
+                      <a:picLocks noChangeAspect="1" noChangeArrowheads="1"/>
+                    </pic:cNvPicPr>
+                  </pic:nvPicPr>
+                  <pic:blipFill>
+                    <a:blip r:embed="rId24">
+                      <a:extLst>
+                        <a:ext uri="{28A0092B-C50C-407E-A947-70E740481C1C}">
+                          <a14:useLocalDpi xmlns:a14="http://schemas.microsoft.com/office/drawing/2010/main" val="0"/>
+                        </a:ext>
+                      </a:extLst>
+                    </a:blip>
+                    <a:srcRect/>
+                    <a:stretch>
+                      <a:fillRect/>
+                    </a:stretch>
+                  </pic:blipFill>
+                  <pic:spPr bwMode="auto">
+                    <a:xfrm>
+                      <a:off x="0" y="0"/>
+                      <a:ext cx="3714902" cy="2144545"/>
+                    </a:xfrm>
+                    <a:prstGeom prst="rect">
+                      <a:avLst/>
+                    </a:prstGeom>
+                    <a:noFill/>
+                    <a:ln>
+                      <a:noFill/>
+                    </a:ln>
+                  </pic:spPr>
+                </pic:pic>
+              </a:graphicData>
+            </a:graphic>
+          </wp:inline>
+        </w:drawing>
+      </w:r>
+    </w:p>
+    <w:p>
+      <w:pPr>
         <w:snapToGrid w:val="0"/>
         <w:spacing w:after="200"/>
-        <w:jc w:val="left"/>
-        <w:rPr>
-          <w:rFonts w:ascii="Tahoma" w:eastAsia="微软雅黑" w:hAnsi="Tahoma"/>
-          <w:kern w:val="0"/>
-          <w:sz w:val="22"/>
-        </w:rPr>
-      </w:pPr>
-      <w:r>
-        <w:rPr>
-          <w:rFonts w:ascii="Tahoma" w:eastAsia="微软雅黑" w:hAnsi="Tahoma"/>
-          <w:kern w:val="0"/>
-          <w:sz w:val="22"/>
-        </w:rPr>
-        <w:t xml:space="preserve">&gt; </w:t>
-      </w:r>
-      <w:r>
-        <w:rPr>
-          <w:rFonts w:ascii="Tahoma" w:eastAsia="微软雅黑" w:hAnsi="Tahoma" w:hint="eastAsia"/>
-          <w:kern w:val="0"/>
-          <w:sz w:val="22"/>
-        </w:rPr>
-        <w:t>如果要让远景看起来真的像</w:t>
-      </w:r>
-      <w:r>
-        <w:rPr>
-          <w:rFonts w:ascii="Tahoma" w:eastAsia="微软雅黑" w:hAnsi="Tahoma" w:hint="eastAsia"/>
-          <w:kern w:val="0"/>
-          <w:sz w:val="22"/>
-        </w:rPr>
-        <w:t xml:space="preserve"> </w:t>
-      </w:r>
-      <w:r>
-        <w:rPr>
-          <w:rFonts w:ascii="Tahoma" w:eastAsia="微软雅黑" w:hAnsi="Tahoma"/>
-          <w:kern w:val="0"/>
-          <w:sz w:val="22"/>
-        </w:rPr>
-        <w:t>”</w:t>
-      </w:r>
-      <w:r>
-        <w:rPr>
-          <w:rFonts w:ascii="Tahoma" w:eastAsia="微软雅黑" w:hAnsi="Tahoma" w:hint="eastAsia"/>
-          <w:kern w:val="0"/>
-          <w:sz w:val="22"/>
-        </w:rPr>
-        <w:t>远景</w:t>
-      </w:r>
-      <w:r>
-        <w:rPr>
-          <w:rFonts w:ascii="Tahoma" w:eastAsia="微软雅黑" w:hAnsi="Tahoma"/>
-          <w:kern w:val="0"/>
-          <w:sz w:val="22"/>
-        </w:rPr>
-        <w:t>”</w:t>
-      </w:r>
-      <w:r>
-        <w:rPr>
-          <w:rFonts w:ascii="Tahoma" w:eastAsia="微软雅黑" w:hAnsi="Tahoma" w:hint="eastAsia"/>
-          <w:kern w:val="0"/>
-          <w:sz w:val="22"/>
-        </w:rPr>
-        <w:t>，</w:t>
-      </w:r>
-      <w:r>
-        <w:rPr>
-          <w:rFonts w:ascii="Tahoma" w:eastAsia="微软雅黑" w:hAnsi="Tahoma" w:hint="eastAsia"/>
-          <w:kern w:val="0"/>
-          <w:sz w:val="22"/>
-        </w:rPr>
-        <w:t>那么应该设置位移比接近</w:t>
-      </w:r>
-      <w:r>
-        <w:rPr>
-          <w:rFonts w:ascii="Tahoma" w:eastAsia="微软雅黑" w:hAnsi="Tahoma"/>
-          <w:kern w:val="0"/>
-          <w:sz w:val="22"/>
-        </w:rPr>
-        <w:t>1.00</w:t>
-      </w:r>
-      <w:r>
-        <w:rPr>
-          <w:rFonts w:ascii="Tahoma" w:eastAsia="微软雅黑" w:hAnsi="Tahoma"/>
-          <w:kern w:val="0"/>
-          <w:sz w:val="22"/>
-        </w:rPr>
-        <w:t>的图层</w:t>
-      </w:r>
-      <w:r>
-        <w:rPr>
-          <w:rFonts w:ascii="Tahoma" w:eastAsia="微软雅黑" w:hAnsi="Tahoma" w:hint="eastAsia"/>
-          <w:kern w:val="0"/>
-          <w:sz w:val="22"/>
-        </w:rPr>
-        <w:t>，越接近</w:t>
-      </w:r>
-      <w:r>
-        <w:rPr>
-          <w:rFonts w:ascii="Tahoma" w:eastAsia="微软雅黑" w:hAnsi="Tahoma" w:hint="eastAsia"/>
-          <w:kern w:val="0"/>
-          <w:sz w:val="22"/>
-        </w:rPr>
-        <w:t>1.0</w:t>
-      </w:r>
-      <w:r>
-        <w:rPr>
-          <w:rFonts w:ascii="Tahoma" w:eastAsia="微软雅黑" w:hAnsi="Tahoma" w:hint="eastAsia"/>
-          <w:kern w:val="0"/>
-          <w:sz w:val="22"/>
-        </w:rPr>
-        <w:t>0</w:t>
-      </w:r>
-      <w:r>
-        <w:rPr>
-          <w:rFonts w:ascii="Tahoma" w:eastAsia="微软雅黑" w:hAnsi="Tahoma" w:hint="eastAsia"/>
-          <w:kern w:val="0"/>
-          <w:sz w:val="22"/>
-        </w:rPr>
-        <w:t>越远。</w:t>
-      </w:r>
-      <w:r>
-        <w:rPr>
-          <w:rFonts w:ascii="Tahoma" w:eastAsia="微软雅黑" w:hAnsi="Tahoma" w:hint="eastAsia"/>
-          <w:kern w:val="0"/>
-          <w:sz w:val="22"/>
-        </w:rPr>
-        <w:t>具体可以看后面章节：</w:t>
-      </w:r>
-      <w:hyperlink w:anchor="_位移比设计" w:history="1">
-        <w:r>
-          <w:rPr>
-            <w:rStyle w:val="a4"/>
-            <w:rFonts w:ascii="Tahoma" w:eastAsia="微软雅黑" w:hAnsi="Tahoma" w:hint="eastAsia"/>
-            <w:kern w:val="0"/>
-            <w:sz w:val="22"/>
-          </w:rPr>
-          <w:t>位移比设计</w:t>
-        </w:r>
-      </w:hyperlink>
-      <w:r>
-        <w:rPr>
-          <w:rFonts w:ascii="Tahoma" w:eastAsia="微软雅黑" w:hAnsi="Tahoma"/>
-          <w:kern w:val="0"/>
-          <w:sz w:val="22"/>
-        </w:rPr>
-        <w:t xml:space="preserve"> </w:t>
-      </w:r>
-      <w:r>
-        <w:rPr>
-          <w:rFonts w:ascii="Tahoma" w:eastAsia="微软雅黑" w:hAnsi="Tahoma" w:hint="eastAsia"/>
-          <w:kern w:val="0"/>
-          <w:sz w:val="22"/>
-        </w:rPr>
-        <w:t>。</w:t>
-      </w:r>
-    </w:p>
-    <w:p>
-      <w:pPr>
-        <w:widowControl/>
-        <w:adjustRightInd w:val="0"/>
-        <w:snapToGrid w:val="0"/>
-        <w:jc w:val="left"/>
-        <w:rPr>
-          <w:rFonts w:ascii="Tahoma" w:eastAsia="微软雅黑" w:hAnsi="Tahoma"/>
-          <w:kern w:val="0"/>
-          <w:sz w:val="22"/>
-        </w:rPr>
-      </w:pPr>
-      <w:r>
-        <w:rPr>
-          <w:rFonts w:ascii="Tahoma" w:eastAsia="微软雅黑" w:hAnsi="Tahoma" w:hint="eastAsia"/>
-          <w:kern w:val="0"/>
-          <w:sz w:val="22"/>
-        </w:rPr>
-        <w:t>&gt;</w:t>
-      </w:r>
-      <w:r>
-        <w:rPr>
-          <w:rFonts w:ascii="Tahoma" w:eastAsia="微软雅黑" w:hAnsi="Tahoma"/>
-          <w:kern w:val="0"/>
-          <w:sz w:val="22"/>
-        </w:rPr>
-        <w:t xml:space="preserve"> </w:t>
-      </w:r>
-      <w:r>
-        <w:rPr>
-          <w:rFonts w:ascii="Tahoma" w:eastAsia="微软雅黑" w:hAnsi="Tahoma" w:hint="eastAsia"/>
-          <w:kern w:val="0"/>
-          <w:sz w:val="22"/>
-        </w:rPr>
-        <w:t>对话框在图片上面，如果你想让图片放上面，可以</w:t>
-      </w:r>
-      <w:r>
-        <w:rPr>
-          <w:rFonts w:ascii="Tahoma" w:eastAsia="微软雅黑" w:hAnsi="Tahoma" w:hint="eastAsia"/>
-          <w:kern w:val="0"/>
-          <w:sz w:val="22"/>
-        </w:rPr>
-        <w:t>用下面的插件修改层级：</w:t>
-      </w:r>
-    </w:p>
-    <w:p>
-      <w:pPr>
-        <w:widowControl/>
-        <w:adjustRightInd w:val="0"/>
-        <w:snapToGrid w:val="0"/>
-        <w:jc w:val="left"/>
-        <w:rPr>
-          <w:rFonts w:ascii="Tahoma" w:eastAsia="微软雅黑" w:hAnsi="Tahoma"/>
-          <w:kern w:val="0"/>
-          <w:sz w:val="22"/>
-        </w:rPr>
-      </w:pPr>
-      <w:r>
-        <w:rPr>
-          <w:rFonts w:ascii="Tahoma" w:eastAsia="微软雅黑" w:hAnsi="Tahoma"/>
-          <w:kern w:val="0"/>
-          <w:sz w:val="22"/>
-        </w:rPr>
-        <w:tab/>
-      </w:r>
-      <w:r>
-        <w:rPr>
-          <w:rFonts w:ascii="Microsoft YaHei UI" w:eastAsia="Microsoft YaHei UI" w:hAnsi="Microsoft YaHei UI" w:cs="Microsoft YaHei UI" w:hint="eastAsia"/>
-          <w:kern w:val="0"/>
-          <w:sz w:val="22"/>
-        </w:rPr>
-        <w:t>◆</w:t>
-      </w:r>
-      <w:r>
-        <w:rPr>
-          <w:rFonts w:ascii="Tahoma" w:eastAsia="微软雅黑" w:hAnsi="Tahoma"/>
-          <w:kern w:val="0"/>
-          <w:sz w:val="22"/>
-        </w:rPr>
-        <w:t>Drill_PictureLayerAndZIndex</w:t>
-      </w:r>
-      <w:r>
-        <w:rPr>
-          <w:rFonts w:ascii="Tahoma" w:eastAsia="微软雅黑" w:hAnsi="Tahoma"/>
-          <w:kern w:val="0"/>
-          <w:sz w:val="22"/>
-        </w:rPr>
-        <w:tab/>
-      </w:r>
-      <w:r>
-        <w:rPr>
-          <w:rFonts w:ascii="Tahoma" w:eastAsia="微软雅黑" w:hAnsi="Tahoma"/>
-          <w:kern w:val="0"/>
-          <w:sz w:val="22"/>
-        </w:rPr>
-        <w:tab/>
-      </w:r>
-      <w:r>
-        <w:rPr>
-          <w:rFonts w:ascii="Tahoma" w:eastAsia="微软雅黑" w:hAnsi="Tahoma"/>
-          <w:kern w:val="0"/>
-          <w:sz w:val="22"/>
-        </w:rPr>
-        <w:tab/>
-      </w:r>
-      <w:r>
-        <w:rPr>
-          <w:rFonts w:ascii="Tahoma" w:eastAsia="微软雅黑" w:hAnsi="Tahoma"/>
-          <w:kern w:val="0"/>
-          <w:sz w:val="22"/>
-        </w:rPr>
-        <w:t>图片</w:t>
-      </w:r>
-      <w:r>
-        <w:rPr>
-          <w:rFonts w:ascii="Tahoma" w:eastAsia="微软雅黑" w:hAnsi="Tahoma"/>
-          <w:kern w:val="0"/>
-          <w:sz w:val="22"/>
-        </w:rPr>
-        <w:t xml:space="preserve"> - </w:t>
-      </w:r>
-      <w:r>
-        <w:rPr>
-          <w:rFonts w:ascii="Tahoma" w:eastAsia="微软雅黑" w:hAnsi="Tahoma"/>
-          <w:kern w:val="0"/>
-          <w:sz w:val="22"/>
-        </w:rPr>
-        <w:t>层级与堆叠级</w:t>
-      </w:r>
-    </w:p>
-    <w:p>
-      <w:pPr>
-        <w:widowControl/>
-        <w:adjustRightInd w:val="0"/>
-        <w:snapToGrid w:val="0"/>
-        <w:spacing w:after="200"/>
-        <w:jc w:val="left"/>
-        <w:rPr>
-          <w:rFonts w:ascii="Tahoma" w:eastAsia="微软雅黑" w:hAnsi="Tahoma"/>
-          <w:kern w:val="0"/>
-          <w:sz w:val="22"/>
-        </w:rPr>
-      </w:pPr>
-      <w:r>
-        <w:rPr>
-          <w:rFonts w:ascii="Tahoma" w:eastAsia="微软雅黑" w:hAnsi="Tahoma" w:hint="eastAsia"/>
-          <w:kern w:val="0"/>
-          <w:sz w:val="22"/>
-        </w:rPr>
-        <w:t>（图片层级也称</w:t>
-      </w:r>
-      <w:r>
-        <w:rPr>
-          <w:rFonts w:ascii="Tahoma" w:eastAsia="微软雅黑" w:hAnsi="Tahoma"/>
-          <w:kern w:val="0"/>
-          <w:sz w:val="22"/>
-        </w:rPr>
-        <w:t>”</w:t>
-      </w:r>
-      <w:r>
-        <w:rPr>
-          <w:rFonts w:ascii="Tahoma" w:eastAsia="微软雅黑" w:hAnsi="Tahoma" w:hint="eastAsia"/>
-          <w:kern w:val="0"/>
-          <w:sz w:val="22"/>
-        </w:rPr>
-        <w:t>堆叠级</w:t>
-      </w:r>
-      <w:r>
-        <w:rPr>
-          <w:rFonts w:ascii="Tahoma" w:eastAsia="微软雅黑" w:hAnsi="Tahoma"/>
-          <w:kern w:val="0"/>
-          <w:sz w:val="22"/>
-        </w:rPr>
-        <w:t>”</w:t>
-      </w:r>
-      <w:r>
-        <w:rPr>
-          <w:rFonts w:ascii="Tahoma" w:eastAsia="微软雅黑" w:hAnsi="Tahoma" w:hint="eastAsia"/>
-          <w:kern w:val="0"/>
-          <w:sz w:val="22"/>
-        </w:rPr>
-        <w:t>，可以去看</w:t>
-      </w:r>
-      <w:r>
-        <w:rPr>
-          <w:rFonts w:ascii="Tahoma" w:eastAsia="微软雅黑" w:hAnsi="Tahoma"/>
-          <w:kern w:val="0"/>
-          <w:sz w:val="22"/>
-        </w:rPr>
-        <w:t>”</w:t>
-      </w:r>
-      <w:r>
-        <w:rPr>
-          <w:rFonts w:ascii="Tahoma" w:eastAsia="微软雅黑" w:hAnsi="Tahoma"/>
-          <w:color w:val="0070C0"/>
-          <w:kern w:val="0"/>
-          <w:sz w:val="22"/>
-        </w:rPr>
-        <w:t>0.</w:t>
-      </w:r>
-      <w:r>
-        <w:rPr>
-          <w:rFonts w:ascii="Tahoma" w:eastAsia="微软雅黑" w:hAnsi="Tahoma"/>
-          <w:color w:val="0070C0"/>
-          <w:kern w:val="0"/>
-          <w:sz w:val="22"/>
-        </w:rPr>
-        <w:t>基本定义</w:t>
-      </w:r>
-      <w:r>
-        <w:rPr>
-          <w:rFonts w:ascii="Tahoma" w:eastAsia="微软雅黑" w:hAnsi="Tahoma" w:hint="eastAsia"/>
-          <w:color w:val="0070C0"/>
-          <w:kern w:val="0"/>
-          <w:sz w:val="22"/>
-        </w:rPr>
-        <w:t xml:space="preserve"> &gt; </w:t>
-      </w:r>
-      <w:r>
-        <w:rPr>
-          <w:rFonts w:ascii="Tahoma" w:eastAsia="微软雅黑" w:hAnsi="Tahoma" w:hint="eastAsia"/>
-          <w:color w:val="0070C0"/>
-          <w:kern w:val="0"/>
-          <w:sz w:val="22"/>
-        </w:rPr>
-        <w:t>界面</w:t>
-      </w:r>
-      <w:r>
-        <w:rPr>
-          <w:rFonts w:ascii="Tahoma" w:eastAsia="微软雅黑" w:hAnsi="Tahoma"/>
-          <w:color w:val="0070C0"/>
-          <w:kern w:val="0"/>
-          <w:sz w:val="22"/>
-        </w:rPr>
-        <w:t>.docx</w:t>
-      </w:r>
-      <w:r>
-        <w:rPr>
-          <w:rFonts w:ascii="Tahoma" w:eastAsia="微软雅黑" w:hAnsi="Tahoma"/>
-          <w:kern w:val="0"/>
-          <w:sz w:val="22"/>
-        </w:rPr>
-        <w:t>”</w:t>
-      </w:r>
-      <w:r>
-        <w:rPr>
-          <w:rFonts w:ascii="Tahoma" w:eastAsia="微软雅黑" w:hAnsi="Tahoma" w:hint="eastAsia"/>
-          <w:kern w:val="0"/>
-          <w:sz w:val="22"/>
-        </w:rPr>
-        <w:t>的</w:t>
-      </w:r>
-      <w:r>
-        <w:rPr>
-          <w:rFonts w:ascii="Tahoma" w:eastAsia="微软雅黑" w:hAnsi="Tahoma" w:hint="eastAsia"/>
-          <w:color w:val="0070C0"/>
-          <w:kern w:val="0"/>
-          <w:sz w:val="22"/>
-        </w:rPr>
-        <w:t>层级与堆叠级</w:t>
-      </w:r>
-      <w:r>
-        <w:rPr>
-          <w:rFonts w:ascii="Tahoma" w:eastAsia="微软雅黑" w:hAnsi="Tahoma" w:hint="eastAsia"/>
-          <w:kern w:val="0"/>
-          <w:sz w:val="22"/>
-        </w:rPr>
-        <w:t>章节）</w:t>
+        <w:jc w:val="center"/>
+        <w:rPr>
+          <w:rFonts w:ascii="Tahoma" w:eastAsia="微软雅黑" w:hAnsi="Tahoma"/>
+          <w:kern w:val="0"/>
+          <w:sz w:val="22"/>
+        </w:rPr>
+      </w:pPr>
+      <w:r>
+        <w:rPr>
+          <w:noProof/>
+        </w:rPr>
+        <w:drawing>
+          <wp:inline distT="0" distB="0" distL="0" distR="0" wp14:anchorId="10DD152B" wp14:editId="0C81DD7A">
+            <wp:extent cx="3711844" cy="990575"/>
+            <wp:effectExtent l="0" t="0" r="3175" b="635"/>
+            <wp:docPr id="1793296584" name="图片 3"/>
+            <wp:cNvGraphicFramePr>
+              <a:graphicFrameLocks xmlns:a="http://schemas.openxmlformats.org/drawingml/2006/main" noChangeAspect="1"/>
+            </wp:cNvGraphicFramePr>
+            <a:graphic xmlns:a="http://schemas.openxmlformats.org/drawingml/2006/main">
+              <a:graphicData uri="http://schemas.openxmlformats.org/drawingml/2006/picture">
+                <pic:pic xmlns:pic="http://schemas.openxmlformats.org/drawingml/2006/picture">
+                  <pic:nvPicPr>
+                    <pic:cNvPr id="0" name="Picture 6"/>
+                    <pic:cNvPicPr>
+                      <a:picLocks noChangeAspect="1" noChangeArrowheads="1"/>
+                    </pic:cNvPicPr>
+                  </pic:nvPicPr>
+                  <pic:blipFill>
+                    <a:blip r:embed="rId25">
+                      <a:extLst>
+                        <a:ext uri="{28A0092B-C50C-407E-A947-70E740481C1C}">
+                          <a14:useLocalDpi xmlns:a14="http://schemas.microsoft.com/office/drawing/2010/main" val="0"/>
+                        </a:ext>
+                      </a:extLst>
+                    </a:blip>
+                    <a:srcRect/>
+                    <a:stretch>
+                      <a:fillRect/>
+                    </a:stretch>
+                  </pic:blipFill>
+                  <pic:spPr bwMode="auto">
+                    <a:xfrm>
+                      <a:off x="0" y="0"/>
+                      <a:ext cx="3719122" cy="992517"/>
+                    </a:xfrm>
+                    <a:prstGeom prst="rect">
+                      <a:avLst/>
+                    </a:prstGeom>
+                    <a:noFill/>
+                    <a:ln>
+                      <a:noFill/>
+                    </a:ln>
+                  </pic:spPr>
+                </pic:pic>
+              </a:graphicData>
+            </a:graphic>
+          </wp:inline>
+        </w:drawing>
       </w:r>
     </w:p>
     <w:tbl>
@@ -3122,7 +5026,6 @@
             <w:pPr>
               <w:widowControl/>
               <w:adjustRightInd w:val="0"/>
-              <w:snapToGrid w:val="0"/>
               <w:jc w:val="left"/>
               <w:rPr>
                 <w:rFonts w:ascii="Tahoma" w:eastAsia="微软雅黑" w:hAnsi="Tahoma"/>
@@ -3136,117 +5039,7 @@
                 <w:kern w:val="0"/>
                 <w:sz w:val="22"/>
               </w:rPr>
-              <w:t>地图界面中，还存在一个特殊的层级：天窗层。</w:t>
-            </w:r>
-          </w:p>
-          <w:p>
-            <w:pPr>
-              <w:widowControl/>
-              <w:adjustRightInd w:val="0"/>
-              <w:snapToGrid w:val="0"/>
-              <w:jc w:val="left"/>
-              <w:rPr>
-                <w:rFonts w:ascii="Tahoma" w:eastAsia="微软雅黑" w:hAnsi="Tahoma"/>
-                <w:kern w:val="0"/>
-                <w:sz w:val="22"/>
-              </w:rPr>
-            </w:pPr>
-            <w:r>
-              <w:rPr>
-                <w:rFonts w:ascii="Tahoma" w:eastAsia="微软雅黑" w:hAnsi="Tahoma" w:hint="eastAsia"/>
-                <w:kern w:val="0"/>
-                <w:sz w:val="22"/>
-              </w:rPr>
-              <w:t>可以去了解下装饰说明文档：“</w:t>
-            </w:r>
-            <w:r>
-              <w:rPr>
-                <w:rFonts w:ascii="Tahoma" w:eastAsia="微软雅黑" w:hAnsi="Tahoma" w:hint="eastAsia"/>
-                <w:color w:val="0070C0"/>
-                <w:kern w:val="0"/>
-                <w:sz w:val="22"/>
-              </w:rPr>
-              <w:t>17.</w:t>
-            </w:r>
-            <w:r>
-              <w:rPr>
-                <w:rFonts w:ascii="Tahoma" w:eastAsia="微软雅黑" w:hAnsi="Tahoma" w:hint="eastAsia"/>
-                <w:color w:val="0070C0"/>
-                <w:kern w:val="0"/>
-                <w:sz w:val="22"/>
-              </w:rPr>
-              <w:t>主菜单</w:t>
-            </w:r>
-            <w:r>
-              <w:rPr>
-                <w:rFonts w:ascii="Tahoma" w:eastAsia="微软雅黑" w:hAnsi="Tahoma" w:hint="eastAsia"/>
-                <w:color w:val="0070C0"/>
-                <w:kern w:val="0"/>
-                <w:sz w:val="22"/>
-              </w:rPr>
-              <w:t xml:space="preserve"> </w:t>
-            </w:r>
-            <w:r>
-              <w:rPr>
-                <w:rFonts w:ascii="Tahoma" w:eastAsia="微软雅黑" w:hAnsi="Tahoma"/>
-                <w:color w:val="0070C0"/>
-                <w:kern w:val="0"/>
-                <w:sz w:val="22"/>
-              </w:rPr>
-              <w:t>&gt;</w:t>
-            </w:r>
-            <w:r>
-              <w:rPr>
-                <w:rFonts w:ascii="Tahoma" w:eastAsia="微软雅黑" w:hAnsi="Tahoma" w:hint="eastAsia"/>
-                <w:color w:val="0070C0"/>
-                <w:kern w:val="0"/>
-                <w:sz w:val="22"/>
-              </w:rPr>
-              <w:t xml:space="preserve"> </w:t>
-            </w:r>
-            <w:r>
-              <w:rPr>
-                <w:rFonts w:ascii="Tahoma" w:eastAsia="微软雅黑" w:hAnsi="Tahoma" w:hint="eastAsia"/>
-                <w:color w:val="0070C0"/>
-                <w:kern w:val="0"/>
-                <w:sz w:val="22"/>
-              </w:rPr>
-              <w:t>多层组合装饰（界面装饰</w:t>
-            </w:r>
-            <w:r>
-              <w:rPr>
-                <w:rFonts w:ascii="Tahoma" w:eastAsia="微软雅黑" w:hAnsi="Tahoma" w:hint="eastAsia"/>
-                <w:color w:val="0070C0"/>
-                <w:kern w:val="0"/>
-                <w:sz w:val="22"/>
-              </w:rPr>
-              <w:t>-</w:t>
-            </w:r>
-            <w:r>
-              <w:rPr>
-                <w:rFonts w:ascii="Tahoma" w:eastAsia="微软雅黑" w:hAnsi="Tahoma" w:hint="eastAsia"/>
-                <w:color w:val="0070C0"/>
-                <w:kern w:val="0"/>
-                <w:sz w:val="22"/>
-              </w:rPr>
-              <w:t>天窗层）</w:t>
-            </w:r>
-            <w:r>
-              <w:rPr>
-                <w:rFonts w:ascii="Tahoma" w:eastAsia="微软雅黑" w:hAnsi="Tahoma" w:hint="eastAsia"/>
-                <w:color w:val="0070C0"/>
-                <w:kern w:val="0"/>
-                <w:sz w:val="22"/>
-              </w:rPr>
-              <w:t>.docx</w:t>
-            </w:r>
-            <w:r>
-              <w:rPr>
-                <w:rFonts w:ascii="Tahoma" w:eastAsia="微软雅黑" w:hAnsi="Tahoma" w:hint="eastAsia"/>
-                <w:kern w:val="0"/>
-                <w:sz w:val="22"/>
-              </w:rPr>
-              <w:t>”</w:t>
+              <w:t>图片也有纯色幕布，你也可以挂图片来实现幕布效果哦。</w:t>
             </w:r>
           </w:p>
         </w:tc>
@@ -3254,581 +5047,6 @@
     </w:tbl>
     <w:p>
       <w:pPr>
-        <w:snapToGrid w:val="0"/>
-        <w:rPr>
-          <w:rFonts w:ascii="Tahoma" w:eastAsia="微软雅黑" w:hAnsi="Tahoma"/>
-          <w:kern w:val="0"/>
-          <w:sz w:val="22"/>
-        </w:rPr>
-      </w:pPr>
-      <w:bookmarkStart w:id="2" w:name="_2）图片层级"/>
-      <w:bookmarkEnd w:id="2"/>
-    </w:p>
-    <w:p>
-      <w:pPr>
-        <w:pStyle w:val="4"/>
-        <w:rPr>
-          <w:rFonts w:hint="eastAsia"/>
-        </w:rPr>
-      </w:pPr>
-      <w:r>
-        <w:t>2</w:t>
-      </w:r>
-      <w:r>
-        <w:rPr>
-          <w:rFonts w:hint="eastAsia"/>
-        </w:rPr>
-        <w:t>）图块</w:t>
-      </w:r>
-      <w:r>
-        <w:rPr>
-          <w:rFonts w:hint="eastAsia"/>
-        </w:rPr>
-        <w:t>与行走图</w:t>
-      </w:r>
-    </w:p>
-    <w:p>
-      <w:pPr>
-        <w:snapToGrid w:val="0"/>
-        <w:rPr>
-          <w:rFonts w:ascii="Tahoma" w:eastAsia="微软雅黑" w:hAnsi="Tahoma"/>
-          <w:kern w:val="0"/>
-          <w:sz w:val="22"/>
-          <w:szCs w:val="24"/>
-        </w:rPr>
-      </w:pPr>
-      <w:r>
-        <w:rPr>
-          <w:rFonts w:ascii="Tahoma" w:eastAsia="微软雅黑" w:hAnsi="Tahoma" w:hint="eastAsia"/>
-          <w:kern w:val="0"/>
-          <w:sz w:val="22"/>
-          <w:szCs w:val="24"/>
-        </w:rPr>
-        <w:t>以多层地图背景为例。</w:t>
-      </w:r>
-    </w:p>
-    <w:p>
-      <w:pPr>
-        <w:snapToGrid w:val="0"/>
-        <w:rPr>
-          <w:rFonts w:ascii="Tahoma" w:eastAsia="微软雅黑" w:hAnsi="Tahoma"/>
-          <w:kern w:val="0"/>
-          <w:sz w:val="22"/>
-          <w:szCs w:val="24"/>
-        </w:rPr>
-      </w:pPr>
-      <w:r>
-        <w:rPr>
-          <w:rFonts w:ascii="Tahoma" w:eastAsia="微软雅黑" w:hAnsi="Tahoma" w:hint="eastAsia"/>
-          <w:kern w:val="0"/>
-          <w:sz w:val="22"/>
-          <w:szCs w:val="24"/>
-        </w:rPr>
-        <w:t>如果你设置了背景在</w:t>
-      </w:r>
-      <w:r>
-        <w:rPr>
-          <w:rFonts w:ascii="Tahoma" w:eastAsia="微软雅黑" w:hAnsi="Tahoma"/>
-          <w:kern w:val="0"/>
-          <w:sz w:val="22"/>
-          <w:szCs w:val="24"/>
-        </w:rPr>
-        <w:t xml:space="preserve"> </w:t>
-      </w:r>
-      <w:r>
-        <w:rPr>
-          <w:rFonts w:ascii="Tahoma" w:eastAsia="微软雅黑" w:hAnsi="Tahoma"/>
-          <w:kern w:val="0"/>
-          <w:sz w:val="22"/>
-          <w:szCs w:val="24"/>
-        </w:rPr>
-        <w:t>中层</w:t>
-      </w:r>
-      <w:r>
-        <w:rPr>
-          <w:rFonts w:ascii="Tahoma" w:eastAsia="微软雅黑" w:hAnsi="Tahoma"/>
-          <w:kern w:val="0"/>
-          <w:sz w:val="22"/>
-          <w:szCs w:val="24"/>
-        </w:rPr>
-        <w:t xml:space="preserve"> </w:t>
-      </w:r>
-      <w:r>
-        <w:rPr>
-          <w:rFonts w:ascii="Tahoma" w:eastAsia="微软雅黑" w:hAnsi="Tahoma"/>
-          <w:kern w:val="0"/>
-          <w:sz w:val="22"/>
-          <w:szCs w:val="24"/>
-        </w:rPr>
-        <w:t>，你会发现背景可能会切割图块画的树木。</w:t>
-      </w:r>
-    </w:p>
-    <w:p>
-      <w:pPr>
-        <w:snapToGrid w:val="0"/>
-        <w:jc w:val="center"/>
-        <w:rPr>
-          <w:rFonts w:ascii="Tahoma" w:eastAsia="微软雅黑" w:hAnsi="Tahoma"/>
-          <w:kern w:val="0"/>
-          <w:sz w:val="22"/>
-          <w:szCs w:val="24"/>
-        </w:rPr>
-      </w:pPr>
-      <w:r>
-        <w:rPr>
-          <w:noProof/>
-        </w:rPr>
-        <w:drawing>
-          <wp:inline distT="0" distB="0" distL="0" distR="0" wp14:anchorId="4EDC2B87" wp14:editId="1154AB1A">
-            <wp:extent cx="2964180" cy="1855278"/>
-            <wp:effectExtent l="0" t="0" r="7620" b="0"/>
-            <wp:docPr id="281202673" name="图片 8"/>
-            <wp:cNvGraphicFramePr>
-              <a:graphicFrameLocks xmlns:a="http://schemas.openxmlformats.org/drawingml/2006/main" noChangeAspect="1"/>
-            </wp:cNvGraphicFramePr>
-            <a:graphic xmlns:a="http://schemas.openxmlformats.org/drawingml/2006/main">
-              <a:graphicData uri="http://schemas.openxmlformats.org/drawingml/2006/picture">
-                <pic:pic xmlns:pic="http://schemas.openxmlformats.org/drawingml/2006/picture">
-                  <pic:nvPicPr>
-                    <pic:cNvPr id="0" name="Picture 15"/>
-                    <pic:cNvPicPr>
-                      <a:picLocks noChangeAspect="1" noChangeArrowheads="1"/>
-                    </pic:cNvPicPr>
-                  </pic:nvPicPr>
-                  <pic:blipFill>
-                    <a:blip r:embed="rId18">
-                      <a:extLst>
-                        <a:ext uri="{28A0092B-C50C-407E-A947-70E740481C1C}">
-                          <a14:useLocalDpi xmlns:a14="http://schemas.microsoft.com/office/drawing/2010/main" val="0"/>
-                        </a:ext>
-                      </a:extLst>
-                    </a:blip>
-                    <a:srcRect/>
-                    <a:stretch>
-                      <a:fillRect/>
-                    </a:stretch>
-                  </pic:blipFill>
-                  <pic:spPr bwMode="auto">
-                    <a:xfrm>
-                      <a:off x="0" y="0"/>
-                      <a:ext cx="2973920" cy="1861374"/>
-                    </a:xfrm>
-                    <a:prstGeom prst="rect">
-                      <a:avLst/>
-                    </a:prstGeom>
-                    <a:noFill/>
-                    <a:ln>
-                      <a:noFill/>
-                    </a:ln>
-                  </pic:spPr>
-                </pic:pic>
-              </a:graphicData>
-            </a:graphic>
-          </wp:inline>
-        </w:drawing>
-      </w:r>
-    </w:p>
-    <w:p>
-      <w:pPr>
-        <w:snapToGrid w:val="0"/>
-        <w:jc w:val="center"/>
-        <w:rPr>
-          <w:rFonts w:ascii="Tahoma" w:eastAsia="微软雅黑" w:hAnsi="Tahoma"/>
-          <w:kern w:val="0"/>
-          <w:sz w:val="22"/>
-          <w:szCs w:val="24"/>
-        </w:rPr>
-      </w:pPr>
-      <w:r>
-        <w:rPr>
-          <w:noProof/>
-        </w:rPr>
-        <w:drawing>
-          <wp:inline distT="0" distB="0" distL="0" distR="0" wp14:anchorId="1F4A4CB6" wp14:editId="53FF5209">
-            <wp:extent cx="2399300" cy="1828800"/>
-            <wp:effectExtent l="0" t="0" r="1270" b="0"/>
-            <wp:docPr id="832548174" name="图片 9"/>
-            <wp:cNvGraphicFramePr>
-              <a:graphicFrameLocks xmlns:a="http://schemas.openxmlformats.org/drawingml/2006/main" noChangeAspect="1"/>
-            </wp:cNvGraphicFramePr>
-            <a:graphic xmlns:a="http://schemas.openxmlformats.org/drawingml/2006/main">
-              <a:graphicData uri="http://schemas.openxmlformats.org/drawingml/2006/picture">
-                <pic:pic xmlns:pic="http://schemas.openxmlformats.org/drawingml/2006/picture">
-                  <pic:nvPicPr>
-                    <pic:cNvPr id="0" name="Picture 17"/>
-                    <pic:cNvPicPr>
-                      <a:picLocks noChangeAspect="1" noChangeArrowheads="1"/>
-                    </pic:cNvPicPr>
-                  </pic:nvPicPr>
-                  <pic:blipFill>
-                    <a:blip r:embed="rId19">
-                      <a:extLst>
-                        <a:ext uri="{28A0092B-C50C-407E-A947-70E740481C1C}">
-                          <a14:useLocalDpi xmlns:a14="http://schemas.microsoft.com/office/drawing/2010/main" val="0"/>
-                        </a:ext>
-                      </a:extLst>
-                    </a:blip>
-                    <a:srcRect/>
-                    <a:stretch>
-                      <a:fillRect/>
-                    </a:stretch>
-                  </pic:blipFill>
-                  <pic:spPr bwMode="auto">
-                    <a:xfrm>
-                      <a:off x="0" y="0"/>
-                      <a:ext cx="2401375" cy="1830382"/>
-                    </a:xfrm>
-                    <a:prstGeom prst="rect">
-                      <a:avLst/>
-                    </a:prstGeom>
-                    <a:noFill/>
-                    <a:ln>
-                      <a:noFill/>
-                    </a:ln>
-                  </pic:spPr>
-                </pic:pic>
-              </a:graphicData>
-            </a:graphic>
-          </wp:inline>
-        </w:drawing>
-      </w:r>
-      <w:r>
-        <w:rPr>
-          <w:rFonts w:ascii="Tahoma" w:eastAsia="微软雅黑" w:hAnsi="Tahoma"/>
-          <w:noProof/>
-          <w:kern w:val="0"/>
-          <w:sz w:val="22"/>
-          <w:szCs w:val="24"/>
-        </w:rPr>
-        <w:t xml:space="preserve"> </w:t>
-      </w:r>
-      <w:r>
-        <w:rPr>
-          <w:noProof/>
-        </w:rPr>
-        <w:drawing>
-          <wp:inline distT="0" distB="0" distL="0" distR="0" wp14:anchorId="0558031A" wp14:editId="1AD5EA65">
-            <wp:extent cx="2505300" cy="1820545"/>
-            <wp:effectExtent l="0" t="0" r="9525" b="8255"/>
-            <wp:docPr id="1363732783" name="图片 10"/>
-            <wp:cNvGraphicFramePr>
-              <a:graphicFrameLocks xmlns:a="http://schemas.openxmlformats.org/drawingml/2006/main" noChangeAspect="1"/>
-            </wp:cNvGraphicFramePr>
-            <a:graphic xmlns:a="http://schemas.openxmlformats.org/drawingml/2006/main">
-              <a:graphicData uri="http://schemas.openxmlformats.org/drawingml/2006/picture">
-                <pic:pic xmlns:pic="http://schemas.openxmlformats.org/drawingml/2006/picture">
-                  <pic:nvPicPr>
-                    <pic:cNvPr id="0" name="Picture 19"/>
-                    <pic:cNvPicPr>
-                      <a:picLocks noChangeAspect="1" noChangeArrowheads="1"/>
-                    </pic:cNvPicPr>
-                  </pic:nvPicPr>
-                  <pic:blipFill>
-                    <a:blip r:embed="rId20">
-                      <a:extLst>
-                        <a:ext uri="{28A0092B-C50C-407E-A947-70E740481C1C}">
-                          <a14:useLocalDpi xmlns:a14="http://schemas.microsoft.com/office/drawing/2010/main" val="0"/>
-                        </a:ext>
-                      </a:extLst>
-                    </a:blip>
-                    <a:srcRect/>
-                    <a:stretch>
-                      <a:fillRect/>
-                    </a:stretch>
-                  </pic:blipFill>
-                  <pic:spPr bwMode="auto">
-                    <a:xfrm>
-                      <a:off x="0" y="0"/>
-                      <a:ext cx="2511086" cy="1824749"/>
-                    </a:xfrm>
-                    <a:prstGeom prst="rect">
-                      <a:avLst/>
-                    </a:prstGeom>
-                    <a:noFill/>
-                    <a:ln>
-                      <a:noFill/>
-                    </a:ln>
-                  </pic:spPr>
-                </pic:pic>
-              </a:graphicData>
-            </a:graphic>
-          </wp:inline>
-        </w:drawing>
-      </w:r>
-    </w:p>
-    <w:p>
-      <w:pPr>
-        <w:snapToGrid w:val="0"/>
-        <w:rPr>
-          <w:rFonts w:ascii="Tahoma" w:eastAsia="微软雅黑" w:hAnsi="Tahoma"/>
-          <w:kern w:val="0"/>
-          <w:sz w:val="22"/>
-          <w:szCs w:val="24"/>
-        </w:rPr>
-      </w:pPr>
-      <w:r>
-        <w:rPr>
-          <w:rFonts w:ascii="Tahoma" w:eastAsia="微软雅黑" w:hAnsi="Tahoma"/>
-          <w:kern w:val="0"/>
-          <w:sz w:val="22"/>
-        </w:rPr>
-        <w:t>这是因为</w:t>
-      </w:r>
-      <w:r>
-        <w:rPr>
-          <w:rFonts w:ascii="Tahoma" w:eastAsia="微软雅黑" w:hAnsi="Tahoma"/>
-          <w:kern w:val="0"/>
-          <w:sz w:val="22"/>
-          <w:szCs w:val="24"/>
-        </w:rPr>
-        <w:t>图块</w:t>
-      </w:r>
-      <w:r>
-        <w:rPr>
-          <w:rFonts w:ascii="Tahoma" w:eastAsia="微软雅黑" w:hAnsi="Tahoma" w:hint="eastAsia"/>
-          <w:kern w:val="0"/>
-          <w:sz w:val="22"/>
-          <w:szCs w:val="24"/>
-        </w:rPr>
-        <w:t>实际上有两层：图块层、星号图块层。</w:t>
-      </w:r>
-    </w:p>
-    <w:p>
-      <w:pPr>
-        <w:snapToGrid w:val="0"/>
-        <w:rPr>
-          <w:rFonts w:ascii="Tahoma" w:eastAsia="微软雅黑" w:hAnsi="Tahoma"/>
-          <w:kern w:val="0"/>
-          <w:sz w:val="22"/>
-          <w:szCs w:val="24"/>
-        </w:rPr>
-      </w:pPr>
-      <w:r>
-        <w:rPr>
-          <w:rFonts w:ascii="Tahoma" w:eastAsia="微软雅黑" w:hAnsi="Tahoma" w:hint="eastAsia"/>
-          <w:kern w:val="0"/>
-          <w:sz w:val="22"/>
-          <w:szCs w:val="24"/>
-        </w:rPr>
-        <w:t>星号图块层</w:t>
-      </w:r>
-      <w:r>
-        <w:rPr>
-          <w:rFonts w:ascii="Tahoma" w:eastAsia="微软雅黑" w:hAnsi="Tahoma"/>
-          <w:kern w:val="0"/>
-          <w:sz w:val="22"/>
-          <w:szCs w:val="24"/>
-        </w:rPr>
-        <w:t>能够挡住事件，</w:t>
-      </w:r>
-      <w:r>
-        <w:rPr>
-          <w:rFonts w:ascii="Tahoma" w:eastAsia="微软雅黑" w:hAnsi="Tahoma" w:hint="eastAsia"/>
-          <w:kern w:val="0"/>
-          <w:sz w:val="22"/>
-          <w:szCs w:val="24"/>
-        </w:rPr>
-        <w:t>也在中层的上面。</w:t>
-      </w:r>
-    </w:p>
-    <w:p>
-      <w:pPr>
-        <w:snapToGrid w:val="0"/>
-        <w:jc w:val="center"/>
-        <w:rPr>
-          <w:rFonts w:ascii="Tahoma" w:eastAsia="微软雅黑" w:hAnsi="Tahoma"/>
-          <w:kern w:val="0"/>
-          <w:sz w:val="22"/>
-          <w:szCs w:val="24"/>
-        </w:rPr>
-      </w:pPr>
-      <w:r>
-        <w:rPr>
-          <w:noProof/>
-        </w:rPr>
-        <w:drawing>
-          <wp:inline distT="0" distB="0" distL="0" distR="0" wp14:anchorId="561E836C" wp14:editId="2158EEC5">
-            <wp:extent cx="4046220" cy="3268250"/>
-            <wp:effectExtent l="0" t="0" r="0" b="8890"/>
-            <wp:docPr id="636031597" name="图片 2"/>
-            <wp:cNvGraphicFramePr>
-              <a:graphicFrameLocks xmlns:a="http://schemas.openxmlformats.org/drawingml/2006/main" noChangeAspect="1"/>
-            </wp:cNvGraphicFramePr>
-            <a:graphic xmlns:a="http://schemas.openxmlformats.org/drawingml/2006/main">
-              <a:graphicData uri="http://schemas.openxmlformats.org/drawingml/2006/picture">
-                <pic:pic xmlns:pic="http://schemas.openxmlformats.org/drawingml/2006/picture">
-                  <pic:nvPicPr>
-                    <pic:cNvPr id="0" name="Picture 3"/>
-                    <pic:cNvPicPr>
-                      <a:picLocks noChangeAspect="1" noChangeArrowheads="1"/>
-                    </pic:cNvPicPr>
-                  </pic:nvPicPr>
-                  <pic:blipFill>
-                    <a:blip r:embed="rId21">
-                      <a:extLst>
-                        <a:ext uri="{28A0092B-C50C-407E-A947-70E740481C1C}">
-                          <a14:useLocalDpi xmlns:a14="http://schemas.microsoft.com/office/drawing/2010/main" val="0"/>
-                        </a:ext>
-                      </a:extLst>
-                    </a:blip>
-                    <a:srcRect/>
-                    <a:stretch>
-                      <a:fillRect/>
-                    </a:stretch>
-                  </pic:blipFill>
-                  <pic:spPr bwMode="auto">
-                    <a:xfrm>
-                      <a:off x="0" y="0"/>
-                      <a:ext cx="4056324" cy="3276411"/>
-                    </a:xfrm>
-                    <a:prstGeom prst="rect">
-                      <a:avLst/>
-                    </a:prstGeom>
-                    <a:noFill/>
-                    <a:ln>
-                      <a:noFill/>
-                    </a:ln>
-                  </pic:spPr>
-                </pic:pic>
-              </a:graphicData>
-            </a:graphic>
-          </wp:inline>
-        </w:drawing>
-      </w:r>
-    </w:p>
-    <w:p>
-      <w:pPr>
-        <w:snapToGrid w:val="0"/>
-        <w:rPr>
-          <w:rFonts w:ascii="Tahoma" w:eastAsia="微软雅黑" w:hAnsi="Tahoma"/>
-          <w:kern w:val="0"/>
-          <w:sz w:val="22"/>
-          <w:szCs w:val="24"/>
-        </w:rPr>
-      </w:pPr>
-      <w:r>
-        <w:rPr>
-          <w:rFonts w:ascii="Tahoma" w:eastAsia="微软雅黑" w:hAnsi="Tahoma" w:hint="eastAsia"/>
-          <w:kern w:val="0"/>
-          <w:sz w:val="22"/>
-          <w:szCs w:val="24"/>
-        </w:rPr>
-        <w:lastRenderedPageBreak/>
-        <w:t>所以看起来好像背景</w:t>
-      </w:r>
-      <w:r>
-        <w:rPr>
-          <w:rFonts w:ascii="Tahoma" w:eastAsia="微软雅黑" w:hAnsi="Tahoma"/>
-          <w:kern w:val="0"/>
-          <w:sz w:val="22"/>
-          <w:szCs w:val="24"/>
-        </w:rPr>
-        <w:t>切割</w:t>
-      </w:r>
-      <w:r>
-        <w:rPr>
-          <w:rFonts w:ascii="Tahoma" w:eastAsia="微软雅黑" w:hAnsi="Tahoma" w:hint="eastAsia"/>
-          <w:kern w:val="0"/>
-          <w:sz w:val="22"/>
-          <w:szCs w:val="24"/>
-        </w:rPr>
-        <w:t>了</w:t>
-      </w:r>
-      <w:r>
-        <w:rPr>
-          <w:rFonts w:ascii="Tahoma" w:eastAsia="微软雅黑" w:hAnsi="Tahoma"/>
-          <w:kern w:val="0"/>
-          <w:sz w:val="22"/>
-          <w:szCs w:val="24"/>
-        </w:rPr>
-        <w:t>树木</w:t>
-      </w:r>
-      <w:r>
-        <w:rPr>
-          <w:rFonts w:ascii="Tahoma" w:eastAsia="微软雅黑" w:hAnsi="Tahoma" w:hint="eastAsia"/>
-          <w:kern w:val="0"/>
-          <w:sz w:val="22"/>
-          <w:szCs w:val="24"/>
-        </w:rPr>
-        <w:t>、山顶</w:t>
-      </w:r>
-      <w:r>
-        <w:rPr>
-          <w:rFonts w:ascii="Tahoma" w:eastAsia="微软雅黑" w:hAnsi="Tahoma"/>
-          <w:kern w:val="0"/>
-          <w:sz w:val="22"/>
-          <w:szCs w:val="24"/>
-        </w:rPr>
-        <w:t>。</w:t>
-      </w:r>
-    </w:p>
-    <w:p>
-      <w:pPr>
-        <w:snapToGrid w:val="0"/>
-        <w:jc w:val="center"/>
-        <w:rPr>
-          <w:rFonts w:ascii="Tahoma" w:eastAsia="微软雅黑" w:hAnsi="Tahoma"/>
-          <w:kern w:val="0"/>
-          <w:sz w:val="22"/>
-          <w:szCs w:val="24"/>
-        </w:rPr>
-      </w:pPr>
-      <w:r>
-        <w:rPr>
-          <w:noProof/>
-        </w:rPr>
-        <w:drawing>
-          <wp:inline distT="0" distB="0" distL="0" distR="0" wp14:anchorId="35C87CC0" wp14:editId="1CFA2571">
-            <wp:extent cx="2080260" cy="1219200"/>
-            <wp:effectExtent l="0" t="0" r="0" b="0"/>
-            <wp:docPr id="425020478" name="图片 11"/>
-            <wp:cNvGraphicFramePr>
-              <a:graphicFrameLocks xmlns:a="http://schemas.openxmlformats.org/drawingml/2006/main" noChangeAspect="1"/>
-            </wp:cNvGraphicFramePr>
-            <a:graphic xmlns:a="http://schemas.openxmlformats.org/drawingml/2006/main">
-              <a:graphicData uri="http://schemas.openxmlformats.org/drawingml/2006/picture">
-                <pic:pic xmlns:pic="http://schemas.openxmlformats.org/drawingml/2006/picture">
-                  <pic:nvPicPr>
-                    <pic:cNvPr id="0" name="Picture 21"/>
-                    <pic:cNvPicPr>
-                      <a:picLocks noChangeAspect="1" noChangeArrowheads="1"/>
-                    </pic:cNvPicPr>
-                  </pic:nvPicPr>
-                  <pic:blipFill>
-                    <a:blip r:embed="rId22">
-                      <a:extLst>
-                        <a:ext uri="{28A0092B-C50C-407E-A947-70E740481C1C}">
-                          <a14:useLocalDpi xmlns:a14="http://schemas.microsoft.com/office/drawing/2010/main" val="0"/>
-                        </a:ext>
-                      </a:extLst>
-                    </a:blip>
-                    <a:srcRect/>
-                    <a:stretch>
-                      <a:fillRect/>
-                    </a:stretch>
-                  </pic:blipFill>
-                  <pic:spPr bwMode="auto">
-                    <a:xfrm>
-                      <a:off x="0" y="0"/>
-                      <a:ext cx="2080260" cy="1219200"/>
-                    </a:xfrm>
-                    <a:prstGeom prst="rect">
-                      <a:avLst/>
-                    </a:prstGeom>
-                    <a:noFill/>
-                    <a:ln>
-                      <a:noFill/>
-                    </a:ln>
-                  </pic:spPr>
-                </pic:pic>
-              </a:graphicData>
-            </a:graphic>
-          </wp:inline>
-        </w:drawing>
-      </w:r>
-    </w:p>
-    <w:p>
-      <w:pPr>
         <w:widowControl/>
         <w:jc w:val="left"/>
         <w:rPr>
@@ -3838,17 +5056,33 @@
     </w:p>
     <w:p>
       <w:pPr>
+        <w:widowControl/>
+        <w:jc w:val="left"/>
+        <w:rPr>
+          <w:rFonts w:hint="eastAsia"/>
+        </w:rPr>
+      </w:pPr>
+      <w:r>
+        <w:rPr>
+          <w:rFonts w:hint="eastAsia"/>
+        </w:rPr>
+        <w:br w:type="page"/>
+      </w:r>
+    </w:p>
+    <w:p>
+      <w:pPr>
         <w:pStyle w:val="3"/>
         <w:rPr>
           <w:rFonts w:hint="eastAsia"/>
         </w:rPr>
       </w:pPr>
-      <w:bookmarkStart w:id="3" w:name="_位移比设计"/>
-      <w:bookmarkEnd w:id="3"/>
+      <w:bookmarkStart w:id="7" w:name="_预加载"/>
+      <w:bookmarkEnd w:id="7"/>
       <w:r>
         <w:rPr>
           <w:rFonts w:hint="eastAsia"/>
         </w:rPr>
+        <w:lastRenderedPageBreak/>
         <w:t>预加载</w:t>
       </w:r>
     </w:p>
@@ -3978,7 +5212,7 @@
                     </pic:cNvPicPr>
                   </pic:nvPicPr>
                   <pic:blipFill>
-                    <a:blip r:embed="rId23">
+                    <a:blip r:embed="rId26">
                       <a:extLst>
                         <a:ext uri="{28A0092B-C50C-407E-A947-70E740481C1C}">
                           <a14:useLocalDpi xmlns:a14="http://schemas.microsoft.com/office/drawing/2010/main" val="0"/>
@@ -4044,7 +5278,7 @@
                     </pic:cNvPicPr>
                   </pic:nvPicPr>
                   <pic:blipFill>
-                    <a:blip r:embed="rId24">
+                    <a:blip r:embed="rId27">
                       <a:extLst>
                         <a:ext uri="{28A0092B-C50C-407E-A947-70E740481C1C}">
                           <a14:useLocalDpi xmlns:a14="http://schemas.microsoft.com/office/drawing/2010/main" val="0"/>
@@ -4411,14 +5645,1469 @@
           <w:rFonts w:hint="eastAsia"/>
         </w:rPr>
       </w:pPr>
-      <w:bookmarkStart w:id="4" w:name="_动态遮罩"/>
-      <w:bookmarkStart w:id="5" w:name="_数据更新与旧存档"/>
-      <w:bookmarkEnd w:id="4"/>
-      <w:bookmarkEnd w:id="5"/>
+      <w:bookmarkStart w:id="8" w:name="_动态遮罩"/>
+      <w:bookmarkStart w:id="9" w:name="_数据更新与旧存档"/>
+      <w:bookmarkStart w:id="10" w:name="_延迟指令与周期指令"/>
+      <w:bookmarkEnd w:id="8"/>
+      <w:bookmarkEnd w:id="9"/>
+      <w:bookmarkEnd w:id="10"/>
       <w:r>
         <w:rPr>
           <w:rFonts w:hint="eastAsia"/>
         </w:rPr>
+        <w:t>延迟指令与周期指令</w:t>
+      </w:r>
+    </w:p>
+    <w:p>
+      <w:pPr>
+        <w:pStyle w:val="4"/>
+        <w:rPr>
+          <w:rFonts w:hint="eastAsia"/>
+        </w:rPr>
+      </w:pPr>
+      <w:r>
+        <w:rPr>
+          <w:rFonts w:hint="eastAsia"/>
+        </w:rPr>
+        <w:t>1）关系表</w:t>
+      </w:r>
+    </w:p>
+    <w:p>
+      <w:pPr>
+        <w:widowControl/>
+        <w:adjustRightInd w:val="0"/>
+        <w:jc w:val="left"/>
+        <w:rPr>
+          <w:rFonts w:ascii="Tahoma" w:eastAsia="微软雅黑" w:hAnsi="Tahoma"/>
+          <w:kern w:val="0"/>
+          <w:sz w:val="22"/>
+        </w:rPr>
+      </w:pPr>
+      <w:r>
+        <w:rPr>
+          <w:rFonts w:ascii="Tahoma" w:eastAsia="微软雅黑" w:hAnsi="Tahoma" w:hint="eastAsia"/>
+          <w:kern w:val="0"/>
+          <w:sz w:val="22"/>
+        </w:rPr>
+        <w:t>修改单属性、延迟指令、周期指令，在不同界面的关系如下表。</w:t>
+      </w:r>
+    </w:p>
+    <w:tbl>
+      <w:tblPr>
+        <w:tblStyle w:val="af"/>
+        <w:tblW w:w="0" w:type="auto"/>
+        <w:jc w:val="center"/>
+        <w:tblLook w:val="04A0" w:firstRow="1" w:lastRow="0" w:firstColumn="1" w:lastColumn="0" w:noHBand="0" w:noVBand="1"/>
+      </w:tblPr>
+      <w:tblGrid>
+        <w:gridCol w:w="1559"/>
+        <w:gridCol w:w="1707"/>
+        <w:gridCol w:w="2262"/>
+        <w:gridCol w:w="2377"/>
+      </w:tblGrid>
+      <w:tr>
+        <w:trPr>
+          <w:trHeight w:hRule="exact" w:val="794"/>
+          <w:jc w:val="center"/>
+        </w:trPr>
+        <w:tc>
+          <w:tcPr>
+            <w:tcW w:w="1559" w:type="dxa"/>
+            <w:shd w:val="clear" w:color="auto" w:fill="D9D9D9" w:themeFill="background1" w:themeFillShade="D9"/>
+            <w:vAlign w:val="center"/>
+          </w:tcPr>
+          <w:p>
+            <w:pPr>
+              <w:widowControl/>
+              <w:snapToGrid w:val="0"/>
+              <w:jc w:val="left"/>
+              <w:rPr>
+                <w:rFonts w:ascii="Tahoma" w:eastAsia="微软雅黑" w:hAnsi="Tahoma"/>
+                <w:b/>
+                <w:bCs/>
+                <w:kern w:val="0"/>
+                <w:sz w:val="22"/>
+              </w:rPr>
+            </w:pPr>
+            <w:r>
+              <w:rPr>
+                <w:rFonts w:ascii="Tahoma" w:eastAsia="微软雅黑" w:hAnsi="Tahoma" w:hint="eastAsia"/>
+                <w:b/>
+                <w:bCs/>
+                <w:kern w:val="0"/>
+                <w:sz w:val="22"/>
+              </w:rPr>
+              <w:t>插件</w:t>
+            </w:r>
+          </w:p>
+        </w:tc>
+        <w:tc>
+          <w:tcPr>
+            <w:tcW w:w="1707" w:type="dxa"/>
+            <w:shd w:val="clear" w:color="auto" w:fill="D9D9D9" w:themeFill="background1" w:themeFillShade="D9"/>
+            <w:vAlign w:val="center"/>
+          </w:tcPr>
+          <w:p>
+            <w:pPr>
+              <w:widowControl/>
+              <w:snapToGrid w:val="0"/>
+              <w:jc w:val="left"/>
+              <w:rPr>
+                <w:rFonts w:ascii="Tahoma" w:eastAsia="微软雅黑" w:hAnsi="Tahoma"/>
+                <w:b/>
+                <w:bCs/>
+                <w:kern w:val="0"/>
+                <w:sz w:val="22"/>
+              </w:rPr>
+            </w:pPr>
+            <w:r>
+              <w:rPr>
+                <w:rFonts w:ascii="Tahoma" w:eastAsia="微软雅黑" w:hAnsi="Tahoma" w:hint="eastAsia"/>
+                <w:b/>
+                <w:bCs/>
+                <w:kern w:val="0"/>
+                <w:sz w:val="22"/>
+              </w:rPr>
+              <w:t>修改单属性</w:t>
+            </w:r>
+          </w:p>
+        </w:tc>
+        <w:tc>
+          <w:tcPr>
+            <w:tcW w:w="2262" w:type="dxa"/>
+            <w:shd w:val="clear" w:color="auto" w:fill="D9D9D9" w:themeFill="background1" w:themeFillShade="D9"/>
+            <w:vAlign w:val="center"/>
+          </w:tcPr>
+          <w:p>
+            <w:pPr>
+              <w:widowControl/>
+              <w:snapToGrid w:val="0"/>
+              <w:jc w:val="left"/>
+              <w:rPr>
+                <w:rFonts w:ascii="Tahoma" w:eastAsia="微软雅黑" w:hAnsi="Tahoma"/>
+                <w:b/>
+                <w:bCs/>
+                <w:kern w:val="0"/>
+                <w:sz w:val="22"/>
+              </w:rPr>
+            </w:pPr>
+            <w:r>
+              <w:rPr>
+                <w:rFonts w:ascii="Tahoma" w:eastAsia="微软雅黑" w:hAnsi="Tahoma" w:hint="eastAsia"/>
+                <w:b/>
+                <w:bCs/>
+                <w:kern w:val="0"/>
+                <w:sz w:val="22"/>
+              </w:rPr>
+              <w:t>延迟指令</w:t>
+            </w:r>
+          </w:p>
+        </w:tc>
+        <w:tc>
+          <w:tcPr>
+            <w:tcW w:w="2377" w:type="dxa"/>
+            <w:shd w:val="clear" w:color="auto" w:fill="D9D9D9" w:themeFill="background1" w:themeFillShade="D9"/>
+            <w:vAlign w:val="center"/>
+          </w:tcPr>
+          <w:p>
+            <w:pPr>
+              <w:widowControl/>
+              <w:snapToGrid w:val="0"/>
+              <w:jc w:val="left"/>
+              <w:rPr>
+                <w:rFonts w:ascii="Tahoma" w:eastAsia="微软雅黑" w:hAnsi="Tahoma"/>
+                <w:b/>
+                <w:bCs/>
+                <w:kern w:val="0"/>
+                <w:sz w:val="22"/>
+              </w:rPr>
+            </w:pPr>
+            <w:r>
+              <w:rPr>
+                <w:rFonts w:ascii="Tahoma" w:eastAsia="微软雅黑" w:hAnsi="Tahoma" w:hint="eastAsia"/>
+                <w:b/>
+                <w:bCs/>
+                <w:kern w:val="0"/>
+                <w:sz w:val="22"/>
+              </w:rPr>
+              <w:t>周期指令</w:t>
+            </w:r>
+          </w:p>
+        </w:tc>
+      </w:tr>
+      <w:tr>
+        <w:trPr>
+          <w:trHeight w:hRule="exact" w:val="794"/>
+          <w:jc w:val="center"/>
+        </w:trPr>
+        <w:tc>
+          <w:tcPr>
+            <w:tcW w:w="1559" w:type="dxa"/>
+            <w:vAlign w:val="center"/>
+          </w:tcPr>
+          <w:p>
+            <w:pPr>
+              <w:widowControl/>
+              <w:snapToGrid w:val="0"/>
+              <w:jc w:val="left"/>
+              <w:rPr>
+                <w:rFonts w:ascii="Tahoma" w:eastAsia="微软雅黑" w:hAnsi="Tahoma"/>
+                <w:kern w:val="0"/>
+                <w:sz w:val="22"/>
+              </w:rPr>
+            </w:pPr>
+            <w:r>
+              <w:rPr>
+                <w:rFonts w:ascii="Tahoma" w:eastAsia="微软雅黑" w:hAnsi="Tahoma" w:hint="eastAsia"/>
+                <w:kern w:val="0"/>
+                <w:sz w:val="22"/>
+              </w:rPr>
+              <w:t>地图插件</w:t>
+            </w:r>
+          </w:p>
+        </w:tc>
+        <w:tc>
+          <w:tcPr>
+            <w:tcW w:w="1707" w:type="dxa"/>
+            <w:vAlign w:val="center"/>
+          </w:tcPr>
+          <w:p>
+            <w:pPr>
+              <w:widowControl/>
+              <w:snapToGrid w:val="0"/>
+              <w:jc w:val="left"/>
+              <w:rPr>
+                <w:rFonts w:ascii="Tahoma" w:eastAsia="微软雅黑" w:hAnsi="Tahoma"/>
+                <w:kern w:val="0"/>
+                <w:sz w:val="22"/>
+              </w:rPr>
+            </w:pPr>
+            <w:r>
+              <w:rPr>
+                <w:rFonts w:ascii="Tahoma" w:eastAsia="微软雅黑" w:hAnsi="Tahoma" w:hint="eastAsia"/>
+                <w:kern w:val="0"/>
+                <w:sz w:val="22"/>
+              </w:rPr>
+              <w:t>支持（常用）</w:t>
+            </w:r>
+          </w:p>
+        </w:tc>
+        <w:tc>
+          <w:tcPr>
+            <w:tcW w:w="2262" w:type="dxa"/>
+            <w:vAlign w:val="center"/>
+          </w:tcPr>
+          <w:p>
+            <w:pPr>
+              <w:widowControl/>
+              <w:snapToGrid w:val="0"/>
+              <w:jc w:val="left"/>
+              <w:rPr>
+                <w:rFonts w:ascii="Tahoma" w:eastAsia="微软雅黑" w:hAnsi="Tahoma"/>
+                <w:kern w:val="0"/>
+                <w:sz w:val="22"/>
+              </w:rPr>
+            </w:pPr>
+            <w:r>
+              <w:rPr>
+                <w:rFonts w:ascii="Tahoma" w:eastAsia="微软雅黑" w:hAnsi="Tahoma" w:hint="eastAsia"/>
+                <w:kern w:val="0"/>
+                <w:sz w:val="22"/>
+              </w:rPr>
+              <w:t>支持</w:t>
+            </w:r>
+          </w:p>
+        </w:tc>
+        <w:tc>
+          <w:tcPr>
+            <w:tcW w:w="2377" w:type="dxa"/>
+            <w:vAlign w:val="center"/>
+          </w:tcPr>
+          <w:p>
+            <w:pPr>
+              <w:widowControl/>
+              <w:snapToGrid w:val="0"/>
+              <w:jc w:val="left"/>
+              <w:rPr>
+                <w:rFonts w:ascii="Tahoma" w:eastAsia="微软雅黑" w:hAnsi="Tahoma"/>
+                <w:kern w:val="0"/>
+                <w:sz w:val="22"/>
+              </w:rPr>
+            </w:pPr>
+            <w:r>
+              <w:rPr>
+                <w:rFonts w:ascii="Tahoma" w:eastAsia="微软雅黑" w:hAnsi="Tahoma" w:hint="eastAsia"/>
+                <w:kern w:val="0"/>
+                <w:sz w:val="22"/>
+              </w:rPr>
+              <w:t>支持</w:t>
+            </w:r>
+          </w:p>
+        </w:tc>
+      </w:tr>
+      <w:tr>
+        <w:trPr>
+          <w:trHeight w:hRule="exact" w:val="794"/>
+          <w:jc w:val="center"/>
+        </w:trPr>
+        <w:tc>
+          <w:tcPr>
+            <w:tcW w:w="1559" w:type="dxa"/>
+            <w:vAlign w:val="center"/>
+          </w:tcPr>
+          <w:p>
+            <w:pPr>
+              <w:widowControl/>
+              <w:snapToGrid w:val="0"/>
+              <w:jc w:val="left"/>
+              <w:rPr>
+                <w:rFonts w:ascii="Tahoma" w:eastAsia="微软雅黑" w:hAnsi="Tahoma"/>
+                <w:kern w:val="0"/>
+                <w:sz w:val="22"/>
+              </w:rPr>
+            </w:pPr>
+            <w:r>
+              <w:rPr>
+                <w:rFonts w:ascii="Tahoma" w:eastAsia="微软雅黑" w:hAnsi="Tahoma" w:hint="eastAsia"/>
+                <w:kern w:val="0"/>
+                <w:sz w:val="22"/>
+              </w:rPr>
+              <w:t>战斗插件</w:t>
+            </w:r>
+          </w:p>
+        </w:tc>
+        <w:tc>
+          <w:tcPr>
+            <w:tcW w:w="1707" w:type="dxa"/>
+            <w:vAlign w:val="center"/>
+          </w:tcPr>
+          <w:p>
+            <w:pPr>
+              <w:widowControl/>
+              <w:snapToGrid w:val="0"/>
+              <w:jc w:val="left"/>
+              <w:rPr>
+                <w:rFonts w:ascii="Tahoma" w:eastAsia="微软雅黑" w:hAnsi="Tahoma"/>
+                <w:kern w:val="0"/>
+                <w:sz w:val="22"/>
+              </w:rPr>
+            </w:pPr>
+            <w:r>
+              <w:rPr>
+                <w:rFonts w:ascii="Tahoma" w:eastAsia="微软雅黑" w:hAnsi="Tahoma" w:hint="eastAsia"/>
+                <w:kern w:val="0"/>
+                <w:sz w:val="22"/>
+              </w:rPr>
+              <w:t>支持</w:t>
+            </w:r>
+          </w:p>
+        </w:tc>
+        <w:tc>
+          <w:tcPr>
+            <w:tcW w:w="2262" w:type="dxa"/>
+            <w:vAlign w:val="center"/>
+          </w:tcPr>
+          <w:p>
+            <w:pPr>
+              <w:widowControl/>
+              <w:snapToGrid w:val="0"/>
+              <w:jc w:val="left"/>
+              <w:rPr>
+                <w:rFonts w:ascii="Tahoma" w:eastAsia="微软雅黑" w:hAnsi="Tahoma"/>
+                <w:kern w:val="0"/>
+                <w:sz w:val="22"/>
+              </w:rPr>
+            </w:pPr>
+            <w:r>
+              <w:rPr>
+                <w:rFonts w:ascii="Tahoma" w:eastAsia="微软雅黑" w:hAnsi="Tahoma" w:hint="eastAsia"/>
+                <w:kern w:val="0"/>
+                <w:sz w:val="22"/>
+              </w:rPr>
+              <w:t>支持（常用）</w:t>
+            </w:r>
+          </w:p>
+          <w:p>
+            <w:pPr>
+              <w:widowControl/>
+              <w:snapToGrid w:val="0"/>
+              <w:jc w:val="left"/>
+              <w:rPr>
+                <w:rFonts w:ascii="Tahoma" w:eastAsia="微软雅黑" w:hAnsi="Tahoma"/>
+                <w:kern w:val="0"/>
+                <w:sz w:val="22"/>
+              </w:rPr>
+            </w:pPr>
+            <w:r>
+              <w:rPr>
+                <w:rFonts w:ascii="Tahoma" w:eastAsia="微软雅黑" w:hAnsi="Tahoma" w:hint="eastAsia"/>
+                <w:kern w:val="0"/>
+                <w:sz w:val="22"/>
+              </w:rPr>
+              <w:t>(</w:t>
+            </w:r>
+            <w:r>
+              <w:rPr>
+                <w:rFonts w:ascii="Tahoma" w:eastAsia="微软雅黑" w:hAnsi="Tahoma" w:hint="eastAsia"/>
+                <w:kern w:val="0"/>
+                <w:sz w:val="22"/>
+              </w:rPr>
+              <w:t>最好放公共事件</w:t>
+            </w:r>
+            <w:r>
+              <w:rPr>
+                <w:rFonts w:ascii="Tahoma" w:eastAsia="微软雅黑" w:hAnsi="Tahoma" w:hint="eastAsia"/>
+                <w:kern w:val="0"/>
+                <w:sz w:val="22"/>
+              </w:rPr>
+              <w:t>)</w:t>
+            </w:r>
+          </w:p>
+        </w:tc>
+        <w:tc>
+          <w:tcPr>
+            <w:tcW w:w="2377" w:type="dxa"/>
+            <w:vAlign w:val="center"/>
+          </w:tcPr>
+          <w:p>
+            <w:pPr>
+              <w:widowControl/>
+              <w:snapToGrid w:val="0"/>
+              <w:jc w:val="left"/>
+              <w:rPr>
+                <w:rFonts w:ascii="Tahoma" w:eastAsia="微软雅黑" w:hAnsi="Tahoma"/>
+                <w:kern w:val="0"/>
+                <w:sz w:val="22"/>
+              </w:rPr>
+            </w:pPr>
+            <w:r>
+              <w:rPr>
+                <w:rFonts w:ascii="Tahoma" w:eastAsia="微软雅黑" w:hAnsi="Tahoma" w:hint="eastAsia"/>
+                <w:kern w:val="0"/>
+                <w:sz w:val="22"/>
+              </w:rPr>
+              <w:t>支持</w:t>
+            </w:r>
+          </w:p>
+        </w:tc>
+      </w:tr>
+      <w:tr>
+        <w:trPr>
+          <w:trHeight w:hRule="exact" w:val="794"/>
+          <w:jc w:val="center"/>
+        </w:trPr>
+        <w:tc>
+          <w:tcPr>
+            <w:tcW w:w="1559" w:type="dxa"/>
+            <w:vAlign w:val="center"/>
+          </w:tcPr>
+          <w:p>
+            <w:pPr>
+              <w:widowControl/>
+              <w:snapToGrid w:val="0"/>
+              <w:jc w:val="left"/>
+              <w:rPr>
+                <w:rFonts w:ascii="Tahoma" w:eastAsia="微软雅黑" w:hAnsi="Tahoma"/>
+                <w:kern w:val="0"/>
+                <w:sz w:val="22"/>
+              </w:rPr>
+            </w:pPr>
+            <w:r>
+              <w:rPr>
+                <w:rFonts w:ascii="Tahoma" w:eastAsia="微软雅黑" w:hAnsi="Tahoma" w:hint="eastAsia"/>
+                <w:kern w:val="0"/>
+                <w:sz w:val="22"/>
+              </w:rPr>
+              <w:t>菜单插件</w:t>
+            </w:r>
+          </w:p>
+        </w:tc>
+        <w:tc>
+          <w:tcPr>
+            <w:tcW w:w="1707" w:type="dxa"/>
+            <w:vAlign w:val="center"/>
+          </w:tcPr>
+          <w:p>
+            <w:pPr>
+              <w:widowControl/>
+              <w:snapToGrid w:val="0"/>
+              <w:jc w:val="left"/>
+              <w:rPr>
+                <w:rFonts w:ascii="Tahoma" w:eastAsia="微软雅黑" w:hAnsi="Tahoma"/>
+                <w:kern w:val="0"/>
+                <w:sz w:val="22"/>
+              </w:rPr>
+            </w:pPr>
+            <w:r>
+              <w:rPr>
+                <w:rFonts w:ascii="Tahoma" w:eastAsia="微软雅黑" w:hAnsi="Tahoma" w:hint="eastAsia"/>
+                <w:color w:val="A6A6A6" w:themeColor="background1" w:themeShade="A6"/>
+                <w:kern w:val="0"/>
+                <w:sz w:val="22"/>
+              </w:rPr>
+              <w:t>不支持</w:t>
+            </w:r>
+          </w:p>
+        </w:tc>
+        <w:tc>
+          <w:tcPr>
+            <w:tcW w:w="2262" w:type="dxa"/>
+            <w:vAlign w:val="center"/>
+          </w:tcPr>
+          <w:p>
+            <w:pPr>
+              <w:widowControl/>
+              <w:snapToGrid w:val="0"/>
+              <w:jc w:val="left"/>
+              <w:rPr>
+                <w:rFonts w:ascii="Tahoma" w:eastAsia="微软雅黑" w:hAnsi="Tahoma"/>
+                <w:kern w:val="0"/>
+                <w:sz w:val="22"/>
+              </w:rPr>
+            </w:pPr>
+            <w:r>
+              <w:rPr>
+                <w:rFonts w:ascii="Tahoma" w:eastAsia="微软雅黑" w:hAnsi="Tahoma" w:hint="eastAsia"/>
+                <w:kern w:val="0"/>
+                <w:sz w:val="22"/>
+              </w:rPr>
+              <w:t>支持</w:t>
+            </w:r>
+          </w:p>
+          <w:p>
+            <w:pPr>
+              <w:widowControl/>
+              <w:snapToGrid w:val="0"/>
+              <w:jc w:val="left"/>
+              <w:rPr>
+                <w:rFonts w:ascii="Tahoma" w:eastAsia="微软雅黑" w:hAnsi="Tahoma"/>
+                <w:kern w:val="0"/>
+                <w:sz w:val="22"/>
+              </w:rPr>
+            </w:pPr>
+            <w:r>
+              <w:rPr>
+                <w:rFonts w:ascii="Tahoma" w:eastAsia="微软雅黑" w:hAnsi="Tahoma" w:hint="eastAsia"/>
+                <w:kern w:val="0"/>
+                <w:sz w:val="22"/>
+              </w:rPr>
+              <w:t>(</w:t>
+            </w:r>
+            <w:r>
+              <w:rPr>
+                <w:rFonts w:ascii="Tahoma" w:eastAsia="微软雅黑" w:hAnsi="Tahoma" w:hint="eastAsia"/>
+                <w:kern w:val="0"/>
+                <w:sz w:val="22"/>
+              </w:rPr>
+              <w:t>最好放容器初始化</w:t>
+            </w:r>
+            <w:r>
+              <w:rPr>
+                <w:rFonts w:ascii="Tahoma" w:eastAsia="微软雅黑" w:hAnsi="Tahoma" w:hint="eastAsia"/>
+                <w:kern w:val="0"/>
+                <w:sz w:val="22"/>
+              </w:rPr>
+              <w:t>)</w:t>
+            </w:r>
+          </w:p>
+        </w:tc>
+        <w:tc>
+          <w:tcPr>
+            <w:tcW w:w="2377" w:type="dxa"/>
+            <w:vAlign w:val="center"/>
+          </w:tcPr>
+          <w:p>
+            <w:pPr>
+              <w:widowControl/>
+              <w:snapToGrid w:val="0"/>
+              <w:jc w:val="left"/>
+              <w:rPr>
+                <w:rFonts w:ascii="Tahoma" w:eastAsia="微软雅黑" w:hAnsi="Tahoma"/>
+                <w:kern w:val="0"/>
+                <w:sz w:val="22"/>
+              </w:rPr>
+            </w:pPr>
+            <w:r>
+              <w:rPr>
+                <w:rFonts w:ascii="Tahoma" w:eastAsia="微软雅黑" w:hAnsi="Tahoma" w:hint="eastAsia"/>
+                <w:kern w:val="0"/>
+                <w:sz w:val="22"/>
+              </w:rPr>
+              <w:t>支持</w:t>
+            </w:r>
+          </w:p>
+          <w:p>
+            <w:pPr>
+              <w:widowControl/>
+              <w:snapToGrid w:val="0"/>
+              <w:jc w:val="left"/>
+              <w:rPr>
+                <w:rFonts w:ascii="Tahoma" w:eastAsia="微软雅黑" w:hAnsi="Tahoma"/>
+                <w:kern w:val="0"/>
+                <w:sz w:val="22"/>
+              </w:rPr>
+            </w:pPr>
+            <w:r>
+              <w:rPr>
+                <w:rFonts w:ascii="Tahoma" w:eastAsia="微软雅黑" w:hAnsi="Tahoma" w:hint="eastAsia"/>
+                <w:kern w:val="0"/>
+                <w:sz w:val="22"/>
+              </w:rPr>
+              <w:t>(</w:t>
+            </w:r>
+            <w:r>
+              <w:rPr>
+                <w:rFonts w:ascii="Tahoma" w:eastAsia="微软雅黑" w:hAnsi="Tahoma" w:hint="eastAsia"/>
+                <w:kern w:val="0"/>
+                <w:sz w:val="22"/>
+              </w:rPr>
+              <w:t>最好放容器初始化</w:t>
+            </w:r>
+            <w:r>
+              <w:rPr>
+                <w:rFonts w:ascii="Tahoma" w:eastAsia="微软雅黑" w:hAnsi="Tahoma" w:hint="eastAsia"/>
+                <w:kern w:val="0"/>
+                <w:sz w:val="22"/>
+              </w:rPr>
+              <w:t>)</w:t>
+            </w:r>
+          </w:p>
+        </w:tc>
+      </w:tr>
+      <w:tr>
+        <w:trPr>
+          <w:trHeight w:hRule="exact" w:val="794"/>
+          <w:jc w:val="center"/>
+        </w:trPr>
+        <w:tc>
+          <w:tcPr>
+            <w:tcW w:w="1559" w:type="dxa"/>
+            <w:vAlign w:val="center"/>
+          </w:tcPr>
+          <w:p>
+            <w:pPr>
+              <w:widowControl/>
+              <w:snapToGrid w:val="0"/>
+              <w:jc w:val="left"/>
+              <w:rPr>
+                <w:rFonts w:ascii="Tahoma" w:eastAsia="微软雅黑" w:hAnsi="Tahoma"/>
+                <w:kern w:val="0"/>
+                <w:sz w:val="22"/>
+              </w:rPr>
+            </w:pPr>
+            <w:r>
+              <w:rPr>
+                <w:rFonts w:ascii="Tahoma" w:eastAsia="微软雅黑" w:hAnsi="Tahoma" w:hint="eastAsia"/>
+                <w:kern w:val="0"/>
+                <w:sz w:val="22"/>
+              </w:rPr>
+              <w:t>标题插件</w:t>
+            </w:r>
+          </w:p>
+        </w:tc>
+        <w:tc>
+          <w:tcPr>
+            <w:tcW w:w="1707" w:type="dxa"/>
+            <w:vAlign w:val="center"/>
+          </w:tcPr>
+          <w:p>
+            <w:pPr>
+              <w:widowControl/>
+              <w:snapToGrid w:val="0"/>
+              <w:jc w:val="left"/>
+              <w:rPr>
+                <w:rFonts w:ascii="Tahoma" w:eastAsia="微软雅黑" w:hAnsi="Tahoma"/>
+                <w:color w:val="A6A6A6" w:themeColor="background1" w:themeShade="A6"/>
+                <w:kern w:val="0"/>
+                <w:sz w:val="22"/>
+              </w:rPr>
+            </w:pPr>
+            <w:r>
+              <w:rPr>
+                <w:rFonts w:ascii="Tahoma" w:eastAsia="微软雅黑" w:hAnsi="Tahoma" w:hint="eastAsia"/>
+                <w:color w:val="A6A6A6" w:themeColor="background1" w:themeShade="A6"/>
+                <w:kern w:val="0"/>
+                <w:sz w:val="22"/>
+              </w:rPr>
+              <w:t>不支持</w:t>
+            </w:r>
+          </w:p>
+        </w:tc>
+        <w:tc>
+          <w:tcPr>
+            <w:tcW w:w="2262" w:type="dxa"/>
+            <w:vAlign w:val="center"/>
+          </w:tcPr>
+          <w:p>
+            <w:pPr>
+              <w:widowControl/>
+              <w:snapToGrid w:val="0"/>
+              <w:jc w:val="left"/>
+              <w:rPr>
+                <w:rFonts w:ascii="Tahoma" w:eastAsia="微软雅黑" w:hAnsi="Tahoma"/>
+                <w:color w:val="A6A6A6" w:themeColor="background1" w:themeShade="A6"/>
+                <w:kern w:val="0"/>
+                <w:sz w:val="22"/>
+              </w:rPr>
+            </w:pPr>
+            <w:r>
+              <w:rPr>
+                <w:rFonts w:ascii="Tahoma" w:eastAsia="微软雅黑" w:hAnsi="Tahoma" w:hint="eastAsia"/>
+                <w:color w:val="A6A6A6" w:themeColor="background1" w:themeShade="A6"/>
+                <w:kern w:val="0"/>
+                <w:sz w:val="22"/>
+              </w:rPr>
+              <w:t>不支持</w:t>
+            </w:r>
+          </w:p>
+        </w:tc>
+        <w:tc>
+          <w:tcPr>
+            <w:tcW w:w="2377" w:type="dxa"/>
+            <w:vAlign w:val="center"/>
+          </w:tcPr>
+          <w:p>
+            <w:pPr>
+              <w:widowControl/>
+              <w:snapToGrid w:val="0"/>
+              <w:jc w:val="left"/>
+              <w:rPr>
+                <w:rFonts w:ascii="Tahoma" w:eastAsia="微软雅黑" w:hAnsi="Tahoma"/>
+                <w:color w:val="A6A6A6" w:themeColor="background1" w:themeShade="A6"/>
+                <w:kern w:val="0"/>
+                <w:sz w:val="22"/>
+              </w:rPr>
+            </w:pPr>
+            <w:r>
+              <w:rPr>
+                <w:rFonts w:ascii="Tahoma" w:eastAsia="微软雅黑" w:hAnsi="Tahoma" w:hint="eastAsia"/>
+                <w:color w:val="A6A6A6" w:themeColor="background1" w:themeShade="A6"/>
+                <w:kern w:val="0"/>
+                <w:sz w:val="22"/>
+              </w:rPr>
+              <w:t>不支持</w:t>
+            </w:r>
+          </w:p>
+        </w:tc>
+      </w:tr>
+      <w:tr>
+        <w:trPr>
+          <w:trHeight w:hRule="exact" w:val="794"/>
+          <w:jc w:val="center"/>
+        </w:trPr>
+        <w:tc>
+          <w:tcPr>
+            <w:tcW w:w="1559" w:type="dxa"/>
+            <w:vAlign w:val="center"/>
+          </w:tcPr>
+          <w:p>
+            <w:pPr>
+              <w:widowControl/>
+              <w:snapToGrid w:val="0"/>
+              <w:jc w:val="left"/>
+              <w:rPr>
+                <w:rFonts w:ascii="Tahoma" w:eastAsia="微软雅黑" w:hAnsi="Tahoma"/>
+                <w:kern w:val="0"/>
+                <w:sz w:val="22"/>
+              </w:rPr>
+            </w:pPr>
+            <w:r>
+              <w:rPr>
+                <w:rFonts w:ascii="Tahoma" w:eastAsia="微软雅黑" w:hAnsi="Tahoma" w:hint="eastAsia"/>
+                <w:kern w:val="0"/>
+                <w:sz w:val="22"/>
+              </w:rPr>
+              <w:t>天窗层插件</w:t>
+            </w:r>
+          </w:p>
+        </w:tc>
+        <w:tc>
+          <w:tcPr>
+            <w:tcW w:w="1707" w:type="dxa"/>
+            <w:vAlign w:val="center"/>
+          </w:tcPr>
+          <w:p>
+            <w:pPr>
+              <w:widowControl/>
+              <w:snapToGrid w:val="0"/>
+              <w:jc w:val="left"/>
+              <w:rPr>
+                <w:rFonts w:ascii="Tahoma" w:eastAsia="微软雅黑" w:hAnsi="Tahoma"/>
+                <w:kern w:val="0"/>
+                <w:sz w:val="22"/>
+              </w:rPr>
+            </w:pPr>
+            <w:r>
+              <w:rPr>
+                <w:rFonts w:ascii="Tahoma" w:eastAsia="微软雅黑" w:hAnsi="Tahoma" w:hint="eastAsia"/>
+                <w:kern w:val="0"/>
+                <w:sz w:val="22"/>
+              </w:rPr>
+              <w:t>支持（常用）</w:t>
+            </w:r>
+          </w:p>
+        </w:tc>
+        <w:tc>
+          <w:tcPr>
+            <w:tcW w:w="2262" w:type="dxa"/>
+            <w:vAlign w:val="center"/>
+          </w:tcPr>
+          <w:p>
+            <w:pPr>
+              <w:widowControl/>
+              <w:snapToGrid w:val="0"/>
+              <w:jc w:val="left"/>
+              <w:rPr>
+                <w:rFonts w:ascii="Tahoma" w:eastAsia="微软雅黑" w:hAnsi="Tahoma"/>
+                <w:kern w:val="0"/>
+                <w:sz w:val="22"/>
+              </w:rPr>
+            </w:pPr>
+            <w:r>
+              <w:rPr>
+                <w:rFonts w:ascii="Tahoma" w:eastAsia="微软雅黑" w:hAnsi="Tahoma" w:hint="eastAsia"/>
+                <w:kern w:val="0"/>
+                <w:sz w:val="22"/>
+              </w:rPr>
+              <w:t>支持</w:t>
+            </w:r>
+          </w:p>
+        </w:tc>
+        <w:tc>
+          <w:tcPr>
+            <w:tcW w:w="2377" w:type="dxa"/>
+            <w:vAlign w:val="center"/>
+          </w:tcPr>
+          <w:p>
+            <w:pPr>
+              <w:widowControl/>
+              <w:snapToGrid w:val="0"/>
+              <w:jc w:val="left"/>
+              <w:rPr>
+                <w:rFonts w:ascii="Tahoma" w:eastAsia="微软雅黑" w:hAnsi="Tahoma"/>
+                <w:kern w:val="0"/>
+                <w:sz w:val="22"/>
+              </w:rPr>
+            </w:pPr>
+            <w:r>
+              <w:rPr>
+                <w:rFonts w:ascii="Tahoma" w:eastAsia="微软雅黑" w:hAnsi="Tahoma" w:hint="eastAsia"/>
+                <w:kern w:val="0"/>
+                <w:sz w:val="22"/>
+              </w:rPr>
+              <w:t>支持</w:t>
+            </w:r>
+          </w:p>
+        </w:tc>
+      </w:tr>
+    </w:tbl>
+    <w:p>
+      <w:pPr>
+        <w:pStyle w:val="4"/>
+        <w:rPr>
+          <w:rFonts w:hint="eastAsia"/>
+        </w:rPr>
+      </w:pPr>
+      <w:r>
+        <w:rPr>
+          <w:rFonts w:hint="eastAsia"/>
+        </w:rPr>
+        <w:t>2）使用细节</w:t>
+      </w:r>
+      <w:r>
+        <w:rPr>
+          <w:rFonts w:hint="eastAsia"/>
+        </w:rPr>
+        <w:t>（地图）</w:t>
+      </w:r>
+    </w:p>
+    <w:p>
+      <w:pPr>
+        <w:snapToGrid w:val="0"/>
+        <w:spacing w:after="200"/>
+        <w:rPr>
+          <w:rFonts w:ascii="Tahoma" w:eastAsia="微软雅黑" w:hAnsi="Tahoma"/>
+          <w:kern w:val="0"/>
+          <w:sz w:val="22"/>
+        </w:rPr>
+      </w:pPr>
+      <w:r>
+        <w:rPr>
+          <w:rFonts w:ascii="Tahoma" w:eastAsia="微软雅黑" w:hAnsi="Tahoma" w:hint="eastAsia"/>
+          <w:kern w:val="0"/>
+          <w:sz w:val="22"/>
+        </w:rPr>
+        <w:t>》地图界面的指令可以实时修改，可以加等待指令控制动画。</w:t>
+      </w:r>
+    </w:p>
+    <w:p>
+      <w:pPr>
+        <w:snapToGrid w:val="0"/>
+        <w:spacing w:after="200"/>
+        <w:rPr>
+          <w:rFonts w:ascii="Tahoma" w:eastAsia="微软雅黑" w:hAnsi="Tahoma"/>
+          <w:kern w:val="0"/>
+          <w:sz w:val="22"/>
+        </w:rPr>
+      </w:pPr>
+      <w:r>
+        <w:rPr>
+          <w:rFonts w:ascii="Tahoma" w:eastAsia="微软雅黑" w:hAnsi="Tahoma" w:hint="eastAsia"/>
+          <w:kern w:val="0"/>
+          <w:sz w:val="22"/>
+        </w:rPr>
+        <w:t>》地图界面的装饰贴图是唯一的，你可以在战斗界面执行地图界面的修改指令，回到地图界面能看见生效过程。</w:t>
+      </w:r>
+    </w:p>
+    <w:p>
+      <w:pPr>
+        <w:widowControl/>
+        <w:jc w:val="left"/>
+        <w:rPr>
+          <w:rFonts w:ascii="Tahoma" w:eastAsia="微软雅黑" w:hAnsi="Tahoma"/>
+          <w:kern w:val="0"/>
+          <w:sz w:val="22"/>
+        </w:rPr>
+      </w:pPr>
+      <w:r>
+        <w:rPr>
+          <w:rFonts w:ascii="Tahoma" w:eastAsia="微软雅黑" w:hAnsi="Tahoma"/>
+          <w:kern w:val="0"/>
+          <w:sz w:val="22"/>
+        </w:rPr>
+        <w:br w:type="page"/>
+      </w:r>
+    </w:p>
+    <w:p>
+      <w:pPr>
+        <w:pStyle w:val="4"/>
+        <w:rPr>
+          <w:rFonts w:hint="eastAsia"/>
+        </w:rPr>
+      </w:pPr>
+      <w:r>
+        <w:rPr>
+          <w:rFonts w:hint="eastAsia"/>
+        </w:rPr>
+        <w:lastRenderedPageBreak/>
+        <w:t>3）使用细节（指令）</w:t>
+      </w:r>
+    </w:p>
+    <w:tbl>
+      <w:tblPr>
+        <w:tblStyle w:val="af"/>
+        <w:tblW w:w="0" w:type="auto"/>
+        <w:shd w:val="clear" w:color="auto" w:fill="FFF2CC" w:themeFill="accent4" w:themeFillTint="33"/>
+        <w:tblLook w:val="04A0" w:firstRow="1" w:lastRow="0" w:firstColumn="1" w:lastColumn="0" w:noHBand="0" w:noVBand="1"/>
+      </w:tblPr>
+      <w:tblGrid>
+        <w:gridCol w:w="8522"/>
+      </w:tblGrid>
+      <w:tr>
+        <w:tc>
+          <w:tcPr>
+            <w:tcW w:w="8522" w:type="dxa"/>
+            <w:shd w:val="clear" w:color="auto" w:fill="FFF2CC" w:themeFill="accent4" w:themeFillTint="33"/>
+          </w:tcPr>
+          <w:p>
+            <w:pPr>
+              <w:snapToGrid w:val="0"/>
+              <w:rPr>
+                <w:rFonts w:ascii="Tahoma" w:eastAsia="微软雅黑" w:hAnsi="Tahoma"/>
+                <w:kern w:val="0"/>
+                <w:sz w:val="22"/>
+              </w:rPr>
+            </w:pPr>
+            <w:r>
+              <w:rPr>
+                <w:rFonts w:ascii="Tahoma" w:eastAsia="微软雅黑" w:hAnsi="Tahoma" w:hint="eastAsia"/>
+                <w:kern w:val="0"/>
+                <w:sz w:val="22"/>
+              </w:rPr>
+              <w:t>修改</w:t>
+            </w:r>
+            <w:r>
+              <w:rPr>
+                <w:rFonts w:ascii="Tahoma" w:eastAsia="微软雅黑" w:hAnsi="Tahoma" w:hint="eastAsia"/>
+                <w:kern w:val="0"/>
+                <w:sz w:val="22"/>
+              </w:rPr>
+              <w:t>单属性、延迟指令、周期指令</w:t>
+            </w:r>
+            <w:r>
+              <w:rPr>
+                <w:rFonts w:ascii="Tahoma" w:eastAsia="微软雅黑" w:hAnsi="Tahoma" w:hint="eastAsia"/>
+                <w:kern w:val="0"/>
+                <w:sz w:val="22"/>
+              </w:rPr>
+              <w:t xml:space="preserve"> </w:t>
+            </w:r>
+            <w:r>
+              <w:rPr>
+                <w:rFonts w:ascii="Tahoma" w:eastAsia="微软雅黑" w:hAnsi="Tahoma" w:hint="eastAsia"/>
+                <w:kern w:val="0"/>
+                <w:sz w:val="22"/>
+              </w:rPr>
+              <w:t>的变换时长参数，</w:t>
+            </w:r>
+          </w:p>
+          <w:p>
+            <w:pPr>
+              <w:snapToGrid w:val="0"/>
+              <w:rPr>
+                <w:rFonts w:ascii="Tahoma" w:eastAsia="微软雅黑" w:hAnsi="Tahoma"/>
+                <w:kern w:val="0"/>
+                <w:sz w:val="22"/>
+              </w:rPr>
+            </w:pPr>
+            <w:r>
+              <w:rPr>
+                <w:rFonts w:ascii="Tahoma" w:eastAsia="微软雅黑" w:hAnsi="Tahoma" w:hint="eastAsia"/>
+                <w:kern w:val="0"/>
+                <w:sz w:val="22"/>
+              </w:rPr>
+              <w:t>设置“时间</w:t>
+            </w:r>
+            <w:r>
+              <w:rPr>
+                <w:rFonts w:ascii="Tahoma" w:eastAsia="微软雅黑" w:hAnsi="Tahoma" w:hint="eastAsia"/>
+                <w:kern w:val="0"/>
+                <w:sz w:val="22"/>
+              </w:rPr>
+              <w:t>[1]</w:t>
+            </w:r>
+            <w:r>
+              <w:rPr>
+                <w:rFonts w:ascii="Tahoma" w:eastAsia="微软雅黑" w:hAnsi="Tahoma" w:hint="eastAsia"/>
+                <w:kern w:val="0"/>
+                <w:sz w:val="22"/>
+              </w:rPr>
+              <w:t>”和“时间</w:t>
+            </w:r>
+            <w:r>
+              <w:rPr>
+                <w:rFonts w:ascii="Tahoma" w:eastAsia="微软雅黑" w:hAnsi="Tahoma" w:hint="eastAsia"/>
+                <w:kern w:val="0"/>
+                <w:sz w:val="22"/>
+              </w:rPr>
+              <w:t>[0]</w:t>
+            </w:r>
+            <w:r>
+              <w:rPr>
+                <w:rFonts w:ascii="Tahoma" w:eastAsia="微软雅黑" w:hAnsi="Tahoma" w:hint="eastAsia"/>
+                <w:kern w:val="0"/>
+                <w:sz w:val="22"/>
+              </w:rPr>
+              <w:t>”没有区别</w:t>
+            </w:r>
+            <w:r>
+              <w:rPr>
+                <w:rFonts w:ascii="Tahoma" w:eastAsia="微软雅黑" w:hAnsi="Tahoma" w:hint="eastAsia"/>
+                <w:kern w:val="0"/>
+                <w:sz w:val="22"/>
+              </w:rPr>
+              <w:t>，</w:t>
+            </w:r>
+            <w:r>
+              <w:rPr>
+                <w:rFonts w:ascii="Tahoma" w:eastAsia="微软雅黑" w:hAnsi="Tahoma" w:hint="eastAsia"/>
+                <w:kern w:val="0"/>
+                <w:sz w:val="22"/>
+              </w:rPr>
+              <w:t>因为变换切换至少要</w:t>
+            </w:r>
+            <w:r>
+              <w:rPr>
+                <w:rFonts w:ascii="Tahoma" w:eastAsia="微软雅黑" w:hAnsi="Tahoma" w:hint="eastAsia"/>
+                <w:kern w:val="0"/>
+                <w:sz w:val="22"/>
+              </w:rPr>
+              <w:t>1</w:t>
+            </w:r>
+            <w:r>
+              <w:rPr>
+                <w:rFonts w:ascii="Tahoma" w:eastAsia="微软雅黑" w:hAnsi="Tahoma" w:hint="eastAsia"/>
+                <w:kern w:val="0"/>
+                <w:sz w:val="22"/>
+              </w:rPr>
+              <w:t>帧的时间</w:t>
+            </w:r>
+            <w:r>
+              <w:rPr>
+                <w:rFonts w:ascii="Tahoma" w:eastAsia="微软雅黑" w:hAnsi="Tahoma" w:hint="eastAsia"/>
+                <w:kern w:val="0"/>
+                <w:sz w:val="22"/>
+              </w:rPr>
+              <w:t>。</w:t>
+            </w:r>
+          </w:p>
+          <w:p>
+            <w:pPr>
+              <w:snapToGrid w:val="0"/>
+              <w:rPr>
+                <w:rFonts w:ascii="Tahoma" w:eastAsia="微软雅黑" w:hAnsi="Tahoma"/>
+                <w:kern w:val="0"/>
+                <w:sz w:val="22"/>
+              </w:rPr>
+            </w:pPr>
+            <w:r>
+              <w:rPr>
+                <w:rFonts w:ascii="Tahoma" w:eastAsia="微软雅黑" w:hAnsi="Tahoma" w:hint="eastAsia"/>
+                <w:kern w:val="0"/>
+                <w:sz w:val="22"/>
+              </w:rPr>
+              <w:t>因此</w:t>
+            </w:r>
+            <w:r>
+              <w:rPr>
+                <w:rFonts w:ascii="Tahoma" w:eastAsia="微软雅黑" w:hAnsi="Tahoma" w:hint="eastAsia"/>
+                <w:kern w:val="0"/>
+                <w:sz w:val="22"/>
+              </w:rPr>
+              <w:t>设计动画时，</w:t>
+            </w:r>
+            <w:r>
+              <w:rPr>
+                <w:rFonts w:ascii="Tahoma" w:eastAsia="微软雅黑" w:hAnsi="Tahoma" w:hint="eastAsia"/>
+                <w:kern w:val="0"/>
+                <w:sz w:val="22"/>
+              </w:rPr>
+              <w:t>要考虑加等待指令；设计</w:t>
+            </w:r>
+            <w:r>
+              <w:rPr>
+                <w:rFonts w:ascii="Tahoma" w:eastAsia="微软雅黑" w:hAnsi="Tahoma"/>
+                <w:kern w:val="0"/>
+                <w:sz w:val="22"/>
+              </w:rPr>
+              <w:t>周期时长</w:t>
+            </w:r>
+            <w:r>
+              <w:rPr>
+                <w:rFonts w:ascii="Tahoma" w:eastAsia="微软雅黑" w:hAnsi="Tahoma" w:hint="eastAsia"/>
+                <w:kern w:val="0"/>
+                <w:sz w:val="22"/>
+              </w:rPr>
+              <w:t>时</w:t>
+            </w:r>
+            <w:r>
+              <w:rPr>
+                <w:rFonts w:ascii="Tahoma" w:eastAsia="微软雅黑" w:hAnsi="Tahoma" w:hint="eastAsia"/>
+                <w:kern w:val="0"/>
+                <w:sz w:val="22"/>
+              </w:rPr>
+              <w:t>，要把这</w:t>
+            </w:r>
+            <w:r>
+              <w:rPr>
+                <w:rFonts w:ascii="Tahoma" w:eastAsia="微软雅黑" w:hAnsi="Tahoma" w:hint="eastAsia"/>
+                <w:kern w:val="0"/>
+                <w:sz w:val="22"/>
+              </w:rPr>
+              <w:t>1</w:t>
+            </w:r>
+            <w:r>
+              <w:rPr>
+                <w:rFonts w:ascii="Tahoma" w:eastAsia="微软雅黑" w:hAnsi="Tahoma" w:hint="eastAsia"/>
+                <w:kern w:val="0"/>
+                <w:sz w:val="22"/>
+              </w:rPr>
+              <w:t>帧</w:t>
+            </w:r>
+            <w:r>
+              <w:rPr>
+                <w:rFonts w:ascii="Tahoma" w:eastAsia="微软雅黑" w:hAnsi="Tahoma" w:hint="eastAsia"/>
+                <w:kern w:val="0"/>
+                <w:sz w:val="22"/>
+              </w:rPr>
+              <w:t>也</w:t>
+            </w:r>
+            <w:r>
+              <w:rPr>
+                <w:rFonts w:ascii="Tahoma" w:eastAsia="微软雅黑" w:hAnsi="Tahoma" w:hint="eastAsia"/>
+                <w:kern w:val="0"/>
+                <w:sz w:val="22"/>
+              </w:rPr>
+              <w:t>考虑进去。</w:t>
+            </w:r>
+          </w:p>
+        </w:tc>
+      </w:tr>
+    </w:tbl>
+    <w:p>
+      <w:pPr>
+        <w:rPr>
+          <w:rFonts w:hint="eastAsia"/>
+        </w:rPr>
+      </w:pPr>
+    </w:p>
+    <w:tbl>
+      <w:tblPr>
+        <w:tblStyle w:val="af"/>
+        <w:tblW w:w="0" w:type="auto"/>
+        <w:shd w:val="clear" w:color="auto" w:fill="FFF2CC" w:themeFill="accent4" w:themeFillTint="33"/>
+        <w:tblLook w:val="04A0" w:firstRow="1" w:lastRow="0" w:firstColumn="1" w:lastColumn="0" w:noHBand="0" w:noVBand="1"/>
+      </w:tblPr>
+      <w:tblGrid>
+        <w:gridCol w:w="8522"/>
+      </w:tblGrid>
+      <w:tr>
+        <w:tc>
+          <w:tcPr>
+            <w:tcW w:w="8522" w:type="dxa"/>
+            <w:shd w:val="clear" w:color="auto" w:fill="FFF2CC" w:themeFill="accent4" w:themeFillTint="33"/>
+          </w:tcPr>
+          <w:p>
+            <w:pPr>
+              <w:snapToGrid w:val="0"/>
+              <w:rPr>
+                <w:rFonts w:ascii="Tahoma" w:eastAsia="微软雅黑" w:hAnsi="Tahoma"/>
+                <w:kern w:val="0"/>
+                <w:sz w:val="22"/>
+              </w:rPr>
+            </w:pPr>
+            <w:r>
+              <w:rPr>
+                <w:rFonts w:ascii="Tahoma" w:eastAsia="微软雅黑" w:hAnsi="Tahoma"/>
+                <w:kern w:val="0"/>
+                <w:sz w:val="22"/>
+              </w:rPr>
+              <w:t>修改单属性</w:t>
+            </w:r>
+            <w:r>
+              <w:rPr>
+                <w:rFonts w:ascii="Tahoma" w:eastAsia="微软雅黑" w:hAnsi="Tahoma" w:hint="eastAsia"/>
+                <w:kern w:val="0"/>
+                <w:sz w:val="22"/>
+              </w:rPr>
+              <w:t xml:space="preserve"> </w:t>
+            </w:r>
+            <w:r>
+              <w:rPr>
+                <w:rFonts w:ascii="Tahoma" w:eastAsia="微软雅黑" w:hAnsi="Tahoma" w:hint="eastAsia"/>
+                <w:kern w:val="0"/>
+                <w:sz w:val="22"/>
+              </w:rPr>
+              <w:t>对应</w:t>
+            </w:r>
+            <w:r>
+              <w:rPr>
+                <w:rFonts w:ascii="Tahoma" w:eastAsia="微软雅黑" w:hAnsi="Tahoma" w:hint="eastAsia"/>
+                <w:kern w:val="0"/>
+                <w:sz w:val="22"/>
+              </w:rPr>
+              <w:t xml:space="preserve"> </w:t>
+            </w:r>
+            <w:r>
+              <w:rPr>
+                <w:rFonts w:ascii="Tahoma" w:eastAsia="微软雅黑" w:hAnsi="Tahoma"/>
+                <w:kern w:val="0"/>
+                <w:sz w:val="22"/>
+              </w:rPr>
+              <w:t>还原所有单属性</w:t>
+            </w:r>
+            <w:r>
+              <w:rPr>
+                <w:rFonts w:ascii="Tahoma" w:eastAsia="微软雅黑" w:hAnsi="Tahoma" w:hint="eastAsia"/>
+                <w:kern w:val="0"/>
+                <w:sz w:val="22"/>
+              </w:rPr>
+              <w:t>；</w:t>
+            </w:r>
+          </w:p>
+          <w:p>
+            <w:pPr>
+              <w:snapToGrid w:val="0"/>
+              <w:rPr>
+                <w:rFonts w:ascii="Tahoma" w:eastAsia="微软雅黑" w:hAnsi="Tahoma"/>
+                <w:kern w:val="0"/>
+                <w:sz w:val="22"/>
+              </w:rPr>
+            </w:pPr>
+            <w:r>
+              <w:rPr>
+                <w:rFonts w:ascii="Tahoma" w:eastAsia="微软雅黑" w:hAnsi="Tahoma"/>
+                <w:kern w:val="0"/>
+                <w:sz w:val="22"/>
+              </w:rPr>
+              <w:t>切换混合模式</w:t>
+            </w:r>
+            <w:r>
+              <w:rPr>
+                <w:rFonts w:ascii="Tahoma" w:eastAsia="微软雅黑" w:hAnsi="Tahoma" w:hint="eastAsia"/>
+                <w:kern w:val="0"/>
+                <w:sz w:val="22"/>
+              </w:rPr>
+              <w:t xml:space="preserve"> </w:t>
+            </w:r>
+            <w:r>
+              <w:rPr>
+                <w:rFonts w:ascii="Tahoma" w:eastAsia="微软雅黑" w:hAnsi="Tahoma" w:hint="eastAsia"/>
+                <w:kern w:val="0"/>
+                <w:sz w:val="22"/>
+              </w:rPr>
+              <w:t>对应</w:t>
+            </w:r>
+            <w:r>
+              <w:rPr>
+                <w:rFonts w:ascii="Tahoma" w:eastAsia="微软雅黑" w:hAnsi="Tahoma" w:hint="eastAsia"/>
+                <w:kern w:val="0"/>
+                <w:sz w:val="22"/>
+              </w:rPr>
+              <w:t xml:space="preserve"> </w:t>
+            </w:r>
+            <w:r>
+              <w:rPr>
+                <w:rFonts w:ascii="Tahoma" w:eastAsia="微软雅黑" w:hAnsi="Tahoma"/>
+                <w:kern w:val="0"/>
+                <w:sz w:val="22"/>
+              </w:rPr>
+              <w:t>还原混合模式</w:t>
+            </w:r>
+            <w:r>
+              <w:rPr>
+                <w:rFonts w:ascii="Tahoma" w:eastAsia="微软雅黑" w:hAnsi="Tahoma" w:hint="eastAsia"/>
+                <w:kern w:val="0"/>
+                <w:sz w:val="22"/>
+              </w:rPr>
+              <w:t>；</w:t>
+            </w:r>
+            <w:r>
+              <w:rPr>
+                <w:rFonts w:ascii="Tahoma" w:eastAsia="微软雅黑" w:hAnsi="Tahoma"/>
+                <w:kern w:val="0"/>
+                <w:sz w:val="22"/>
+              </w:rPr>
+              <w:t>切换图片层级</w:t>
+            </w:r>
+            <w:r>
+              <w:rPr>
+                <w:rFonts w:ascii="Tahoma" w:eastAsia="微软雅黑" w:hAnsi="Tahoma" w:hint="eastAsia"/>
+                <w:kern w:val="0"/>
+                <w:sz w:val="22"/>
+              </w:rPr>
+              <w:t xml:space="preserve"> </w:t>
+            </w:r>
+            <w:r>
+              <w:rPr>
+                <w:rFonts w:ascii="Tahoma" w:eastAsia="微软雅黑" w:hAnsi="Tahoma" w:hint="eastAsia"/>
+                <w:kern w:val="0"/>
+                <w:sz w:val="22"/>
+              </w:rPr>
+              <w:t>对应</w:t>
+            </w:r>
+            <w:r>
+              <w:rPr>
+                <w:rFonts w:ascii="Tahoma" w:eastAsia="微软雅黑" w:hAnsi="Tahoma" w:hint="eastAsia"/>
+                <w:kern w:val="0"/>
+                <w:sz w:val="22"/>
+              </w:rPr>
+              <w:t xml:space="preserve"> </w:t>
+            </w:r>
+            <w:r>
+              <w:rPr>
+                <w:rFonts w:ascii="Tahoma" w:eastAsia="微软雅黑" w:hAnsi="Tahoma"/>
+                <w:kern w:val="0"/>
+                <w:sz w:val="22"/>
+              </w:rPr>
+              <w:t>还原混合模式</w:t>
+            </w:r>
+            <w:r>
+              <w:rPr>
+                <w:rFonts w:ascii="Tahoma" w:eastAsia="微软雅黑" w:hAnsi="Tahoma" w:hint="eastAsia"/>
+                <w:kern w:val="0"/>
+                <w:sz w:val="22"/>
+              </w:rPr>
+              <w:t>。</w:t>
+            </w:r>
+          </w:p>
+          <w:p>
+            <w:pPr>
+              <w:snapToGrid w:val="0"/>
+              <w:rPr>
+                <w:rFonts w:ascii="Tahoma" w:eastAsia="微软雅黑" w:hAnsi="Tahoma"/>
+                <w:kern w:val="0"/>
+                <w:sz w:val="22"/>
+              </w:rPr>
+            </w:pPr>
+            <w:r>
+              <w:rPr>
+                <w:rFonts w:ascii="Tahoma" w:eastAsia="微软雅黑" w:hAnsi="Tahoma" w:hint="eastAsia"/>
+                <w:kern w:val="0"/>
+                <w:sz w:val="22"/>
+              </w:rPr>
+              <w:t>没有全部还原的指令，你要根据设计的动画情况来加</w:t>
+            </w:r>
+            <w:r>
+              <w:rPr>
+                <w:rFonts w:ascii="Tahoma" w:eastAsia="微软雅黑" w:hAnsi="Tahoma" w:hint="eastAsia"/>
+                <w:kern w:val="0"/>
+                <w:sz w:val="22"/>
+              </w:rPr>
+              <w:t xml:space="preserve"> </w:t>
+            </w:r>
+            <w:r>
+              <w:rPr>
+                <w:rFonts w:ascii="Tahoma" w:eastAsia="微软雅黑" w:hAnsi="Tahoma" w:hint="eastAsia"/>
+                <w:kern w:val="0"/>
+                <w:sz w:val="22"/>
+              </w:rPr>
+              <w:t>还原</w:t>
+            </w:r>
+            <w:r>
+              <w:rPr>
+                <w:rFonts w:ascii="Tahoma" w:eastAsia="微软雅黑" w:hAnsi="Tahoma" w:hint="eastAsia"/>
+                <w:kern w:val="0"/>
+                <w:sz w:val="22"/>
+              </w:rPr>
+              <w:t xml:space="preserve"> </w:t>
+            </w:r>
+            <w:r>
+              <w:rPr>
+                <w:rFonts w:ascii="Tahoma" w:eastAsia="微软雅黑" w:hAnsi="Tahoma" w:hint="eastAsia"/>
+                <w:kern w:val="0"/>
+                <w:sz w:val="22"/>
+              </w:rPr>
+              <w:t>指令，不要漏了。</w:t>
+            </w:r>
+          </w:p>
+        </w:tc>
+      </w:tr>
+    </w:tbl>
+    <w:p>
+      <w:pPr>
+        <w:rPr>
+          <w:rFonts w:hint="eastAsia"/>
+        </w:rPr>
+      </w:pPr>
+    </w:p>
+    <w:p>
+      <w:pPr>
+        <w:widowControl/>
+        <w:jc w:val="left"/>
+        <w:rPr>
+          <w:rFonts w:hint="eastAsia"/>
+        </w:rPr>
+      </w:pPr>
+      <w:r>
+        <w:rPr>
+          <w:rFonts w:hint="eastAsia"/>
+        </w:rPr>
+        <w:br w:type="page"/>
+      </w:r>
+    </w:p>
+    <w:p>
+      <w:pPr>
+        <w:pStyle w:val="3"/>
+        <w:rPr>
+          <w:rFonts w:hint="eastAsia"/>
+        </w:rPr>
+      </w:pPr>
+      <w:r>
+        <w:rPr>
+          <w:rFonts w:hint="eastAsia"/>
+        </w:rPr>
+        <w:lastRenderedPageBreak/>
         <w:t>数据更新与旧存档</w:t>
       </w:r>
     </w:p>
@@ -4504,7 +7193,7 @@
                     </pic:cNvPicPr>
                   </pic:nvPicPr>
                   <pic:blipFill>
-                    <a:blip r:embed="rId25">
+                    <a:blip r:embed="rId28">
                       <a:extLst>
                         <a:ext uri="{28A0092B-C50C-407E-A947-70E740481C1C}">
                           <a14:useLocalDpi xmlns:a14="http://schemas.microsoft.com/office/drawing/2010/main" val="0"/>
@@ -4804,7 +7493,25 @@
           <w:kern w:val="0"/>
           <w:sz w:val="22"/>
         </w:rPr>
-        <w:t>，则只临时有效</w:t>
+        <w:t>，则</w:t>
+      </w:r>
+      <w:proofErr w:type="gramStart"/>
+      <w:r>
+        <w:rPr>
+          <w:rFonts w:ascii="Tahoma" w:eastAsia="微软雅黑" w:hAnsi="Tahoma" w:hint="eastAsia"/>
+          <w:kern w:val="0"/>
+          <w:sz w:val="22"/>
+        </w:rPr>
+        <w:t>只临时</w:t>
+      </w:r>
+      <w:proofErr w:type="gramEnd"/>
+      <w:r>
+        <w:rPr>
+          <w:rFonts w:ascii="Tahoma" w:eastAsia="微软雅黑" w:hAnsi="Tahoma" w:hint="eastAsia"/>
+          <w:kern w:val="0"/>
+          <w:sz w:val="22"/>
+        </w:rPr>
+        <w:t>有效</w:t>
       </w:r>
       <w:r>
         <w:rPr>
@@ -4848,7 +7555,7 @@
                     </pic:cNvPicPr>
                   </pic:nvPicPr>
                   <pic:blipFill>
-                    <a:blip r:embed="rId26">
+                    <a:blip r:embed="rId29">
                       <a:extLst>
                         <a:ext uri="{28A0092B-C50C-407E-A947-70E740481C1C}">
                           <a14:useLocalDpi xmlns:a14="http://schemas.microsoft.com/office/drawing/2010/main" val="0"/>
@@ -5074,7 +7781,27 @@
                 <w:kern w:val="0"/>
                 <w:sz w:val="22"/>
               </w:rPr>
-              <w:t>如果你直接更新了插件，旧存档赶紧删了。</w:t>
+              <w:t>如果你直接更新了插件，旧存档赶紧</w:t>
+            </w:r>
+            <w:proofErr w:type="gramStart"/>
+            <w:r>
+              <w:rPr>
+                <w:rFonts w:ascii="Tahoma" w:eastAsia="微软雅黑" w:hAnsi="Tahoma" w:hint="eastAsia"/>
+                <w:bCs/>
+                <w:kern w:val="0"/>
+                <w:sz w:val="22"/>
+              </w:rPr>
+              <w:t>删</w:t>
+            </w:r>
+            <w:proofErr w:type="gramEnd"/>
+            <w:r>
+              <w:rPr>
+                <w:rFonts w:ascii="Tahoma" w:eastAsia="微软雅黑" w:hAnsi="Tahoma" w:hint="eastAsia"/>
+                <w:bCs/>
+                <w:kern w:val="0"/>
+                <w:sz w:val="22"/>
+              </w:rPr>
+              <w:t>了。</w:t>
             </w:r>
           </w:p>
           <w:p>
@@ -5152,15 +7879,37 @@
     </w:p>
     <w:p>
       <w:pPr>
+        <w:widowControl/>
+        <w:jc w:val="left"/>
+        <w:rPr>
+          <w:rFonts w:ascii="Tahoma" w:eastAsia="微软雅黑" w:hAnsi="Tahoma"/>
+          <w:kern w:val="0"/>
+          <w:sz w:val="22"/>
+        </w:rPr>
+      </w:pPr>
+      <w:r>
+        <w:rPr>
+          <w:rFonts w:ascii="Tahoma" w:eastAsia="微软雅黑" w:hAnsi="Tahoma"/>
+          <w:kern w:val="0"/>
+          <w:sz w:val="22"/>
+        </w:rPr>
+        <w:br w:type="page"/>
+      </w:r>
+    </w:p>
+    <w:p>
+      <w:pPr>
         <w:pStyle w:val="3"/>
         <w:rPr>
           <w:rFonts w:hint="eastAsia"/>
         </w:rPr>
       </w:pPr>
+      <w:bookmarkStart w:id="11" w:name="_位移比"/>
+      <w:bookmarkEnd w:id="11"/>
       <w:r>
         <w:rPr>
           <w:rFonts w:hint="eastAsia"/>
         </w:rPr>
+        <w:lastRenderedPageBreak/>
         <w:t>位移比</w:t>
       </w:r>
     </w:p>
@@ -5257,7 +8006,25 @@
           <w:kern w:val="0"/>
           <w:sz w:val="22"/>
         </w:rPr>
-        <w:t>通过位移比可以实现不同图层之间的距离感。</w:t>
+        <w:t>通过位移比可以实现</w:t>
+      </w:r>
+      <w:proofErr w:type="gramStart"/>
+      <w:r>
+        <w:rPr>
+          <w:rFonts w:ascii="Tahoma" w:eastAsia="微软雅黑" w:hAnsi="Tahoma" w:hint="eastAsia"/>
+          <w:kern w:val="0"/>
+          <w:sz w:val="22"/>
+        </w:rPr>
+        <w:t>不同图层之间</w:t>
+      </w:r>
+      <w:proofErr w:type="gramEnd"/>
+      <w:r>
+        <w:rPr>
+          <w:rFonts w:ascii="Tahoma" w:eastAsia="微软雅黑" w:hAnsi="Tahoma" w:hint="eastAsia"/>
+          <w:kern w:val="0"/>
+          <w:sz w:val="22"/>
+        </w:rPr>
+        <w:t>的距离感。</w:t>
       </w:r>
     </w:p>
     <w:tbl>
@@ -5690,7 +8457,7 @@
                     </pic:cNvPicPr>
                   </pic:nvPicPr>
                   <pic:blipFill>
-                    <a:blip r:embed="rId27">
+                    <a:blip r:embed="rId30">
                       <a:extLst>
                         <a:ext uri="{28A0092B-C50C-407E-A947-70E740481C1C}">
                           <a14:useLocalDpi xmlns:a14="http://schemas.microsoft.com/office/drawing/2010/main" val="0"/>
@@ -5751,7 +8518,7 @@
                     </pic:cNvPicPr>
                   </pic:nvPicPr>
                   <pic:blipFill>
-                    <a:blip r:embed="rId28">
+                    <a:blip r:embed="rId31">
                       <a:extLst>
                         <a:ext uri="{28A0092B-C50C-407E-A947-70E740481C1C}">
                           <a14:useLocalDpi xmlns:a14="http://schemas.microsoft.com/office/drawing/2010/main" val="0"/>
@@ -5909,7 +8676,7 @@
                     </pic:cNvPicPr>
                   </pic:nvPicPr>
                   <pic:blipFill>
-                    <a:blip r:embed="rId27">
+                    <a:blip r:embed="rId30">
                       <a:extLst>
                         <a:ext uri="{28A0092B-C50C-407E-A947-70E740481C1C}">
                           <a14:useLocalDpi xmlns:a14="http://schemas.microsoft.com/office/drawing/2010/main" val="0"/>
@@ -5970,7 +8737,7 @@
                     </pic:cNvPicPr>
                   </pic:nvPicPr>
                   <pic:blipFill>
-                    <a:blip r:embed="rId29">
+                    <a:blip r:embed="rId32">
                       <a:extLst>
                         <a:ext uri="{28A0092B-C50C-407E-A947-70E740481C1C}">
                           <a14:useLocalDpi xmlns:a14="http://schemas.microsoft.com/office/drawing/2010/main" val="0"/>
@@ -6242,7 +9009,7 @@
                     </pic:cNvPicPr>
                   </pic:nvPicPr>
                   <pic:blipFill>
-                    <a:blip r:embed="rId27">
+                    <a:blip r:embed="rId30">
                       <a:extLst>
                         <a:ext uri="{28A0092B-C50C-407E-A947-70E740481C1C}">
                           <a14:useLocalDpi xmlns:a14="http://schemas.microsoft.com/office/drawing/2010/main" val="0"/>
@@ -6303,7 +9070,7 @@
                     </pic:cNvPicPr>
                   </pic:nvPicPr>
                   <pic:blipFill>
-                    <a:blip r:embed="rId30">
+                    <a:blip r:embed="rId33">
                       <a:extLst>
                         <a:ext uri="{28A0092B-C50C-407E-A947-70E740481C1C}">
                           <a14:useLocalDpi xmlns:a14="http://schemas.microsoft.com/office/drawing/2010/main" val="0"/>
@@ -6655,7 +9422,7 @@
                     </pic:cNvPicPr>
                   </pic:nvPicPr>
                   <pic:blipFill>
-                    <a:blip r:embed="rId27">
+                    <a:blip r:embed="rId30">
                       <a:extLst>
                         <a:ext uri="{28A0092B-C50C-407E-A947-70E740481C1C}">
                           <a14:useLocalDpi xmlns:a14="http://schemas.microsoft.com/office/drawing/2010/main" val="0"/>
@@ -6717,7 +9484,7 @@
                     </pic:cNvPicPr>
                   </pic:nvPicPr>
                   <pic:blipFill>
-                    <a:blip r:embed="rId31">
+                    <a:blip r:embed="rId34">
                       <a:extLst>
                         <a:ext uri="{28A0092B-C50C-407E-A947-70E740481C1C}">
                           <a14:useLocalDpi xmlns:a14="http://schemas.microsoft.com/office/drawing/2010/main" val="0"/>
@@ -6904,7 +9671,7 @@
                     </pic:cNvPicPr>
                   </pic:nvPicPr>
                   <pic:blipFill>
-                    <a:blip r:embed="rId32">
+                    <a:blip r:embed="rId35">
                       <a:extLst>
                         <a:ext uri="{28A0092B-C50C-407E-A947-70E740481C1C}">
                           <a14:useLocalDpi xmlns:a14="http://schemas.microsoft.com/office/drawing/2010/main" val="0"/>
@@ -6966,7 +9733,7 @@
                     </pic:cNvPicPr>
                   </pic:nvPicPr>
                   <pic:blipFill>
-                    <a:blip r:embed="rId33">
+                    <a:blip r:embed="rId36">
                       <a:extLst>
                         <a:ext uri="{28A0092B-C50C-407E-A947-70E740481C1C}">
                           <a14:useLocalDpi xmlns:a14="http://schemas.microsoft.com/office/drawing/2010/main" val="0"/>
@@ -7053,7 +9820,25 @@
           <w:kern w:val="0"/>
           <w:sz w:val="22"/>
         </w:rPr>
-        <w:t>圆圈一开始所在的位置，都是固定的图块偏移位置。</w:t>
+        <w:t>圆圈一开始所在的位置，都是固定</w:t>
+      </w:r>
+      <w:proofErr w:type="gramStart"/>
+      <w:r>
+        <w:rPr>
+          <w:rFonts w:ascii="Tahoma" w:eastAsia="微软雅黑" w:hAnsi="Tahoma" w:hint="eastAsia"/>
+          <w:kern w:val="0"/>
+          <w:sz w:val="22"/>
+        </w:rPr>
+        <w:t>的图块偏移</w:t>
+      </w:r>
+      <w:proofErr w:type="gramEnd"/>
+      <w:r>
+        <w:rPr>
+          <w:rFonts w:ascii="Tahoma" w:eastAsia="微软雅黑" w:hAnsi="Tahoma" w:hint="eastAsia"/>
+          <w:kern w:val="0"/>
+          <w:sz w:val="22"/>
+        </w:rPr>
+        <w:t>位置。</w:t>
       </w:r>
     </w:p>
     <w:p>
@@ -7389,7 +10174,25 @@
                 <w:kern w:val="0"/>
                 <w:sz w:val="22"/>
               </w:rPr>
-              <w:t>作者我在这里模拟情景的时候被绕晕了很久，你一定要自己动手试试才能明白哦。</w:t>
+              <w:t>作者我在这里模拟情景的时候</w:t>
+            </w:r>
+            <w:proofErr w:type="gramStart"/>
+            <w:r>
+              <w:rPr>
+                <w:rFonts w:ascii="Tahoma" w:eastAsia="微软雅黑" w:hAnsi="Tahoma" w:hint="eastAsia"/>
+                <w:kern w:val="0"/>
+                <w:sz w:val="22"/>
+              </w:rPr>
+              <w:t>被绕晕了</w:t>
+            </w:r>
+            <w:proofErr w:type="gramEnd"/>
+            <w:r>
+              <w:rPr>
+                <w:rFonts w:ascii="Tahoma" w:eastAsia="微软雅黑" w:hAnsi="Tahoma" w:hint="eastAsia"/>
+                <w:kern w:val="0"/>
+                <w:sz w:val="22"/>
+              </w:rPr>
+              <w:t>很久，你一定要自己动手试试才能明白哦。</w:t>
             </w:r>
           </w:p>
         </w:tc>
@@ -7435,6 +10238,8 @@
           <w:rFonts w:hint="eastAsia"/>
         </w:rPr>
       </w:pPr>
+      <w:bookmarkStart w:id="12" w:name="_动态遮罩_1"/>
+      <w:bookmarkEnd w:id="12"/>
       <w:r>
         <w:rPr>
           <w:rFonts w:hint="eastAsia"/>
@@ -7498,7 +10303,25 @@
           <w:kern w:val="0"/>
           <w:sz w:val="22"/>
         </w:rPr>
-        <w:t>动态遮罩结构较为复杂，具体可以去看看：</w:t>
+        <w:t>动态遮</w:t>
+      </w:r>
+      <w:proofErr w:type="gramStart"/>
+      <w:r>
+        <w:rPr>
+          <w:rFonts w:ascii="Tahoma" w:eastAsia="微软雅黑" w:hAnsi="Tahoma" w:hint="eastAsia"/>
+          <w:kern w:val="0"/>
+          <w:sz w:val="22"/>
+        </w:rPr>
+        <w:t>罩结构</w:t>
+      </w:r>
+      <w:proofErr w:type="gramEnd"/>
+      <w:r>
+        <w:rPr>
+          <w:rFonts w:ascii="Tahoma" w:eastAsia="微软雅黑" w:hAnsi="Tahoma" w:hint="eastAsia"/>
+          <w:kern w:val="0"/>
+          <w:sz w:val="22"/>
+        </w:rPr>
+        <w:t>较为复杂，具体可以去看看：</w:t>
       </w:r>
       <w:r>
         <w:rPr>
@@ -7647,7 +10470,7 @@
                     </pic:cNvPicPr>
                   </pic:nvPicPr>
                   <pic:blipFill>
-                    <a:blip r:embed="rId34">
+                    <a:blip r:embed="rId37">
                       <a:extLst>
                         <a:ext uri="{28A0092B-C50C-407E-A947-70E740481C1C}">
                           <a14:useLocalDpi xmlns:a14="http://schemas.microsoft.com/office/drawing/2010/main" val="0"/>
@@ -7709,7 +10532,7 @@
                     </pic:cNvPicPr>
                   </pic:nvPicPr>
                   <pic:blipFill>
-                    <a:blip r:embed="rId35">
+                    <a:blip r:embed="rId38">
                       <a:extLst>
                         <a:ext uri="{28A0092B-C50C-407E-A947-70E740481C1C}">
                           <a14:useLocalDpi xmlns:a14="http://schemas.microsoft.com/office/drawing/2010/main" val="0"/>
@@ -7771,7 +10594,7 @@
                     </pic:cNvPicPr>
                   </pic:nvPicPr>
                   <pic:blipFill>
-                    <a:blip r:embed="rId36" cstate="print">
+                    <a:blip r:embed="rId39" cstate="print">
                       <a:extLst>
                         <a:ext uri="{28A0092B-C50C-407E-A947-70E740481C1C}">
                           <a14:useLocalDpi xmlns:a14="http://schemas.microsoft.com/office/drawing/2010/main" val="0"/>
@@ -7935,7 +10758,7 @@
                     </pic:cNvPicPr>
                   </pic:nvPicPr>
                   <pic:blipFill>
-                    <a:blip r:embed="rId37">
+                    <a:blip r:embed="rId40">
                       <a:extLst>
                         <a:ext uri="{28A0092B-C50C-407E-A947-70E740481C1C}">
                           <a14:useLocalDpi xmlns:a14="http://schemas.microsoft.com/office/drawing/2010/main" val="0"/>
@@ -8008,8 +10831,10 @@
           <w:rFonts w:hint="eastAsia"/>
         </w:rPr>
       </w:pPr>
-      <w:bookmarkStart w:id="6" w:name="_地图界面_-_位移比"/>
-      <w:bookmarkEnd w:id="6"/>
+      <w:bookmarkStart w:id="13" w:name="_地图界面_-_位移比"/>
+      <w:bookmarkStart w:id="14" w:name="_【地图_-_多层地图数字雨】"/>
+      <w:bookmarkEnd w:id="13"/>
+      <w:bookmarkEnd w:id="14"/>
       <w:r>
         <w:rPr>
           <w:rFonts w:hint="eastAsia"/>
@@ -8034,7 +10859,6 @@
         <w:widowControl/>
         <w:adjustRightInd w:val="0"/>
         <w:snapToGrid w:val="0"/>
-        <w:spacing w:after="200"/>
         <w:jc w:val="left"/>
         <w:rPr>
           <w:rFonts w:ascii="Tahoma" w:eastAsia="微软雅黑" w:hAnsi="Tahoma"/>
@@ -8073,6 +10897,108 @@
           <w:sz w:val="22"/>
         </w:rPr>
         <w:t>的特殊功能插件。</w:t>
+      </w:r>
+    </w:p>
+    <w:p>
+      <w:pPr>
+        <w:widowControl/>
+        <w:adjustRightInd w:val="0"/>
+        <w:jc w:val="left"/>
+        <w:rPr>
+          <w:rFonts w:ascii="Tahoma" w:eastAsia="微软雅黑" w:hAnsi="Tahoma"/>
+          <w:kern w:val="0"/>
+          <w:sz w:val="22"/>
+        </w:rPr>
+      </w:pPr>
+      <w:r>
+        <w:rPr>
+          <w:rFonts w:ascii="Tahoma" w:eastAsia="微软雅黑" w:hAnsi="Tahoma"/>
+          <w:kern w:val="0"/>
+          <w:sz w:val="22"/>
+        </w:rPr>
+        <w:tab/>
+      </w:r>
+      <w:r>
+        <w:rPr>
+          <w:rFonts w:ascii="Tahoma" w:eastAsia="微软雅黑" w:hAnsi="Tahoma" w:hint="eastAsia"/>
+          <w:kern w:val="0"/>
+          <w:sz w:val="22"/>
+        </w:rPr>
+        <w:t>◆</w:t>
+      </w:r>
+      <w:proofErr w:type="spellStart"/>
+      <w:r>
+        <w:rPr>
+          <w:rFonts w:ascii="Tahoma" w:eastAsia="微软雅黑" w:hAnsi="Tahoma"/>
+          <w:kern w:val="0"/>
+          <w:sz w:val="22"/>
+        </w:rPr>
+        <w:t>Drill_Layer</w:t>
+      </w:r>
+      <w:r>
+        <w:rPr>
+          <w:rFonts w:ascii="Tahoma" w:eastAsia="微软雅黑" w:hAnsi="Tahoma" w:hint="eastAsia"/>
+          <w:kern w:val="0"/>
+          <w:sz w:val="22"/>
+        </w:rPr>
+        <w:t>ParticleRain</w:t>
+      </w:r>
+      <w:proofErr w:type="spellEnd"/>
+      <w:r>
+        <w:rPr>
+          <w:rFonts w:ascii="Tahoma" w:eastAsia="微软雅黑" w:hAnsi="Tahoma"/>
+          <w:kern w:val="0"/>
+          <w:sz w:val="22"/>
+        </w:rPr>
+        <w:tab/>
+      </w:r>
+      <w:r>
+        <w:rPr>
+          <w:rFonts w:ascii="Tahoma" w:eastAsia="微软雅黑" w:hAnsi="Tahoma"/>
+          <w:kern w:val="0"/>
+          <w:sz w:val="22"/>
+        </w:rPr>
+        <w:tab/>
+      </w:r>
+      <w:r>
+        <w:rPr>
+          <w:rFonts w:ascii="Tahoma" w:eastAsia="微软雅黑" w:hAnsi="Tahoma"/>
+          <w:kern w:val="0"/>
+          <w:sz w:val="22"/>
+        </w:rPr>
+        <w:tab/>
+      </w:r>
+      <w:r>
+        <w:rPr>
+          <w:rFonts w:ascii="Tahoma" w:eastAsia="微软雅黑" w:hAnsi="Tahoma" w:hint="eastAsia"/>
+          <w:kern w:val="0"/>
+          <w:sz w:val="22"/>
+        </w:rPr>
+        <w:t>地图</w:t>
+      </w:r>
+      <w:r>
+        <w:rPr>
+          <w:rFonts w:ascii="Tahoma" w:eastAsia="微软雅黑" w:hAnsi="Tahoma"/>
+          <w:kern w:val="0"/>
+          <w:sz w:val="22"/>
+        </w:rPr>
+        <w:t xml:space="preserve"> -</w:t>
+      </w:r>
+      <w:r>
+        <w:rPr>
+          <w:rFonts w:ascii="Tahoma" w:eastAsia="微软雅黑" w:hAnsi="Tahoma"/>
+          <w:kern w:val="0"/>
+          <w:sz w:val="22"/>
+        </w:rPr>
+        <w:t xml:space="preserve"> </w:t>
+      </w:r>
+      <w:r>
+        <w:rPr>
+          <w:rFonts w:ascii="Tahoma" w:eastAsia="微软雅黑" w:hAnsi="Tahoma" w:hint="eastAsia"/>
+          <w:kern w:val="0"/>
+          <w:sz w:val="22"/>
+        </w:rPr>
+        <w:t>多层地图数字雨</w:t>
       </w:r>
     </w:p>
     <w:p>
@@ -8080,89 +11006,24 @@
         <w:widowControl/>
         <w:adjustRightInd w:val="0"/>
         <w:snapToGrid w:val="0"/>
-        <w:spacing w:after="200"/>
         <w:jc w:val="left"/>
         <w:rPr>
-          <w:rFonts w:ascii="Tahoma" w:eastAsia="微软雅黑" w:hAnsi="Tahoma"/>
-          <w:kern w:val="0"/>
-          <w:sz w:val="22"/>
-        </w:rPr>
-      </w:pPr>
-      <w:r>
-        <w:rPr>
-          <w:rFonts w:ascii="Tahoma" w:eastAsia="微软雅黑" w:hAnsi="Tahoma"/>
-          <w:kern w:val="0"/>
-          <w:sz w:val="22"/>
-        </w:rPr>
-        <w:tab/>
-      </w:r>
-      <w:r>
-        <w:rPr>
-          <w:rFonts w:ascii="Tahoma" w:eastAsia="微软雅黑" w:hAnsi="Tahoma" w:hint="eastAsia"/>
-          <w:kern w:val="0"/>
-          <w:sz w:val="22"/>
-        </w:rPr>
-        <w:t>◆</w:t>
-      </w:r>
-      <w:r>
-        <w:rPr>
-          <w:rFonts w:ascii="Tahoma" w:eastAsia="微软雅黑" w:hAnsi="Tahoma"/>
-          <w:kern w:val="0"/>
-          <w:sz w:val="22"/>
-        </w:rPr>
-        <w:t>Drill_Layer</w:t>
-      </w:r>
-      <w:r>
-        <w:rPr>
-          <w:rFonts w:ascii="Tahoma" w:eastAsia="微软雅黑" w:hAnsi="Tahoma" w:hint="eastAsia"/>
-          <w:kern w:val="0"/>
-          <w:sz w:val="22"/>
-        </w:rPr>
-        <w:t>ParticleRain</w:t>
-      </w:r>
-      <w:r>
-        <w:rPr>
-          <w:rFonts w:ascii="Tahoma" w:eastAsia="微软雅黑" w:hAnsi="Tahoma"/>
-          <w:kern w:val="0"/>
-          <w:sz w:val="22"/>
-        </w:rPr>
-        <w:tab/>
-      </w:r>
-      <w:r>
-        <w:rPr>
-          <w:rFonts w:ascii="Tahoma" w:eastAsia="微软雅黑" w:hAnsi="Tahoma"/>
-          <w:kern w:val="0"/>
-          <w:sz w:val="22"/>
-        </w:rPr>
-        <w:tab/>
-      </w:r>
-      <w:r>
-        <w:rPr>
-          <w:rFonts w:ascii="Tahoma" w:eastAsia="微软雅黑" w:hAnsi="Tahoma"/>
-          <w:kern w:val="0"/>
-          <w:sz w:val="22"/>
-        </w:rPr>
-        <w:tab/>
-      </w:r>
-      <w:r>
-        <w:rPr>
-          <w:rFonts w:ascii="Tahoma" w:eastAsia="微软雅黑" w:hAnsi="Tahoma" w:hint="eastAsia"/>
-          <w:kern w:val="0"/>
-          <w:sz w:val="22"/>
-        </w:rPr>
-        <w:t>地图</w:t>
-      </w:r>
-      <w:r>
-        <w:rPr>
-          <w:rFonts w:ascii="Tahoma" w:eastAsia="微软雅黑" w:hAnsi="Tahoma"/>
-          <w:kern w:val="0"/>
-          <w:sz w:val="22"/>
-        </w:rPr>
-        <w:t xml:space="preserve"> -</w:t>
-      </w:r>
-      <w:r>
-        <w:rPr>
-          <w:rFonts w:ascii="Tahoma" w:eastAsia="微软雅黑" w:hAnsi="Tahoma"/>
+          <w:rFonts w:ascii="Tahoma" w:eastAsia="微软雅黑" w:hAnsi="Tahoma" w:cs="Times New Roman"/>
+          <w:kern w:val="0"/>
+          <w:sz w:val="22"/>
+        </w:rPr>
+      </w:pPr>
+      <w:r>
+        <w:rPr>
+          <w:rFonts w:ascii="Tahoma" w:eastAsia="微软雅黑" w:hAnsi="Tahoma" w:cs="Times New Roman" w:hint="eastAsia"/>
+          <w:kern w:val="0"/>
+          <w:sz w:val="22"/>
+        </w:rPr>
+        <w:t>数字雨插件能配置</w:t>
+      </w:r>
+      <w:r>
+        <w:rPr>
+          <w:rFonts w:ascii="Tahoma" w:eastAsia="微软雅黑" w:hAnsi="Tahoma" w:cs="Times New Roman" w:hint="eastAsia"/>
           <w:kern w:val="0"/>
           <w:sz w:val="22"/>
         </w:rPr>
@@ -8170,115 +11031,124 @@
       </w:r>
       <w:r>
         <w:rPr>
-          <w:rFonts w:ascii="Tahoma" w:eastAsia="微软雅黑" w:hAnsi="Tahoma" w:hint="eastAsia"/>
-          <w:kern w:val="0"/>
-          <w:sz w:val="22"/>
-        </w:rPr>
-        <w:t>多层地图数字雨</w:t>
-      </w:r>
-    </w:p>
-    <w:p>
-      <w:pPr>
-        <w:pStyle w:val="4"/>
-        <w:rPr>
-          <w:rFonts w:hint="eastAsia"/>
-        </w:rPr>
-      </w:pPr>
-      <w:r>
-        <w:rPr>
-          <w:rFonts w:hint="eastAsia"/>
-        </w:rPr>
-        <w:t>1）雨滴结构</w:t>
-      </w:r>
-    </w:p>
-    <w:p>
-      <w:pPr>
+          <w:rFonts w:ascii="Tahoma" w:eastAsia="微软雅黑" w:hAnsi="Tahoma" w:cs="Times New Roman" w:hint="eastAsia"/>
+          <w:kern w:val="0"/>
+          <w:sz w:val="22"/>
+        </w:rPr>
+        <w:t>雨线数量、雨滴数量。</w:t>
+      </w:r>
+    </w:p>
+    <w:p>
+      <w:pPr>
+        <w:widowControl/>
+        <w:adjustRightInd w:val="0"/>
         <w:snapToGrid w:val="0"/>
-        <w:rPr>
-          <w:rFonts w:ascii="微软雅黑" w:eastAsia="微软雅黑" w:hAnsi="微软雅黑" w:hint="eastAsia"/>
-          <w:kern w:val="0"/>
-          <w:sz w:val="22"/>
-        </w:rPr>
-      </w:pPr>
-      <w:r>
-        <w:rPr>
-          <w:rFonts w:ascii="微软雅黑" w:eastAsia="微软雅黑" w:hAnsi="微软雅黑" w:hint="eastAsia"/>
-          <w:kern w:val="0"/>
-          <w:sz w:val="22"/>
-        </w:rPr>
-        <w:t>数字雨的结构有三层：数字雨、雨滴、字符粒子。</w:t>
-      </w:r>
-    </w:p>
-    <w:p>
-      <w:pPr>
+        <w:ind w:firstLineChars="200" w:firstLine="440"/>
+        <w:jc w:val="left"/>
+        <w:rPr>
+          <w:rFonts w:ascii="Tahoma" w:eastAsia="微软雅黑" w:hAnsi="Tahoma" w:cs="Times New Roman"/>
+          <w:kern w:val="0"/>
+          <w:sz w:val="22"/>
+        </w:rPr>
+      </w:pPr>
+      <w:r>
+        <w:rPr>
+          <w:rFonts w:ascii="Tahoma" w:eastAsia="微软雅黑" w:hAnsi="Tahoma" w:cs="Times New Roman" w:hint="eastAsia"/>
+          <w:kern w:val="0"/>
+          <w:sz w:val="22"/>
+        </w:rPr>
+        <w:t>总粒子数量</w:t>
+      </w:r>
+      <w:r>
+        <w:rPr>
+          <w:rFonts w:ascii="Tahoma" w:eastAsia="微软雅黑" w:hAnsi="Tahoma" w:cs="Times New Roman" w:hint="eastAsia"/>
+          <w:kern w:val="0"/>
+          <w:sz w:val="22"/>
+        </w:rPr>
+        <w:t xml:space="preserve"> = </w:t>
+      </w:r>
+      <w:r>
+        <w:rPr>
+          <w:rFonts w:ascii="Tahoma" w:eastAsia="微软雅黑" w:hAnsi="Tahoma" w:cs="Times New Roman" w:hint="eastAsia"/>
+          <w:kern w:val="0"/>
+          <w:sz w:val="22"/>
+        </w:rPr>
+        <w:t>雨线数量</w:t>
+      </w:r>
+      <w:r>
+        <w:rPr>
+          <w:rFonts w:ascii="Tahoma" w:eastAsia="微软雅黑" w:hAnsi="Tahoma" w:cs="Times New Roman" w:hint="eastAsia"/>
+          <w:kern w:val="0"/>
+          <w:sz w:val="22"/>
+        </w:rPr>
+        <w:t xml:space="preserve"> * (</w:t>
+      </w:r>
+      <w:r>
+        <w:rPr>
+          <w:rFonts w:ascii="Tahoma" w:eastAsia="微软雅黑" w:hAnsi="Tahoma" w:cs="Times New Roman" w:hint="eastAsia"/>
+          <w:kern w:val="0"/>
+          <w:sz w:val="22"/>
+        </w:rPr>
+        <w:t>雨滴数量</w:t>
+      </w:r>
+      <w:r>
+        <w:rPr>
+          <w:rFonts w:ascii="Tahoma" w:eastAsia="微软雅黑" w:hAnsi="Tahoma" w:cs="Times New Roman" w:hint="eastAsia"/>
+          <w:kern w:val="0"/>
+          <w:sz w:val="22"/>
+        </w:rPr>
+        <w:t>+1)</w:t>
+      </w:r>
+      <w:r>
+        <w:rPr>
+          <w:rFonts w:ascii="Tahoma" w:eastAsia="微软雅黑" w:hAnsi="Tahoma" w:cs="Times New Roman" w:hint="eastAsia"/>
+          <w:kern w:val="0"/>
+          <w:sz w:val="22"/>
+        </w:rPr>
+        <w:t xml:space="preserve"> </w:t>
+      </w:r>
+    </w:p>
+    <w:p>
+      <w:pPr>
+        <w:widowControl/>
+        <w:adjustRightInd w:val="0"/>
         <w:snapToGrid w:val="0"/>
-        <w:rPr>
-          <w:rFonts w:ascii="微软雅黑" w:eastAsia="微软雅黑" w:hAnsi="微软雅黑" w:hint="eastAsia"/>
-          <w:kern w:val="0"/>
-          <w:sz w:val="22"/>
-        </w:rPr>
-      </w:pPr>
-      <w:r>
-        <w:rPr>
-          <w:rFonts w:ascii="微软雅黑" w:eastAsia="微软雅黑" w:hAnsi="微软雅黑" w:hint="eastAsia"/>
-          <w:kern w:val="0"/>
-          <w:sz w:val="22"/>
-        </w:rPr>
-        <w:t>一长串字符粒子形成</w:t>
-      </w:r>
-      <w:r>
-        <w:rPr>
-          <w:rFonts w:ascii="微软雅黑" w:eastAsia="微软雅黑" w:hAnsi="微软雅黑" w:hint="eastAsia"/>
-          <w:kern w:val="0"/>
-          <w:sz w:val="22"/>
-        </w:rPr>
-        <w:t>单个</w:t>
-      </w:r>
-      <w:r>
-        <w:rPr>
-          <w:rFonts w:ascii="微软雅黑" w:eastAsia="微软雅黑" w:hAnsi="微软雅黑" w:hint="eastAsia"/>
-          <w:kern w:val="0"/>
-          <w:sz w:val="22"/>
-        </w:rPr>
-        <w:t>雨滴</w:t>
-      </w:r>
-      <w:r>
-        <w:rPr>
-          <w:rFonts w:ascii="微软雅黑" w:eastAsia="微软雅黑" w:hAnsi="微软雅黑" w:hint="eastAsia"/>
-          <w:kern w:val="0"/>
-          <w:sz w:val="22"/>
-        </w:rPr>
-        <w:t>。</w:t>
-      </w:r>
-    </w:p>
-    <w:p>
-      <w:pPr>
+        <w:jc w:val="left"/>
+        <w:rPr>
+          <w:rFonts w:ascii="Tahoma" w:eastAsia="微软雅黑" w:hAnsi="Tahoma" w:hint="eastAsia"/>
+          <w:kern w:val="0"/>
+          <w:sz w:val="22"/>
+        </w:rPr>
+      </w:pPr>
+      <w:r>
+        <w:rPr>
+          <w:rFonts w:ascii="Tahoma" w:eastAsia="微软雅黑" w:hAnsi="Tahoma" w:cs="Times New Roman" w:hint="eastAsia"/>
+          <w:kern w:val="0"/>
+          <w:sz w:val="22"/>
+        </w:rPr>
+        <w:t>数字雨插件考虑到性能优化和功能专一，不支持旋转、缩放、双层效果、直线拖尾贴图。</w:t>
+      </w:r>
+    </w:p>
+    <w:p>
+      <w:pPr>
+        <w:widowControl/>
+        <w:adjustRightInd w:val="0"/>
         <w:jc w:val="center"/>
         <w:rPr>
-          <w:rFonts w:ascii="宋体" w:eastAsia="宋体" w:hAnsi="宋体" w:cs="宋体" w:hint="eastAsia"/>
-          <w:kern w:val="0"/>
-          <w:sz w:val="24"/>
-          <w:szCs w:val="24"/>
-        </w:rPr>
-      </w:pPr>
-      <w:r>
-        <w:rPr>
-          <w:rFonts w:ascii="宋体" w:eastAsia="宋体" w:hAnsi="宋体" w:cs="宋体" w:hint="eastAsia"/>
-          <w:kern w:val="0"/>
-          <w:sz w:val="24"/>
-          <w:szCs w:val="24"/>
-        </w:rPr>
-        <w:t xml:space="preserve"> </w:t>
-      </w:r>
+          <w:rFonts w:ascii="Tahoma" w:eastAsia="微软雅黑" w:hAnsi="Tahoma"/>
+          <w:kern w:val="0"/>
+          <w:sz w:val="22"/>
+        </w:rPr>
+      </w:pPr>
       <w:r>
         <w:rPr>
           <w:noProof/>
         </w:rPr>
         <w:drawing>
-          <wp:inline distT="0" distB="0" distL="0" distR="0" wp14:anchorId="35A8FA45" wp14:editId="000BA21C">
-            <wp:extent cx="2705100" cy="841299"/>
-            <wp:effectExtent l="0" t="0" r="0" b="0"/>
-            <wp:docPr id="1964660722" name="图片 29"/>
+          <wp:inline distT="0" distB="0" distL="0" distR="0" wp14:anchorId="4FAD1348" wp14:editId="28977C80">
+            <wp:extent cx="3764280" cy="2273681"/>
+            <wp:effectExtent l="0" t="0" r="7620" b="0"/>
+            <wp:docPr id="2096727797" name="图片 5"/>
             <wp:cNvGraphicFramePr>
               <a:graphicFrameLocks xmlns:a="http://schemas.openxmlformats.org/drawingml/2006/main" noChangeAspect="1"/>
             </wp:cNvGraphicFramePr>
@@ -8286,218 +11156,7 @@
               <a:graphicData uri="http://schemas.openxmlformats.org/drawingml/2006/picture">
                 <pic:pic xmlns:pic="http://schemas.openxmlformats.org/drawingml/2006/picture">
                   <pic:nvPicPr>
-                    <pic:cNvPr id="0" name="Picture 57"/>
-                    <pic:cNvPicPr>
-                      <a:picLocks noChangeAspect="1" noChangeArrowheads="1"/>
-                    </pic:cNvPicPr>
-                  </pic:nvPicPr>
-                  <pic:blipFill>
-                    <a:blip r:embed="rId38">
-                      <a:extLst>
-                        <a:ext uri="{28A0092B-C50C-407E-A947-70E740481C1C}">
-                          <a14:useLocalDpi xmlns:a14="http://schemas.microsoft.com/office/drawing/2010/main" val="0"/>
-                        </a:ext>
-                      </a:extLst>
-                    </a:blip>
-                    <a:srcRect/>
-                    <a:stretch>
-                      <a:fillRect/>
-                    </a:stretch>
-                  </pic:blipFill>
-                  <pic:spPr bwMode="auto">
-                    <a:xfrm>
-                      <a:off x="0" y="0"/>
-                      <a:ext cx="2711204" cy="843197"/>
-                    </a:xfrm>
-                    <a:prstGeom prst="rect">
-                      <a:avLst/>
-                    </a:prstGeom>
-                    <a:noFill/>
-                    <a:ln>
-                      <a:noFill/>
-                    </a:ln>
-                  </pic:spPr>
-                </pic:pic>
-              </a:graphicData>
-            </a:graphic>
-          </wp:inline>
-        </w:drawing>
-      </w:r>
-      <w:r>
-        <w:rPr>
-          <w:rFonts w:ascii="宋体" w:eastAsia="宋体" w:hAnsi="宋体" w:cs="宋体"/>
-          <w:noProof/>
-          <w:kern w:val="0"/>
-          <w:sz w:val="24"/>
-          <w:szCs w:val="24"/>
-        </w:rPr>
-        <w:t xml:space="preserve"> </w:t>
-      </w:r>
-      <w:r>
-        <w:rPr>
-          <w:noProof/>
-        </w:rPr>
-        <w:drawing>
-          <wp:inline distT="0" distB="0" distL="0" distR="0" wp14:anchorId="116FB2F6" wp14:editId="10478A1A">
-            <wp:extent cx="2316480" cy="858642"/>
-            <wp:effectExtent l="0" t="0" r="7620" b="0"/>
-            <wp:docPr id="2067682211" name="图片 30"/>
-            <wp:cNvGraphicFramePr>
-              <a:graphicFrameLocks xmlns:a="http://schemas.openxmlformats.org/drawingml/2006/main" noChangeAspect="1"/>
-            </wp:cNvGraphicFramePr>
-            <a:graphic xmlns:a="http://schemas.openxmlformats.org/drawingml/2006/main">
-              <a:graphicData uri="http://schemas.openxmlformats.org/drawingml/2006/picture">
-                <pic:pic xmlns:pic="http://schemas.openxmlformats.org/drawingml/2006/picture">
-                  <pic:nvPicPr>
-                    <pic:cNvPr id="0" name="Picture 59"/>
-                    <pic:cNvPicPr>
-                      <a:picLocks noChangeAspect="1" noChangeArrowheads="1"/>
-                    </pic:cNvPicPr>
-                  </pic:nvPicPr>
-                  <pic:blipFill>
-                    <a:blip r:embed="rId39">
-                      <a:extLst>
-                        <a:ext uri="{28A0092B-C50C-407E-A947-70E740481C1C}">
-                          <a14:useLocalDpi xmlns:a14="http://schemas.microsoft.com/office/drawing/2010/main" val="0"/>
-                        </a:ext>
-                      </a:extLst>
-                    </a:blip>
-                    <a:srcRect/>
-                    <a:stretch>
-                      <a:fillRect/>
-                    </a:stretch>
-                  </pic:blipFill>
-                  <pic:spPr bwMode="auto">
-                    <a:xfrm>
-                      <a:off x="0" y="0"/>
-                      <a:ext cx="2320025" cy="859956"/>
-                    </a:xfrm>
-                    <a:prstGeom prst="rect">
-                      <a:avLst/>
-                    </a:prstGeom>
-                    <a:noFill/>
-                    <a:ln>
-                      <a:noFill/>
-                    </a:ln>
-                  </pic:spPr>
-                </pic:pic>
-              </a:graphicData>
-            </a:graphic>
-          </wp:inline>
-        </w:drawing>
-      </w:r>
-    </w:p>
-    <w:p>
-      <w:pPr>
-        <w:widowControl/>
-        <w:jc w:val="center"/>
-        <w:rPr>
-          <w:rFonts w:ascii="宋体" w:eastAsia="宋体" w:hAnsi="宋体" w:cs="宋体" w:hint="eastAsia"/>
-          <w:kern w:val="0"/>
-          <w:sz w:val="24"/>
-          <w:szCs w:val="24"/>
-        </w:rPr>
-      </w:pPr>
-      <w:r>
-        <w:rPr>
-          <w:noProof/>
-        </w:rPr>
-        <w:drawing>
-          <wp:inline distT="0" distB="0" distL="0" distR="0" wp14:anchorId="40D76C02" wp14:editId="686C3DAA">
-            <wp:extent cx="1450216" cy="388620"/>
-            <wp:effectExtent l="0" t="0" r="0" b="0"/>
-            <wp:docPr id="1340649239" name="图片 31"/>
-            <wp:cNvGraphicFramePr>
-              <a:graphicFrameLocks xmlns:a="http://schemas.openxmlformats.org/drawingml/2006/main" noChangeAspect="1"/>
-            </wp:cNvGraphicFramePr>
-            <a:graphic xmlns:a="http://schemas.openxmlformats.org/drawingml/2006/main">
-              <a:graphicData uri="http://schemas.openxmlformats.org/drawingml/2006/picture">
-                <pic:pic xmlns:pic="http://schemas.openxmlformats.org/drawingml/2006/picture">
-                  <pic:nvPicPr>
-                    <pic:cNvPr id="0" name="Picture 61"/>
-                    <pic:cNvPicPr>
-                      <a:picLocks noChangeAspect="1" noChangeArrowheads="1"/>
-                    </pic:cNvPicPr>
-                  </pic:nvPicPr>
-                  <pic:blipFill>
-                    <a:blip r:embed="rId40">
-                      <a:extLst>
-                        <a:ext uri="{28A0092B-C50C-407E-A947-70E740481C1C}">
-                          <a14:useLocalDpi xmlns:a14="http://schemas.microsoft.com/office/drawing/2010/main" val="0"/>
-                        </a:ext>
-                      </a:extLst>
-                    </a:blip>
-                    <a:srcRect/>
-                    <a:stretch>
-                      <a:fillRect/>
-                    </a:stretch>
-                  </pic:blipFill>
-                  <pic:spPr bwMode="auto">
-                    <a:xfrm>
-                      <a:off x="0" y="0"/>
-                      <a:ext cx="1459682" cy="391157"/>
-                    </a:xfrm>
-                    <a:prstGeom prst="rect">
-                      <a:avLst/>
-                    </a:prstGeom>
-                    <a:noFill/>
-                    <a:ln>
-                      <a:noFill/>
-                    </a:ln>
-                  </pic:spPr>
-                </pic:pic>
-              </a:graphicData>
-            </a:graphic>
-          </wp:inline>
-        </w:drawing>
-      </w:r>
-    </w:p>
-    <w:p>
-      <w:pPr>
-        <w:snapToGrid w:val="0"/>
-        <w:rPr>
-          <w:rFonts w:ascii="微软雅黑" w:eastAsia="微软雅黑" w:hAnsi="微软雅黑" w:hint="eastAsia"/>
-          <w:kern w:val="0"/>
-          <w:sz w:val="22"/>
-        </w:rPr>
-      </w:pPr>
-      <w:r>
-        <w:rPr>
-          <w:rFonts w:ascii="微软雅黑" w:eastAsia="微软雅黑" w:hAnsi="微软雅黑" w:hint="eastAsia"/>
-          <w:kern w:val="0"/>
-          <w:sz w:val="22"/>
-        </w:rPr>
-        <w:t>多个雨滴形成数字雨。</w:t>
-      </w:r>
-    </w:p>
-    <w:p>
-      <w:pPr>
-        <w:widowControl/>
-        <w:jc w:val="center"/>
-        <w:rPr>
-          <w:rFonts w:ascii="宋体" w:eastAsia="宋体" w:hAnsi="宋体" w:cs="宋体" w:hint="eastAsia"/>
-          <w:kern w:val="0"/>
-          <w:sz w:val="24"/>
-          <w:szCs w:val="24"/>
-        </w:rPr>
-      </w:pPr>
-      <w:r>
-        <w:rPr>
-          <w:noProof/>
-        </w:rPr>
-        <w:drawing>
-          <wp:inline distT="0" distB="0" distL="0" distR="0" wp14:anchorId="4A1E292D" wp14:editId="60B92D6F">
-            <wp:extent cx="2865120" cy="1244065"/>
-            <wp:effectExtent l="0" t="0" r="0" b="0"/>
-            <wp:docPr id="1805389700" name="图片 32"/>
-            <wp:cNvGraphicFramePr>
-              <a:graphicFrameLocks xmlns:a="http://schemas.openxmlformats.org/drawingml/2006/main" noChangeAspect="1"/>
-            </wp:cNvGraphicFramePr>
-            <a:graphic xmlns:a="http://schemas.openxmlformats.org/drawingml/2006/main">
-              <a:graphicData uri="http://schemas.openxmlformats.org/drawingml/2006/picture">
-                <pic:pic xmlns:pic="http://schemas.openxmlformats.org/drawingml/2006/picture">
-                  <pic:nvPicPr>
-                    <pic:cNvPr id="0" name="Picture 63"/>
+                    <pic:cNvPr id="0" name="Picture 10"/>
                     <pic:cNvPicPr>
                       <a:picLocks noChangeAspect="1" noChangeArrowheads="1"/>
                     </pic:cNvPicPr>
@@ -8518,7 +11177,7 @@
                   <pic:spPr bwMode="auto">
                     <a:xfrm>
                       <a:off x="0" y="0"/>
-                      <a:ext cx="2868962" cy="1245733"/>
+                      <a:ext cx="3766328" cy="2274918"/>
                     </a:xfrm>
                     <a:prstGeom prst="rect">
                       <a:avLst/>
@@ -8534,24 +11193,27 @@
           </wp:inline>
         </w:drawing>
       </w:r>
-      <w:r>
-        <w:rPr>
-          <w:rFonts w:ascii="宋体" w:eastAsia="宋体" w:hAnsi="宋体" w:cs="宋体" w:hint="eastAsia"/>
-          <w:kern w:val="0"/>
-          <w:sz w:val="24"/>
-          <w:szCs w:val="24"/>
-        </w:rPr>
-        <w:t xml:space="preserve"> </w:t>
-      </w:r>
+    </w:p>
+    <w:p>
+      <w:pPr>
+        <w:widowControl/>
+        <w:adjustRightInd w:val="0"/>
+        <w:jc w:val="center"/>
+        <w:rPr>
+          <w:rFonts w:ascii="Tahoma" w:eastAsia="微软雅黑" w:hAnsi="Tahoma"/>
+          <w:kern w:val="0"/>
+          <w:sz w:val="22"/>
+        </w:rPr>
+      </w:pPr>
       <w:r>
         <w:rPr>
           <w:noProof/>
         </w:rPr>
         <w:drawing>
-          <wp:inline distT="0" distB="0" distL="0" distR="0" wp14:anchorId="5027DEC2" wp14:editId="5EF94B5D">
-            <wp:extent cx="1988820" cy="1249119"/>
-            <wp:effectExtent l="0" t="0" r="0" b="8255"/>
-            <wp:docPr id="634904407" name="图片 33"/>
+          <wp:inline distT="0" distB="0" distL="0" distR="0" wp14:anchorId="5DFF0822" wp14:editId="00B8D805">
+            <wp:extent cx="2716415" cy="2072640"/>
+            <wp:effectExtent l="0" t="0" r="8255" b="3810"/>
+            <wp:docPr id="1266667711" name="图片 11"/>
             <wp:cNvGraphicFramePr>
               <a:graphicFrameLocks xmlns:a="http://schemas.openxmlformats.org/drawingml/2006/main" noChangeAspect="1"/>
             </wp:cNvGraphicFramePr>
@@ -8559,7 +11221,7 @@
               <a:graphicData uri="http://schemas.openxmlformats.org/drawingml/2006/picture">
                 <pic:pic xmlns:pic="http://schemas.openxmlformats.org/drawingml/2006/picture">
                   <pic:nvPicPr>
-                    <pic:cNvPr id="0" name="Picture 65"/>
+                    <pic:cNvPr id="0" name="Picture 22"/>
                     <pic:cNvPicPr>
                       <a:picLocks noChangeAspect="1" noChangeArrowheads="1"/>
                     </pic:cNvPicPr>
@@ -8580,7 +11242,7 @@
                   <pic:spPr bwMode="auto">
                     <a:xfrm>
                       <a:off x="0" y="0"/>
-                      <a:ext cx="1989592" cy="1249604"/>
+                      <a:ext cx="2723071" cy="2077719"/>
                     </a:xfrm>
                     <a:prstGeom prst="rect">
                       <a:avLst/>
@@ -8597,22 +11259,413 @@
         </w:drawing>
       </w:r>
     </w:p>
-    <w:p>
-      <w:pPr>
+    <w:tbl>
+      <w:tblPr>
+        <w:tblStyle w:val="af"/>
+        <w:tblW w:w="0" w:type="auto"/>
+        <w:shd w:val="clear" w:color="auto" w:fill="DEEAF6" w:themeFill="accent1" w:themeFillTint="33"/>
+        <w:tblLook w:val="04A0" w:firstRow="1" w:lastRow="0" w:firstColumn="1" w:lastColumn="0" w:noHBand="0" w:noVBand="1"/>
+      </w:tblPr>
+      <w:tblGrid>
+        <w:gridCol w:w="8522"/>
+      </w:tblGrid>
+      <w:tr>
+        <w:tc>
+          <w:tcPr>
+            <w:tcW w:w="8522" w:type="dxa"/>
+            <w:shd w:val="clear" w:color="auto" w:fill="DEEAF6" w:themeFill="accent1" w:themeFillTint="33"/>
+          </w:tcPr>
+          <w:p>
+            <w:pPr>
+              <w:widowControl/>
+              <w:adjustRightInd w:val="0"/>
+              <w:snapToGrid w:val="0"/>
+              <w:jc w:val="left"/>
+              <w:rPr>
+                <w:rFonts w:ascii="Tahoma" w:eastAsia="微软雅黑" w:hAnsi="Tahoma" w:hint="eastAsia"/>
+                <w:kern w:val="0"/>
+                <w:sz w:val="22"/>
+              </w:rPr>
+            </w:pPr>
+            <w:r>
+              <w:rPr>
+                <w:rFonts w:ascii="Tahoma" w:eastAsia="微软雅黑" w:hAnsi="Tahoma" w:hint="eastAsia"/>
+                <w:kern w:val="0"/>
+                <w:sz w:val="22"/>
+              </w:rPr>
+              <w:t>该插件由于与</w:t>
+            </w:r>
+            <w:r>
+              <w:rPr>
+                <w:rFonts w:ascii="Tahoma" w:eastAsia="微软雅黑" w:hAnsi="Tahoma" w:hint="eastAsia"/>
+                <w:kern w:val="0"/>
+                <w:sz w:val="22"/>
+              </w:rPr>
+              <w:t xml:space="preserve"> </w:t>
+            </w:r>
+            <w:r>
+              <w:rPr>
+                <w:rFonts w:ascii="Tahoma" w:eastAsia="微软雅黑" w:hAnsi="Tahoma" w:hint="eastAsia"/>
+                <w:kern w:val="0"/>
+                <w:sz w:val="22"/>
+              </w:rPr>
+              <w:t>粒子设计、性能消耗</w:t>
+            </w:r>
+            <w:r>
+              <w:rPr>
+                <w:rFonts w:ascii="Tahoma" w:eastAsia="微软雅黑" w:hAnsi="Tahoma" w:hint="eastAsia"/>
+                <w:kern w:val="0"/>
+                <w:sz w:val="22"/>
+              </w:rPr>
+              <w:t xml:space="preserve"> </w:t>
+            </w:r>
+            <w:r>
+              <w:rPr>
+                <w:rFonts w:ascii="Tahoma" w:eastAsia="微软雅黑" w:hAnsi="Tahoma" w:hint="eastAsia"/>
+                <w:kern w:val="0"/>
+                <w:sz w:val="22"/>
+              </w:rPr>
+              <w:t>密切相关，该文档就不赘述了，</w:t>
+            </w:r>
+          </w:p>
+          <w:p>
+            <w:pPr>
+              <w:widowControl/>
+              <w:adjustRightInd w:val="0"/>
+              <w:snapToGrid w:val="0"/>
+              <w:jc w:val="left"/>
+              <w:rPr>
+                <w:rFonts w:ascii="Tahoma" w:eastAsia="微软雅黑" w:hAnsi="Tahoma"/>
+                <w:kern w:val="0"/>
+                <w:sz w:val="22"/>
+              </w:rPr>
+            </w:pPr>
+            <w:r>
+              <w:rPr>
+                <w:rFonts w:ascii="Tahoma" w:eastAsia="微软雅黑" w:hAnsi="Tahoma" w:hint="eastAsia"/>
+                <w:kern w:val="0"/>
+                <w:sz w:val="22"/>
+              </w:rPr>
+              <w:t>具体介绍去看看文档：“</w:t>
+            </w:r>
+            <w:r>
+              <w:rPr>
+                <w:rFonts w:ascii="Tahoma" w:eastAsia="微软雅黑" w:hAnsi="Tahoma" w:hint="eastAsia"/>
+                <w:color w:val="0070C0"/>
+                <w:kern w:val="0"/>
+                <w:sz w:val="22"/>
+              </w:rPr>
+              <w:t>1.</w:t>
+            </w:r>
+            <w:r>
+              <w:rPr>
+                <w:rFonts w:ascii="Tahoma" w:eastAsia="微软雅黑" w:hAnsi="Tahoma" w:hint="eastAsia"/>
+                <w:color w:val="0070C0"/>
+                <w:kern w:val="0"/>
+                <w:sz w:val="22"/>
+              </w:rPr>
+              <w:t>系统</w:t>
+            </w:r>
+            <w:r>
+              <w:rPr>
+                <w:rFonts w:ascii="Tahoma" w:eastAsia="微软雅黑" w:hAnsi="Tahoma" w:hint="eastAsia"/>
+                <w:color w:val="0070C0"/>
+                <w:kern w:val="0"/>
+                <w:sz w:val="22"/>
+              </w:rPr>
+              <w:t xml:space="preserve"> &gt; </w:t>
+            </w:r>
+            <w:r>
+              <w:rPr>
+                <w:rFonts w:ascii="Tahoma" w:eastAsia="微软雅黑" w:hAnsi="Tahoma" w:hint="eastAsia"/>
+                <w:color w:val="0070C0"/>
+                <w:kern w:val="0"/>
+                <w:sz w:val="22"/>
+              </w:rPr>
+              <w:t>大家族</w:t>
+            </w:r>
+            <w:r>
+              <w:rPr>
+                <w:rFonts w:ascii="Tahoma" w:eastAsia="微软雅黑" w:hAnsi="Tahoma" w:hint="eastAsia"/>
+                <w:color w:val="0070C0"/>
+                <w:kern w:val="0"/>
+                <w:sz w:val="22"/>
+              </w:rPr>
+              <w:t>-</w:t>
+            </w:r>
+            <w:r>
+              <w:rPr>
+                <w:rFonts w:ascii="Tahoma" w:eastAsia="微软雅黑" w:hAnsi="Tahoma" w:hint="eastAsia"/>
+                <w:color w:val="0070C0"/>
+                <w:kern w:val="0"/>
+                <w:sz w:val="22"/>
+              </w:rPr>
+              <w:t>粒子效果</w:t>
+            </w:r>
+            <w:r>
+              <w:rPr>
+                <w:rFonts w:ascii="Tahoma" w:eastAsia="微软雅黑" w:hAnsi="Tahoma" w:hint="eastAsia"/>
+                <w:color w:val="0070C0"/>
+                <w:kern w:val="0"/>
+                <w:sz w:val="22"/>
+              </w:rPr>
+              <w:t>.docx</w:t>
+            </w:r>
+            <w:r>
+              <w:rPr>
+                <w:rFonts w:ascii="Tahoma" w:eastAsia="微软雅黑" w:hAnsi="Tahoma" w:hint="eastAsia"/>
+                <w:kern w:val="0"/>
+                <w:sz w:val="22"/>
+              </w:rPr>
+              <w:t>”</w:t>
+            </w:r>
+            <w:r>
+              <w:rPr>
+                <w:rFonts w:ascii="Tahoma" w:eastAsia="微软雅黑" w:hAnsi="Tahoma" w:hint="eastAsia"/>
+                <w:kern w:val="0"/>
+                <w:sz w:val="22"/>
+              </w:rPr>
+              <w:t>。</w:t>
+            </w:r>
+          </w:p>
+        </w:tc>
+      </w:tr>
+    </w:tbl>
+    <w:p>
+      <w:pPr>
+        <w:widowControl/>
         <w:snapToGrid w:val="0"/>
-        <w:rPr>
-          <w:rFonts w:ascii="微软雅黑" w:eastAsia="微软雅黑" w:hAnsi="微软雅黑" w:hint="eastAsia"/>
-          <w:kern w:val="0"/>
-          <w:sz w:val="22"/>
-        </w:rPr>
-      </w:pPr>
-      <w:r>
-        <w:rPr>
-          <w:rFonts w:ascii="微软雅黑" w:eastAsia="微软雅黑" w:hAnsi="微软雅黑" w:hint="eastAsia"/>
-          <w:kern w:val="0"/>
-          <w:sz w:val="22"/>
-        </w:rPr>
-        <w:t>不同类型的雨滴，分别在不同的数字雨中配置。</w:t>
+        <w:jc w:val="left"/>
+        <w:rPr>
+          <w:rFonts w:ascii="宋体" w:eastAsia="宋体" w:hAnsi="宋体" w:cs="宋体"/>
+          <w:kern w:val="0"/>
+          <w:sz w:val="24"/>
+          <w:szCs w:val="24"/>
+        </w:rPr>
+      </w:pPr>
+    </w:p>
+    <w:p>
+      <w:pPr>
+        <w:widowControl/>
+        <w:snapToGrid w:val="0"/>
+        <w:jc w:val="left"/>
+        <w:rPr>
+          <w:rFonts w:ascii="宋体" w:eastAsia="宋体" w:hAnsi="宋体" w:cs="宋体" w:hint="eastAsia"/>
+          <w:kern w:val="0"/>
+          <w:sz w:val="24"/>
+          <w:szCs w:val="24"/>
+        </w:rPr>
+      </w:pPr>
+    </w:p>
+    <w:p>
+      <w:pPr>
+        <w:widowControl/>
+        <w:snapToGrid w:val="0"/>
+        <w:jc w:val="left"/>
+        <w:rPr>
+          <w:rFonts w:ascii="宋体" w:eastAsia="宋体" w:hAnsi="宋体" w:cs="宋体" w:hint="eastAsia"/>
+          <w:kern w:val="0"/>
+          <w:sz w:val="24"/>
+          <w:szCs w:val="24"/>
+        </w:rPr>
+      </w:pPr>
+      <w:r>
+        <w:rPr>
+          <w:rFonts w:ascii="宋体" w:eastAsia="宋体" w:hAnsi="宋体" w:cs="宋体"/>
+          <w:kern w:val="0"/>
+          <w:sz w:val="24"/>
+          <w:szCs w:val="24"/>
+        </w:rPr>
+        <w:br w:type="page"/>
+      </w:r>
+    </w:p>
+    <w:p>
+      <w:pPr>
+        <w:pStyle w:val="3"/>
+        <w:rPr>
+          <w:rFonts w:hint="eastAsia"/>
+        </w:rPr>
+      </w:pPr>
+      <w:bookmarkStart w:id="15" w:name="_【地图_-_多层装饰的指令容器】"/>
+      <w:bookmarkEnd w:id="15"/>
+      <w:r>
+        <w:rPr>
+          <w:rFonts w:hint="eastAsia"/>
+        </w:rPr>
+        <w:lastRenderedPageBreak/>
+        <w:t>【地图 -</w:t>
+      </w:r>
+      <w:r>
+        <w:t xml:space="preserve"> </w:t>
+      </w:r>
+      <w:r>
+        <w:rPr>
+          <w:rFonts w:hint="eastAsia"/>
+        </w:rPr>
+        <w:t>多层装饰的指令容器</w:t>
+      </w:r>
+      <w:r>
+        <w:rPr>
+          <w:rFonts w:hint="eastAsia"/>
+        </w:rPr>
+        <w:t>】</w:t>
+      </w:r>
+    </w:p>
+    <w:p>
+      <w:pPr>
+        <w:widowControl/>
+        <w:adjustRightInd w:val="0"/>
+        <w:snapToGrid w:val="0"/>
+        <w:jc w:val="left"/>
+        <w:rPr>
+          <w:rFonts w:ascii="Tahoma" w:eastAsia="微软雅黑" w:hAnsi="Tahoma"/>
+          <w:kern w:val="0"/>
+          <w:sz w:val="22"/>
+        </w:rPr>
+      </w:pPr>
+      <w:r>
+        <w:rPr>
+          <w:rFonts w:ascii="Tahoma" w:eastAsia="微软雅黑" w:hAnsi="Tahoma" w:hint="eastAsia"/>
+          <w:kern w:val="0"/>
+          <w:sz w:val="22"/>
+        </w:rPr>
+        <w:t>地图的延迟指令、周期指令可以放指令容器中，来自插件：</w:t>
+      </w:r>
+    </w:p>
+    <w:p>
+      <w:pPr>
+        <w:widowControl/>
+        <w:adjustRightInd w:val="0"/>
+        <w:jc w:val="left"/>
+        <w:rPr>
+          <w:rFonts w:ascii="Tahoma" w:eastAsia="微软雅黑" w:hAnsi="Tahoma"/>
+          <w:kern w:val="0"/>
+          <w:sz w:val="22"/>
+        </w:rPr>
+      </w:pPr>
+      <w:r>
+        <w:rPr>
+          <w:rFonts w:ascii="Tahoma" w:eastAsia="微软雅黑" w:hAnsi="Tahoma"/>
+          <w:kern w:val="0"/>
+          <w:sz w:val="22"/>
+        </w:rPr>
+        <w:tab/>
+      </w:r>
+      <w:r>
+        <w:rPr>
+          <w:rFonts w:ascii="Tahoma" w:eastAsia="微软雅黑" w:hAnsi="Tahoma" w:hint="eastAsia"/>
+          <w:kern w:val="0"/>
+          <w:sz w:val="22"/>
+        </w:rPr>
+        <w:t>◆</w:t>
+      </w:r>
+      <w:proofErr w:type="spellStart"/>
+      <w:r>
+        <w:rPr>
+          <w:rFonts w:ascii="Tahoma" w:eastAsia="微软雅黑" w:hAnsi="Tahoma" w:hint="eastAsia"/>
+          <w:kern w:val="0"/>
+          <w:sz w:val="22"/>
+        </w:rPr>
+        <w:t>Drill_LayerDecorationPluginCommandList</w:t>
+      </w:r>
+      <w:proofErr w:type="spellEnd"/>
+      <w:r>
+        <w:rPr>
+          <w:rFonts w:ascii="Tahoma" w:eastAsia="微软雅黑" w:hAnsi="Tahoma"/>
+          <w:kern w:val="0"/>
+          <w:sz w:val="22"/>
+        </w:rPr>
+        <w:tab/>
+      </w:r>
+      <w:r>
+        <w:rPr>
+          <w:rFonts w:ascii="Tahoma" w:eastAsia="微软雅黑" w:hAnsi="Tahoma" w:hint="eastAsia"/>
+          <w:kern w:val="0"/>
+          <w:sz w:val="22"/>
+        </w:rPr>
+        <w:t>地图</w:t>
+      </w:r>
+      <w:r>
+        <w:rPr>
+          <w:rFonts w:ascii="Tahoma" w:eastAsia="微软雅黑" w:hAnsi="Tahoma" w:hint="eastAsia"/>
+          <w:kern w:val="0"/>
+          <w:sz w:val="22"/>
+        </w:rPr>
+        <w:t xml:space="preserve"> - </w:t>
+      </w:r>
+      <w:r>
+        <w:rPr>
+          <w:rFonts w:ascii="Tahoma" w:eastAsia="微软雅黑" w:hAnsi="Tahoma" w:hint="eastAsia"/>
+          <w:kern w:val="0"/>
+          <w:sz w:val="22"/>
+        </w:rPr>
+        <w:t>多层装饰的指令容器</w:t>
+      </w:r>
+    </w:p>
+    <w:p>
+      <w:pPr>
+        <w:widowControl/>
+        <w:adjustRightInd w:val="0"/>
+        <w:snapToGrid w:val="0"/>
+        <w:jc w:val="left"/>
+        <w:rPr>
+          <w:rFonts w:ascii="Tahoma" w:eastAsia="微软雅黑" w:hAnsi="Tahoma"/>
+          <w:kern w:val="0"/>
+          <w:sz w:val="22"/>
+        </w:rPr>
+      </w:pPr>
+      <w:r>
+        <w:rPr>
+          <w:rFonts w:ascii="Tahoma" w:eastAsia="微软雅黑" w:hAnsi="Tahoma" w:hint="eastAsia"/>
+          <w:kern w:val="0"/>
+          <w:sz w:val="22"/>
+        </w:rPr>
+        <w:t>指令容器可存放</w:t>
+      </w:r>
+      <w:r>
+        <w:rPr>
+          <w:rFonts w:ascii="Tahoma" w:eastAsia="微软雅黑" w:hAnsi="Tahoma" w:hint="eastAsia"/>
+          <w:kern w:val="0"/>
+          <w:sz w:val="22"/>
+        </w:rPr>
+        <w:t xml:space="preserve"> </w:t>
+      </w:r>
+      <w:r>
+        <w:rPr>
+          <w:rFonts w:ascii="Tahoma" w:eastAsia="微软雅黑" w:hAnsi="Tahoma" w:hint="eastAsia"/>
+          <w:kern w:val="0"/>
+          <w:sz w:val="22"/>
+        </w:rPr>
+        <w:t>地图</w:t>
+      </w:r>
+      <w:r>
+        <w:rPr>
+          <w:rFonts w:ascii="Tahoma" w:eastAsia="微软雅黑" w:hAnsi="Tahoma" w:hint="eastAsia"/>
+          <w:kern w:val="0"/>
+          <w:sz w:val="22"/>
+        </w:rPr>
+        <w:t>装饰的插件指令，并支持多行编辑，每行代表一条插件指令。</w:t>
+      </w:r>
+    </w:p>
+    <w:p>
+      <w:pPr>
+        <w:widowControl/>
+        <w:adjustRightInd w:val="0"/>
+        <w:snapToGrid w:val="0"/>
+        <w:jc w:val="left"/>
+        <w:rPr>
+          <w:rFonts w:ascii="Tahoma" w:eastAsia="微软雅黑" w:hAnsi="Tahoma"/>
+          <w:kern w:val="0"/>
+          <w:sz w:val="22"/>
+        </w:rPr>
+      </w:pPr>
+      <w:r>
+        <w:rPr>
+          <w:rFonts w:ascii="Tahoma" w:eastAsia="微软雅黑" w:hAnsi="Tahoma" w:hint="eastAsia"/>
+          <w:kern w:val="0"/>
+          <w:sz w:val="22"/>
+        </w:rPr>
+        <w:t>常用于快速存放、修改大量插件指令。</w:t>
       </w:r>
     </w:p>
     <w:p>
@@ -8631,10 +11684,10 @@
           <w:noProof/>
         </w:rPr>
         <w:drawing>
-          <wp:inline distT="0" distB="0" distL="0" distR="0" wp14:anchorId="3425DFE4" wp14:editId="55EB4DDF">
-            <wp:extent cx="2903220" cy="829491"/>
-            <wp:effectExtent l="0" t="0" r="0" b="8890"/>
-            <wp:docPr id="709172234" name="图片 34"/>
+          <wp:inline distT="0" distB="0" distL="0" distR="0" wp14:anchorId="41F5E838" wp14:editId="11DA8763">
+            <wp:extent cx="2247254" cy="1536144"/>
+            <wp:effectExtent l="0" t="0" r="1270" b="6985"/>
+            <wp:docPr id="360787702" name="图片 1"/>
             <wp:cNvGraphicFramePr>
               <a:graphicFrameLocks xmlns:a="http://schemas.openxmlformats.org/drawingml/2006/main" noChangeAspect="1"/>
             </wp:cNvGraphicFramePr>
@@ -8642,7 +11695,7 @@
               <a:graphicData uri="http://schemas.openxmlformats.org/drawingml/2006/picture">
                 <pic:pic xmlns:pic="http://schemas.openxmlformats.org/drawingml/2006/picture">
                   <pic:nvPicPr>
-                    <pic:cNvPr id="0" name="Picture 67"/>
+                    <pic:cNvPr id="0" name="Picture 5"/>
                     <pic:cNvPicPr>
                       <a:picLocks noChangeAspect="1" noChangeArrowheads="1"/>
                     </pic:cNvPicPr>
@@ -8663,7 +11716,7 @@
                   <pic:spPr bwMode="auto">
                     <a:xfrm>
                       <a:off x="0" y="0"/>
-                      <a:ext cx="2935546" cy="838727"/>
+                      <a:ext cx="2252782" cy="1539922"/>
                     </a:xfrm>
                     <a:prstGeom prst="rect">
                       <a:avLst/>
@@ -8693,10 +11746,10 @@
           <w:noProof/>
         </w:rPr>
         <w:drawing>
-          <wp:inline distT="0" distB="0" distL="0" distR="0" wp14:anchorId="7EF1A4D9" wp14:editId="7EDE3DCF">
-            <wp:extent cx="2025650" cy="1010873"/>
-            <wp:effectExtent l="0" t="0" r="0" b="0"/>
-            <wp:docPr id="1382332705" name="图片 35"/>
+          <wp:inline distT="0" distB="0" distL="0" distR="0" wp14:anchorId="56ECCC4A" wp14:editId="7DE39DD4">
+            <wp:extent cx="2751455" cy="1542821"/>
+            <wp:effectExtent l="0" t="0" r="0" b="635"/>
+            <wp:docPr id="2079128406" name="图片 1"/>
             <wp:cNvGraphicFramePr>
               <a:graphicFrameLocks xmlns:a="http://schemas.openxmlformats.org/drawingml/2006/main" noChangeAspect="1"/>
             </wp:cNvGraphicFramePr>
@@ -8704,7 +11757,7 @@
               <a:graphicData uri="http://schemas.openxmlformats.org/drawingml/2006/picture">
                 <pic:pic xmlns:pic="http://schemas.openxmlformats.org/drawingml/2006/picture">
                   <pic:nvPicPr>
-                    <pic:cNvPr id="0" name="Picture 69"/>
+                    <pic:cNvPr id="0" name="Picture 2"/>
                     <pic:cNvPicPr>
                       <a:picLocks noChangeAspect="1" noChangeArrowheads="1"/>
                     </pic:cNvPicPr>
@@ -8725,7 +11778,7 @@
                   <pic:spPr bwMode="auto">
                     <a:xfrm>
                       <a:off x="0" y="0"/>
-                      <a:ext cx="2040046" cy="1018057"/>
+                      <a:ext cx="2760094" cy="1547665"/>
                     </a:xfrm>
                     <a:prstGeom prst="rect">
                       <a:avLst/>
@@ -8744,176 +11797,45 @@
     </w:p>
     <w:p>
       <w:pPr>
-        <w:pStyle w:val="4"/>
-        <w:rPr>
-          <w:rFonts w:hint="eastAsia"/>
-        </w:rPr>
-      </w:pPr>
-      <w:r>
-        <w:rPr>
-          <w:rFonts w:hint="eastAsia"/>
-        </w:rPr>
-        <w:t>2）参数数字划分</w:t>
-      </w:r>
-    </w:p>
-    <w:p>
-      <w:pPr>
+        <w:widowControl/>
+        <w:adjustRightInd w:val="0"/>
         <w:snapToGrid w:val="0"/>
         <w:jc w:val="left"/>
         <w:rPr>
-          <w:rFonts w:ascii="微软雅黑" w:eastAsia="微软雅黑" w:hAnsi="微软雅黑" w:hint="eastAsia"/>
-          <w:kern w:val="0"/>
-          <w:sz w:val="22"/>
-        </w:rPr>
-      </w:pPr>
-      <w:r>
-        <w:rPr>
-          <w:rFonts w:ascii="微软雅黑" w:eastAsia="微软雅黑" w:hAnsi="微软雅黑" w:hint="eastAsia"/>
-          <w:kern w:val="0"/>
-          <w:sz w:val="22"/>
-        </w:rPr>
-        <w:t>数字雨不基于 参数数字核心 ，但是字符的划分方式与参数数字是一样的。</w:t>
-      </w:r>
-    </w:p>
-    <w:p>
-      <w:pPr>
-        <w:snapToGrid w:val="0"/>
-        <w:jc w:val="left"/>
-        <w:rPr>
-          <w:rFonts w:ascii="微软雅黑" w:eastAsia="微软雅黑" w:hAnsi="微软雅黑" w:hint="eastAsia"/>
-          <w:kern w:val="0"/>
-          <w:sz w:val="22"/>
-        </w:rPr>
-      </w:pPr>
-      <w:r>
-        <w:rPr>
-          <w:rFonts w:ascii="微软雅黑" w:eastAsia="微软雅黑" w:hAnsi="微软雅黑" w:hint="eastAsia"/>
-          <w:kern w:val="0"/>
-          <w:sz w:val="22"/>
-        </w:rPr>
-        <w:t>（参数数字核心的划分，可以去看看</w:t>
-      </w:r>
-      <w:r>
-        <w:rPr>
-          <w:rFonts w:ascii="微软雅黑" w:eastAsia="微软雅黑" w:hAnsi="微软雅黑" w:hint="eastAsia"/>
-          <w:color w:val="0070C0"/>
-          <w:kern w:val="0"/>
-          <w:sz w:val="22"/>
-        </w:rPr>
-        <w:t xml:space="preserve"> </w:t>
-      </w:r>
-      <w:r>
-        <w:rPr>
-          <w:rFonts w:ascii="微软雅黑" w:eastAsia="微软雅黑" w:hAnsi="微软雅黑"/>
-          <w:color w:val="0070C0"/>
-          <w:kern w:val="0"/>
-          <w:sz w:val="22"/>
-        </w:rPr>
-        <w:t>“</w:t>
-      </w:r>
-      <w:r>
-        <w:rPr>
-          <w:rFonts w:ascii="微软雅黑" w:eastAsia="微软雅黑" w:hAnsi="微软雅黑" w:hint="eastAsia"/>
-          <w:color w:val="0070C0"/>
-          <w:kern w:val="0"/>
-          <w:sz w:val="22"/>
-        </w:rPr>
-        <w:t>1</w:t>
-      </w:r>
-      <w:r>
-        <w:rPr>
-          <w:rFonts w:ascii="微软雅黑" w:eastAsia="微软雅黑" w:hAnsi="微软雅黑"/>
-          <w:color w:val="0070C0"/>
-          <w:kern w:val="0"/>
-          <w:sz w:val="22"/>
-        </w:rPr>
-        <w:t>.</w:t>
-      </w:r>
-      <w:r>
-        <w:rPr>
-          <w:rFonts w:ascii="微软雅黑" w:eastAsia="微软雅黑" w:hAnsi="微软雅黑" w:hint="eastAsia"/>
-          <w:color w:val="0070C0"/>
-          <w:kern w:val="0"/>
-          <w:sz w:val="22"/>
-        </w:rPr>
-        <w:t>系统</w:t>
-      </w:r>
-      <w:r>
-        <w:rPr>
-          <w:rFonts w:ascii="微软雅黑" w:eastAsia="微软雅黑" w:hAnsi="微软雅黑" w:hint="eastAsia"/>
-          <w:color w:val="0070C0"/>
-          <w:kern w:val="0"/>
-          <w:sz w:val="22"/>
-        </w:rPr>
-        <w:t xml:space="preserve"> &gt; 关于参数数字</w:t>
-      </w:r>
-      <w:r>
-        <w:rPr>
-          <w:rFonts w:ascii="微软雅黑" w:eastAsia="微软雅黑" w:hAnsi="微软雅黑"/>
-          <w:color w:val="0070C0"/>
-          <w:kern w:val="0"/>
-          <w:sz w:val="22"/>
-        </w:rPr>
-        <w:t>.docx</w:t>
-      </w:r>
-      <w:r>
-        <w:rPr>
-          <w:rFonts w:ascii="微软雅黑" w:eastAsia="微软雅黑" w:hAnsi="微软雅黑"/>
-          <w:color w:val="0070C0"/>
-          <w:kern w:val="0"/>
-          <w:sz w:val="22"/>
-        </w:rPr>
-        <w:t>”</w:t>
-      </w:r>
-      <w:r>
-        <w:rPr>
-          <w:rFonts w:ascii="微软雅黑" w:eastAsia="微软雅黑" w:hAnsi="微软雅黑" w:hint="eastAsia"/>
-          <w:kern w:val="0"/>
-          <w:sz w:val="22"/>
-        </w:rPr>
-        <w:t>）</w:t>
-      </w:r>
-    </w:p>
-    <w:p>
-      <w:pPr>
-        <w:snapToGrid w:val="0"/>
-        <w:jc w:val="left"/>
-        <w:rPr>
-          <w:rFonts w:ascii="微软雅黑" w:eastAsia="微软雅黑" w:hAnsi="微软雅黑" w:hint="eastAsia"/>
-          <w:kern w:val="0"/>
-          <w:sz w:val="22"/>
-        </w:rPr>
-      </w:pPr>
-      <w:r>
-        <w:rPr>
-          <w:rFonts w:ascii="微软雅黑" w:eastAsia="微软雅黑" w:hAnsi="微软雅黑" w:hint="eastAsia"/>
-          <w:kern w:val="0"/>
-          <w:sz w:val="22"/>
-        </w:rPr>
-        <w:t>如下图，基本符号对应 0123456789+=*/   扩展符号对应：abcdefghijklmn</w:t>
+          <w:rFonts w:ascii="Tahoma" w:eastAsia="微软雅黑" w:hAnsi="Tahoma"/>
+          <w:kern w:val="0"/>
+          <w:sz w:val="22"/>
+        </w:rPr>
+      </w:pPr>
+      <w:r>
+        <w:rPr>
+          <w:rFonts w:ascii="Tahoma" w:eastAsia="微软雅黑" w:hAnsi="Tahoma" w:hint="eastAsia"/>
+          <w:kern w:val="0"/>
+          <w:sz w:val="22"/>
+        </w:rPr>
+        <w:t>游戏中调用下面的插件指令即可执行指令容器。</w:t>
       </w:r>
     </w:p>
     <w:p>
       <w:pPr>
         <w:widowControl/>
-        <w:snapToGrid w:val="0"/>
         <w:jc w:val="center"/>
         <w:rPr>
-          <w:rFonts w:ascii="微软雅黑" w:eastAsia="微软雅黑" w:hAnsi="微软雅黑" w:hint="eastAsia"/>
-          <w:kern w:val="0"/>
-          <w:sz w:val="22"/>
+          <w:rFonts w:ascii="宋体" w:eastAsia="宋体" w:hAnsi="宋体" w:cs="宋体" w:hint="eastAsia"/>
+          <w:kern w:val="0"/>
+          <w:sz w:val="24"/>
+          <w:szCs w:val="24"/>
         </w:rPr>
       </w:pPr>
       <w:r>
         <w:rPr>
           <w:noProof/>
         </w:rPr>
-        <w:lastRenderedPageBreak/>
         <w:drawing>
-          <wp:inline distT="0" distB="0" distL="0" distR="0" wp14:anchorId="1AF1B41C" wp14:editId="02C53659">
-            <wp:extent cx="4762500" cy="1143000"/>
-            <wp:effectExtent l="0" t="0" r="0" b="0"/>
-            <wp:docPr id="806593731" name="图片 36"/>
+          <wp:inline distT="0" distB="0" distL="0" distR="0" wp14:anchorId="0A535676" wp14:editId="2266DB70">
+            <wp:extent cx="5205730" cy="1019711"/>
+            <wp:effectExtent l="0" t="0" r="0" b="9525"/>
+            <wp:docPr id="475812318" name="图片 2"/>
             <wp:cNvGraphicFramePr>
               <a:graphicFrameLocks xmlns:a="http://schemas.openxmlformats.org/drawingml/2006/main" noChangeAspect="1"/>
             </wp:cNvGraphicFramePr>
@@ -8921,7 +11843,7 @@
               <a:graphicData uri="http://schemas.openxmlformats.org/drawingml/2006/picture">
                 <pic:pic xmlns:pic="http://schemas.openxmlformats.org/drawingml/2006/picture">
                   <pic:nvPicPr>
-                    <pic:cNvPr id="0" name="Picture 71"/>
+                    <pic:cNvPr id="0" name="Picture 4"/>
                     <pic:cNvPicPr>
                       <a:picLocks noChangeAspect="1" noChangeArrowheads="1"/>
                     </pic:cNvPicPr>
@@ -8942,7 +11864,7 @@
                   <pic:spPr bwMode="auto">
                     <a:xfrm>
                       <a:off x="0" y="0"/>
-                      <a:ext cx="4762500" cy="1143000"/>
+                      <a:ext cx="5215976" cy="1021718"/>
                     </a:xfrm>
                     <a:prstGeom prst="rect">
                       <a:avLst/>
@@ -8959,11 +11881,134 @@
         </w:drawing>
       </w:r>
     </w:p>
+    <w:tbl>
+      <w:tblPr>
+        <w:tblStyle w:val="af"/>
+        <w:tblW w:w="0" w:type="auto"/>
+        <w:shd w:val="clear" w:color="auto" w:fill="DEEAF6" w:themeFill="accent1" w:themeFillTint="33"/>
+        <w:tblLook w:val="04A0" w:firstRow="1" w:lastRow="0" w:firstColumn="1" w:lastColumn="0" w:noHBand="0" w:noVBand="1"/>
+      </w:tblPr>
+      <w:tblGrid>
+        <w:gridCol w:w="8522"/>
+      </w:tblGrid>
+      <w:tr>
+        <w:tc>
+          <w:tcPr>
+            <w:tcW w:w="8522" w:type="dxa"/>
+            <w:shd w:val="clear" w:color="auto" w:fill="DEEAF6" w:themeFill="accent1" w:themeFillTint="33"/>
+          </w:tcPr>
+          <w:p>
+            <w:pPr>
+              <w:widowControl/>
+              <w:adjustRightInd w:val="0"/>
+              <w:snapToGrid w:val="0"/>
+              <w:jc w:val="left"/>
+              <w:rPr>
+                <w:rFonts w:ascii="Tahoma" w:eastAsia="微软雅黑" w:hAnsi="Tahoma"/>
+                <w:kern w:val="0"/>
+                <w:sz w:val="22"/>
+              </w:rPr>
+            </w:pPr>
+            <w:r>
+              <w:rPr>
+                <w:rFonts w:ascii="Tahoma" w:eastAsia="微软雅黑" w:hAnsi="Tahoma" w:hint="eastAsia"/>
+                <w:kern w:val="0"/>
+                <w:sz w:val="22"/>
+              </w:rPr>
+              <w:t>指令容器的灵活性非常高，可以制作复杂动画，该文档就不赘述了。</w:t>
+            </w:r>
+          </w:p>
+          <w:p>
+            <w:pPr>
+              <w:widowControl/>
+              <w:adjustRightInd w:val="0"/>
+              <w:snapToGrid w:val="0"/>
+              <w:jc w:val="left"/>
+              <w:rPr>
+                <w:rFonts w:ascii="Tahoma" w:eastAsia="微软雅黑" w:hAnsi="Tahoma"/>
+                <w:kern w:val="0"/>
+                <w:sz w:val="22"/>
+              </w:rPr>
+            </w:pPr>
+            <w:proofErr w:type="gramStart"/>
+            <w:r>
+              <w:rPr>
+                <w:rFonts w:ascii="Tahoma" w:eastAsia="微软雅黑" w:hAnsi="Tahoma" w:hint="eastAsia"/>
+                <w:kern w:val="0"/>
+                <w:sz w:val="22"/>
+              </w:rPr>
+              <w:t>详细去</w:t>
+            </w:r>
+            <w:proofErr w:type="gramEnd"/>
+            <w:r>
+              <w:rPr>
+                <w:rFonts w:ascii="Tahoma" w:eastAsia="微软雅黑" w:hAnsi="Tahoma" w:hint="eastAsia"/>
+                <w:kern w:val="0"/>
+                <w:sz w:val="22"/>
+              </w:rPr>
+              <w:t>看看文档：“</w:t>
+            </w:r>
+            <w:r>
+              <w:rPr>
+                <w:rFonts w:ascii="Tahoma" w:eastAsia="微软雅黑" w:hAnsi="Tahoma" w:hint="eastAsia"/>
+                <w:color w:val="0070C0"/>
+                <w:kern w:val="0"/>
+                <w:sz w:val="22"/>
+              </w:rPr>
+              <w:t>17.</w:t>
+            </w:r>
+            <w:r>
+              <w:rPr>
+                <w:rFonts w:ascii="Tahoma" w:eastAsia="微软雅黑" w:hAnsi="Tahoma" w:hint="eastAsia"/>
+                <w:color w:val="0070C0"/>
+                <w:kern w:val="0"/>
+                <w:sz w:val="22"/>
+              </w:rPr>
+              <w:t>主菜单</w:t>
+            </w:r>
+            <w:r>
+              <w:rPr>
+                <w:rFonts w:ascii="Tahoma" w:eastAsia="微软雅黑" w:hAnsi="Tahoma" w:hint="eastAsia"/>
+                <w:color w:val="0070C0"/>
+                <w:kern w:val="0"/>
+                <w:sz w:val="22"/>
+              </w:rPr>
+              <w:t xml:space="preserve"> &gt; </w:t>
+            </w:r>
+            <w:r>
+              <w:rPr>
+                <w:rFonts w:ascii="Tahoma" w:eastAsia="微软雅黑" w:hAnsi="Tahoma" w:hint="eastAsia"/>
+                <w:color w:val="0070C0"/>
+                <w:kern w:val="0"/>
+                <w:sz w:val="22"/>
+              </w:rPr>
+              <w:t>多层组合装饰插件的指令容器</w:t>
+            </w:r>
+            <w:r>
+              <w:rPr>
+                <w:rFonts w:ascii="Tahoma" w:eastAsia="微软雅黑" w:hAnsi="Tahoma" w:hint="eastAsia"/>
+                <w:color w:val="0070C0"/>
+                <w:kern w:val="0"/>
+                <w:sz w:val="22"/>
+              </w:rPr>
+              <w:t>.docx</w:t>
+            </w:r>
+            <w:r>
+              <w:rPr>
+                <w:rFonts w:ascii="Tahoma" w:eastAsia="微软雅黑" w:hAnsi="Tahoma" w:hint="eastAsia"/>
+                <w:kern w:val="0"/>
+                <w:sz w:val="22"/>
+              </w:rPr>
+              <w:t>”。</w:t>
+            </w:r>
+          </w:p>
+        </w:tc>
+      </w:tr>
+    </w:tbl>
     <w:p>
       <w:pPr>
         <w:widowControl/>
-        <w:snapToGrid w:val="0"/>
-        <w:jc w:val="center"/>
+        <w:jc w:val="left"/>
         <w:rPr>
           <w:rFonts w:ascii="宋体" w:eastAsia="宋体" w:hAnsi="宋体" w:cs="宋体" w:hint="eastAsia"/>
           <w:kern w:val="0"/>
@@ -8971,112 +12016,11 @@
           <w:szCs w:val="24"/>
         </w:rPr>
       </w:pPr>
-      <w:r>
-        <w:rPr>
-          <w:noProof/>
-        </w:rPr>
-        <w:drawing>
-          <wp:inline distT="0" distB="0" distL="0" distR="0" wp14:anchorId="5FB7C454" wp14:editId="6D58746D">
-            <wp:extent cx="5274310" cy="1283970"/>
-            <wp:effectExtent l="0" t="0" r="2540" b="0"/>
-            <wp:docPr id="1758705008" name="图片 37"/>
-            <wp:cNvGraphicFramePr>
-              <a:graphicFrameLocks xmlns:a="http://schemas.openxmlformats.org/drawingml/2006/main" noChangeAspect="1"/>
-            </wp:cNvGraphicFramePr>
-            <a:graphic xmlns:a="http://schemas.openxmlformats.org/drawingml/2006/main">
-              <a:graphicData uri="http://schemas.openxmlformats.org/drawingml/2006/picture">
-                <pic:pic xmlns:pic="http://schemas.openxmlformats.org/drawingml/2006/picture">
-                  <pic:nvPicPr>
-                    <pic:cNvPr id="0" name="Picture 73"/>
-                    <pic:cNvPicPr>
-                      <a:picLocks noChangeAspect="1" noChangeArrowheads="1"/>
-                    </pic:cNvPicPr>
-                  </pic:nvPicPr>
-                  <pic:blipFill>
-                    <a:blip r:embed="rId46">
-                      <a:extLst>
-                        <a:ext uri="{28A0092B-C50C-407E-A947-70E740481C1C}">
-                          <a14:useLocalDpi xmlns:a14="http://schemas.microsoft.com/office/drawing/2010/main" val="0"/>
-                        </a:ext>
-                      </a:extLst>
-                    </a:blip>
-                    <a:srcRect/>
-                    <a:stretch>
-                      <a:fillRect/>
-                    </a:stretch>
-                  </pic:blipFill>
-                  <pic:spPr bwMode="auto">
-                    <a:xfrm>
-                      <a:off x="0" y="0"/>
-                      <a:ext cx="5274310" cy="1283970"/>
-                    </a:xfrm>
-                    <a:prstGeom prst="rect">
-                      <a:avLst/>
-                    </a:prstGeom>
-                    <a:noFill/>
-                    <a:ln>
-                      <a:noFill/>
-                    </a:ln>
-                  </pic:spPr>
-                </pic:pic>
-              </a:graphicData>
-            </a:graphic>
-          </wp:inline>
-        </w:drawing>
-      </w:r>
-    </w:p>
-    <w:p>
-      <w:pPr>
-        <w:pStyle w:val="4"/>
-        <w:rPr>
-          <w:rFonts w:hint="eastAsia"/>
-        </w:rPr>
-      </w:pPr>
-      <w:r>
-        <w:rPr>
-          <w:rFonts w:hint="eastAsia"/>
-        </w:rPr>
-        <w:t>3</w:t>
-      </w:r>
-      <w:r>
-        <w:rPr>
-          <w:rFonts w:hint="eastAsia"/>
-        </w:rPr>
-        <w:t>）雨滴方向</w:t>
-      </w:r>
-    </w:p>
-    <w:p>
-      <w:pPr>
-        <w:snapToGrid w:val="0"/>
-        <w:spacing w:after="200"/>
-        <w:rPr>
-          <w:rFonts w:ascii="微软雅黑" w:eastAsia="微软雅黑" w:hAnsi="微软雅黑" w:hint="eastAsia"/>
-          <w:kern w:val="0"/>
-          <w:sz w:val="22"/>
-        </w:rPr>
-      </w:pPr>
-      <w:r>
-        <w:rPr>
-          <w:rFonts w:ascii="微软雅黑" w:eastAsia="微软雅黑" w:hAnsi="微软雅黑" w:hint="eastAsia"/>
-          <w:kern w:val="0"/>
-          <w:sz w:val="22"/>
-        </w:rPr>
-        <w:t>与粒子设置类似，如果你设置为从左侧出现，那么最好要设置雨滴向右移动。如果填反了，将看不见任何雨滴。</w:t>
-      </w:r>
-      <w:r>
-        <w:rPr>
-          <w:rFonts w:ascii="微软雅黑" w:eastAsia="微软雅黑" w:hAnsi="微软雅黑" w:hint="eastAsia"/>
-          <w:kern w:val="0"/>
-          <w:sz w:val="22"/>
-        </w:rPr>
-        <w:t>左侧出现，向右移动如下图：</w:t>
-      </w:r>
     </w:p>
     <w:p>
       <w:pPr>
         <w:widowControl/>
-        <w:snapToGrid w:val="0"/>
-        <w:jc w:val="center"/>
+        <w:jc w:val="left"/>
         <w:rPr>
           <w:rFonts w:ascii="宋体" w:eastAsia="宋体" w:hAnsi="宋体" w:cs="宋体" w:hint="eastAsia"/>
           <w:kern w:val="0"/>
@@ -9084,145 +12028,11 @@
           <w:szCs w:val="24"/>
         </w:rPr>
       </w:pPr>
-      <w:r>
-        <w:rPr>
-          <w:noProof/>
-        </w:rPr>
-        <w:drawing>
-          <wp:inline distT="0" distB="0" distL="0" distR="0" wp14:anchorId="16B82F4F" wp14:editId="4891B6E8">
-            <wp:extent cx="3855720" cy="2156460"/>
-            <wp:effectExtent l="0" t="0" r="0" b="0"/>
-            <wp:docPr id="271334529" name="图片 38"/>
-            <wp:cNvGraphicFramePr>
-              <a:graphicFrameLocks xmlns:a="http://schemas.openxmlformats.org/drawingml/2006/main" noChangeAspect="1"/>
-            </wp:cNvGraphicFramePr>
-            <a:graphic xmlns:a="http://schemas.openxmlformats.org/drawingml/2006/main">
-              <a:graphicData uri="http://schemas.openxmlformats.org/drawingml/2006/picture">
-                <pic:pic xmlns:pic="http://schemas.openxmlformats.org/drawingml/2006/picture">
-                  <pic:nvPicPr>
-                    <pic:cNvPr id="0" name="Picture 75"/>
-                    <pic:cNvPicPr>
-                      <a:picLocks noChangeAspect="1" noChangeArrowheads="1"/>
-                    </pic:cNvPicPr>
-                  </pic:nvPicPr>
-                  <pic:blipFill>
-                    <a:blip r:embed="rId47">
-                      <a:extLst>
-                        <a:ext uri="{28A0092B-C50C-407E-A947-70E740481C1C}">
-                          <a14:useLocalDpi xmlns:a14="http://schemas.microsoft.com/office/drawing/2010/main" val="0"/>
-                        </a:ext>
-                      </a:extLst>
-                    </a:blip>
-                    <a:srcRect/>
-                    <a:stretch>
-                      <a:fillRect/>
-                    </a:stretch>
-                  </pic:blipFill>
-                  <pic:spPr bwMode="auto">
-                    <a:xfrm>
-                      <a:off x="0" y="0"/>
-                      <a:ext cx="3855720" cy="2156460"/>
-                    </a:xfrm>
-                    <a:prstGeom prst="rect">
-                      <a:avLst/>
-                    </a:prstGeom>
-                    <a:noFill/>
-                    <a:ln>
-                      <a:noFill/>
-                    </a:ln>
-                  </pic:spPr>
-                </pic:pic>
-              </a:graphicData>
-            </a:graphic>
-          </wp:inline>
-        </w:drawing>
-      </w:r>
-    </w:p>
-    <w:p>
-      <w:pPr>
-        <w:snapToGrid w:val="0"/>
-        <w:jc w:val="center"/>
-        <w:rPr>
-          <w:rFonts w:ascii="微软雅黑" w:eastAsia="微软雅黑" w:hAnsi="微软雅黑" w:hint="eastAsia"/>
-          <w:kern w:val="0"/>
-          <w:sz w:val="22"/>
-        </w:rPr>
-      </w:pPr>
-      <w:r>
-        <w:rPr>
-          <w:noProof/>
-        </w:rPr>
-        <w:drawing>
-          <wp:inline distT="0" distB="0" distL="0" distR="0" wp14:anchorId="016DACCF" wp14:editId="4A0378EE">
-            <wp:extent cx="3840480" cy="1916540"/>
-            <wp:effectExtent l="0" t="0" r="7620" b="7620"/>
-            <wp:docPr id="377926965" name="图片 39"/>
-            <wp:cNvGraphicFramePr>
-              <a:graphicFrameLocks xmlns:a="http://schemas.openxmlformats.org/drawingml/2006/main" noChangeAspect="1"/>
-            </wp:cNvGraphicFramePr>
-            <a:graphic xmlns:a="http://schemas.openxmlformats.org/drawingml/2006/main">
-              <a:graphicData uri="http://schemas.openxmlformats.org/drawingml/2006/picture">
-                <pic:pic xmlns:pic="http://schemas.openxmlformats.org/drawingml/2006/picture">
-                  <pic:nvPicPr>
-                    <pic:cNvPr id="0" name="Picture 77"/>
-                    <pic:cNvPicPr>
-                      <a:picLocks noChangeAspect="1" noChangeArrowheads="1"/>
-                    </pic:cNvPicPr>
-                  </pic:nvPicPr>
-                  <pic:blipFill>
-                    <a:blip r:embed="rId44">
-                      <a:extLst>
-                        <a:ext uri="{28A0092B-C50C-407E-A947-70E740481C1C}">
-                          <a14:useLocalDpi xmlns:a14="http://schemas.microsoft.com/office/drawing/2010/main" val="0"/>
-                        </a:ext>
-                      </a:extLst>
-                    </a:blip>
-                    <a:srcRect/>
-                    <a:stretch>
-                      <a:fillRect/>
-                    </a:stretch>
-                  </pic:blipFill>
-                  <pic:spPr bwMode="auto">
-                    <a:xfrm>
-                      <a:off x="0" y="0"/>
-                      <a:ext cx="3840787" cy="1916693"/>
-                    </a:xfrm>
-                    <a:prstGeom prst="rect">
-                      <a:avLst/>
-                    </a:prstGeom>
-                    <a:noFill/>
-                    <a:ln>
-                      <a:noFill/>
-                    </a:ln>
-                  </pic:spPr>
-                </pic:pic>
-              </a:graphicData>
-            </a:graphic>
-          </wp:inline>
-        </w:drawing>
-      </w:r>
-    </w:p>
-    <w:p>
-      <w:pPr>
-        <w:rPr>
-          <w:rFonts w:ascii="微软雅黑" w:eastAsia="微软雅黑" w:hAnsi="微软雅黑" w:hint="eastAsia"/>
-          <w:kern w:val="0"/>
-          <w:sz w:val="22"/>
-        </w:rPr>
-      </w:pPr>
-      <w:r>
-        <w:rPr>
-          <w:rFonts w:ascii="微软雅黑" w:eastAsia="微软雅黑" w:hAnsi="微软雅黑" w:hint="eastAsia"/>
-          <w:kern w:val="0"/>
-          <w:sz w:val="22"/>
-        </w:rPr>
-        <w:t>上侧出现，向下移动如下图：</w:t>
-      </w:r>
-    </w:p>
-    <w:p>
-      <w:pPr>
-        <w:snapToGrid w:val="0"/>
-        <w:jc w:val="center"/>
+    </w:p>
+    <w:p>
+      <w:pPr>
+        <w:widowControl/>
+        <w:jc w:val="left"/>
         <w:rPr>
           <w:rFonts w:ascii="宋体" w:eastAsia="宋体" w:hAnsi="宋体" w:cs="宋体" w:hint="eastAsia"/>
           <w:kern w:val="0"/>
@@ -9232,143 +12042,11 @@
       </w:pPr>
       <w:r>
         <w:rPr>
-          <w:noProof/>
-        </w:rPr>
-        <w:lastRenderedPageBreak/>
-        <w:drawing>
-          <wp:inline distT="0" distB="0" distL="0" distR="0" wp14:anchorId="1C221535" wp14:editId="515226D6">
-            <wp:extent cx="3314700" cy="1785254"/>
-            <wp:effectExtent l="0" t="0" r="0" b="5715"/>
-            <wp:docPr id="279887483" name="图片 40"/>
-            <wp:cNvGraphicFramePr>
-              <a:graphicFrameLocks xmlns:a="http://schemas.openxmlformats.org/drawingml/2006/main" noChangeAspect="1"/>
-            </wp:cNvGraphicFramePr>
-            <a:graphic xmlns:a="http://schemas.openxmlformats.org/drawingml/2006/main">
-              <a:graphicData uri="http://schemas.openxmlformats.org/drawingml/2006/picture">
-                <pic:pic xmlns:pic="http://schemas.openxmlformats.org/drawingml/2006/picture">
-                  <pic:nvPicPr>
-                    <pic:cNvPr id="0" name="Picture 79"/>
-                    <pic:cNvPicPr>
-                      <a:picLocks noChangeAspect="1" noChangeArrowheads="1"/>
-                    </pic:cNvPicPr>
-                  </pic:nvPicPr>
-                  <pic:blipFill>
-                    <a:blip r:embed="rId48">
-                      <a:extLst>
-                        <a:ext uri="{28A0092B-C50C-407E-A947-70E740481C1C}">
-                          <a14:useLocalDpi xmlns:a14="http://schemas.microsoft.com/office/drawing/2010/main" val="0"/>
-                        </a:ext>
-                      </a:extLst>
-                    </a:blip>
-                    <a:srcRect/>
-                    <a:stretch>
-                      <a:fillRect/>
-                    </a:stretch>
-                  </pic:blipFill>
-                  <pic:spPr bwMode="auto">
-                    <a:xfrm>
-                      <a:off x="0" y="0"/>
-                      <a:ext cx="3316260" cy="1786094"/>
-                    </a:xfrm>
-                    <a:prstGeom prst="rect">
-                      <a:avLst/>
-                    </a:prstGeom>
-                    <a:noFill/>
-                    <a:ln>
-                      <a:noFill/>
-                    </a:ln>
-                  </pic:spPr>
-                </pic:pic>
-              </a:graphicData>
-            </a:graphic>
-          </wp:inline>
-        </w:drawing>
-      </w:r>
-    </w:p>
-    <w:p>
-      <w:pPr>
-        <w:widowControl/>
-        <w:snapToGrid w:val="0"/>
-        <w:jc w:val="center"/>
-        <w:rPr>
           <w:rFonts w:ascii="宋体" w:eastAsia="宋体" w:hAnsi="宋体" w:cs="宋体" w:hint="eastAsia"/>
           <w:kern w:val="0"/>
           <w:sz w:val="24"/>
           <w:szCs w:val="24"/>
         </w:rPr>
-      </w:pPr>
-      <w:r>
-        <w:rPr>
-          <w:noProof/>
-        </w:rPr>
-        <w:drawing>
-          <wp:inline distT="0" distB="0" distL="0" distR="0" wp14:anchorId="693F4C2A" wp14:editId="023242CC">
-            <wp:extent cx="3299460" cy="2393022"/>
-            <wp:effectExtent l="0" t="0" r="0" b="7620"/>
-            <wp:docPr id="714819304" name="图片 41"/>
-            <wp:cNvGraphicFramePr>
-              <a:graphicFrameLocks xmlns:a="http://schemas.openxmlformats.org/drawingml/2006/main" noChangeAspect="1"/>
-            </wp:cNvGraphicFramePr>
-            <a:graphic xmlns:a="http://schemas.openxmlformats.org/drawingml/2006/main">
-              <a:graphicData uri="http://schemas.openxmlformats.org/drawingml/2006/picture">
-                <pic:pic xmlns:pic="http://schemas.openxmlformats.org/drawingml/2006/picture">
-                  <pic:nvPicPr>
-                    <pic:cNvPr id="0" name="Picture 81"/>
-                    <pic:cNvPicPr>
-                      <a:picLocks noChangeAspect="1" noChangeArrowheads="1"/>
-                    </pic:cNvPicPr>
-                  </pic:nvPicPr>
-                  <pic:blipFill>
-                    <a:blip r:embed="rId49">
-                      <a:extLst>
-                        <a:ext uri="{28A0092B-C50C-407E-A947-70E740481C1C}">
-                          <a14:useLocalDpi xmlns:a14="http://schemas.microsoft.com/office/drawing/2010/main" val="0"/>
-                        </a:ext>
-                      </a:extLst>
-                    </a:blip>
-                    <a:srcRect/>
-                    <a:stretch>
-                      <a:fillRect/>
-                    </a:stretch>
-                  </pic:blipFill>
-                  <pic:spPr bwMode="auto">
-                    <a:xfrm>
-                      <a:off x="0" y="0"/>
-                      <a:ext cx="3301613" cy="2394583"/>
-                    </a:xfrm>
-                    <a:prstGeom prst="rect">
-                      <a:avLst/>
-                    </a:prstGeom>
-                    <a:noFill/>
-                    <a:ln>
-                      <a:noFill/>
-                    </a:ln>
-                  </pic:spPr>
-                </pic:pic>
-              </a:graphicData>
-            </a:graphic>
-          </wp:inline>
-        </w:drawing>
-      </w:r>
-    </w:p>
-    <w:p>
-      <w:pPr>
-        <w:widowControl/>
-        <w:jc w:val="left"/>
-        <w:rPr>
-          <w:rFonts w:ascii="宋体" w:eastAsia="宋体" w:hAnsi="宋体" w:cs="宋体" w:hint="eastAsia"/>
-          <w:kern w:val="0"/>
-          <w:sz w:val="24"/>
-          <w:szCs w:val="24"/>
-        </w:rPr>
-      </w:pPr>
-      <w:r>
-        <w:rPr>
-          <w:rFonts w:ascii="宋体" w:eastAsia="宋体" w:hAnsi="宋体" w:cs="宋体"/>
-          <w:kern w:val="0"/>
-          <w:sz w:val="24"/>
-          <w:szCs w:val="24"/>
-        </w:rPr>
         <w:br w:type="page"/>
       </w:r>
     </w:p>
@@ -9400,12 +12078,12 @@
           <w:rFonts w:hint="eastAsia"/>
         </w:rPr>
       </w:pPr>
-      <w:bookmarkStart w:id="7" w:name="_设计一个菜单面板的场景"/>
-      <w:bookmarkStart w:id="8" w:name="_快速上手配置一个菜单面板的场景"/>
-      <w:bookmarkStart w:id="9" w:name="_设计一张地图的远景"/>
-      <w:bookmarkEnd w:id="7"/>
-      <w:bookmarkEnd w:id="8"/>
-      <w:bookmarkEnd w:id="9"/>
+      <w:bookmarkStart w:id="16" w:name="_设计一个菜单面板的场景"/>
+      <w:bookmarkStart w:id="17" w:name="_快速上手配置一个菜单面板的场景"/>
+      <w:bookmarkStart w:id="18" w:name="_设计一张地图的远景"/>
+      <w:bookmarkEnd w:id="16"/>
+      <w:bookmarkEnd w:id="17"/>
+      <w:bookmarkEnd w:id="18"/>
       <w:r>
         <w:rPr>
           <w:rFonts w:hint="eastAsia"/>
@@ -9742,7 +12420,7 @@
                     </pic:cNvPicPr>
                   </pic:nvPicPr>
                   <pic:blipFill>
-                    <a:blip r:embed="rId50">
+                    <a:blip r:embed="rId46">
                       <a:extLst>
                         <a:ext uri="{28A0092B-C50C-407E-A947-70E740481C1C}">
                           <a14:useLocalDpi xmlns:a14="http://schemas.microsoft.com/office/drawing/2010/main" val="0"/>
@@ -9846,6 +12524,7 @@
         </w:rPr>
         <w:t>◆</w:t>
       </w:r>
+      <w:proofErr w:type="spellStart"/>
       <w:r>
         <w:rPr>
           <w:rFonts w:ascii="Tahoma" w:eastAsia="微软雅黑" w:hAnsi="Tahoma"/>
@@ -9854,6 +12533,7 @@
         </w:rPr>
         <w:t>Drill_LayerGround</w:t>
       </w:r>
+      <w:proofErr w:type="spellEnd"/>
       <w:r>
         <w:rPr>
           <w:rFonts w:ascii="Tahoma" w:eastAsia="微软雅黑" w:hAnsi="Tahoma"/>
@@ -10051,7 +12731,7 @@
                     </pic:cNvPicPr>
                   </pic:nvPicPr>
                   <pic:blipFill>
-                    <a:blip r:embed="rId51">
+                    <a:blip r:embed="rId47">
                       <a:extLst>
                         <a:ext uri="{28A0092B-C50C-407E-A947-70E740481C1C}">
                           <a14:useLocalDpi xmlns:a14="http://schemas.microsoft.com/office/drawing/2010/main" val="0"/>
@@ -10227,7 +12907,7 @@
                     </pic:cNvPicPr>
                   </pic:nvPicPr>
                   <pic:blipFill>
-                    <a:blip r:embed="rId52">
+                    <a:blip r:embed="rId48">
                       <a:extLst>
                         <a:ext uri="{28A0092B-C50C-407E-A947-70E740481C1C}">
                           <a14:useLocalDpi xmlns:a14="http://schemas.microsoft.com/office/drawing/2010/main" val="0"/>
@@ -10324,7 +13004,7 @@
                     </pic:cNvPicPr>
                   </pic:nvPicPr>
                   <pic:blipFill>
-                    <a:blip r:embed="rId53">
+                    <a:blip r:embed="rId49">
                       <a:extLst>
                         <a:ext uri="{28A0092B-C50C-407E-A947-70E740481C1C}">
                           <a14:useLocalDpi xmlns:a14="http://schemas.microsoft.com/office/drawing/2010/main" val="0"/>
@@ -10388,7 +13068,7 @@
                     </pic:cNvPicPr>
                   </pic:nvPicPr>
                   <pic:blipFill>
-                    <a:blip r:embed="rId54">
+                    <a:blip r:embed="rId50">
                       <a:extLst>
                         <a:ext uri="{28A0092B-C50C-407E-A947-70E740481C1C}">
                           <a14:useLocalDpi xmlns:a14="http://schemas.microsoft.com/office/drawing/2010/main" val="0"/>
@@ -10645,7 +13325,7 @@
                     </pic:cNvPicPr>
                   </pic:nvPicPr>
                   <pic:blipFill>
-                    <a:blip r:embed="rId55">
+                    <a:blip r:embed="rId51">
                       <a:extLst>
                         <a:ext uri="{28A0092B-C50C-407E-A947-70E740481C1C}">
                           <a14:useLocalDpi xmlns:a14="http://schemas.microsoft.com/office/drawing/2010/main" val="0"/>
@@ -10746,7 +13426,7 @@
                     </pic:cNvPicPr>
                   </pic:nvPicPr>
                   <pic:blipFill>
-                    <a:blip r:embed="rId56">
+                    <a:blip r:embed="rId52">
                       <a:extLst>
                         <a:ext uri="{28A0092B-C50C-407E-A947-70E740481C1C}">
                           <a14:useLocalDpi xmlns:a14="http://schemas.microsoft.com/office/drawing/2010/main" val="0"/>
@@ -10965,7 +13645,7 @@
                     </pic:cNvPicPr>
                   </pic:nvPicPr>
                   <pic:blipFill>
-                    <a:blip r:embed="rId57">
+                    <a:blip r:embed="rId53">
                       <a:extLst>
                         <a:ext uri="{28A0092B-C50C-407E-A947-70E740481C1C}">
                           <a14:useLocalDpi xmlns:a14="http://schemas.microsoft.com/office/drawing/2010/main" val="0"/>
@@ -11134,7 +13814,7 @@
                     </pic:cNvPicPr>
                   </pic:nvPicPr>
                   <pic:blipFill>
-                    <a:blip r:embed="rId58">
+                    <a:blip r:embed="rId54">
                       <a:extLst>
                         <a:ext uri="{28A0092B-C50C-407E-A947-70E740481C1C}">
                           <a14:useLocalDpi xmlns:a14="http://schemas.microsoft.com/office/drawing/2010/main" val="0"/>
@@ -11439,7 +14119,7 @@
                     </pic:cNvPicPr>
                   </pic:nvPicPr>
                   <pic:blipFill>
-                    <a:blip r:embed="rId59">
+                    <a:blip r:embed="rId55">
                       <a:extLst>
                         <a:ext uri="{28A0092B-C50C-407E-A947-70E740481C1C}">
                           <a14:useLocalDpi xmlns:a14="http://schemas.microsoft.com/office/drawing/2010/main" val="0"/>
@@ -11569,7 +14249,7 @@
                     </pic:cNvPicPr>
                   </pic:nvPicPr>
                   <pic:blipFill>
-                    <a:blip r:embed="rId50">
+                    <a:blip r:embed="rId46">
                       <a:extLst>
                         <a:ext uri="{28A0092B-C50C-407E-A947-70E740481C1C}">
                           <a14:useLocalDpi xmlns:a14="http://schemas.microsoft.com/office/drawing/2010/main" val="0"/>
@@ -11774,7 +14454,7 @@
                     </pic:cNvPicPr>
                   </pic:nvPicPr>
                   <pic:blipFill>
-                    <a:blip r:embed="rId60">
+                    <a:blip r:embed="rId56">
                       <a:extLst>
                         <a:ext uri="{28A0092B-C50C-407E-A947-70E740481C1C}">
                           <a14:useLocalDpi xmlns:a14="http://schemas.microsoft.com/office/drawing/2010/main" val="0"/>
@@ -12135,7 +14815,7 @@
                     </pic:cNvPicPr>
                   </pic:nvPicPr>
                   <pic:blipFill>
-                    <a:blip r:embed="rId61">
+                    <a:blip r:embed="rId57">
                       <a:extLst>
                         <a:ext uri="{28A0092B-C50C-407E-A947-70E740481C1C}">
                           <a14:useLocalDpi xmlns:a14="http://schemas.microsoft.com/office/drawing/2010/main" val="0"/>
@@ -12274,7 +14954,7 @@
                     </pic:cNvPicPr>
                   </pic:nvPicPr>
                   <pic:blipFill>
-                    <a:blip r:embed="rId62">
+                    <a:blip r:embed="rId58">
                       <a:extLst>
                         <a:ext uri="{28A0092B-C50C-407E-A947-70E740481C1C}">
                           <a14:useLocalDpi xmlns:a14="http://schemas.microsoft.com/office/drawing/2010/main" val="0"/>
@@ -12334,8 +15014,8 @@
           <w:rFonts w:hint="eastAsia"/>
         </w:rPr>
       </w:pPr>
-      <w:bookmarkStart w:id="10" w:name="_使用平铺GIF模拟转场动画"/>
-      <w:bookmarkEnd w:id="10"/>
+      <w:bookmarkStart w:id="19" w:name="_使用平铺GIF模拟转场动画"/>
+      <w:bookmarkEnd w:id="19"/>
       <w:r>
         <w:rPr>
           <w:rFonts w:hint="eastAsia"/>
@@ -12483,7 +15163,7 @@
           <w:sz w:val="22"/>
         </w:rPr>
       </w:pPr>
-      <w:hyperlink r:id="rId63" w:history="1">
+      <w:hyperlink r:id="rId59" w:history="1">
         <w:r>
           <w:rPr>
             <w:rStyle w:val="a4"/>
@@ -12546,7 +15226,25 @@
           <w:kern w:val="0"/>
           <w:sz w:val="22"/>
         </w:rPr>
-        <w:t>于是作者我就因为这个灵感开坑了。</w:t>
+        <w:t>于是作者我就因为这个</w:t>
+      </w:r>
+      <w:proofErr w:type="gramStart"/>
+      <w:r>
+        <w:rPr>
+          <w:rFonts w:ascii="Tahoma" w:eastAsia="微软雅黑" w:hAnsi="Tahoma" w:hint="eastAsia"/>
+          <w:kern w:val="0"/>
+          <w:sz w:val="22"/>
+        </w:rPr>
+        <w:t>灵感开坑了</w:t>
+      </w:r>
+      <w:proofErr w:type="gramEnd"/>
+      <w:r>
+        <w:rPr>
+          <w:rFonts w:ascii="Tahoma" w:eastAsia="微软雅黑" w:hAnsi="Tahoma" w:hint="eastAsia"/>
+          <w:kern w:val="0"/>
+          <w:sz w:val="22"/>
+        </w:rPr>
+        <w:t>。</w:t>
       </w:r>
     </w:p>
     <w:p>
@@ -12579,7 +15277,7 @@
                     </pic:cNvPicPr>
                   </pic:nvPicPr>
                   <pic:blipFill>
-                    <a:blip r:embed="rId64">
+                    <a:blip r:embed="rId60">
                       <a:extLst>
                         <a:ext uri="{28A0092B-C50C-407E-A947-70E740481C1C}">
                           <a14:useLocalDpi xmlns:a14="http://schemas.microsoft.com/office/drawing/2010/main" val="0"/>
@@ -12638,7 +15336,7 @@
                     </pic:cNvPicPr>
                   </pic:nvPicPr>
                   <pic:blipFill>
-                    <a:blip r:embed="rId65">
+                    <a:blip r:embed="rId61">
                       <a:extLst>
                         <a:ext uri="{28A0092B-C50C-407E-A947-70E740481C1C}">
                           <a14:useLocalDpi xmlns:a14="http://schemas.microsoft.com/office/drawing/2010/main" val="0"/>
@@ -12753,6 +15451,7 @@
         </w:rPr>
         <w:t>◆</w:t>
       </w:r>
+      <w:proofErr w:type="spellStart"/>
       <w:r>
         <w:rPr>
           <w:rFonts w:ascii="Tahoma" w:eastAsia="微软雅黑" w:hAnsi="Tahoma"/>
@@ -12761,6 +15460,7 @@
         </w:rPr>
         <w:t>Drill_LayerTiledGif</w:t>
       </w:r>
+      <w:proofErr w:type="spellEnd"/>
       <w:r>
         <w:rPr>
           <w:rFonts w:ascii="Tahoma" w:eastAsia="微软雅黑" w:hAnsi="Tahoma"/>
@@ -12910,7 +15610,7 @@
                     </pic:cNvPicPr>
                   </pic:nvPicPr>
                   <pic:blipFill>
-                    <a:blip r:embed="rId66">
+                    <a:blip r:embed="rId62">
                       <a:extLst>
                         <a:ext uri="{28A0092B-C50C-407E-A947-70E740481C1C}">
                           <a14:useLocalDpi xmlns:a14="http://schemas.microsoft.com/office/drawing/2010/main" val="0"/>
@@ -13016,6 +15716,7 @@
         </w:rPr>
         <w:t>资源可以通过</w:t>
       </w:r>
+      <w:proofErr w:type="spellStart"/>
       <w:r>
         <w:rPr>
           <w:rFonts w:ascii="Tahoma" w:eastAsia="微软雅黑" w:hAnsi="Tahoma" w:hint="eastAsia"/>
@@ -13024,6 +15725,7 @@
         </w:rPr>
         <w:t>ps</w:t>
       </w:r>
+      <w:proofErr w:type="spellEnd"/>
       <w:r>
         <w:rPr>
           <w:rFonts w:ascii="Tahoma" w:eastAsia="微软雅黑" w:hAnsi="Tahoma" w:hint="eastAsia"/>
@@ -13085,7 +15787,7 @@
                     </pic:cNvPicPr>
                   </pic:nvPicPr>
                   <pic:blipFill>
-                    <a:blip r:embed="rId67">
+                    <a:blip r:embed="rId63">
                       <a:extLst>
                         <a:ext uri="{28A0092B-C50C-407E-A947-70E740481C1C}">
                           <a14:useLocalDpi xmlns:a14="http://schemas.microsoft.com/office/drawing/2010/main" val="0"/>
@@ -13149,7 +15851,7 @@
                     </pic:cNvPicPr>
                   </pic:nvPicPr>
                   <pic:blipFill>
-                    <a:blip r:embed="rId68">
+                    <a:blip r:embed="rId64">
                       <a:extLst>
                         <a:ext uri="{28A0092B-C50C-407E-A947-70E740481C1C}">
                           <a14:useLocalDpi xmlns:a14="http://schemas.microsoft.com/office/drawing/2010/main" val="0"/>
@@ -13601,7 +16303,7 @@
                     </pic:cNvPicPr>
                   </pic:nvPicPr>
                   <pic:blipFill>
-                    <a:blip r:embed="rId69">
+                    <a:blip r:embed="rId65">
                       <a:extLst>
                         <a:ext uri="{28A0092B-C50C-407E-A947-70E740481C1C}">
                           <a14:useLocalDpi xmlns:a14="http://schemas.microsoft.com/office/drawing/2010/main" val="0"/>
@@ -13708,17 +16410,27 @@
         </w:rPr>
         <w:t>前，可以先了解下配置技巧：</w:t>
       </w:r>
-      <w:hyperlink w:anchor="_配置方法" w:history="1">
-        <w:r>
-          <w:rPr>
-            <w:rStyle w:val="a4"/>
-            <w:rFonts w:ascii="Tahoma" w:eastAsia="微软雅黑" w:hAnsi="Tahoma" w:hint="eastAsia"/>
-            <w:kern w:val="0"/>
-            <w:sz w:val="22"/>
-          </w:rPr>
-          <w:t>配置方法</w:t>
-        </w:r>
-      </w:hyperlink>
+      <w:r>
+        <w:fldChar w:fldCharType="begin"/>
+      </w:r>
+      <w:r>
+        <w:instrText>HYPERLINK \l "_配置方法"</w:instrText>
+      </w:r>
+      <w:r>
+        <w:fldChar w:fldCharType="separate"/>
+      </w:r>
+      <w:r>
+        <w:rPr>
+          <w:rStyle w:val="a4"/>
+          <w:rFonts w:ascii="Tahoma" w:eastAsia="微软雅黑" w:hAnsi="Tahoma" w:hint="eastAsia"/>
+          <w:kern w:val="0"/>
+          <w:sz w:val="22"/>
+        </w:rPr>
+        <w:t>配置方法</w:t>
+      </w:r>
+      <w:r>
+        <w:fldChar w:fldCharType="end"/>
+      </w:r>
       <w:r>
         <w:rPr>
           <w:rFonts w:ascii="Tahoma" w:eastAsia="微软雅黑" w:hAnsi="Tahoma"/>
@@ -13827,7 +16539,7 @@
                     </pic:cNvPicPr>
                   </pic:nvPicPr>
                   <pic:blipFill>
-                    <a:blip r:embed="rId70">
+                    <a:blip r:embed="rId66">
                       <a:extLst>
                         <a:ext uri="{28A0092B-C50C-407E-A947-70E740481C1C}">
                           <a14:useLocalDpi xmlns:a14="http://schemas.microsoft.com/office/drawing/2010/main" val="0"/>
@@ -13938,7 +16650,25 @@
           <w:kern w:val="0"/>
           <w:sz w:val="22"/>
         </w:rPr>
-        <w:t>你需要确保锁定的帧是完全空白透明的图片，不然在游戏场景中会看见平铺的图片。</w:t>
+        <w:t>你需要确保锁定</w:t>
+      </w:r>
+      <w:proofErr w:type="gramStart"/>
+      <w:r>
+        <w:rPr>
+          <w:rFonts w:ascii="Tahoma" w:eastAsia="微软雅黑" w:hAnsi="Tahoma" w:hint="eastAsia"/>
+          <w:kern w:val="0"/>
+          <w:sz w:val="22"/>
+        </w:rPr>
+        <w:t>的帧是完全</w:t>
+      </w:r>
+      <w:proofErr w:type="gramEnd"/>
+      <w:r>
+        <w:rPr>
+          <w:rFonts w:ascii="Tahoma" w:eastAsia="微软雅黑" w:hAnsi="Tahoma" w:hint="eastAsia"/>
+          <w:kern w:val="0"/>
+          <w:sz w:val="22"/>
+        </w:rPr>
+        <w:t>空白透明的图片，不然在游戏场景中会看见平铺的图片。</w:t>
       </w:r>
     </w:p>
     <w:p>
@@ -13974,7 +16704,7 @@
                     </pic:cNvPicPr>
                   </pic:nvPicPr>
                   <pic:blipFill>
-                    <a:blip r:embed="rId71">
+                    <a:blip r:embed="rId67">
                       <a:extLst>
                         <a:ext uri="{28A0092B-C50C-407E-A947-70E740481C1C}">
                           <a14:useLocalDpi xmlns:a14="http://schemas.microsoft.com/office/drawing/2010/main" val="0"/>
@@ -14034,7 +16764,43 @@
           <w:kern w:val="0"/>
           <w:sz w:val="22"/>
         </w:rPr>
-        <w:t>将图片放到最顶层，且图片层级调大点，尽量在其他最顶层的配置的上面。</w:t>
+        <w:t>将图片放到最顶层，</w:t>
+      </w:r>
+      <w:proofErr w:type="gramStart"/>
+      <w:r>
+        <w:rPr>
+          <w:rFonts w:ascii="Tahoma" w:eastAsia="微软雅黑" w:hAnsi="Tahoma" w:hint="eastAsia"/>
+          <w:kern w:val="0"/>
+          <w:sz w:val="22"/>
+        </w:rPr>
+        <w:t>且图片</w:t>
+      </w:r>
+      <w:proofErr w:type="gramEnd"/>
+      <w:r>
+        <w:rPr>
+          <w:rFonts w:ascii="Tahoma" w:eastAsia="微软雅黑" w:hAnsi="Tahoma" w:hint="eastAsia"/>
+          <w:kern w:val="0"/>
+          <w:sz w:val="22"/>
+        </w:rPr>
+        <w:t>层级调大点，尽量在</w:t>
+      </w:r>
+      <w:proofErr w:type="gramStart"/>
+      <w:r>
+        <w:rPr>
+          <w:rFonts w:ascii="Tahoma" w:eastAsia="微软雅黑" w:hAnsi="Tahoma" w:hint="eastAsia"/>
+          <w:kern w:val="0"/>
+          <w:sz w:val="22"/>
+        </w:rPr>
+        <w:t>其他最</w:t>
+      </w:r>
+      <w:proofErr w:type="gramEnd"/>
+      <w:r>
+        <w:rPr>
+          <w:rFonts w:ascii="Tahoma" w:eastAsia="微软雅黑" w:hAnsi="Tahoma" w:hint="eastAsia"/>
+          <w:kern w:val="0"/>
+          <w:sz w:val="22"/>
+        </w:rPr>
+        <w:t>顶层的配置的上面。</w:t>
       </w:r>
     </w:p>
     <w:p>
@@ -14090,7 +16856,7 @@
                     </pic:cNvPicPr>
                   </pic:nvPicPr>
                   <pic:blipFill>
-                    <a:blip r:embed="rId72">
+                    <a:blip r:embed="rId68">
                       <a:extLst>
                         <a:ext uri="{28A0092B-C50C-407E-A947-70E740481C1C}">
                           <a14:useLocalDpi xmlns:a14="http://schemas.microsoft.com/office/drawing/2010/main" val="0"/>
@@ -14157,6 +16923,7 @@
         </w:rPr>
         <w:t>位移比、偏移</w:t>
       </w:r>
+      <w:proofErr w:type="spellStart"/>
       <w:r>
         <w:rPr>
           <w:rFonts w:ascii="Tahoma" w:eastAsia="微软雅黑" w:hAnsi="Tahoma" w:hint="eastAsia"/>
@@ -14165,6 +16932,7 @@
         </w:rPr>
         <w:t>xy</w:t>
       </w:r>
+      <w:proofErr w:type="spellEnd"/>
       <w:r>
         <w:rPr>
           <w:rFonts w:ascii="Tahoma" w:eastAsia="微软雅黑" w:hAnsi="Tahoma"/>
@@ -14317,7 +17085,7 @@
                     </pic:cNvPicPr>
                   </pic:nvPicPr>
                   <pic:blipFill>
-                    <a:blip r:embed="rId73">
+                    <a:blip r:embed="rId69">
                       <a:extLst>
                         <a:ext uri="{28A0092B-C50C-407E-A947-70E740481C1C}">
                           <a14:useLocalDpi xmlns:a14="http://schemas.microsoft.com/office/drawing/2010/main" val="0"/>
@@ -14416,7 +17184,7 @@
                     </pic:cNvPicPr>
                   </pic:nvPicPr>
                   <pic:blipFill>
-                    <a:blip r:embed="rId74">
+                    <a:blip r:embed="rId70">
                       <a:extLst>
                         <a:ext uri="{28A0092B-C50C-407E-A947-70E740481C1C}">
                           <a14:useLocalDpi xmlns:a14="http://schemas.microsoft.com/office/drawing/2010/main" val="0"/>
@@ -14720,7 +17488,7 @@
                     </pic:cNvPicPr>
                   </pic:nvPicPr>
                   <pic:blipFill>
-                    <a:blip r:embed="rId75">
+                    <a:blip r:embed="rId71">
                       <a:extLst>
                         <a:ext uri="{28A0092B-C50C-407E-A947-70E740481C1C}">
                           <a14:useLocalDpi xmlns:a14="http://schemas.microsoft.com/office/drawing/2010/main" val="0"/>
@@ -15097,7 +17865,7 @@
                     </pic:cNvPicPr>
                   </pic:nvPicPr>
                   <pic:blipFill>
-                    <a:blip r:embed="rId76">
+                    <a:blip r:embed="rId72">
                       <a:extLst>
                         <a:ext uri="{28A0092B-C50C-407E-A947-70E740481C1C}">
                           <a14:useLocalDpi xmlns:a14="http://schemas.microsoft.com/office/drawing/2010/main" val="0"/>
@@ -15282,7 +18050,7 @@
                     </pic:cNvPicPr>
                   </pic:nvPicPr>
                   <pic:blipFill>
-                    <a:blip r:embed="rId77">
+                    <a:blip r:embed="rId73">
                       <a:extLst>
                         <a:ext uri="{28A0092B-C50C-407E-A947-70E740481C1C}">
                           <a14:useLocalDpi xmlns:a14="http://schemas.microsoft.com/office/drawing/2010/main" val="0"/>
@@ -15715,7 +18483,25 @@
           <w:kern w:val="0"/>
           <w:sz w:val="22"/>
         </w:rPr>
-        <w:t>于是作者我打算开坑设计一个倾斜的地图背景。</w:t>
+        <w:t>于是作者我打算</w:t>
+      </w:r>
+      <w:proofErr w:type="gramStart"/>
+      <w:r>
+        <w:rPr>
+          <w:rFonts w:ascii="Tahoma" w:eastAsia="微软雅黑" w:hAnsi="Tahoma" w:hint="eastAsia"/>
+          <w:kern w:val="0"/>
+          <w:sz w:val="22"/>
+        </w:rPr>
+        <w:t>开坑设计</w:t>
+      </w:r>
+      <w:proofErr w:type="gramEnd"/>
+      <w:r>
+        <w:rPr>
+          <w:rFonts w:ascii="Tahoma" w:eastAsia="微软雅黑" w:hAnsi="Tahoma" w:hint="eastAsia"/>
+          <w:kern w:val="0"/>
+          <w:sz w:val="22"/>
+        </w:rPr>
+        <w:t>一个倾斜的地图背景。</w:t>
       </w:r>
     </w:p>
     <w:p>
@@ -15750,7 +18536,7 @@
                     </pic:cNvPicPr>
                   </pic:nvPicPr>
                   <pic:blipFill>
-                    <a:blip r:embed="rId78">
+                    <a:blip r:embed="rId74">
                       <a:extLst>
                         <a:ext uri="{28A0092B-C50C-407E-A947-70E740481C1C}">
                           <a14:useLocalDpi xmlns:a14="http://schemas.microsoft.com/office/drawing/2010/main" val="0"/>
@@ -16031,6 +18817,7 @@
         </w:rPr>
         <w:t>◆</w:t>
       </w:r>
+      <w:proofErr w:type="spellStart"/>
       <w:r>
         <w:rPr>
           <w:rFonts w:ascii="Tahoma" w:eastAsia="微软雅黑" w:hAnsi="Tahoma"/>
@@ -16039,6 +18826,7 @@
         </w:rPr>
         <w:t>Drill_LayerGround</w:t>
       </w:r>
+      <w:proofErr w:type="spellEnd"/>
       <w:r>
         <w:rPr>
           <w:rFonts w:ascii="Tahoma" w:eastAsia="微软雅黑" w:hAnsi="Tahoma"/>
@@ -16131,6 +18919,7 @@
         </w:rPr>
         <w:t>背景插件中有</w:t>
       </w:r>
+      <w:proofErr w:type="gramStart"/>
       <w:r>
         <w:rPr>
           <w:rFonts w:ascii="Tahoma" w:eastAsia="微软雅黑" w:hAnsi="Tahoma"/>
@@ -16139,6 +18928,7 @@
         </w:rPr>
         <w:t>”</w:t>
       </w:r>
+      <w:proofErr w:type="gramEnd"/>
       <w:r>
         <w:rPr>
           <w:rFonts w:ascii="Tahoma" w:eastAsia="微软雅黑" w:hAnsi="Tahoma" w:hint="eastAsia"/>
@@ -16147,6 +18937,7 @@
         </w:rPr>
         <w:t>平铺的旋转角度</w:t>
       </w:r>
+      <w:proofErr w:type="gramStart"/>
       <w:r>
         <w:rPr>
           <w:rFonts w:ascii="Tahoma" w:eastAsia="微软雅黑" w:hAnsi="Tahoma"/>
@@ -16155,6 +18946,7 @@
         </w:rPr>
         <w:t>”</w:t>
       </w:r>
+      <w:proofErr w:type="gramEnd"/>
       <w:r>
         <w:rPr>
           <w:rFonts w:ascii="Tahoma" w:eastAsia="微软雅黑" w:hAnsi="Tahoma" w:hint="eastAsia"/>
@@ -16196,7 +18988,7 @@
                     </pic:cNvPicPr>
                   </pic:nvPicPr>
                   <pic:blipFill>
-                    <a:blip r:embed="rId79">
+                    <a:blip r:embed="rId75">
                       <a:extLst>
                         <a:ext uri="{28A0092B-C50C-407E-A947-70E740481C1C}">
                           <a14:useLocalDpi xmlns:a14="http://schemas.microsoft.com/office/drawing/2010/main" val="0"/>
@@ -16282,7 +19074,7 @@
                     </pic:cNvPicPr>
                   </pic:nvPicPr>
                   <pic:blipFill>
-                    <a:blip r:embed="rId51">
+                    <a:blip r:embed="rId47">
                       <a:extLst>
                         <a:ext uri="{28A0092B-C50C-407E-A947-70E740481C1C}">
                           <a14:useLocalDpi xmlns:a14="http://schemas.microsoft.com/office/drawing/2010/main" val="0"/>
@@ -16404,7 +19196,7 @@
                     </pic:cNvPicPr>
                   </pic:nvPicPr>
                   <pic:blipFill>
-                    <a:blip r:embed="rId80">
+                    <a:blip r:embed="rId76">
                       <a:extLst>
                         <a:ext uri="{28A0092B-C50C-407E-A947-70E740481C1C}">
                           <a14:useLocalDpi xmlns:a14="http://schemas.microsoft.com/office/drawing/2010/main" val="0"/>
@@ -16489,7 +19281,7 @@
                     </pic:cNvPicPr>
                   </pic:nvPicPr>
                   <pic:blipFill>
-                    <a:blip r:embed="rId81">
+                    <a:blip r:embed="rId77">
                       <a:extLst>
                         <a:ext uri="{28A0092B-C50C-407E-A947-70E740481C1C}">
                           <a14:useLocalDpi xmlns:a14="http://schemas.microsoft.com/office/drawing/2010/main" val="0"/>
@@ -16532,13 +19324,23 @@
           <w:sz w:val="22"/>
         </w:rPr>
       </w:pPr>
-      <w:r>
-        <w:rPr>
-          <w:rFonts w:ascii="Tahoma" w:eastAsia="微软雅黑" w:hAnsi="Tahoma" w:hint="eastAsia"/>
-          <w:kern w:val="0"/>
-          <w:sz w:val="22"/>
-        </w:rPr>
-        <w:t>最后描边即可。</w:t>
+      <w:proofErr w:type="gramStart"/>
+      <w:r>
+        <w:rPr>
+          <w:rFonts w:ascii="Tahoma" w:eastAsia="微软雅黑" w:hAnsi="Tahoma" w:hint="eastAsia"/>
+          <w:kern w:val="0"/>
+          <w:sz w:val="22"/>
+        </w:rPr>
+        <w:t>最后描边即</w:t>
+      </w:r>
+      <w:proofErr w:type="gramEnd"/>
+      <w:r>
+        <w:rPr>
+          <w:rFonts w:ascii="Tahoma" w:eastAsia="微软雅黑" w:hAnsi="Tahoma" w:hint="eastAsia"/>
+          <w:kern w:val="0"/>
+          <w:sz w:val="22"/>
+        </w:rPr>
+        <w:t>可。</w:t>
       </w:r>
     </w:p>
     <w:p>
@@ -16574,7 +19376,7 @@
                     </pic:cNvPicPr>
                   </pic:nvPicPr>
                   <pic:blipFill>
-                    <a:blip r:embed="rId82">
+                    <a:blip r:embed="rId78">
                       <a:extLst>
                         <a:ext uri="{28A0092B-C50C-407E-A947-70E740481C1C}">
                           <a14:useLocalDpi xmlns:a14="http://schemas.microsoft.com/office/drawing/2010/main" val="0"/>
@@ -16654,6 +19456,7 @@
         </w:rPr>
         <w:t>将画好的图片放在</w:t>
       </w:r>
+      <w:proofErr w:type="spellStart"/>
       <w:r>
         <w:rPr>
           <w:rFonts w:ascii="Tahoma" w:eastAsia="微软雅黑" w:hAnsi="Tahoma" w:hint="eastAsia"/>
@@ -16670,6 +19473,7 @@
         </w:rPr>
         <w:t>_layer</w:t>
       </w:r>
+      <w:proofErr w:type="spellEnd"/>
       <w:r>
         <w:rPr>
           <w:rFonts w:ascii="Tahoma" w:eastAsia="微软雅黑" w:hAnsi="Tahoma" w:hint="eastAsia"/>
@@ -16712,7 +19516,7 @@
                     </pic:cNvPicPr>
                   </pic:nvPicPr>
                   <pic:blipFill>
-                    <a:blip r:embed="rId83">
+                    <a:blip r:embed="rId79">
                       <a:extLst>
                         <a:ext uri="{28A0092B-C50C-407E-A947-70E740481C1C}">
                           <a14:useLocalDpi xmlns:a14="http://schemas.microsoft.com/office/drawing/2010/main" val="0"/>
@@ -16797,7 +19601,7 @@
                     </pic:cNvPicPr>
                   </pic:nvPicPr>
                   <pic:blipFill>
-                    <a:blip r:embed="rId84">
+                    <a:blip r:embed="rId80">
                       <a:extLst>
                         <a:ext uri="{28A0092B-C50C-407E-A947-70E740481C1C}">
                           <a14:useLocalDpi xmlns:a14="http://schemas.microsoft.com/office/drawing/2010/main" val="0"/>
@@ -17019,7 +19823,7 @@
                     </pic:cNvPicPr>
                   </pic:nvPicPr>
                   <pic:blipFill>
-                    <a:blip r:embed="rId85">
+                    <a:blip r:embed="rId81">
                       <a:extLst>
                         <a:ext uri="{28A0092B-C50C-407E-A947-70E740481C1C}">
                           <a14:useLocalDpi xmlns:a14="http://schemas.microsoft.com/office/drawing/2010/main" val="0"/>
@@ -17121,7 +19925,7 @@
                     </pic:cNvPicPr>
                   </pic:nvPicPr>
                   <pic:blipFill>
-                    <a:blip r:embed="rId86">
+                    <a:blip r:embed="rId82">
                       <a:extLst>
                         <a:ext uri="{28A0092B-C50C-407E-A947-70E740481C1C}">
                           <a14:useLocalDpi xmlns:a14="http://schemas.microsoft.com/office/drawing/2010/main" val="0"/>
@@ -17293,7 +20097,7 @@
         <w:widowControl/>
         <w:jc w:val="left"/>
         <w:rPr>
-          <w:rFonts w:ascii="Tahoma" w:eastAsia="微软雅黑" w:hAnsi="Tahoma" w:hint="eastAsia"/>
+          <w:rFonts w:ascii="Tahoma" w:eastAsia="微软雅黑" w:hAnsi="Tahoma"/>
           <w:kern w:val="0"/>
           <w:sz w:val="22"/>
         </w:rPr>
@@ -17391,8 +20195,18 @@
           <w:kern w:val="0"/>
           <w:sz w:val="22"/>
         </w:rPr>
-        <w:t>层级与堆叠级插件</w:t>
-      </w:r>
+        <w:t>层级与</w:t>
+      </w:r>
+      <w:proofErr w:type="gramStart"/>
+      <w:r>
+        <w:rPr>
+          <w:rFonts w:ascii="Tahoma" w:eastAsia="微软雅黑" w:hAnsi="Tahoma" w:hint="eastAsia"/>
+          <w:kern w:val="0"/>
+          <w:sz w:val="22"/>
+        </w:rPr>
+        <w:t>堆叠级插件</w:t>
+      </w:r>
+      <w:proofErr w:type="gramEnd"/>
       <w:r>
         <w:rPr>
           <w:rFonts w:ascii="Tahoma" w:eastAsia="微软雅黑" w:hAnsi="Tahoma" w:hint="eastAsia"/>
@@ -17451,7 +20265,7 @@
                     </pic:cNvPicPr>
                   </pic:nvPicPr>
                   <pic:blipFill>
-                    <a:blip r:embed="rId87">
+                    <a:blip r:embed="rId83">
                       <a:extLst>
                         <a:ext uri="{28A0092B-C50C-407E-A947-70E740481C1C}">
                           <a14:useLocalDpi xmlns:a14="http://schemas.microsoft.com/office/drawing/2010/main" val="0"/>
@@ -17729,8 +20543,8 @@
           <w:rFonts w:hint="eastAsia"/>
         </w:rPr>
       </w:pPr>
-      <w:bookmarkStart w:id="11" w:name="_设计一场战斗的场景效果"/>
-      <w:bookmarkEnd w:id="11"/>
+      <w:bookmarkStart w:id="20" w:name="_设计一场战斗的场景效果"/>
+      <w:bookmarkEnd w:id="20"/>
       <w:r>
         <w:rPr>
           <w:rFonts w:hint="eastAsia"/>
@@ -17905,7 +20719,7 @@
                           </pic:cNvPicPr>
                         </pic:nvPicPr>
                         <pic:blipFill>
-                          <a:blip r:embed="rId88">
+                          <a:blip r:embed="rId84">
                             <a:extLst>
                               <a:ext uri="{28A0092B-C50C-407E-A947-70E740481C1C}">
                                 <a14:useLocalDpi xmlns:a14="http://schemas.microsoft.com/office/drawing/2010/main" val="0"/>
@@ -18250,7 +21064,7 @@
                           </pic:cNvPicPr>
                         </pic:nvPicPr>
                         <pic:blipFill>
-                          <a:blip r:embed="rId89">
+                          <a:blip r:embed="rId85">
                             <a:extLst>
                               <a:ext uri="{28A0092B-C50C-407E-A947-70E740481C1C}">
                                 <a14:useLocalDpi xmlns:a14="http://schemas.microsoft.com/office/drawing/2010/main" val="0"/>
@@ -18363,7 +21177,27 @@
                 <w:kern w:val="0"/>
                 <w:sz w:val="22"/>
               </w:rPr>
-              <w:t>注意，这是一把双刃剑，如果开了存储功能，就会面临旧存档不能识别新加的地图背景问题；如果关了存储功能，则插件指令的</w:t>
+              <w:t>注意，这是一把双</w:t>
+            </w:r>
+            <w:proofErr w:type="gramStart"/>
+            <w:r>
+              <w:rPr>
+                <w:rFonts w:ascii="Tahoma" w:eastAsia="微软雅黑" w:hAnsi="Tahoma" w:hint="eastAsia"/>
+                <w:color w:val="0070C0"/>
+                <w:kern w:val="0"/>
+                <w:sz w:val="22"/>
+              </w:rPr>
+              <w:t>刃</w:t>
+            </w:r>
+            <w:proofErr w:type="gramEnd"/>
+            <w:r>
+              <w:rPr>
+                <w:rFonts w:ascii="Tahoma" w:eastAsia="微软雅黑" w:hAnsi="Tahoma" w:hint="eastAsia"/>
+                <w:color w:val="0070C0"/>
+                <w:kern w:val="0"/>
+                <w:sz w:val="22"/>
+              </w:rPr>
+              <w:t>剑，如果开了存储功能，就会面临旧存档不能识别新加的地图背景问题；如果关了存储功能，则插件指令的</w:t>
             </w:r>
             <w:r>
               <w:rPr>
@@ -18403,7 +21237,25 @@
                 <w:kern w:val="0"/>
                 <w:sz w:val="22"/>
               </w:rPr>
-              <w:t>看你的具体需求，一类群友对旧存档依赖比较多，另一类群友对变化存储依赖较多。</w:t>
+              <w:t>看你的具体需求，</w:t>
+            </w:r>
+            <w:proofErr w:type="gramStart"/>
+            <w:r>
+              <w:rPr>
+                <w:rFonts w:ascii="Tahoma" w:eastAsia="微软雅黑" w:hAnsi="Tahoma" w:hint="eastAsia"/>
+                <w:kern w:val="0"/>
+                <w:sz w:val="22"/>
+              </w:rPr>
+              <w:t>一</w:t>
+            </w:r>
+            <w:proofErr w:type="gramEnd"/>
+            <w:r>
+              <w:rPr>
+                <w:rFonts w:ascii="Tahoma" w:eastAsia="微软雅黑" w:hAnsi="Tahoma" w:hint="eastAsia"/>
+                <w:kern w:val="0"/>
+                <w:sz w:val="22"/>
+              </w:rPr>
+              <w:t>类群友对旧存档依赖比较多，另一类群友对变化存储依赖较多。</w:t>
             </w:r>
           </w:p>
         </w:tc>
@@ -18421,7 +21273,7 @@
       </w:pPr>
     </w:p>
     <w:sectPr>
-      <w:headerReference w:type="default" r:id="rId90"/>
+      <w:headerReference w:type="default" r:id="rId86"/>
       <w:pgSz w:w="11906" w:h="16838"/>
       <w:pgMar w:top="1440" w:right="1800" w:bottom="1440" w:left="1800" w:header="851" w:footer="992" w:gutter="0"/>
       <w:cols w:space="425"/>
@@ -18588,6 +21440,7 @@
       </w:rPr>
       <w:t xml:space="preserve">   </w:t>
     </w:r>
+    <w:proofErr w:type="spellStart"/>
     <w:r>
       <w:rPr>
         <w:rFonts w:ascii="微软雅黑" w:eastAsia="微软雅黑" w:hAnsi="微软雅黑"/>
@@ -18595,6 +21448,7 @@
       </w:rPr>
       <w:t>drill_up</w:t>
     </w:r>
+    <w:proofErr w:type="spellEnd"/>
   </w:p>
   <w:p>
     <w:pPr>
